--- a/docs/superpowers/plans/2026-08-12-gray-update.docx
+++ b/docs/superpowers/plans/2026-08-12-gray-update.docx
@@ -857,8 +857,241 @@
           </w:p>
         </w:tc>
       </w:tr>
+      <w:tr>
+        <w:tc>
+          <w:tcPr>
+            <w:tcW w:type="dxa" w:w="2880"/>
+          </w:tcPr>
+          <w:p>
+            <w:r/>
+            <w:r>
+              <w:rPr>
+                <w:rFonts w:ascii="Consolas" w:hAnsi="Consolas" w:eastAsia="Consolas"/>
+                <w:b w:val="0"/>
+                <w:sz w:val="19"/>
+              </w:rPr>
+              <w:t>D:\FakeServer\AppUpdate\</w:t>
+            </w:r>
+          </w:p>
+        </w:tc>
+        <w:tc>
+          <w:tcPr>
+            <w:tcW w:type="dxa" w:w="2880"/>
+          </w:tcPr>
+          <w:p>
+            <w:r/>
+            <w:r>
+              <w:rPr>
+                <w:rFonts w:ascii="宋体" w:hAnsi="宋体" w:eastAsia="宋体"/>
+                <w:b w:val="0"/>
+                <w:sz w:val="20"/>
+              </w:rPr>
+              <w:t>模拟目录（不入库）</w:t>
+            </w:r>
+          </w:p>
+        </w:tc>
+        <w:tc>
+          <w:tcPr>
+            <w:tcW w:type="dxa" w:w="2880"/>
+          </w:tcPr>
+          <w:p>
+            <w:r/>
+            <w:r>
+              <w:rPr>
+                <w:rFonts w:ascii="宋体" w:hAnsi="宋体" w:eastAsia="宋体"/>
+                <w:b w:val="0"/>
+                <w:sz w:val="20"/>
+              </w:rPr>
+              <w:t>本地模拟更新服务器（Task 0，离线替代 SMB）</w:t>
+            </w:r>
+          </w:p>
+        </w:tc>
+      </w:tr>
+      <w:tr>
+        <w:tc>
+          <w:tcPr>
+            <w:tcW w:type="dxa" w:w="2880"/>
+          </w:tcPr>
+          <w:p>
+            <w:r/>
+            <w:r>
+              <w:rPr>
+                <w:rFonts w:ascii="Consolas" w:hAnsi="Consolas" w:eastAsia="Consolas"/>
+                <w:b w:val="0"/>
+                <w:sz w:val="19"/>
+              </w:rPr>
+              <w:t>D:\AppTest\</w:t>
+            </w:r>
+            <w:r>
+              <w:rPr>
+                <w:rFonts w:ascii="宋体" w:hAnsi="宋体" w:eastAsia="宋体"/>
+                <w:b w:val="0"/>
+                <w:sz w:val="20"/>
+              </w:rPr>
+              <w:t>（及 -B、-C）</w:t>
+            </w:r>
+          </w:p>
+        </w:tc>
+        <w:tc>
+          <w:tcPr>
+            <w:tcW w:type="dxa" w:w="2880"/>
+          </w:tcPr>
+          <w:p>
+            <w:r/>
+            <w:r>
+              <w:rPr>
+                <w:rFonts w:ascii="宋体" w:hAnsi="宋体" w:eastAsia="宋体"/>
+                <w:b w:val="0"/>
+                <w:sz w:val="20"/>
+              </w:rPr>
+              <w:t>模拟目录（不入库）</w:t>
+            </w:r>
+          </w:p>
+        </w:tc>
+        <w:tc>
+          <w:tcPr>
+            <w:tcW w:type="dxa" w:w="2880"/>
+          </w:tcPr>
+          <w:p>
+            <w:r/>
+            <w:r>
+              <w:rPr>
+                <w:rFonts w:ascii="宋体" w:hAnsi="宋体" w:eastAsia="宋体"/>
+                <w:b w:val="0"/>
+                <w:sz w:val="20"/>
+              </w:rPr>
+              <w:t>模拟客户机安装目录（Task 0，三机演练用）</w:t>
+            </w:r>
+          </w:p>
+        </w:tc>
+      </w:tr>
     </w:tbl>
     <w:p/>
+    <w:p>
+      <w:pPr>
+        <w:ind w:left="240"/>
+      </w:pPr>
+      <w:r>
+        <w:rPr>
+          <w:rFonts w:ascii="宋体" w:hAnsi="宋体" w:eastAsia="宋体"/>
+          <w:b/>
+          <w:i/>
+          <w:color w:val="595959"/>
+          <w:sz w:val="20"/>
+        </w:rPr>
+        <w:t>无内网测试约束（已确认）：</w:t>
+      </w:r>
+      <w:r>
+        <w:rPr>
+          <w:rFonts w:ascii="宋体" w:hAnsi="宋体" w:eastAsia="宋体"/>
+          <w:b w:val="0"/>
+          <w:i/>
+          <w:color w:val="595959"/>
+          <w:sz w:val="20"/>
+        </w:rPr>
+        <w:t xml:space="preserve"> 开发期无云端内网（SMB 服务器、SFTP/S3 均不可达）。经代码确认 Launcher 更新链路全部是纯文件 IO（</w:t>
+      </w:r>
+      <w:r>
+        <w:rPr>
+          <w:rFonts w:ascii="Consolas" w:hAnsi="Consolas" w:eastAsia="Consolas"/>
+          <w:b w:val="0"/>
+          <w:i/>
+          <w:color w:val="595959"/>
+          <w:sz w:val="19"/>
+        </w:rPr>
+        <w:t>File.Exists</w:t>
+      </w:r>
+      <w:r>
+        <w:rPr>
+          <w:rFonts w:ascii="宋体" w:hAnsi="宋体" w:eastAsia="宋体"/>
+          <w:b w:val="0"/>
+          <w:i/>
+          <w:color w:val="595959"/>
+          <w:sz w:val="20"/>
+        </w:rPr>
+        <w:t xml:space="preserve"> + </w:t>
+      </w:r>
+      <w:r>
+        <w:rPr>
+          <w:rFonts w:ascii="Consolas" w:hAnsi="Consolas" w:eastAsia="Consolas"/>
+          <w:b w:val="0"/>
+          <w:i/>
+          <w:color w:val="595959"/>
+          <w:sz w:val="19"/>
+        </w:rPr>
+        <w:t>CopyDirectory</w:t>
+      </w:r>
+      <w:r>
+        <w:rPr>
+          <w:rFonts w:ascii="宋体" w:hAnsi="宋体" w:eastAsia="宋体"/>
+          <w:b w:val="0"/>
+          <w:i/>
+          <w:color w:val="595959"/>
+          <w:sz w:val="20"/>
+        </w:rPr>
+        <w:t>，见 MainWindow.xaml.cs L151/L262/L291），</w:t>
+      </w:r>
+      <w:r>
+        <w:rPr>
+          <w:rFonts w:ascii="Consolas" w:hAnsi="Consolas" w:eastAsia="Consolas"/>
+          <w:b w:val="0"/>
+          <w:i/>
+          <w:color w:val="595959"/>
+          <w:sz w:val="19"/>
+        </w:rPr>
+        <w:t>UpdateServerPath</w:t>
+      </w:r>
+      <w:r>
+        <w:rPr>
+          <w:rFonts w:ascii="宋体" w:hAnsi="宋体" w:eastAsia="宋体"/>
+          <w:b w:val="0"/>
+          <w:i/>
+          <w:color w:val="595959"/>
+          <w:sz w:val="20"/>
+        </w:rPr>
+        <w:t xml:space="preserve"> 填本地路径与 UNC 路径走同一条代码路径 → </w:t>
+      </w:r>
+      <w:r>
+        <w:rPr>
+          <w:rFonts w:ascii="宋体" w:hAnsi="宋体" w:eastAsia="宋体"/>
+          <w:b/>
+          <w:i/>
+          <w:color w:val="595959"/>
+          <w:sz w:val="20"/>
+        </w:rPr>
+        <w:t>用本地目录模拟服务器即可完整演练灰度流程</w:t>
+      </w:r>
+      <w:r>
+        <w:rPr>
+          <w:rFonts w:ascii="宋体" w:hAnsi="宋体" w:eastAsia="宋体"/>
+          <w:b w:val="0"/>
+          <w:i/>
+          <w:color w:val="595959"/>
+          <w:sz w:val="20"/>
+        </w:rPr>
+        <w:t>（Task 0）。心跳真实传输联调</w:t>
+      </w:r>
+      <w:r>
+        <w:rPr>
+          <w:rFonts w:ascii="宋体" w:hAnsi="宋体" w:eastAsia="宋体"/>
+          <w:b/>
+          <w:i/>
+          <w:color w:val="595959"/>
+          <w:sz w:val="20"/>
+        </w:rPr>
+        <w:t>推迟到上内网后</w:t>
+      </w:r>
+      <w:r>
+        <w:rPr>
+          <w:rFonts w:ascii="宋体" w:hAnsi="宋体" w:eastAsia="宋体"/>
+          <w:b w:val="0"/>
+          <w:i/>
+          <w:color w:val="595959"/>
+          <w:sz w:val="20"/>
+        </w:rPr>
+        <w:t>，开发期只验证逻辑（Task 4 Step 5）。</w:t>
+      </w:r>
+    </w:p>
     <w:p>
       <w:pPr>
         <w:pStyle w:val="Heading2"/>
@@ -869,7 +1102,172 @@
           <w:b/>
           <w:sz w:val="30"/>
         </w:rPr>
-        <w:t>Task 1: 灰度判定纯逻辑 + 机器ID（TDD）</w:t>
+        <w:t>Task 0: 离线测试环境搭建（无内网替代方案）</w:t>
+      </w:r>
+    </w:p>
+    <w:p>
+      <w:pPr>
+        <w:ind w:left="240"/>
+      </w:pPr>
+      <w:r>
+        <w:rPr>
+          <w:rFonts w:ascii="宋体" w:hAnsi="宋体" w:eastAsia="宋体"/>
+          <w:b w:val="0"/>
+          <w:i/>
+          <w:color w:val="595959"/>
+          <w:sz w:val="20"/>
+        </w:rPr>
+        <w:t>本任务只需一次，后续所有任务（Task 2 集成验证、Task 6 端到端演练）都使用这里的环境。</w:t>
+      </w:r>
+    </w:p>
+    <w:p>
+      <w:pPr>
+        <w:ind w:left="240"/>
+      </w:pPr>
+      <w:r>
+        <w:rPr>
+          <w:rFonts w:ascii="宋体" w:hAnsi="宋体" w:eastAsia="宋体"/>
+          <w:b w:val="0"/>
+          <w:i/>
+          <w:color w:val="595959"/>
+          <w:sz w:val="20"/>
+        </w:rPr>
+        <w:t>原理：Launcher 的更新链路全部是纯文件 IO（</w:t>
+      </w:r>
+      <w:r>
+        <w:rPr>
+          <w:rFonts w:ascii="Consolas" w:hAnsi="Consolas" w:eastAsia="Consolas"/>
+          <w:b w:val="0"/>
+          <w:i/>
+          <w:color w:val="595959"/>
+          <w:sz w:val="19"/>
+        </w:rPr>
+        <w:t>File.Exists</w:t>
+      </w:r>
+      <w:r>
+        <w:rPr>
+          <w:rFonts w:ascii="宋体" w:hAnsi="宋体" w:eastAsia="宋体"/>
+          <w:b w:val="0"/>
+          <w:i/>
+          <w:color w:val="595959"/>
+          <w:sz w:val="20"/>
+        </w:rPr>
+        <w:t xml:space="preserve"> 检查 version.json / 完整性、</w:t>
+      </w:r>
+      <w:r>
+        <w:rPr>
+          <w:rFonts w:ascii="Consolas" w:hAnsi="Consolas" w:eastAsia="Consolas"/>
+          <w:b w:val="0"/>
+          <w:i/>
+          <w:color w:val="595959"/>
+          <w:sz w:val="19"/>
+        </w:rPr>
+        <w:t>CopyDirectory</w:t>
+      </w:r>
+      <w:r>
+        <w:rPr>
+          <w:rFonts w:ascii="宋体" w:hAnsi="宋体" w:eastAsia="宋体"/>
+          <w:b w:val="0"/>
+          <w:i/>
+          <w:color w:val="595959"/>
+          <w:sz w:val="20"/>
+        </w:rPr>
+        <w:t xml:space="preserve"> 下载、</w:t>
+      </w:r>
+      <w:r>
+        <w:rPr>
+          <w:rFonts w:ascii="Consolas" w:hAnsi="Consolas" w:eastAsia="Consolas"/>
+          <w:b w:val="0"/>
+          <w:i/>
+          <w:color w:val="595959"/>
+          <w:sz w:val="19"/>
+        </w:rPr>
+        <w:t>Path.Combine</w:t>
+      </w:r>
+      <w:r>
+        <w:rPr>
+          <w:rFonts w:ascii="宋体" w:hAnsi="宋体" w:eastAsia="宋体"/>
+          <w:b w:val="0"/>
+          <w:i/>
+          <w:color w:val="595959"/>
+          <w:sz w:val="20"/>
+        </w:rPr>
+        <w:t xml:space="preserve"> 拼路径），代码里没有任何 UNC/SMB 专用 API。把 </w:t>
+      </w:r>
+      <w:r>
+        <w:rPr>
+          <w:rFonts w:ascii="Consolas" w:hAnsi="Consolas" w:eastAsia="Consolas"/>
+          <w:b w:val="0"/>
+          <w:i/>
+          <w:color w:val="595959"/>
+          <w:sz w:val="19"/>
+        </w:rPr>
+        <w:t>UpdateServerPath</w:t>
+      </w:r>
+      <w:r>
+        <w:rPr>
+          <w:rFonts w:ascii="宋体" w:hAnsi="宋体" w:eastAsia="宋体"/>
+          <w:b w:val="0"/>
+          <w:i/>
+          <w:color w:val="595959"/>
+          <w:sz w:val="20"/>
+        </w:rPr>
+        <w:t xml:space="preserve"> 指向本地目录 </w:t>
+      </w:r>
+      <w:r>
+        <w:rPr>
+          <w:rFonts w:ascii="Consolas" w:hAnsi="Consolas" w:eastAsia="Consolas"/>
+          <w:b w:val="0"/>
+          <w:i/>
+          <w:color w:val="595959"/>
+          <w:sz w:val="19"/>
+        </w:rPr>
+        <w:t>D:\FakeServer\AppUpdate</w:t>
+      </w:r>
+      <w:r>
+        <w:rPr>
+          <w:rFonts w:ascii="宋体" w:hAnsi="宋体" w:eastAsia="宋体"/>
+          <w:b w:val="0"/>
+          <w:i/>
+          <w:color w:val="595959"/>
+          <w:sz w:val="20"/>
+        </w:rPr>
+        <w:t xml:space="preserve">，与真实 </w:t>
+      </w:r>
+      <w:r>
+        <w:rPr>
+          <w:rFonts w:ascii="Consolas" w:hAnsi="Consolas" w:eastAsia="Consolas"/>
+          <w:b w:val="0"/>
+          <w:i/>
+          <w:color w:val="595959"/>
+          <w:sz w:val="19"/>
+        </w:rPr>
+        <w:t>\\server\share</w:t>
+      </w:r>
+      <w:r>
+        <w:rPr>
+          <w:rFonts w:ascii="宋体" w:hAnsi="宋体" w:eastAsia="宋体"/>
+          <w:b w:val="0"/>
+          <w:i/>
+          <w:color w:val="595959"/>
+          <w:sz w:val="20"/>
+        </w:rPr>
+        <w:t xml:space="preserve"> 走完全相同的代码路径 —— 模拟服务器上改 version.json 即时生效，灰度推进/回滚演练反而比真实 SMB 更顺。</w:t>
+      </w:r>
+    </w:p>
+    <w:p>
+      <w:pPr>
+        <w:ind w:left="240"/>
+      </w:pPr>
+      <w:r>
+        <w:rPr>
+          <w:rFonts w:ascii="宋体" w:hAnsi="宋体" w:eastAsia="宋体"/>
+          <w:b w:val="0"/>
+          <w:i/>
+          <w:color w:val="595959"/>
+          <w:sz w:val="20"/>
+        </w:rPr>
+        <w:t>跳过项（用户已确认）：本机不部署 OpenSSH/MinIO，心跳真实传输联调推迟到上内网后（Task 4 Step 5 只验逻辑）。</w:t>
       </w:r>
     </w:p>
     <w:p>
@@ -912,7 +1310,15 @@
           <w:b w:val="0"/>
           <w:sz w:val="21"/>
         </w:rPr>
-        <w:t>Launcher/GrayPolicy.cs</w:t>
+        <w:t>D:\FakeServer\AppUpdate\version.json</w:t>
+      </w:r>
+      <w:r>
+        <w:rPr>
+          <w:rFonts w:ascii="宋体" w:hAnsi="宋体" w:eastAsia="宋体"/>
+          <w:b w:val="0"/>
+          <w:sz w:val="22"/>
+        </w:rPr>
+        <w:t>（模拟服务器，不入库）</w:t>
       </w:r>
     </w:p>
     <w:p>
@@ -942,7 +1348,15 @@
           <w:b w:val="0"/>
           <w:sz w:val="21"/>
         </w:rPr>
-        <w:t>Launcher/MachineIdStore.cs</w:t>
+        <w:t>D:\FakeServer\AppUpdate\versions\1.0.5\</w:t>
+      </w:r>
+      <w:r>
+        <w:rPr>
+          <w:rFonts w:ascii="宋体" w:hAnsi="宋体" w:eastAsia="宋体"/>
+          <w:b w:val="0"/>
+          <w:sz w:val="22"/>
+        </w:rPr>
+        <w:t>（模拟云端稳定版目录）</w:t>
       </w:r>
     </w:p>
     <w:p>
@@ -964,7 +1378,7 @@
           <w:b w:val="0"/>
           <w:sz w:val="22"/>
         </w:rPr>
-        <w:t xml:space="preserve">Modify: </w:t>
+        <w:t xml:space="preserve">Create: </w:t>
       </w:r>
       <w:r>
         <w:rPr>
@@ -972,7 +1386,7 @@
           <w:b w:val="0"/>
           <w:sz w:val="21"/>
         </w:rPr>
-        <w:t>Launcher/Launcher.csproj</w:t>
+        <w:t>D:\AppTest\</w:t>
       </w:r>
       <w:r>
         <w:rPr>
@@ -980,37 +1394,7 @@
           <w:b w:val="0"/>
           <w:sz w:val="22"/>
         </w:rPr>
-        <w:t>（ItemGroup 中增加两个 Compile）</w:t>
-      </w:r>
-    </w:p>
-    <w:p>
-      <w:pPr>
-        <w:spacing w:after="40"/>
-        <w:ind w:left="240"/>
-      </w:pPr>
-      <w:r>
-        <w:rPr>
-          <w:rFonts w:ascii="宋体" w:hAnsi="宋体" w:eastAsia="宋体"/>
-          <w:b w:val="0"/>
-          <w:sz w:val="22"/>
-        </w:rPr>
-        <w:t xml:space="preserve">• </w:t>
-      </w:r>
-      <w:r>
-        <w:rPr>
-          <w:rFonts w:ascii="宋体" w:hAnsi="宋体" w:eastAsia="宋体"/>
-          <w:b w:val="0"/>
-          <w:sz w:val="22"/>
-        </w:rPr>
-        <w:t xml:space="preserve">Test: </w:t>
-      </w:r>
-      <w:r>
-        <w:rPr>
-          <w:rFonts w:ascii="Consolas" w:hAnsi="Consolas" w:eastAsia="Consolas"/>
-          <w:b w:val="0"/>
-          <w:sz w:val="21"/>
-        </w:rPr>
-        <w:t>tools/gray-policy-tests.ps1</w:t>
+        <w:t>（模拟客户机，不入库）</w:t>
       </w:r>
     </w:p>
     <w:p>
@@ -1032,7 +1416,7 @@
           <w:b/>
           <w:sz w:val="22"/>
         </w:rPr>
-        <w:t>Step 1: 写失败测试脚本</w:t>
+        <w:t>Step 1: 编译当前代码（确保有 Release 产物）</w:t>
       </w:r>
     </w:p>
     <w:p>
@@ -1045,7 +1429,7 @@
           <w:b w:val="0"/>
           <w:sz w:val="22"/>
         </w:rPr>
-        <w:t xml:space="preserve">创建 </w:t>
+        <w:t xml:space="preserve">Run: </w:t>
       </w:r>
       <w:r>
         <w:rPr>
@@ -1053,885 +1437,36 @@
           <w:b w:val="0"/>
           <w:sz w:val="21"/>
         </w:rPr>
-        <w:t>tools/gray-policy-tests.ps1</w:t>
-      </w:r>
+        <w:t>msbuild MoveImageForm\MoveImageForm.sln /p:Configuration=Release /v:m</w:t>
+      </w:r>
+    </w:p>
+    <w:p>
+      <w:pPr>
+        <w:spacing w:after="80"/>
+      </w:pPr>
       <w:r>
         <w:rPr>
           <w:rFonts w:ascii="宋体" w:hAnsi="宋体" w:eastAsia="宋体"/>
           <w:b w:val="0"/>
           <w:sz w:val="22"/>
         </w:rPr>
-        <w:t>：</w:t>
-      </w:r>
-    </w:p>
-    <w:p>
-      <w:pPr>
-        <w:spacing w:before="0" w:after="0"/>
-        <w:ind w:left="240"/>
-        <w:shd w:val="clear" w:color="auto" w:fill="F2F2F2"/>
-      </w:pPr>
-      <w:r>
-        <w:rPr>
-          <w:rFonts w:ascii="Consolas" w:hAnsi="Consolas" w:eastAsia="Consolas"/>
-          <w:b w:val="0"/>
-          <w:sz w:val="18"/>
-        </w:rPr>
-        <w:t># 灰度逻辑单元测试 — Windows PowerShell 5.1+，无需编译，直接运行</w:t>
-      </w:r>
-    </w:p>
-    <w:p>
-      <w:pPr>
-        <w:spacing w:before="0" w:after="0"/>
-        <w:ind w:left="240"/>
-        <w:shd w:val="clear" w:color="auto" w:fill="F2F2F2"/>
-      </w:pPr>
-      <w:r>
-        <w:rPr>
-          <w:rFonts w:ascii="Consolas" w:hAnsi="Consolas" w:eastAsia="Consolas"/>
-          <w:b w:val="0"/>
-          <w:sz w:val="18"/>
-        </w:rPr>
-        <w:t># 用法: powershell -ExecutionPolicy Bypass -File tools\gray-policy-tests.ps1</w:t>
-      </w:r>
-    </w:p>
-    <w:p>
-      <w:pPr>
-        <w:spacing w:before="0" w:after="0"/>
-        <w:ind w:left="240"/>
-        <w:shd w:val="clear" w:color="auto" w:fill="F2F2F2"/>
-      </w:pPr>
-      <w:r>
-        <w:rPr>
-          <w:rFonts w:ascii="Consolas" w:hAnsi="Consolas" w:eastAsia="Consolas"/>
-          <w:b w:val="0"/>
-          <w:sz w:val="18"/>
-        </w:rPr>
-        <w:t>$ErrorActionPreference = "Stop"</w:t>
-      </w:r>
-    </w:p>
-    <w:p>
-      <w:pPr>
-        <w:spacing w:before="0" w:after="0"/>
-        <w:ind w:left="240"/>
-        <w:shd w:val="clear" w:color="auto" w:fill="F2F2F2"/>
-      </w:pPr>
-      <w:r>
-        <w:rPr>
-          <w:rFonts w:ascii="Consolas" w:hAnsi="Consolas" w:eastAsia="Consolas"/>
-          <w:b w:val="0"/>
-          <w:sz w:val="18"/>
-        </w:rPr>
-        <w:t>$root = Split-Path -Parent $PSScriptRoot</w:t>
-      </w:r>
-    </w:p>
-    <w:p>
-      <w:pPr>
-        <w:spacing w:before="0" w:after="0"/>
-        <w:ind w:left="240"/>
-        <w:shd w:val="clear" w:color="auto" w:fill="F2F2F2"/>
-      </w:pPr>
-      <w:r>
-        <w:rPr>
-          <w:rFonts w:ascii="Consolas" w:hAnsi="Consolas" w:eastAsia="Consolas"/>
-          <w:b w:val="0"/>
-          <w:sz w:val="18"/>
-        </w:rPr>
-        <w:t>Add-Type -Path (Join-Path $root "Launcher\GrayPolicy.cs")</w:t>
-      </w:r>
-    </w:p>
-    <w:p>
-      <w:pPr>
-        <w:spacing w:before="0" w:after="0"/>
-        <w:ind w:left="240"/>
-        <w:shd w:val="clear" w:color="auto" w:fill="F2F2F2"/>
-      </w:pPr>
-      <w:r>
-        <w:rPr>
-          <w:rFonts w:ascii="Consolas" w:hAnsi="Consolas" w:eastAsia="Consolas"/>
-          <w:b w:val="0"/>
-          <w:sz w:val="18"/>
-        </w:rPr>
-        <w:t>Add-Type -Path (Join-Path $root "Launcher\MachineIdStore.cs")</w:t>
-      </w:r>
-    </w:p>
-    <w:p>
-      <w:pPr>
-        <w:spacing w:before="0" w:after="0"/>
-        <w:ind w:left="240"/>
-        <w:shd w:val="clear" w:color="auto" w:fill="F2F2F2"/>
-      </w:pPr>
-      <w:r>
-        <w:rPr>
-          <w:rFonts w:ascii="Consolas" w:hAnsi="Consolas" w:eastAsia="Consolas"/>
-          <w:b w:val="0"/>
-          <w:sz w:val="18"/>
-        </w:rPr>
-        <w:t xml:space="preserve"> </w:t>
-      </w:r>
-    </w:p>
-    <w:p>
-      <w:pPr>
-        <w:spacing w:before="0" w:after="0"/>
-        <w:ind w:left="240"/>
-        <w:shd w:val="clear" w:color="auto" w:fill="F2F2F2"/>
-      </w:pPr>
-      <w:r>
-        <w:rPr>
-          <w:rFonts w:ascii="Consolas" w:hAnsi="Consolas" w:eastAsia="Consolas"/>
-          <w:b w:val="0"/>
-          <w:sz w:val="18"/>
-        </w:rPr>
-        <w:t>$pass = 0; $fail = 0</w:t>
-      </w:r>
-    </w:p>
-    <w:p>
-      <w:pPr>
-        <w:spacing w:before="0" w:after="0"/>
-        <w:ind w:left="240"/>
-        <w:shd w:val="clear" w:color="auto" w:fill="F2F2F2"/>
-      </w:pPr>
-      <w:r>
-        <w:rPr>
-          <w:rFonts w:ascii="Consolas" w:hAnsi="Consolas" w:eastAsia="Consolas"/>
-          <w:b w:val="0"/>
-          <w:sz w:val="18"/>
-        </w:rPr>
-        <w:t>function Assert-True($name, $cond) {</w:t>
-      </w:r>
-    </w:p>
-    <w:p>
-      <w:pPr>
-        <w:spacing w:before="0" w:after="0"/>
-        <w:ind w:left="240"/>
-        <w:shd w:val="clear" w:color="auto" w:fill="F2F2F2"/>
-      </w:pPr>
-      <w:r>
-        <w:rPr>
-          <w:rFonts w:ascii="Consolas" w:hAnsi="Consolas" w:eastAsia="Consolas"/>
-          <w:b w:val="0"/>
-          <w:sz w:val="18"/>
-        </w:rPr>
-        <w:t xml:space="preserve">    if ($cond) { $pass++; Write-Host "PASS  $name" -ForegroundColor Green }</w:t>
-      </w:r>
-    </w:p>
-    <w:p>
-      <w:pPr>
-        <w:spacing w:before="0" w:after="0"/>
-        <w:ind w:left="240"/>
-        <w:shd w:val="clear" w:color="auto" w:fill="F2F2F2"/>
-      </w:pPr>
-      <w:r>
-        <w:rPr>
-          <w:rFonts w:ascii="Consolas" w:hAnsi="Consolas" w:eastAsia="Consolas"/>
-          <w:b w:val="0"/>
-          <w:sz w:val="18"/>
-        </w:rPr>
-        <w:t xml:space="preserve">    else       { $fail++; Write-Host "FAIL  $name" -ForegroundColor Red }</w:t>
-      </w:r>
-    </w:p>
-    <w:p>
-      <w:pPr>
-        <w:spacing w:before="0" w:after="0"/>
-        <w:ind w:left="240"/>
-        <w:shd w:val="clear" w:color="auto" w:fill="F2F2F2"/>
-      </w:pPr>
-      <w:r>
-        <w:rPr>
-          <w:rFonts w:ascii="Consolas" w:hAnsi="Consolas" w:eastAsia="Consolas"/>
-          <w:b w:val="0"/>
-          <w:sz w:val="18"/>
-        </w:rPr>
-        <w:t>}</w:t>
-      </w:r>
-    </w:p>
-    <w:p>
-      <w:pPr>
-        <w:spacing w:before="0" w:after="0"/>
-        <w:ind w:left="240"/>
-        <w:shd w:val="clear" w:color="auto" w:fill="F2F2F2"/>
-      </w:pPr>
-      <w:r>
-        <w:rPr>
-          <w:rFonts w:ascii="Consolas" w:hAnsi="Consolas" w:eastAsia="Consolas"/>
-          <w:b w:val="0"/>
-          <w:sz w:val="18"/>
-        </w:rPr>
-        <w:t>function New-StringList([string[]]$items) {</w:t>
-      </w:r>
-    </w:p>
-    <w:p>
-      <w:pPr>
-        <w:spacing w:before="0" w:after="0"/>
-        <w:ind w:left="240"/>
-        <w:shd w:val="clear" w:color="auto" w:fill="F2F2F2"/>
-      </w:pPr>
-      <w:r>
-        <w:rPr>
-          <w:rFonts w:ascii="Consolas" w:hAnsi="Consolas" w:eastAsia="Consolas"/>
-          <w:b w:val="0"/>
-          <w:sz w:val="18"/>
-        </w:rPr>
-        <w:t xml:space="preserve">    $list = New-Object System.Collections.Generic.List[string]</w:t>
-      </w:r>
-    </w:p>
-    <w:p>
-      <w:pPr>
-        <w:spacing w:before="0" w:after="0"/>
-        <w:ind w:left="240"/>
-        <w:shd w:val="clear" w:color="auto" w:fill="F2F2F2"/>
-      </w:pPr>
-      <w:r>
-        <w:rPr>
-          <w:rFonts w:ascii="Consolas" w:hAnsi="Consolas" w:eastAsia="Consolas"/>
-          <w:b w:val="0"/>
-          <w:sz w:val="18"/>
-        </w:rPr>
-        <w:t xml:space="preserve">    if ($items) { $items | ForEach-Object { $list.Add($_) } }</w:t>
-      </w:r>
-    </w:p>
-    <w:p>
-      <w:pPr>
-        <w:spacing w:before="0" w:after="0"/>
-        <w:ind w:left="240"/>
-        <w:shd w:val="clear" w:color="auto" w:fill="F2F2F2"/>
-      </w:pPr>
-      <w:r>
-        <w:rPr>
-          <w:rFonts w:ascii="Consolas" w:hAnsi="Consolas" w:eastAsia="Consolas"/>
-          <w:b w:val="0"/>
-          <w:sz w:val="18"/>
-        </w:rPr>
-        <w:t xml:space="preserve">    return $list</w:t>
-      </w:r>
-    </w:p>
-    <w:p>
-      <w:pPr>
-        <w:spacing w:before="0" w:after="0"/>
-        <w:ind w:left="240"/>
-        <w:shd w:val="clear" w:color="auto" w:fill="F2F2F2"/>
-      </w:pPr>
-      <w:r>
-        <w:rPr>
-          <w:rFonts w:ascii="Consolas" w:hAnsi="Consolas" w:eastAsia="Consolas"/>
-          <w:b w:val="0"/>
-          <w:sz w:val="18"/>
-        </w:rPr>
-        <w:t>}</w:t>
-      </w:r>
-    </w:p>
-    <w:p>
-      <w:pPr>
-        <w:spacing w:before="0" w:after="0"/>
-        <w:ind w:left="240"/>
-        <w:shd w:val="clear" w:color="auto" w:fill="F2F2F2"/>
-      </w:pPr>
-      <w:r>
-        <w:rPr>
-          <w:rFonts w:ascii="Consolas" w:hAnsi="Consolas" w:eastAsia="Consolas"/>
-          <w:b w:val="0"/>
-          <w:sz w:val="18"/>
-        </w:rPr>
-        <w:t xml:space="preserve"> </w:t>
-      </w:r>
-    </w:p>
-    <w:p>
-      <w:pPr>
-        <w:spacing w:before="0" w:after="0"/>
-        <w:ind w:left="240"/>
-        <w:shd w:val="clear" w:color="auto" w:fill="F2F2F2"/>
-      </w:pPr>
-      <w:r>
-        <w:rPr>
-          <w:rFonts w:ascii="Consolas" w:hAnsi="Consolas" w:eastAsia="Consolas"/>
-          <w:b w:val="0"/>
-          <w:sz w:val="18"/>
-        </w:rPr>
-        <w:t># ---- 1. 分桶确定性 ----</w:t>
-      </w:r>
-    </w:p>
-    <w:p>
-      <w:pPr>
-        <w:spacing w:before="0" w:after="0"/>
-        <w:ind w:left="240"/>
-        <w:shd w:val="clear" w:color="auto" w:fill="F2F2F2"/>
-      </w:pPr>
-      <w:r>
-        <w:rPr>
-          <w:rFonts w:ascii="Consolas" w:hAnsi="Consolas" w:eastAsia="Consolas"/>
-          <w:b w:val="0"/>
-          <w:sz w:val="18"/>
-        </w:rPr>
-        <w:t>$b1 = [Launcher.GrayPolicy]::BucketValue("MACHINE-A", "1.0.7")</w:t>
-      </w:r>
-    </w:p>
-    <w:p>
-      <w:pPr>
-        <w:spacing w:before="0" w:after="0"/>
-        <w:ind w:left="240"/>
-        <w:shd w:val="clear" w:color="auto" w:fill="F2F2F2"/>
-      </w:pPr>
-      <w:r>
-        <w:rPr>
-          <w:rFonts w:ascii="Consolas" w:hAnsi="Consolas" w:eastAsia="Consolas"/>
-          <w:b w:val="0"/>
-          <w:sz w:val="18"/>
-        </w:rPr>
-        <w:t>$b2 = [Launcher.GrayPolicy]::BucketValue("MACHINE-A", "1.0.7")</w:t>
-      </w:r>
-    </w:p>
-    <w:p>
-      <w:pPr>
-        <w:spacing w:before="0" w:after="0"/>
-        <w:ind w:left="240"/>
-        <w:shd w:val="clear" w:color="auto" w:fill="F2F2F2"/>
-      </w:pPr>
-      <w:r>
-        <w:rPr>
-          <w:rFonts w:ascii="Consolas" w:hAnsi="Consolas" w:eastAsia="Consolas"/>
-          <w:b w:val="0"/>
-          <w:sz w:val="18"/>
-        </w:rPr>
-        <w:t>Assert-True "同机器同版本分桶值一致" ($b1 -eq $b2)</w:t>
-      </w:r>
-    </w:p>
-    <w:p>
-      <w:pPr>
-        <w:spacing w:before="0" w:after="0"/>
-        <w:ind w:left="240"/>
-        <w:shd w:val="clear" w:color="auto" w:fill="F2F2F2"/>
-      </w:pPr>
-      <w:r>
-        <w:rPr>
-          <w:rFonts w:ascii="Consolas" w:hAnsi="Consolas" w:eastAsia="Consolas"/>
-          <w:b w:val="0"/>
-          <w:sz w:val="18"/>
-        </w:rPr>
-        <w:t>Assert-True "分桶值在 0..99 内" ($b1 -ge 0 -and $b1 -le 99)</w:t>
-      </w:r>
-    </w:p>
-    <w:p>
-      <w:pPr>
-        <w:spacing w:before="0" w:after="0"/>
-        <w:ind w:left="240"/>
-        <w:shd w:val="clear" w:color="auto" w:fill="F2F2F2"/>
-      </w:pPr>
-      <w:r>
-        <w:rPr>
-          <w:rFonts w:ascii="Consolas" w:hAnsi="Consolas" w:eastAsia="Consolas"/>
-          <w:b w:val="0"/>
-          <w:sz w:val="18"/>
-        </w:rPr>
-        <w:t xml:space="preserve"> </w:t>
-      </w:r>
-    </w:p>
-    <w:p>
-      <w:pPr>
-        <w:spacing w:before="0" w:after="0"/>
-        <w:ind w:left="240"/>
-        <w:shd w:val="clear" w:color="auto" w:fill="F2F2F2"/>
-      </w:pPr>
-      <w:r>
-        <w:rPr>
-          <w:rFonts w:ascii="Consolas" w:hAnsi="Consolas" w:eastAsia="Consolas"/>
-          <w:b w:val="0"/>
-          <w:sz w:val="18"/>
-        </w:rPr>
-        <w:t># ---- 2. 黑白名单优先级（黑 &gt; 白 &gt; 百分比） ----</w:t>
-      </w:r>
-    </w:p>
-    <w:p>
-      <w:pPr>
-        <w:spacing w:before="0" w:after="0"/>
-        <w:ind w:left="240"/>
-        <w:shd w:val="clear" w:color="auto" w:fill="F2F2F2"/>
-      </w:pPr>
-      <w:r>
-        <w:rPr>
-          <w:rFonts w:ascii="Consolas" w:hAnsi="Consolas" w:eastAsia="Consolas"/>
-          <w:b w:val="0"/>
-          <w:sz w:val="18"/>
-        </w:rPr>
-        <w:t>$g = [Launcher.GrayPolicy]::Decide("MACHINE-X", 100, (New-StringList @()), (New-StringList @("MACHINE-X")), "1.0.7")</w:t>
-      </w:r>
-    </w:p>
-    <w:p>
-      <w:pPr>
-        <w:spacing w:before="0" w:after="0"/>
-        <w:ind w:left="240"/>
-        <w:shd w:val="clear" w:color="auto" w:fill="F2F2F2"/>
-      </w:pPr>
-      <w:r>
-        <w:rPr>
-          <w:rFonts w:ascii="Consolas" w:hAnsi="Consolas" w:eastAsia="Consolas"/>
-          <w:b w:val="0"/>
-          <w:sz w:val="18"/>
-        </w:rPr>
-        <w:t>Assert-True "黑名单优先于百分比(percent=100)" ($g -eq [Launcher.GrayDecision]::Blocked)</w:t>
-      </w:r>
-    </w:p>
-    <w:p>
-      <w:pPr>
-        <w:spacing w:before="0" w:after="0"/>
-        <w:ind w:left="240"/>
-        <w:shd w:val="clear" w:color="auto" w:fill="F2F2F2"/>
-      </w:pPr>
-      <w:r>
-        <w:rPr>
-          <w:rFonts w:ascii="Consolas" w:hAnsi="Consolas" w:eastAsia="Consolas"/>
-          <w:b w:val="0"/>
-          <w:sz w:val="18"/>
-        </w:rPr>
-        <w:t>$g = [Launcher.GrayPolicy]::Decide("MACHINE-Y", 0, (New-StringList @("MACHINE-Y")), (New-StringList @()), "1.0.7")</w:t>
-      </w:r>
-    </w:p>
-    <w:p>
-      <w:pPr>
-        <w:spacing w:before="0" w:after="0"/>
-        <w:ind w:left="240"/>
-        <w:shd w:val="clear" w:color="auto" w:fill="F2F2F2"/>
-      </w:pPr>
-      <w:r>
-        <w:rPr>
-          <w:rFonts w:ascii="Consolas" w:hAnsi="Consolas" w:eastAsia="Consolas"/>
-          <w:b w:val="0"/>
-          <w:sz w:val="18"/>
-        </w:rPr>
-        <w:t>Assert-True "白名单优先于百分比(percent=0)" ($g -eq [Launcher.GrayDecision]::Allowed)</w:t>
-      </w:r>
-    </w:p>
-    <w:p>
-      <w:pPr>
-        <w:spacing w:before="0" w:after="0"/>
-        <w:ind w:left="240"/>
-        <w:shd w:val="clear" w:color="auto" w:fill="F2F2F2"/>
-      </w:pPr>
-      <w:r>
-        <w:rPr>
-          <w:rFonts w:ascii="Consolas" w:hAnsi="Consolas" w:eastAsia="Consolas"/>
-          <w:b w:val="0"/>
-          <w:sz w:val="18"/>
-        </w:rPr>
-        <w:t xml:space="preserve"> </w:t>
-      </w:r>
-    </w:p>
-    <w:p>
-      <w:pPr>
-        <w:spacing w:before="0" w:after="0"/>
-        <w:ind w:left="240"/>
-        <w:shd w:val="clear" w:color="auto" w:fill="F2F2F2"/>
-      </w:pPr>
-      <w:r>
-        <w:rPr>
-          <w:rFonts w:ascii="Consolas" w:hAnsi="Consolas" w:eastAsia="Consolas"/>
-          <w:b w:val="0"/>
-          <w:sz w:val="18"/>
-        </w:rPr>
-        <w:t># ---- 3. 百分比边界 ----</w:t>
-      </w:r>
-    </w:p>
-    <w:p>
-      <w:pPr>
-        <w:spacing w:before="0" w:after="0"/>
-        <w:ind w:left="240"/>
-        <w:shd w:val="clear" w:color="auto" w:fill="F2F2F2"/>
-      </w:pPr>
-      <w:r>
-        <w:rPr>
-          <w:rFonts w:ascii="Consolas" w:hAnsi="Consolas" w:eastAsia="Consolas"/>
-          <w:b w:val="0"/>
-          <w:sz w:val="18"/>
-        </w:rPr>
-        <w:t>$g = [Launcher.GrayPolicy]::Decide("ANY-MACHINE", 0, (New-StringList @()), (New-StringList @()), "1.0.7")</w:t>
-      </w:r>
-    </w:p>
-    <w:p>
-      <w:pPr>
-        <w:spacing w:before="0" w:after="0"/>
-        <w:ind w:left="240"/>
-        <w:shd w:val="clear" w:color="auto" w:fill="F2F2F2"/>
-      </w:pPr>
-      <w:r>
-        <w:rPr>
-          <w:rFonts w:ascii="Consolas" w:hAnsi="Consolas" w:eastAsia="Consolas"/>
-          <w:b w:val="0"/>
-          <w:sz w:val="18"/>
-        </w:rPr>
-        <w:t>Assert-True "percent=0 全部不中签" ($g -eq [Launcher.GrayDecision]::NotSelected)</w:t>
-      </w:r>
-    </w:p>
-    <w:p>
-      <w:pPr>
-        <w:spacing w:before="0" w:after="0"/>
-        <w:ind w:left="240"/>
-        <w:shd w:val="clear" w:color="auto" w:fill="F2F2F2"/>
-      </w:pPr>
-      <w:r>
-        <w:rPr>
-          <w:rFonts w:ascii="Consolas" w:hAnsi="Consolas" w:eastAsia="Consolas"/>
-          <w:b w:val="0"/>
-          <w:sz w:val="18"/>
-        </w:rPr>
-        <w:t>$g = [Launcher.GrayPolicy]::Decide("ANY-MACHINE", 100, (New-StringList @()), (New-StringList @()), "1.0.7")</w:t>
-      </w:r>
-    </w:p>
-    <w:p>
-      <w:pPr>
-        <w:spacing w:before="0" w:after="0"/>
-        <w:ind w:left="240"/>
-        <w:shd w:val="clear" w:color="auto" w:fill="F2F2F2"/>
-      </w:pPr>
-      <w:r>
-        <w:rPr>
-          <w:rFonts w:ascii="Consolas" w:hAnsi="Consolas" w:eastAsia="Consolas"/>
-          <w:b w:val="0"/>
-          <w:sz w:val="18"/>
-        </w:rPr>
-        <w:t>Assert-True "percent=100 全部中签" ($g -eq [Launcher.GrayDecision]::Selected)</w:t>
-      </w:r>
-    </w:p>
-    <w:p>
-      <w:pPr>
-        <w:spacing w:before="0" w:after="0"/>
-        <w:ind w:left="240"/>
-        <w:shd w:val="clear" w:color="auto" w:fill="F2F2F2"/>
-      </w:pPr>
-      <w:r>
-        <w:rPr>
-          <w:rFonts w:ascii="Consolas" w:hAnsi="Consolas" w:eastAsia="Consolas"/>
-          <w:b w:val="0"/>
-          <w:sz w:val="18"/>
-        </w:rPr>
-        <w:t xml:space="preserve"> </w:t>
-      </w:r>
-    </w:p>
-    <w:p>
-      <w:pPr>
-        <w:spacing w:before="0" w:after="0"/>
-        <w:ind w:left="240"/>
-        <w:shd w:val="clear" w:color="auto" w:fill="F2F2F2"/>
-      </w:pPr>
-      <w:r>
-        <w:rPr>
-          <w:rFonts w:ascii="Consolas" w:hAnsi="Consolas" w:eastAsia="Consolas"/>
-          <w:b w:val="0"/>
-          <w:sz w:val="18"/>
-        </w:rPr>
-        <w:t># ---- 4. 版本比较 ----</w:t>
-      </w:r>
-    </w:p>
-    <w:p>
-      <w:pPr>
-        <w:spacing w:before="0" w:after="0"/>
-        <w:ind w:left="240"/>
-        <w:shd w:val="clear" w:color="auto" w:fill="F2F2F2"/>
-      </w:pPr>
-      <w:r>
-        <w:rPr>
-          <w:rFonts w:ascii="Consolas" w:hAnsi="Consolas" w:eastAsia="Consolas"/>
-          <w:b w:val="0"/>
-          <w:sz w:val="18"/>
-        </w:rPr>
-        <w:t>Assert-True "1.0.7 比 1.0.6 新" ([Launcher.GrayPolicy]::IsNewer("1.0.7", "1.0.6"))</w:t>
-      </w:r>
-    </w:p>
-    <w:p>
-      <w:pPr>
-        <w:spacing w:before="0" w:after="0"/>
-        <w:ind w:left="240"/>
-        <w:shd w:val="clear" w:color="auto" w:fill="F2F2F2"/>
-      </w:pPr>
-      <w:r>
-        <w:rPr>
-          <w:rFonts w:ascii="Consolas" w:hAnsi="Consolas" w:eastAsia="Consolas"/>
-          <w:b w:val="0"/>
-          <w:sz w:val="18"/>
-        </w:rPr>
-        <w:t>Assert-True "1.0.6 不比 1.0.7 新" (-not [Launcher.GrayPolicy]::IsNewer("1.0.6", "1.0.7"))</w:t>
-      </w:r>
-    </w:p>
-    <w:p>
-      <w:pPr>
-        <w:spacing w:before="0" w:after="0"/>
-        <w:ind w:left="240"/>
-        <w:shd w:val="clear" w:color="auto" w:fill="F2F2F2"/>
-      </w:pPr>
-      <w:r>
-        <w:rPr>
-          <w:rFonts w:ascii="Consolas" w:hAnsi="Consolas" w:eastAsia="Consolas"/>
-          <w:b w:val="0"/>
-          <w:sz w:val="18"/>
-        </w:rPr>
-        <w:t xml:space="preserve"> </w:t>
-      </w:r>
-    </w:p>
-    <w:p>
-      <w:pPr>
-        <w:spacing w:before="0" w:after="0"/>
-        <w:ind w:left="240"/>
-        <w:shd w:val="clear" w:color="auto" w:fill="F2F2F2"/>
-      </w:pPr>
-      <w:r>
-        <w:rPr>
-          <w:rFonts w:ascii="Consolas" w:hAnsi="Consolas" w:eastAsia="Consolas"/>
-          <w:b w:val="0"/>
-          <w:sz w:val="18"/>
-        </w:rPr>
-        <w:t># ---- 5. 机器ID 持久化 ----</w:t>
-      </w:r>
-    </w:p>
-    <w:p>
-      <w:pPr>
-        <w:spacing w:before="0" w:after="0"/>
-        <w:ind w:left="240"/>
-        <w:shd w:val="clear" w:color="auto" w:fill="F2F2F2"/>
-      </w:pPr>
-      <w:r>
-        <w:rPr>
-          <w:rFonts w:ascii="Consolas" w:hAnsi="Consolas" w:eastAsia="Consolas"/>
-          <w:b w:val="0"/>
-          <w:sz w:val="18"/>
-        </w:rPr>
-        <w:t>$tmpDir = Join-Path $env:TEMP ("graytest-" + [guid]::NewGuid().ToString("N"))</w:t>
-      </w:r>
-    </w:p>
-    <w:p>
-      <w:pPr>
-        <w:spacing w:before="0" w:after="0"/>
-        <w:ind w:left="240"/>
-        <w:shd w:val="clear" w:color="auto" w:fill="F2F2F2"/>
-      </w:pPr>
-      <w:r>
-        <w:rPr>
-          <w:rFonts w:ascii="Consolas" w:hAnsi="Consolas" w:eastAsia="Consolas"/>
-          <w:b w:val="0"/>
-          <w:sz w:val="18"/>
-        </w:rPr>
-        <w:t>New-Item -ItemType Directory -Force -Path $tmpDir | Out-Null</w:t>
-      </w:r>
-    </w:p>
-    <w:p>
-      <w:pPr>
-        <w:spacing w:before="0" w:after="0"/>
-        <w:ind w:left="240"/>
-        <w:shd w:val="clear" w:color="auto" w:fill="F2F2F2"/>
-      </w:pPr>
-      <w:r>
-        <w:rPr>
-          <w:rFonts w:ascii="Consolas" w:hAnsi="Consolas" w:eastAsia="Consolas"/>
-          <w:b w:val="0"/>
-          <w:sz w:val="18"/>
-        </w:rPr>
-        <w:t>$tmp = Join-Path $tmpDir "config.xml"</w:t>
-      </w:r>
-    </w:p>
-    <w:p>
-      <w:pPr>
-        <w:spacing w:before="0" w:after="0"/>
-        <w:ind w:left="240"/>
-        <w:shd w:val="clear" w:color="auto" w:fill="F2F2F2"/>
-      </w:pPr>
-      <w:r>
-        <w:rPr>
-          <w:rFonts w:ascii="Consolas" w:hAnsi="Consolas" w:eastAsia="Consolas"/>
-          <w:b w:val="0"/>
-          <w:sz w:val="18"/>
-        </w:rPr>
-        <w:t>@'</w:t>
-      </w:r>
-    </w:p>
-    <w:p>
-      <w:pPr>
-        <w:spacing w:before="0" w:after="0"/>
-        <w:ind w:left="240"/>
-        <w:shd w:val="clear" w:color="auto" w:fill="F2F2F2"/>
-      </w:pPr>
-      <w:r>
-        <w:rPr>
-          <w:rFonts w:ascii="Consolas" w:hAnsi="Consolas" w:eastAsia="Consolas"/>
-          <w:b w:val="0"/>
-          <w:sz w:val="18"/>
-        </w:rPr>
-        <w:t>&lt;Config&gt;&lt;UpdateServerPath&gt;\\192.168.1.100\AppUpdate&lt;/UpdateServerPath&gt;&lt;/Config&gt;</w:t>
-      </w:r>
-    </w:p>
-    <w:p>
-      <w:pPr>
-        <w:spacing w:before="0" w:after="0"/>
-        <w:ind w:left="240"/>
-        <w:shd w:val="clear" w:color="auto" w:fill="F2F2F2"/>
-      </w:pPr>
-      <w:r>
-        <w:rPr>
-          <w:rFonts w:ascii="Consolas" w:hAnsi="Consolas" w:eastAsia="Consolas"/>
-          <w:b w:val="0"/>
-          <w:sz w:val="18"/>
-        </w:rPr>
-        <w:t>'@ | Set-Content -Path $tmp -Encoding UTF8</w:t>
-      </w:r>
-    </w:p>
-    <w:p>
-      <w:pPr>
-        <w:spacing w:before="0" w:after="0"/>
-        <w:ind w:left="240"/>
-        <w:shd w:val="clear" w:color="auto" w:fill="F2F2F2"/>
-      </w:pPr>
-      <w:r>
-        <w:rPr>
-          <w:rFonts w:ascii="Consolas" w:hAnsi="Consolas" w:eastAsia="Consolas"/>
-          <w:b w:val="0"/>
-          <w:sz w:val="18"/>
-        </w:rPr>
-        <w:t>$id1 = [Launcher.MachineIdStore]::GetOrCreate($tmp)</w:t>
-      </w:r>
-    </w:p>
-    <w:p>
-      <w:pPr>
-        <w:spacing w:before="0" w:after="0"/>
-        <w:ind w:left="240"/>
-        <w:shd w:val="clear" w:color="auto" w:fill="F2F2F2"/>
-      </w:pPr>
-      <w:r>
-        <w:rPr>
-          <w:rFonts w:ascii="Consolas" w:hAnsi="Consolas" w:eastAsia="Consolas"/>
-          <w:b w:val="0"/>
-          <w:sz w:val="18"/>
-        </w:rPr>
-        <w:t>$id2 = [Launcher.MachineIdStore]::GetOrCreate($tmp)</w:t>
-      </w:r>
-    </w:p>
-    <w:p>
-      <w:pPr>
-        <w:spacing w:before="0" w:after="0"/>
-        <w:ind w:left="240"/>
-        <w:shd w:val="clear" w:color="auto" w:fill="F2F2F2"/>
-      </w:pPr>
-      <w:r>
-        <w:rPr>
-          <w:rFonts w:ascii="Consolas" w:hAnsi="Consolas" w:eastAsia="Consolas"/>
-          <w:b w:val="0"/>
-          <w:sz w:val="18"/>
-        </w:rPr>
-        <w:t>Assert-True "首次生成非空机器ID" (-not [string]::IsNullOrWhiteSpace($id1))</w:t>
-      </w:r>
-    </w:p>
-    <w:p>
-      <w:pPr>
-        <w:spacing w:before="0" w:after="0"/>
-        <w:ind w:left="240"/>
-        <w:shd w:val="clear" w:color="auto" w:fill="F2F2F2"/>
-      </w:pPr>
-      <w:r>
-        <w:rPr>
-          <w:rFonts w:ascii="Consolas" w:hAnsi="Consolas" w:eastAsia="Consolas"/>
-          <w:b w:val="0"/>
-          <w:sz w:val="18"/>
-        </w:rPr>
-        <w:t>Assert-True "二次读取返回同一机器ID" ($id1 -eq $id2)</w:t>
-      </w:r>
-    </w:p>
-    <w:p>
-      <w:pPr>
-        <w:spacing w:before="0" w:after="0"/>
-        <w:ind w:left="240"/>
-        <w:shd w:val="clear" w:color="auto" w:fill="F2F2F2"/>
-      </w:pPr>
-      <w:r>
-        <w:rPr>
-          <w:rFonts w:ascii="Consolas" w:hAnsi="Consolas" w:eastAsia="Consolas"/>
-          <w:b w:val="0"/>
-          <w:sz w:val="18"/>
-        </w:rPr>
-        <w:t>$doc = [System.Xml.Linq.XDocument]::Load($tmp)</w:t>
-      </w:r>
-    </w:p>
-    <w:p>
-      <w:pPr>
-        <w:spacing w:before="0" w:after="0"/>
-        <w:ind w:left="240"/>
-        <w:shd w:val="clear" w:color="auto" w:fill="F2F2F2"/>
-      </w:pPr>
-      <w:r>
-        <w:rPr>
-          <w:rFonts w:ascii="Consolas" w:hAnsi="Consolas" w:eastAsia="Consolas"/>
-          <w:b w:val="0"/>
-          <w:sz w:val="18"/>
-        </w:rPr>
-        <w:t>Assert-True "config.xml 已写入 MachineId 节点" ($doc.Root.Element("MachineId").Value -eq $id1)</w:t>
-      </w:r>
-    </w:p>
-    <w:p>
-      <w:pPr>
-        <w:spacing w:before="0" w:after="0"/>
-        <w:ind w:left="240"/>
-        <w:shd w:val="clear" w:color="auto" w:fill="F2F2F2"/>
-      </w:pPr>
-      <w:r>
-        <w:rPr>
-          <w:rFonts w:ascii="Consolas" w:hAnsi="Consolas" w:eastAsia="Consolas"/>
-          <w:b w:val="0"/>
-          <w:sz w:val="18"/>
-        </w:rPr>
-        <w:t>Remove-Item -Recurse -Force $tmpDir</w:t>
-      </w:r>
-    </w:p>
-    <w:p>
-      <w:pPr>
-        <w:spacing w:before="0" w:after="0"/>
-        <w:ind w:left="240"/>
-        <w:shd w:val="clear" w:color="auto" w:fill="F2F2F2"/>
-      </w:pPr>
-      <w:r>
-        <w:rPr>
-          <w:rFonts w:ascii="Consolas" w:hAnsi="Consolas" w:eastAsia="Consolas"/>
-          <w:b w:val="0"/>
-          <w:sz w:val="18"/>
-        </w:rPr>
-        <w:t xml:space="preserve"> </w:t>
-      </w:r>
-    </w:p>
-    <w:p>
-      <w:pPr>
-        <w:spacing w:before="0" w:after="0"/>
-        <w:ind w:left="240"/>
-        <w:shd w:val="clear" w:color="auto" w:fill="F2F2F2"/>
-      </w:pPr>
-      <w:r>
-        <w:rPr>
-          <w:rFonts w:ascii="Consolas" w:hAnsi="Consolas" w:eastAsia="Consolas"/>
-          <w:b w:val="0"/>
-          <w:sz w:val="18"/>
-        </w:rPr>
-        <w:t>Write-Host ""</w:t>
-      </w:r>
-    </w:p>
-    <w:p>
-      <w:pPr>
-        <w:spacing w:before="0" w:after="0"/>
-        <w:ind w:left="240"/>
-        <w:shd w:val="clear" w:color="auto" w:fill="F2F2F2"/>
-      </w:pPr>
-      <w:r>
-        <w:rPr>
-          <w:rFonts w:ascii="Consolas" w:hAnsi="Consolas" w:eastAsia="Consolas"/>
-          <w:b w:val="0"/>
-          <w:sz w:val="18"/>
-        </w:rPr>
-        <w:t>Write-Host "结果: $pass 通过, $fail 失败"</w:t>
-      </w:r>
-    </w:p>
-    <w:p>
-      <w:pPr>
-        <w:spacing w:before="0" w:after="0"/>
-        <w:ind w:left="240"/>
-        <w:shd w:val="clear" w:color="auto" w:fill="F2F2F2"/>
-      </w:pPr>
-      <w:r>
-        <w:rPr>
-          <w:rFonts w:ascii="Consolas" w:hAnsi="Consolas" w:eastAsia="Consolas"/>
-          <w:b w:val="0"/>
-          <w:sz w:val="18"/>
-        </w:rPr>
-        <w:t>if ($fail -gt 0) { exit 1 } else { exit 0 }</w:t>
+        <w:t xml:space="preserve">Expected: </w:t>
+      </w:r>
+      <w:r>
+        <w:rPr>
+          <w:rFonts w:ascii="Consolas" w:hAnsi="Consolas" w:eastAsia="Consolas"/>
+          <w:b w:val="0"/>
+          <w:sz w:val="21"/>
+        </w:rPr>
+        <w:t>Build succeeded</w:t>
+      </w:r>
+      <w:r>
+        <w:rPr>
+          <w:rFonts w:ascii="宋体" w:hAnsi="宋体" w:eastAsia="宋体"/>
+          <w:b w:val="0"/>
+          <w:sz w:val="22"/>
+        </w:rPr>
+        <w:t>（若之前已编译过可跳过）。</w:t>
       </w:r>
     </w:p>
     <w:p>
@@ -1953,7 +1488,7 @@
           <w:b/>
           <w:sz w:val="22"/>
         </w:rPr>
-        <w:t>Step 2: 运行测试确认失败</w:t>
+        <w:t>Step 2: 搭建模拟更新服务器</w:t>
       </w:r>
     </w:p>
     <w:p>
@@ -1966,7 +1501,170 @@
           <w:b w:val="0"/>
           <w:sz w:val="22"/>
         </w:rPr>
-        <w:t xml:space="preserve">Run: </w:t>
+        <w:t>创建目录结构：</w:t>
+      </w:r>
+    </w:p>
+    <w:p>
+      <w:pPr>
+        <w:spacing w:before="0" w:after="0"/>
+        <w:ind w:left="240"/>
+        <w:shd w:val="clear" w:color="auto" w:fill="F2F2F2"/>
+      </w:pPr>
+      <w:r>
+        <w:rPr>
+          <w:rFonts w:ascii="Consolas" w:hAnsi="Consolas" w:eastAsia="Consolas"/>
+          <w:b w:val="0"/>
+          <w:sz w:val="18"/>
+        </w:rPr>
+        <w:t>D:\FakeServer\AppUpdate\</w:t>
+      </w:r>
+    </w:p>
+    <w:p>
+      <w:pPr>
+        <w:spacing w:before="0" w:after="0"/>
+        <w:ind w:left="240"/>
+        <w:shd w:val="clear" w:color="auto" w:fill="F2F2F2"/>
+      </w:pPr>
+      <w:r>
+        <w:rPr>
+          <w:rFonts w:ascii="Consolas" w:hAnsi="Consolas" w:eastAsia="Consolas"/>
+          <w:b w:val="0"/>
+          <w:sz w:val="18"/>
+        </w:rPr>
+        <w:t>├── version.json</w:t>
+      </w:r>
+    </w:p>
+    <w:p>
+      <w:pPr>
+        <w:spacing w:before="0" w:after="0"/>
+        <w:ind w:left="240"/>
+        <w:shd w:val="clear" w:color="auto" w:fill="F2F2F2"/>
+      </w:pPr>
+      <w:r>
+        <w:rPr>
+          <w:rFonts w:ascii="Consolas" w:hAnsi="Consolas" w:eastAsia="Consolas"/>
+          <w:b w:val="0"/>
+          <w:sz w:val="18"/>
+        </w:rPr>
+        <w:t>└── versions\</w:t>
+      </w:r>
+    </w:p>
+    <w:p>
+      <w:pPr>
+        <w:spacing w:before="0" w:after="0"/>
+        <w:ind w:left="240"/>
+        <w:shd w:val="clear" w:color="auto" w:fill="F2F2F2"/>
+      </w:pPr>
+      <w:r>
+        <w:rPr>
+          <w:rFonts w:ascii="Consolas" w:hAnsi="Consolas" w:eastAsia="Consolas"/>
+          <w:b w:val="0"/>
+          <w:sz w:val="18"/>
+        </w:rPr>
+        <w:t xml:space="preserve">    └── 1.0.5\</w:t>
+      </w:r>
+    </w:p>
+    <w:p>
+      <w:pPr>
+        <w:spacing w:before="0" w:after="0"/>
+        <w:ind w:left="240"/>
+        <w:shd w:val="clear" w:color="auto" w:fill="F2F2F2"/>
+      </w:pPr>
+      <w:r>
+        <w:rPr>
+          <w:rFonts w:ascii="Consolas" w:hAnsi="Consolas" w:eastAsia="Consolas"/>
+          <w:b w:val="0"/>
+          <w:sz w:val="18"/>
+        </w:rPr>
+        <w:t xml:space="preserve">        ├── MoveImageForm.exe</w:t>
+      </w:r>
+    </w:p>
+    <w:p>
+      <w:pPr>
+        <w:spacing w:before="0" w:after="0"/>
+        <w:ind w:left="240"/>
+        <w:shd w:val="clear" w:color="auto" w:fill="F2F2F2"/>
+      </w:pPr>
+      <w:r>
+        <w:rPr>
+          <w:rFonts w:ascii="Consolas" w:hAnsi="Consolas" w:eastAsia="Consolas"/>
+          <w:b w:val="0"/>
+          <w:sz w:val="18"/>
+        </w:rPr>
+        <w:t xml:space="preserve">        ├── MoveImageForm.exe.config</w:t>
+      </w:r>
+    </w:p>
+    <w:p>
+      <w:pPr>
+        <w:spacing w:before="0" w:after="0"/>
+        <w:ind w:left="240"/>
+        <w:shd w:val="clear" w:color="auto" w:fill="F2F2F2"/>
+      </w:pPr>
+      <w:r>
+        <w:rPr>
+          <w:rFonts w:ascii="Consolas" w:hAnsi="Consolas" w:eastAsia="Consolas"/>
+          <w:b w:val="0"/>
+          <w:sz w:val="18"/>
+        </w:rPr>
+        <w:t xml:space="preserve">        ├── Renci.SshNet.dll</w:t>
+      </w:r>
+    </w:p>
+    <w:p>
+      <w:pPr>
+        <w:spacing w:before="0" w:after="0"/>
+        <w:ind w:left="240"/>
+        <w:shd w:val="clear" w:color="auto" w:fill="F2F2F2"/>
+      </w:pPr>
+      <w:r>
+        <w:rPr>
+          <w:rFonts w:ascii="Consolas" w:hAnsi="Consolas" w:eastAsia="Consolas"/>
+          <w:b w:val="0"/>
+          <w:sz w:val="18"/>
+        </w:rPr>
+        <w:t xml:space="preserve">        ├── Microsoft.Bcl.AsyncInterfaces.dll</w:t>
+      </w:r>
+    </w:p>
+    <w:p>
+      <w:pPr>
+        <w:spacing w:before="0" w:after="0"/>
+        <w:ind w:left="240"/>
+        <w:shd w:val="clear" w:color="auto" w:fill="F2F2F2"/>
+      </w:pPr>
+      <w:r>
+        <w:rPr>
+          <w:rFonts w:ascii="Consolas" w:hAnsi="Consolas" w:eastAsia="Consolas"/>
+          <w:b w:val="0"/>
+          <w:sz w:val="18"/>
+        </w:rPr>
+        <w:t xml:space="preserve">        ├── System.Runtime.CompilerServices.Unsafe.dll</w:t>
+      </w:r>
+    </w:p>
+    <w:p>
+      <w:pPr>
+        <w:spacing w:before="0" w:after="0"/>
+        <w:ind w:left="240"/>
+        <w:shd w:val="clear" w:color="auto" w:fill="F2F2F2"/>
+      </w:pPr>
+      <w:r>
+        <w:rPr>
+          <w:rFonts w:ascii="Consolas" w:hAnsi="Consolas" w:eastAsia="Consolas"/>
+          <w:b w:val="0"/>
+          <w:sz w:val="18"/>
+        </w:rPr>
+        <w:t xml:space="preserve">        └── System.Threading.Tasks.Extensions.dll</w:t>
+      </w:r>
+    </w:p>
+    <w:p>
+      <w:pPr>
+        <w:spacing w:after="80"/>
+      </w:pPr>
+      <w:r>
+        <w:rPr>
+          <w:rFonts w:ascii="宋体" w:hAnsi="宋体" w:eastAsia="宋体"/>
+          <w:b w:val="0"/>
+          <w:sz w:val="22"/>
+        </w:rPr>
+        <w:t xml:space="preserve">1. 创建 </w:t>
       </w:r>
       <w:r>
         <w:rPr>
@@ -1974,7 +1672,31 @@
           <w:b w:val="0"/>
           <w:sz w:val="21"/>
         </w:rPr>
-        <w:t>powershell -ExecutionPolicy Bypass -File tools\gray-policy-tests.ps1</w:t>
+        <w:t>D:\FakeServer\AppUpdate\versions\1.0.5\</w:t>
+      </w:r>
+      <w:r>
+        <w:rPr>
+          <w:rFonts w:ascii="宋体" w:hAnsi="宋体" w:eastAsia="宋体"/>
+          <w:b w:val="0"/>
+          <w:sz w:val="22"/>
+        </w:rPr>
+        <w:t xml:space="preserve">，把 </w:t>
+      </w:r>
+      <w:r>
+        <w:rPr>
+          <w:rFonts w:ascii="Consolas" w:hAnsi="Consolas" w:eastAsia="Consolas"/>
+          <w:b w:val="0"/>
+          <w:sz w:val="21"/>
+        </w:rPr>
+        <w:t>MoveImageForm\bin\Release\</w:t>
+      </w:r>
+      <w:r>
+        <w:rPr>
+          <w:rFonts w:ascii="宋体" w:hAnsi="宋体" w:eastAsia="宋体"/>
+          <w:b w:val="0"/>
+          <w:sz w:val="22"/>
+        </w:rPr>
+        <w:t xml:space="preserve"> 下全部文件复制进去（与真实 Deploy-Server 版本目录结构一致）</w:t>
       </w:r>
     </w:p>
     <w:p>
@@ -1987,7 +1709,7 @@
           <w:b w:val="0"/>
           <w:sz w:val="22"/>
         </w:rPr>
-        <w:t xml:space="preserve">Expected: FAIL — Add-Type 报错 </w:t>
+        <w:t xml:space="preserve">2. 创建 </w:t>
       </w:r>
       <w:r>
         <w:rPr>
@@ -1995,7 +1717,7 @@
           <w:b w:val="0"/>
           <w:sz w:val="21"/>
         </w:rPr>
-        <w:t>Cannot find path ... GrayPolicy.cs</w:t>
+        <w:t>D:\FakeServer\AppUpdate\version.json</w:t>
       </w:r>
       <w:r>
         <w:rPr>
@@ -2003,7 +1725,97 @@
           <w:b w:val="0"/>
           <w:sz w:val="22"/>
         </w:rPr>
-        <w:t>（文件不存在），脚本退出非 0。</w:t>
+        <w:t>，内容与真实服务器格式一致：</w:t>
+      </w:r>
+    </w:p>
+    <w:p>
+      <w:pPr>
+        <w:spacing w:before="0" w:after="0"/>
+        <w:ind w:left="240"/>
+        <w:shd w:val="clear" w:color="auto" w:fill="F2F2F2"/>
+      </w:pPr>
+      <w:r>
+        <w:rPr>
+          <w:rFonts w:ascii="Consolas" w:hAnsi="Consolas" w:eastAsia="Consolas"/>
+          <w:b w:val="0"/>
+          <w:sz w:val="18"/>
+        </w:rPr>
+        <w:t>{</w:t>
+      </w:r>
+    </w:p>
+    <w:p>
+      <w:pPr>
+        <w:spacing w:before="0" w:after="0"/>
+        <w:ind w:left="240"/>
+        <w:shd w:val="clear" w:color="auto" w:fill="F2F2F2"/>
+      </w:pPr>
+      <w:r>
+        <w:rPr>
+          <w:rFonts w:ascii="Consolas" w:hAnsi="Consolas" w:eastAsia="Consolas"/>
+          <w:b w:val="0"/>
+          <w:sz w:val="18"/>
+        </w:rPr>
+        <w:t xml:space="preserve">    "latest": "1.0.5",</w:t>
+      </w:r>
+    </w:p>
+    <w:p>
+      <w:pPr>
+        <w:spacing w:before="0" w:after="0"/>
+        <w:ind w:left="240"/>
+        <w:shd w:val="clear" w:color="auto" w:fill="F2F2F2"/>
+      </w:pPr>
+      <w:r>
+        <w:rPr>
+          <w:rFonts w:ascii="Consolas" w:hAnsi="Consolas" w:eastAsia="Consolas"/>
+          <w:b w:val="0"/>
+          <w:sz w:val="18"/>
+        </w:rPr>
+        <w:t xml:space="preserve">    "versions": {</w:t>
+      </w:r>
+    </w:p>
+    <w:p>
+      <w:pPr>
+        <w:spacing w:before="0" w:after="0"/>
+        <w:ind w:left="240"/>
+        <w:shd w:val="clear" w:color="auto" w:fill="F2F2F2"/>
+      </w:pPr>
+      <w:r>
+        <w:rPr>
+          <w:rFonts w:ascii="Consolas" w:hAnsi="Consolas" w:eastAsia="Consolas"/>
+          <w:b w:val="0"/>
+          <w:sz w:val="18"/>
+        </w:rPr>
+        <w:t xml:space="preserve">        "1.0.5": { "date": "2026-08-01", "note": "离线模拟用稳定版" }</w:t>
+      </w:r>
+    </w:p>
+    <w:p>
+      <w:pPr>
+        <w:spacing w:before="0" w:after="0"/>
+        <w:ind w:left="240"/>
+        <w:shd w:val="clear" w:color="auto" w:fill="F2F2F2"/>
+      </w:pPr>
+      <w:r>
+        <w:rPr>
+          <w:rFonts w:ascii="Consolas" w:hAnsi="Consolas" w:eastAsia="Consolas"/>
+          <w:b w:val="0"/>
+          <w:sz w:val="18"/>
+        </w:rPr>
+        <w:t xml:space="preserve">    }</w:t>
+      </w:r>
+    </w:p>
+    <w:p>
+      <w:pPr>
+        <w:spacing w:before="0" w:after="0"/>
+        <w:ind w:left="240"/>
+        <w:shd w:val="clear" w:color="auto" w:fill="F2F2F2"/>
+      </w:pPr>
+      <w:r>
+        <w:rPr>
+          <w:rFonts w:ascii="Consolas" w:hAnsi="Consolas" w:eastAsia="Consolas"/>
+          <w:b w:val="0"/>
+          <w:sz w:val="18"/>
+        </w:rPr>
+        <w:t>}</w:t>
       </w:r>
     </w:p>
     <w:p>
@@ -2025,7 +1837,7 @@
           <w:b/>
           <w:sz w:val="22"/>
         </w:rPr>
-        <w:t>Step 3: 实现 GrayPolicy.cs</w:t>
+        <w:t>Step 3: 搭建模拟客户机</w:t>
       </w:r>
     </w:p>
     <w:p>
@@ -2046,7 +1858,7 @@
           <w:b w:val="0"/>
           <w:sz w:val="21"/>
         </w:rPr>
-        <w:t>Launcher/GrayPolicy.cs</w:t>
+        <w:t>D:\AppTest\</w:t>
       </w:r>
       <w:r>
         <w:rPr>
@@ -2054,1998 +1866,538 @@
           <w:b w:val="0"/>
           <w:sz w:val="22"/>
         </w:rPr>
-        <w:t>：</w:t>
-      </w:r>
-    </w:p>
-    <w:p>
-      <w:pPr>
-        <w:spacing w:before="0" w:after="0"/>
-        <w:ind w:left="240"/>
-        <w:shd w:val="clear" w:color="auto" w:fill="F2F2F2"/>
-      </w:pPr>
-      <w:r>
-        <w:rPr>
-          <w:rFonts w:ascii="Consolas" w:hAnsi="Consolas" w:eastAsia="Consolas"/>
-          <w:b w:val="0"/>
-          <w:sz w:val="18"/>
-        </w:rPr>
-        <w:t>using System;</w:t>
-      </w:r>
-    </w:p>
-    <w:p>
-      <w:pPr>
-        <w:spacing w:before="0" w:after="0"/>
-        <w:ind w:left="240"/>
-        <w:shd w:val="clear" w:color="auto" w:fill="F2F2F2"/>
-      </w:pPr>
-      <w:r>
-        <w:rPr>
-          <w:rFonts w:ascii="Consolas" w:hAnsi="Consolas" w:eastAsia="Consolas"/>
-          <w:b w:val="0"/>
-          <w:sz w:val="18"/>
-        </w:rPr>
-        <w:t>using System.Collections.Generic;</w:t>
-      </w:r>
-    </w:p>
-    <w:p>
-      <w:pPr>
-        <w:spacing w:before="0" w:after="0"/>
-        <w:ind w:left="240"/>
-        <w:shd w:val="clear" w:color="auto" w:fill="F2F2F2"/>
-      </w:pPr>
-      <w:r>
-        <w:rPr>
-          <w:rFonts w:ascii="Consolas" w:hAnsi="Consolas" w:eastAsia="Consolas"/>
-          <w:b w:val="0"/>
-          <w:sz w:val="18"/>
-        </w:rPr>
-        <w:t>using System.Security.Cryptography;</w:t>
-      </w:r>
-    </w:p>
-    <w:p>
-      <w:pPr>
-        <w:spacing w:before="0" w:after="0"/>
-        <w:ind w:left="240"/>
-        <w:shd w:val="clear" w:color="auto" w:fill="F2F2F2"/>
-      </w:pPr>
-      <w:r>
-        <w:rPr>
-          <w:rFonts w:ascii="Consolas" w:hAnsi="Consolas" w:eastAsia="Consolas"/>
-          <w:b w:val="0"/>
-          <w:sz w:val="18"/>
-        </w:rPr>
-        <w:t>using System.Text;</w:t>
-      </w:r>
-    </w:p>
-    <w:p>
-      <w:pPr>
-        <w:spacing w:before="0" w:after="0"/>
-        <w:ind w:left="240"/>
-        <w:shd w:val="clear" w:color="auto" w:fill="F2F2F2"/>
-      </w:pPr>
-      <w:r>
-        <w:rPr>
-          <w:rFonts w:ascii="Consolas" w:hAnsi="Consolas" w:eastAsia="Consolas"/>
-          <w:b w:val="0"/>
-          <w:sz w:val="18"/>
-        </w:rPr>
-        <w:t xml:space="preserve"> </w:t>
-      </w:r>
-    </w:p>
-    <w:p>
-      <w:pPr>
-        <w:spacing w:before="0" w:after="0"/>
-        <w:ind w:left="240"/>
-        <w:shd w:val="clear" w:color="auto" w:fill="F2F2F2"/>
-      </w:pPr>
-      <w:r>
-        <w:rPr>
-          <w:rFonts w:ascii="Consolas" w:hAnsi="Consolas" w:eastAsia="Consolas"/>
-          <w:b w:val="0"/>
-          <w:sz w:val="18"/>
-        </w:rPr>
-        <w:t>namespace Launcher</w:t>
-      </w:r>
-    </w:p>
-    <w:p>
-      <w:pPr>
-        <w:spacing w:before="0" w:after="0"/>
-        <w:ind w:left="240"/>
-        <w:shd w:val="clear" w:color="auto" w:fill="F2F2F2"/>
-      </w:pPr>
-      <w:r>
-        <w:rPr>
-          <w:rFonts w:ascii="Consolas" w:hAnsi="Consolas" w:eastAsia="Consolas"/>
-          <w:b w:val="0"/>
-          <w:sz w:val="18"/>
-        </w:rPr>
-        <w:t>{</w:t>
-      </w:r>
-    </w:p>
-    <w:p>
-      <w:pPr>
-        <w:spacing w:before="0" w:after="0"/>
-        <w:ind w:left="240"/>
-        <w:shd w:val="clear" w:color="auto" w:fill="F2F2F2"/>
-      </w:pPr>
-      <w:r>
-        <w:rPr>
-          <w:rFonts w:ascii="Consolas" w:hAnsi="Consolas" w:eastAsia="Consolas"/>
-          <w:b w:val="0"/>
-          <w:sz w:val="18"/>
-        </w:rPr>
-        <w:t xml:space="preserve">    /// &lt;summary&gt;灰度判定结果&lt;/summary&gt;</w:t>
-      </w:r>
-    </w:p>
-    <w:p>
-      <w:pPr>
-        <w:spacing w:before="0" w:after="0"/>
-        <w:ind w:left="240"/>
-        <w:shd w:val="clear" w:color="auto" w:fill="F2F2F2"/>
-      </w:pPr>
-      <w:r>
-        <w:rPr>
-          <w:rFonts w:ascii="Consolas" w:hAnsi="Consolas" w:eastAsia="Consolas"/>
-          <w:b w:val="0"/>
-          <w:sz w:val="18"/>
-        </w:rPr>
-        <w:t xml:space="preserve">    public enum GrayDecision</w:t>
-      </w:r>
-    </w:p>
-    <w:p>
-      <w:pPr>
-        <w:spacing w:before="0" w:after="0"/>
-        <w:ind w:left="240"/>
-        <w:shd w:val="clear" w:color="auto" w:fill="F2F2F2"/>
-      </w:pPr>
-      <w:r>
-        <w:rPr>
-          <w:rFonts w:ascii="Consolas" w:hAnsi="Consolas" w:eastAsia="Consolas"/>
-          <w:b w:val="0"/>
-          <w:sz w:val="18"/>
-        </w:rPr>
-        <w:t xml:space="preserve">    {</w:t>
-      </w:r>
-    </w:p>
-    <w:p>
-      <w:pPr>
-        <w:spacing w:before="0" w:after="0"/>
-        <w:ind w:left="240"/>
-        <w:shd w:val="clear" w:color="auto" w:fill="F2F2F2"/>
-      </w:pPr>
-      <w:r>
-        <w:rPr>
-          <w:rFonts w:ascii="Consolas" w:hAnsi="Consolas" w:eastAsia="Consolas"/>
-          <w:b w:val="0"/>
-          <w:sz w:val="18"/>
-        </w:rPr>
-        <w:t xml:space="preserve">        Blocked,     // 黑名单 → 不升级</w:t>
-      </w:r>
-    </w:p>
-    <w:p>
-      <w:pPr>
-        <w:spacing w:before="0" w:after="0"/>
-        <w:ind w:left="240"/>
-        <w:shd w:val="clear" w:color="auto" w:fill="F2F2F2"/>
-      </w:pPr>
-      <w:r>
-        <w:rPr>
-          <w:rFonts w:ascii="Consolas" w:hAnsi="Consolas" w:eastAsia="Consolas"/>
-          <w:b w:val="0"/>
-          <w:sz w:val="18"/>
-        </w:rPr>
-        <w:t xml:space="preserve">        Allowed,     // 白名单 → 升级</w:t>
-      </w:r>
-    </w:p>
-    <w:p>
-      <w:pPr>
-        <w:spacing w:before="0" w:after="0"/>
-        <w:ind w:left="240"/>
-        <w:shd w:val="clear" w:color="auto" w:fill="F2F2F2"/>
-      </w:pPr>
-      <w:r>
-        <w:rPr>
-          <w:rFonts w:ascii="Consolas" w:hAnsi="Consolas" w:eastAsia="Consolas"/>
-          <w:b w:val="0"/>
-          <w:sz w:val="18"/>
-        </w:rPr>
-        <w:t xml:space="preserve">        Selected,    // 百分比命中 → 升级</w:t>
-      </w:r>
-    </w:p>
-    <w:p>
-      <w:pPr>
-        <w:spacing w:before="0" w:after="0"/>
-        <w:ind w:left="240"/>
-        <w:shd w:val="clear" w:color="auto" w:fill="F2F2F2"/>
-      </w:pPr>
-      <w:r>
-        <w:rPr>
-          <w:rFonts w:ascii="Consolas" w:hAnsi="Consolas" w:eastAsia="Consolas"/>
-          <w:b w:val="0"/>
-          <w:sz w:val="18"/>
-        </w:rPr>
-        <w:t xml:space="preserve">        NotSelected  // 百分比未命中 → 不升级</w:t>
-      </w:r>
-    </w:p>
-    <w:p>
-      <w:pPr>
-        <w:spacing w:before="0" w:after="0"/>
-        <w:ind w:left="240"/>
-        <w:shd w:val="clear" w:color="auto" w:fill="F2F2F2"/>
-      </w:pPr>
-      <w:r>
-        <w:rPr>
-          <w:rFonts w:ascii="Consolas" w:hAnsi="Consolas" w:eastAsia="Consolas"/>
-          <w:b w:val="0"/>
-          <w:sz w:val="18"/>
-        </w:rPr>
-        <w:t xml:space="preserve">    }</w:t>
-      </w:r>
-    </w:p>
-    <w:p>
-      <w:pPr>
-        <w:spacing w:before="0" w:after="0"/>
-        <w:ind w:left="240"/>
-        <w:shd w:val="clear" w:color="auto" w:fill="F2F2F2"/>
-      </w:pPr>
-      <w:r>
-        <w:rPr>
-          <w:rFonts w:ascii="Consolas" w:hAnsi="Consolas" w:eastAsia="Consolas"/>
-          <w:b w:val="0"/>
-          <w:sz w:val="18"/>
-        </w:rPr>
-        <w:t xml:space="preserve"> </w:t>
-      </w:r>
-    </w:p>
-    <w:p>
-      <w:pPr>
-        <w:spacing w:before="0" w:after="0"/>
-        <w:ind w:left="240"/>
-        <w:shd w:val="clear" w:color="auto" w:fill="F2F2F2"/>
-      </w:pPr>
-      <w:r>
-        <w:rPr>
-          <w:rFonts w:ascii="Consolas" w:hAnsi="Consolas" w:eastAsia="Consolas"/>
-          <w:b w:val="0"/>
-          <w:sz w:val="18"/>
-        </w:rPr>
-        <w:t xml:space="preserve">    /// &lt;summary&gt;</w:t>
-      </w:r>
-    </w:p>
-    <w:p>
-      <w:pPr>
-        <w:spacing w:before="0" w:after="0"/>
-        <w:ind w:left="240"/>
-        <w:shd w:val="clear" w:color="auto" w:fill="F2F2F2"/>
-      </w:pPr>
-      <w:r>
-        <w:rPr>
-          <w:rFonts w:ascii="Consolas" w:hAnsi="Consolas" w:eastAsia="Consolas"/>
-          <w:b w:val="0"/>
-          <w:sz w:val="18"/>
-        </w:rPr>
-        <w:t xml:space="preserve">    /// 灰度发布纯逻辑 — 无 UI/IO 依赖，可用 PowerShell Add-Type 单测。</w:t>
-      </w:r>
-    </w:p>
-    <w:p>
-      <w:pPr>
-        <w:spacing w:before="0" w:after="0"/>
-        <w:ind w:left="240"/>
-        <w:shd w:val="clear" w:color="auto" w:fill="F2F2F2"/>
-      </w:pPr>
-      <w:r>
-        <w:rPr>
-          <w:rFonts w:ascii="Consolas" w:hAnsi="Consolas" w:eastAsia="Consolas"/>
-          <w:b w:val="0"/>
-          <w:sz w:val="18"/>
-        </w:rPr>
-        <w:t xml:space="preserve">    /// 注意：本文件与 MachineIdStore.cs 需保持 C# 5 语法兼容（Add-Type 使用</w:t>
-      </w:r>
-    </w:p>
-    <w:p>
-      <w:pPr>
-        <w:spacing w:before="0" w:after="0"/>
-        <w:ind w:left="240"/>
-        <w:shd w:val="clear" w:color="auto" w:fill="F2F2F2"/>
-      </w:pPr>
-      <w:r>
-        <w:rPr>
-          <w:rFonts w:ascii="Consolas" w:hAnsi="Consolas" w:eastAsia="Consolas"/>
-          <w:b w:val="0"/>
-          <w:sz w:val="18"/>
-        </w:rPr>
-        <w:t xml:space="preserve">    /// .NET Framework 的 CodeDom 编译器，不支持 ?. 等 C# 6 新语法）。</w:t>
-      </w:r>
-    </w:p>
-    <w:p>
-      <w:pPr>
-        <w:spacing w:before="0" w:after="0"/>
-        <w:ind w:left="240"/>
-        <w:shd w:val="clear" w:color="auto" w:fill="F2F2F2"/>
-      </w:pPr>
-      <w:r>
-        <w:rPr>
-          <w:rFonts w:ascii="Consolas" w:hAnsi="Consolas" w:eastAsia="Consolas"/>
-          <w:b w:val="0"/>
-          <w:sz w:val="18"/>
-        </w:rPr>
-        <w:t xml:space="preserve">    /// 分桶确定性：同一机器ID + 同一目标版本恒得同一桶值；</w:t>
-      </w:r>
-    </w:p>
-    <w:p>
-      <w:pPr>
-        <w:spacing w:before="0" w:after="0"/>
-        <w:ind w:left="240"/>
-        <w:shd w:val="clear" w:color="auto" w:fill="F2F2F2"/>
-      </w:pPr>
-      <w:r>
-        <w:rPr>
-          <w:rFonts w:ascii="Consolas" w:hAnsi="Consolas" w:eastAsia="Consolas"/>
-          <w:b w:val="0"/>
-          <w:sz w:val="18"/>
-        </w:rPr>
-        <w:t xml:space="preserve">    /// 目标版本参与哈希，每次灰度（不同版本）选中的机器集合不同。</w:t>
-      </w:r>
-    </w:p>
-    <w:p>
-      <w:pPr>
-        <w:spacing w:before="0" w:after="0"/>
-        <w:ind w:left="240"/>
-        <w:shd w:val="clear" w:color="auto" w:fill="F2F2F2"/>
-      </w:pPr>
-      <w:r>
-        <w:rPr>
-          <w:rFonts w:ascii="Consolas" w:hAnsi="Consolas" w:eastAsia="Consolas"/>
-          <w:b w:val="0"/>
-          <w:sz w:val="18"/>
-        </w:rPr>
-        <w:t xml:space="preserve">    /// &lt;/summary&gt;</w:t>
-      </w:r>
-    </w:p>
-    <w:p>
-      <w:pPr>
-        <w:spacing w:before="0" w:after="0"/>
-        <w:ind w:left="240"/>
-        <w:shd w:val="clear" w:color="auto" w:fill="F2F2F2"/>
-      </w:pPr>
-      <w:r>
-        <w:rPr>
-          <w:rFonts w:ascii="Consolas" w:hAnsi="Consolas" w:eastAsia="Consolas"/>
-          <w:b w:val="0"/>
-          <w:sz w:val="18"/>
-        </w:rPr>
-        <w:t xml:space="preserve">    public static class GrayPolicy</w:t>
-      </w:r>
-    </w:p>
-    <w:p>
-      <w:pPr>
-        <w:spacing w:before="0" w:after="0"/>
-        <w:ind w:left="240"/>
-        <w:shd w:val="clear" w:color="auto" w:fill="F2F2F2"/>
-      </w:pPr>
-      <w:r>
-        <w:rPr>
-          <w:rFonts w:ascii="Consolas" w:hAnsi="Consolas" w:eastAsia="Consolas"/>
-          <w:b w:val="0"/>
-          <w:sz w:val="18"/>
-        </w:rPr>
-        <w:t xml:space="preserve">    {</w:t>
-      </w:r>
-    </w:p>
-    <w:p>
-      <w:pPr>
-        <w:spacing w:before="0" w:after="0"/>
-        <w:ind w:left="240"/>
-        <w:shd w:val="clear" w:color="auto" w:fill="F2F2F2"/>
-      </w:pPr>
-      <w:r>
-        <w:rPr>
-          <w:rFonts w:ascii="Consolas" w:hAnsi="Consolas" w:eastAsia="Consolas"/>
-          <w:b w:val="0"/>
-          <w:sz w:val="18"/>
-        </w:rPr>
-        <w:t xml:space="preserve">        /// &lt;summary&gt;确定性分桶值：0..99&lt;/summary&gt;</w:t>
-      </w:r>
-    </w:p>
-    <w:p>
-      <w:pPr>
-        <w:spacing w:before="0" w:after="0"/>
-        <w:ind w:left="240"/>
-        <w:shd w:val="clear" w:color="auto" w:fill="F2F2F2"/>
-      </w:pPr>
-      <w:r>
-        <w:rPr>
-          <w:rFonts w:ascii="Consolas" w:hAnsi="Consolas" w:eastAsia="Consolas"/>
-          <w:b w:val="0"/>
-          <w:sz w:val="18"/>
-        </w:rPr>
-        <w:t xml:space="preserve">        public static int BucketValue(string machineId, string targetVersion)</w:t>
-      </w:r>
-    </w:p>
-    <w:p>
-      <w:pPr>
-        <w:spacing w:before="0" w:after="0"/>
-        <w:ind w:left="240"/>
-        <w:shd w:val="clear" w:color="auto" w:fill="F2F2F2"/>
-      </w:pPr>
-      <w:r>
-        <w:rPr>
-          <w:rFonts w:ascii="Consolas" w:hAnsi="Consolas" w:eastAsia="Consolas"/>
-          <w:b w:val="0"/>
-          <w:sz w:val="18"/>
-        </w:rPr>
-        <w:t xml:space="preserve">        {</w:t>
-      </w:r>
-    </w:p>
-    <w:p>
-      <w:pPr>
-        <w:spacing w:before="0" w:after="0"/>
-        <w:ind w:left="240"/>
-        <w:shd w:val="clear" w:color="auto" w:fill="F2F2F2"/>
-      </w:pPr>
-      <w:r>
-        <w:rPr>
-          <w:rFonts w:ascii="Consolas" w:hAnsi="Consolas" w:eastAsia="Consolas"/>
-          <w:b w:val="0"/>
-          <w:sz w:val="18"/>
-        </w:rPr>
-        <w:t xml:space="preserve">            using (var sha = SHA256.Create())</w:t>
-      </w:r>
-    </w:p>
-    <w:p>
-      <w:pPr>
-        <w:spacing w:before="0" w:after="0"/>
-        <w:ind w:left="240"/>
-        <w:shd w:val="clear" w:color="auto" w:fill="F2F2F2"/>
-      </w:pPr>
-      <w:r>
-        <w:rPr>
-          <w:rFonts w:ascii="Consolas" w:hAnsi="Consolas" w:eastAsia="Consolas"/>
-          <w:b w:val="0"/>
-          <w:sz w:val="18"/>
-        </w:rPr>
-        <w:t xml:space="preserve">            {</w:t>
-      </w:r>
-    </w:p>
-    <w:p>
-      <w:pPr>
-        <w:spacing w:before="0" w:after="0"/>
-        <w:ind w:left="240"/>
-        <w:shd w:val="clear" w:color="auto" w:fill="F2F2F2"/>
-      </w:pPr>
-      <w:r>
-        <w:rPr>
-          <w:rFonts w:ascii="Consolas" w:hAnsi="Consolas" w:eastAsia="Consolas"/>
-          <w:b w:val="0"/>
-          <w:sz w:val="18"/>
-        </w:rPr>
-        <w:t xml:space="preserve">                byte[] hash = sha.ComputeHash(Encoding.UTF8.GetBytes(machineId + "|" + targetVersion));</w:t>
-      </w:r>
-    </w:p>
-    <w:p>
-      <w:pPr>
-        <w:spacing w:before="0" w:after="0"/>
-        <w:ind w:left="240"/>
-        <w:shd w:val="clear" w:color="auto" w:fill="F2F2F2"/>
-      </w:pPr>
-      <w:r>
-        <w:rPr>
-          <w:rFonts w:ascii="Consolas" w:hAnsi="Consolas" w:eastAsia="Consolas"/>
-          <w:b w:val="0"/>
-          <w:sz w:val="18"/>
-        </w:rPr>
-        <w:t xml:space="preserve">                return (int)(BitConverter.ToUInt32(hash, 0) % 100);</w:t>
-      </w:r>
-    </w:p>
-    <w:p>
-      <w:pPr>
-        <w:spacing w:before="0" w:after="0"/>
-        <w:ind w:left="240"/>
-        <w:shd w:val="clear" w:color="auto" w:fill="F2F2F2"/>
-      </w:pPr>
-      <w:r>
-        <w:rPr>
-          <w:rFonts w:ascii="Consolas" w:hAnsi="Consolas" w:eastAsia="Consolas"/>
-          <w:b w:val="0"/>
-          <w:sz w:val="18"/>
-        </w:rPr>
-        <w:t xml:space="preserve">            }</w:t>
-      </w:r>
-    </w:p>
-    <w:p>
-      <w:pPr>
-        <w:spacing w:before="0" w:after="0"/>
-        <w:ind w:left="240"/>
-        <w:shd w:val="clear" w:color="auto" w:fill="F2F2F2"/>
-      </w:pPr>
-      <w:r>
-        <w:rPr>
-          <w:rFonts w:ascii="Consolas" w:hAnsi="Consolas" w:eastAsia="Consolas"/>
-          <w:b w:val="0"/>
-          <w:sz w:val="18"/>
-        </w:rPr>
-        <w:t xml:space="preserve">        }</w:t>
-      </w:r>
-    </w:p>
-    <w:p>
-      <w:pPr>
-        <w:spacing w:before="0" w:after="0"/>
-        <w:ind w:left="240"/>
-        <w:shd w:val="clear" w:color="auto" w:fill="F2F2F2"/>
-      </w:pPr>
-      <w:r>
-        <w:rPr>
-          <w:rFonts w:ascii="Consolas" w:hAnsi="Consolas" w:eastAsia="Consolas"/>
-          <w:b w:val="0"/>
-          <w:sz w:val="18"/>
-        </w:rPr>
-        <w:t xml:space="preserve"> </w:t>
-      </w:r>
-    </w:p>
-    <w:p>
-      <w:pPr>
-        <w:spacing w:before="0" w:after="0"/>
-        <w:ind w:left="240"/>
-        <w:shd w:val="clear" w:color="auto" w:fill="F2F2F2"/>
-      </w:pPr>
-      <w:r>
-        <w:rPr>
-          <w:rFonts w:ascii="Consolas" w:hAnsi="Consolas" w:eastAsia="Consolas"/>
-          <w:b w:val="0"/>
-          <w:sz w:val="18"/>
-        </w:rPr>
-        <w:t xml:space="preserve">        /// &lt;summary&gt;判定本机是否应升级到 target。优先级：黑名单 &amp;gt; 白名单 &amp;gt; 百分比&lt;/summary&gt;</w:t>
-      </w:r>
-    </w:p>
-    <w:p>
-      <w:pPr>
-        <w:spacing w:before="0" w:after="0"/>
-        <w:ind w:left="240"/>
-        <w:shd w:val="clear" w:color="auto" w:fill="F2F2F2"/>
-      </w:pPr>
-      <w:r>
-        <w:rPr>
-          <w:rFonts w:ascii="Consolas" w:hAnsi="Consolas" w:eastAsia="Consolas"/>
-          <w:b w:val="0"/>
-          <w:sz w:val="18"/>
-        </w:rPr>
-        <w:t xml:space="preserve">        public static GrayDecision Decide(string machineId, int percent,</w:t>
-      </w:r>
-    </w:p>
-    <w:p>
-      <w:pPr>
-        <w:spacing w:before="0" w:after="0"/>
-        <w:ind w:left="240"/>
-        <w:shd w:val="clear" w:color="auto" w:fill="F2F2F2"/>
-      </w:pPr>
-      <w:r>
-        <w:rPr>
-          <w:rFonts w:ascii="Consolas" w:hAnsi="Consolas" w:eastAsia="Consolas"/>
-          <w:b w:val="0"/>
-          <w:sz w:val="18"/>
-        </w:rPr>
-        <w:t xml:space="preserve">            List&lt;string&gt; allowlist, List&lt;string&gt; blocklist, string targetVersion)</w:t>
-      </w:r>
-    </w:p>
-    <w:p>
-      <w:pPr>
-        <w:spacing w:before="0" w:after="0"/>
-        <w:ind w:left="240"/>
-        <w:shd w:val="clear" w:color="auto" w:fill="F2F2F2"/>
-      </w:pPr>
-      <w:r>
-        <w:rPr>
-          <w:rFonts w:ascii="Consolas" w:hAnsi="Consolas" w:eastAsia="Consolas"/>
-          <w:b w:val="0"/>
-          <w:sz w:val="18"/>
-        </w:rPr>
-        <w:t xml:space="preserve">        {</w:t>
-      </w:r>
-    </w:p>
-    <w:p>
-      <w:pPr>
-        <w:spacing w:before="0" w:after="0"/>
-        <w:ind w:left="240"/>
-        <w:shd w:val="clear" w:color="auto" w:fill="F2F2F2"/>
-      </w:pPr>
-      <w:r>
-        <w:rPr>
-          <w:rFonts w:ascii="Consolas" w:hAnsi="Consolas" w:eastAsia="Consolas"/>
-          <w:b w:val="0"/>
-          <w:sz w:val="18"/>
-        </w:rPr>
-        <w:t xml:space="preserve">            if (blocklist != null &amp;&amp; blocklist.Contains(machineId)) return GrayDecision.Blocked;</w:t>
-      </w:r>
-    </w:p>
-    <w:p>
-      <w:pPr>
-        <w:spacing w:before="0" w:after="0"/>
-        <w:ind w:left="240"/>
-        <w:shd w:val="clear" w:color="auto" w:fill="F2F2F2"/>
-      </w:pPr>
-      <w:r>
-        <w:rPr>
-          <w:rFonts w:ascii="Consolas" w:hAnsi="Consolas" w:eastAsia="Consolas"/>
-          <w:b w:val="0"/>
-          <w:sz w:val="18"/>
-        </w:rPr>
-        <w:t xml:space="preserve">            if (allowlist != null &amp;&amp; allowlist.Contains(machineId)) return GrayDecision.Allowed;</w:t>
-      </w:r>
-    </w:p>
-    <w:p>
-      <w:pPr>
-        <w:spacing w:before="0" w:after="0"/>
-        <w:ind w:left="240"/>
-        <w:shd w:val="clear" w:color="auto" w:fill="F2F2F2"/>
-      </w:pPr>
-      <w:r>
-        <w:rPr>
-          <w:rFonts w:ascii="Consolas" w:hAnsi="Consolas" w:eastAsia="Consolas"/>
-          <w:b w:val="0"/>
-          <w:sz w:val="18"/>
-        </w:rPr>
-        <w:t xml:space="preserve">            return BucketValue(machineId, targetVersion) &lt; percent</w:t>
-      </w:r>
-    </w:p>
-    <w:p>
-      <w:pPr>
-        <w:spacing w:before="0" w:after="0"/>
-        <w:ind w:left="240"/>
-        <w:shd w:val="clear" w:color="auto" w:fill="F2F2F2"/>
-      </w:pPr>
-      <w:r>
-        <w:rPr>
-          <w:rFonts w:ascii="Consolas" w:hAnsi="Consolas" w:eastAsia="Consolas"/>
-          <w:b w:val="0"/>
-          <w:sz w:val="18"/>
-        </w:rPr>
-        <w:t xml:space="preserve">                ? GrayDecision.Selected : GrayDecision.NotSelected;</w:t>
-      </w:r>
-    </w:p>
-    <w:p>
-      <w:pPr>
-        <w:spacing w:before="0" w:after="0"/>
-        <w:ind w:left="240"/>
-        <w:shd w:val="clear" w:color="auto" w:fill="F2F2F2"/>
-      </w:pPr>
-      <w:r>
-        <w:rPr>
-          <w:rFonts w:ascii="Consolas" w:hAnsi="Consolas" w:eastAsia="Consolas"/>
-          <w:b w:val="0"/>
-          <w:sz w:val="18"/>
-        </w:rPr>
-        <w:t xml:space="preserve">        }</w:t>
-      </w:r>
-    </w:p>
-    <w:p>
-      <w:pPr>
-        <w:spacing w:before="0" w:after="0"/>
-        <w:ind w:left="240"/>
-        <w:shd w:val="clear" w:color="auto" w:fill="F2F2F2"/>
-      </w:pPr>
-      <w:r>
-        <w:rPr>
-          <w:rFonts w:ascii="Consolas" w:hAnsi="Consolas" w:eastAsia="Consolas"/>
-          <w:b w:val="0"/>
-          <w:sz w:val="18"/>
-        </w:rPr>
-        <w:t xml:space="preserve"> </w:t>
-      </w:r>
-    </w:p>
-    <w:p>
-      <w:pPr>
-        <w:spacing w:before="0" w:after="0"/>
-        <w:ind w:left="240"/>
-        <w:shd w:val="clear" w:color="auto" w:fill="F2F2F2"/>
-      </w:pPr>
-      <w:r>
-        <w:rPr>
-          <w:rFonts w:ascii="Consolas" w:hAnsi="Consolas" w:eastAsia="Consolas"/>
-          <w:b w:val="0"/>
-          <w:sz w:val="18"/>
-        </w:rPr>
-        <w:t xml:space="preserve">        /// &lt;summary&gt;版本比较（与 Launcher 原 IsNewerVersion 语义一致）&lt;/summary&gt;</w:t>
-      </w:r>
-    </w:p>
-    <w:p>
-      <w:pPr>
-        <w:spacing w:before="0" w:after="0"/>
-        <w:ind w:left="240"/>
-        <w:shd w:val="clear" w:color="auto" w:fill="F2F2F2"/>
-      </w:pPr>
-      <w:r>
-        <w:rPr>
-          <w:rFonts w:ascii="Consolas" w:hAnsi="Consolas" w:eastAsia="Consolas"/>
-          <w:b w:val="0"/>
-          <w:sz w:val="18"/>
-        </w:rPr>
-        <w:t xml:space="preserve">        public static bool IsNewer(string cloudVer, string localVer)</w:t>
-      </w:r>
-    </w:p>
-    <w:p>
-      <w:pPr>
-        <w:spacing w:before="0" w:after="0"/>
-        <w:ind w:left="240"/>
-        <w:shd w:val="clear" w:color="auto" w:fill="F2F2F2"/>
-      </w:pPr>
-      <w:r>
-        <w:rPr>
-          <w:rFonts w:ascii="Consolas" w:hAnsi="Consolas" w:eastAsia="Consolas"/>
-          <w:b w:val="0"/>
-          <w:sz w:val="18"/>
-        </w:rPr>
-        <w:t xml:space="preserve">        {</w:t>
-      </w:r>
-    </w:p>
-    <w:p>
-      <w:pPr>
-        <w:spacing w:before="0" w:after="0"/>
-        <w:ind w:left="240"/>
-        <w:shd w:val="clear" w:color="auto" w:fill="F2F2F2"/>
-      </w:pPr>
-      <w:r>
-        <w:rPr>
-          <w:rFonts w:ascii="Consolas" w:hAnsi="Consolas" w:eastAsia="Consolas"/>
-          <w:b w:val="0"/>
-          <w:sz w:val="18"/>
-        </w:rPr>
-        <w:t xml:space="preserve">            try</w:t>
-      </w:r>
-    </w:p>
-    <w:p>
-      <w:pPr>
-        <w:spacing w:before="0" w:after="0"/>
-        <w:ind w:left="240"/>
-        <w:shd w:val="clear" w:color="auto" w:fill="F2F2F2"/>
-      </w:pPr>
-      <w:r>
-        <w:rPr>
-          <w:rFonts w:ascii="Consolas" w:hAnsi="Consolas" w:eastAsia="Consolas"/>
-          <w:b w:val="0"/>
-          <w:sz w:val="18"/>
-        </w:rPr>
-        <w:t xml:space="preserve">            {</w:t>
-      </w:r>
-    </w:p>
-    <w:p>
-      <w:pPr>
-        <w:spacing w:before="0" w:after="0"/>
-        <w:ind w:left="240"/>
-        <w:shd w:val="clear" w:color="auto" w:fill="F2F2F2"/>
-      </w:pPr>
-      <w:r>
-        <w:rPr>
-          <w:rFonts w:ascii="Consolas" w:hAnsi="Consolas" w:eastAsia="Consolas"/>
-          <w:b w:val="0"/>
-          <w:sz w:val="18"/>
-        </w:rPr>
-        <w:t xml:space="preserve">                var cv = new Version(cloudVer);</w:t>
-      </w:r>
-    </w:p>
-    <w:p>
-      <w:pPr>
-        <w:spacing w:before="0" w:after="0"/>
-        <w:ind w:left="240"/>
-        <w:shd w:val="clear" w:color="auto" w:fill="F2F2F2"/>
-      </w:pPr>
-      <w:r>
-        <w:rPr>
-          <w:rFonts w:ascii="Consolas" w:hAnsi="Consolas" w:eastAsia="Consolas"/>
-          <w:b w:val="0"/>
-          <w:sz w:val="18"/>
-        </w:rPr>
-        <w:t xml:space="preserve">                var lv = new Version(localVer);</w:t>
-      </w:r>
-    </w:p>
-    <w:p>
-      <w:pPr>
-        <w:spacing w:before="0" w:after="0"/>
-        <w:ind w:left="240"/>
-        <w:shd w:val="clear" w:color="auto" w:fill="F2F2F2"/>
-      </w:pPr>
-      <w:r>
-        <w:rPr>
-          <w:rFonts w:ascii="Consolas" w:hAnsi="Consolas" w:eastAsia="Consolas"/>
-          <w:b w:val="0"/>
-          <w:sz w:val="18"/>
-        </w:rPr>
-        <w:t xml:space="preserve">                return cv &gt; lv;</w:t>
-      </w:r>
-    </w:p>
-    <w:p>
-      <w:pPr>
-        <w:spacing w:before="0" w:after="0"/>
-        <w:ind w:left="240"/>
-        <w:shd w:val="clear" w:color="auto" w:fill="F2F2F2"/>
-      </w:pPr>
-      <w:r>
-        <w:rPr>
-          <w:rFonts w:ascii="Consolas" w:hAnsi="Consolas" w:eastAsia="Consolas"/>
-          <w:b w:val="0"/>
-          <w:sz w:val="18"/>
-        </w:rPr>
-        <w:t xml:space="preserve">            }</w:t>
-      </w:r>
-    </w:p>
-    <w:p>
-      <w:pPr>
-        <w:spacing w:before="0" w:after="0"/>
-        <w:ind w:left="240"/>
-        <w:shd w:val="clear" w:color="auto" w:fill="F2F2F2"/>
-      </w:pPr>
-      <w:r>
-        <w:rPr>
-          <w:rFonts w:ascii="Consolas" w:hAnsi="Consolas" w:eastAsia="Consolas"/>
-          <w:b w:val="0"/>
-          <w:sz w:val="18"/>
-        </w:rPr>
-        <w:t xml:space="preserve">            catch</w:t>
-      </w:r>
-    </w:p>
-    <w:p>
-      <w:pPr>
-        <w:spacing w:before="0" w:after="0"/>
-        <w:ind w:left="240"/>
-        <w:shd w:val="clear" w:color="auto" w:fill="F2F2F2"/>
-      </w:pPr>
-      <w:r>
-        <w:rPr>
-          <w:rFonts w:ascii="Consolas" w:hAnsi="Consolas" w:eastAsia="Consolas"/>
-          <w:b w:val="0"/>
-          <w:sz w:val="18"/>
-        </w:rPr>
-        <w:t xml:space="preserve">            {</w:t>
-      </w:r>
-    </w:p>
-    <w:p>
-      <w:pPr>
-        <w:spacing w:before="0" w:after="0"/>
-        <w:ind w:left="240"/>
-        <w:shd w:val="clear" w:color="auto" w:fill="F2F2F2"/>
-      </w:pPr>
-      <w:r>
-        <w:rPr>
-          <w:rFonts w:ascii="Consolas" w:hAnsi="Consolas" w:eastAsia="Consolas"/>
-          <w:b w:val="0"/>
-          <w:sz w:val="18"/>
-        </w:rPr>
-        <w:t xml:space="preserve">                return string.Compare(cloudVer, localVer, StringComparison.OrdinalIgnoreCase) &gt; 0;</w:t>
-      </w:r>
-    </w:p>
-    <w:p>
-      <w:pPr>
-        <w:spacing w:before="0" w:after="0"/>
-        <w:ind w:left="240"/>
-        <w:shd w:val="clear" w:color="auto" w:fill="F2F2F2"/>
-      </w:pPr>
-      <w:r>
-        <w:rPr>
-          <w:rFonts w:ascii="Consolas" w:hAnsi="Consolas" w:eastAsia="Consolas"/>
-          <w:b w:val="0"/>
-          <w:sz w:val="18"/>
-        </w:rPr>
-        <w:t xml:space="preserve">            }</w:t>
-      </w:r>
-    </w:p>
-    <w:p>
-      <w:pPr>
-        <w:spacing w:before="0" w:after="0"/>
-        <w:ind w:left="240"/>
-        <w:shd w:val="clear" w:color="auto" w:fill="F2F2F2"/>
-      </w:pPr>
-      <w:r>
-        <w:rPr>
-          <w:rFonts w:ascii="Consolas" w:hAnsi="Consolas" w:eastAsia="Consolas"/>
-          <w:b w:val="0"/>
-          <w:sz w:val="18"/>
-        </w:rPr>
-        <w:t xml:space="preserve">        }</w:t>
-      </w:r>
-    </w:p>
-    <w:p>
-      <w:pPr>
-        <w:spacing w:before="0" w:after="0"/>
-        <w:ind w:left="240"/>
-        <w:shd w:val="clear" w:color="auto" w:fill="F2F2F2"/>
-      </w:pPr>
-      <w:r>
-        <w:rPr>
-          <w:rFonts w:ascii="Consolas" w:hAnsi="Consolas" w:eastAsia="Consolas"/>
-          <w:b w:val="0"/>
-          <w:sz w:val="18"/>
-        </w:rPr>
-        <w:t xml:space="preserve">    }</w:t>
-      </w:r>
-    </w:p>
-    <w:p>
-      <w:pPr>
-        <w:spacing w:before="0" w:after="0"/>
-        <w:ind w:left="240"/>
-        <w:shd w:val="clear" w:color="auto" w:fill="F2F2F2"/>
-      </w:pPr>
-      <w:r>
-        <w:rPr>
-          <w:rFonts w:ascii="Consolas" w:hAnsi="Consolas" w:eastAsia="Consolas"/>
-          <w:b w:val="0"/>
-          <w:sz w:val="18"/>
-        </w:rPr>
-        <w:t>}</w:t>
-      </w:r>
-    </w:p>
-    <w:p>
-      <w:pPr>
-        <w:spacing w:after="40"/>
-        <w:ind w:left="240"/>
-      </w:pPr>
+        <w:t>（结构与真实客户机一致）：</w:t>
+      </w:r>
+    </w:p>
+    <w:p>
+      <w:pPr>
+        <w:spacing w:before="0" w:after="0"/>
+        <w:ind w:left="240"/>
+        <w:shd w:val="clear" w:color="auto" w:fill="F2F2F2"/>
+      </w:pPr>
+      <w:r>
+        <w:rPr>
+          <w:rFonts w:ascii="Consolas" w:hAnsi="Consolas" w:eastAsia="Consolas"/>
+          <w:b w:val="0"/>
+          <w:sz w:val="18"/>
+        </w:rPr>
+        <w:t>D:\AppTest\</w:t>
+      </w:r>
+    </w:p>
+    <w:p>
+      <w:pPr>
+        <w:spacing w:before="0" w:after="0"/>
+        <w:ind w:left="240"/>
+        <w:shd w:val="clear" w:color="auto" w:fill="F2F2F2"/>
+      </w:pPr>
+      <w:r>
+        <w:rPr>
+          <w:rFonts w:ascii="Consolas" w:hAnsi="Consolas" w:eastAsia="Consolas"/>
+          <w:b w:val="0"/>
+          <w:sz w:val="18"/>
+        </w:rPr>
+        <w:t>├── Launcher.exe</w:t>
+      </w:r>
+    </w:p>
+    <w:p>
+      <w:pPr>
+        <w:spacing w:before="0" w:after="0"/>
+        <w:ind w:left="240"/>
+        <w:shd w:val="clear" w:color="auto" w:fill="F2F2F2"/>
+      </w:pPr>
+      <w:r>
+        <w:rPr>
+          <w:rFonts w:ascii="Consolas" w:hAnsi="Consolas" w:eastAsia="Consolas"/>
+          <w:b w:val="0"/>
+          <w:sz w:val="18"/>
+        </w:rPr>
+        <w:t>├── Launcher.exe.config</w:t>
+      </w:r>
+    </w:p>
+    <w:p>
+      <w:pPr>
+        <w:spacing w:before="0" w:after="0"/>
+        <w:ind w:left="240"/>
+        <w:shd w:val="clear" w:color="auto" w:fill="F2F2F2"/>
+      </w:pPr>
+      <w:r>
+        <w:rPr>
+          <w:rFonts w:ascii="Consolas" w:hAnsi="Consolas" w:eastAsia="Consolas"/>
+          <w:b w:val="0"/>
+          <w:sz w:val="18"/>
+        </w:rPr>
+        <w:t>├── config.xml              ← ★ UpdateServerPath 指向本地模拟服务器</w:t>
+      </w:r>
+    </w:p>
+    <w:p>
+      <w:pPr>
+        <w:spacing w:before="0" w:after="0"/>
+        <w:ind w:left="240"/>
+        <w:shd w:val="clear" w:color="auto" w:fill="F2F2F2"/>
+      </w:pPr>
+      <w:r>
+        <w:rPr>
+          <w:rFonts w:ascii="Consolas" w:hAnsi="Consolas" w:eastAsia="Consolas"/>
+          <w:b w:val="0"/>
+          <w:sz w:val="18"/>
+        </w:rPr>
+        <w:t>├── update.status           ← 空文件</w:t>
+      </w:r>
+    </w:p>
+    <w:p>
+      <w:pPr>
+        <w:spacing w:before="0" w:after="0"/>
+        <w:ind w:left="240"/>
+        <w:shd w:val="clear" w:color="auto" w:fill="F2F2F2"/>
+      </w:pPr>
+      <w:r>
+        <w:rPr>
+          <w:rFonts w:ascii="Consolas" w:hAnsi="Consolas" w:eastAsia="Consolas"/>
+          <w:b w:val="0"/>
+          <w:sz w:val="18"/>
+        </w:rPr>
+        <w:t>└── versions\</w:t>
+      </w:r>
+    </w:p>
+    <w:p>
+      <w:pPr>
+        <w:spacing w:before="0" w:after="0"/>
+        <w:ind w:left="240"/>
+        <w:shd w:val="clear" w:color="auto" w:fill="F2F2F2"/>
+      </w:pPr>
+      <w:r>
+        <w:rPr>
+          <w:rFonts w:ascii="Consolas" w:hAnsi="Consolas" w:eastAsia="Consolas"/>
+          <w:b w:val="0"/>
+          <w:sz w:val="18"/>
+        </w:rPr>
+        <w:t xml:space="preserve">    └── 1.0.5\</w:t>
+      </w:r>
+    </w:p>
+    <w:p>
+      <w:pPr>
+        <w:spacing w:before="0" w:after="0"/>
+        <w:ind w:left="240"/>
+        <w:shd w:val="clear" w:color="auto" w:fill="F2F2F2"/>
+      </w:pPr>
+      <w:r>
+        <w:rPr>
+          <w:rFonts w:ascii="Consolas" w:hAnsi="Consolas" w:eastAsia="Consolas"/>
+          <w:b w:val="0"/>
+          <w:sz w:val="18"/>
+        </w:rPr>
+        <w:t xml:space="preserve">        ├── MoveImageForm.exe</w:t>
+      </w:r>
+    </w:p>
+    <w:p>
+      <w:pPr>
+        <w:spacing w:before="0" w:after="0"/>
+        <w:ind w:left="240"/>
+        <w:shd w:val="clear" w:color="auto" w:fill="F2F2F2"/>
+      </w:pPr>
+      <w:r>
+        <w:rPr>
+          <w:rFonts w:ascii="Consolas" w:hAnsi="Consolas" w:eastAsia="Consolas"/>
+          <w:b w:val="0"/>
+          <w:sz w:val="18"/>
+        </w:rPr>
+        <w:t xml:space="preserve">        └── ...（同模拟服务器版本目录）</w:t>
+      </w:r>
+    </w:p>
+    <w:p>
+      <w:pPr>
+        <w:spacing w:after="80"/>
+      </w:pPr>
+      <w:r>
+        <w:rPr>
+          <w:rFonts w:ascii="宋体" w:hAnsi="宋体" w:eastAsia="宋体"/>
+          <w:b w:val="0"/>
+          <w:sz w:val="22"/>
+        </w:rPr>
+        <w:t xml:space="preserve">1. </w:t>
+      </w:r>
+      <w:r>
+        <w:rPr>
+          <w:rFonts w:ascii="Consolas" w:hAnsi="Consolas" w:eastAsia="Consolas"/>
+          <w:b w:val="0"/>
+          <w:sz w:val="21"/>
+        </w:rPr>
+        <w:t>Launcher.exe</w:t>
+      </w:r>
+      <w:r>
+        <w:rPr>
+          <w:rFonts w:ascii="宋体" w:hAnsi="宋体" w:eastAsia="宋体"/>
+          <w:b w:val="0"/>
+          <w:sz w:val="22"/>
+        </w:rPr>
+        <w:t xml:space="preserve"> / </w:t>
+      </w:r>
+      <w:r>
+        <w:rPr>
+          <w:rFonts w:ascii="Consolas" w:hAnsi="Consolas" w:eastAsia="Consolas"/>
+          <w:b w:val="0"/>
+          <w:sz w:val="21"/>
+        </w:rPr>
+        <w:t>Launcher.exe.config</w:t>
+      </w:r>
+      <w:r>
+        <w:rPr>
+          <w:rFonts w:ascii="宋体" w:hAnsi="宋体" w:eastAsia="宋体"/>
+          <w:b w:val="0"/>
+          <w:sz w:val="22"/>
+        </w:rPr>
+        <w:t xml:space="preserve"> 从 </w:t>
+      </w:r>
+      <w:r>
+        <w:rPr>
+          <w:rFonts w:ascii="Consolas" w:hAnsi="Consolas" w:eastAsia="Consolas"/>
+          <w:b w:val="0"/>
+          <w:sz w:val="21"/>
+        </w:rPr>
+        <w:t>Launcher\bin\Release\</w:t>
+      </w:r>
+      <w:r>
+        <w:rPr>
+          <w:rFonts w:ascii="宋体" w:hAnsi="宋体" w:eastAsia="宋体"/>
+          <w:b w:val="0"/>
+          <w:sz w:val="22"/>
+        </w:rPr>
+        <w:t xml:space="preserve"> 复制</w:t>
+      </w:r>
+    </w:p>
+    <w:p>
+      <w:pPr>
+        <w:spacing w:after="80"/>
+      </w:pPr>
+      <w:r>
+        <w:rPr>
+          <w:rFonts w:ascii="宋体" w:hAnsi="宋体" w:eastAsia="宋体"/>
+          <w:b w:val="0"/>
+          <w:sz w:val="22"/>
+        </w:rPr>
+        <w:t xml:space="preserve">2. </w:t>
+      </w:r>
+      <w:r>
+        <w:rPr>
+          <w:rFonts w:ascii="Consolas" w:hAnsi="Consolas" w:eastAsia="Consolas"/>
+          <w:b w:val="0"/>
+          <w:sz w:val="21"/>
+        </w:rPr>
+        <w:t>versions\1.0.5\</w:t>
+      </w:r>
+      <w:r>
+        <w:rPr>
+          <w:rFonts w:ascii="宋体" w:hAnsi="宋体" w:eastAsia="宋体"/>
+          <w:b w:val="0"/>
+          <w:sz w:val="22"/>
+        </w:rPr>
+        <w:t xml:space="preserve"> 直接从模拟服务器目录复制</w:t>
+      </w:r>
+    </w:p>
+    <w:p>
+      <w:pPr>
+        <w:spacing w:after="80"/>
+      </w:pPr>
+      <w:r>
+        <w:rPr>
+          <w:rFonts w:ascii="宋体" w:hAnsi="宋体" w:eastAsia="宋体"/>
+          <w:b w:val="0"/>
+          <w:sz w:val="22"/>
+        </w:rPr>
+        <w:t xml:space="preserve">3. </w:t>
+      </w:r>
+      <w:r>
+        <w:rPr>
+          <w:rFonts w:ascii="Consolas" w:hAnsi="Consolas" w:eastAsia="Consolas"/>
+          <w:b w:val="0"/>
+          <w:sz w:val="21"/>
+        </w:rPr>
+        <w:t>config.xml</w:t>
+      </w:r>
+      <w:r>
+        <w:rPr>
+          <w:rFonts w:ascii="宋体" w:hAnsi="宋体" w:eastAsia="宋体"/>
+          <w:b w:val="0"/>
+          <w:sz w:val="22"/>
+        </w:rPr>
+        <w:t xml:space="preserve"> 内容（心跳</w:t>
+      </w:r>
       <w:r>
         <w:rPr>
           <w:rFonts w:ascii="宋体" w:hAnsi="宋体" w:eastAsia="宋体"/>
           <w:b/>
           <w:sz w:val="22"/>
         </w:rPr>
-        <w:t xml:space="preserve">☐ </w:t>
-      </w:r>
+        <w:t>先不配置</w:t>
+      </w:r>
+      <w:r>
+        <w:rPr>
+          <w:rFonts w:ascii="宋体" w:hAnsi="宋体" w:eastAsia="宋体"/>
+          <w:b w:val="0"/>
+          <w:sz w:val="22"/>
+        </w:rPr>
+        <w:t>，HeartbeatProfile 留空 = 心跳禁用 = 主程序零网络依赖）：</w:t>
+      </w:r>
+    </w:p>
+    <w:p>
+      <w:pPr>
+        <w:spacing w:before="0" w:after="0"/>
+        <w:ind w:left="240"/>
+        <w:shd w:val="clear" w:color="auto" w:fill="F2F2F2"/>
+      </w:pPr>
+      <w:r>
+        <w:rPr>
+          <w:rFonts w:ascii="Consolas" w:hAnsi="Consolas" w:eastAsia="Consolas"/>
+          <w:b w:val="0"/>
+          <w:sz w:val="18"/>
+        </w:rPr>
+        <w:t>&lt;?xml version="1.0" encoding="utf-8"?&gt;</w:t>
+      </w:r>
+    </w:p>
+    <w:p>
+      <w:pPr>
+        <w:spacing w:before="0" w:after="0"/>
+        <w:ind w:left="240"/>
+        <w:shd w:val="clear" w:color="auto" w:fill="F2F2F2"/>
+      </w:pPr>
+      <w:r>
+        <w:rPr>
+          <w:rFonts w:ascii="Consolas" w:hAnsi="Consolas" w:eastAsia="Consolas"/>
+          <w:b w:val="0"/>
+          <w:sz w:val="18"/>
+        </w:rPr>
+        <w:t>&lt;Config&gt;</w:t>
+      </w:r>
+    </w:p>
+    <w:p>
+      <w:pPr>
+        <w:spacing w:before="0" w:after="0"/>
+        <w:ind w:left="240"/>
+        <w:shd w:val="clear" w:color="auto" w:fill="F2F2F2"/>
+      </w:pPr>
+      <w:r>
+        <w:rPr>
+          <w:rFonts w:ascii="Consolas" w:hAnsi="Consolas" w:eastAsia="Consolas"/>
+          <w:b w:val="0"/>
+          <w:sz w:val="18"/>
+        </w:rPr>
+        <w:t xml:space="preserve">  &lt;UpdateServerPath&gt;D:\FakeServer\AppUpdate&lt;/UpdateServerPath&gt;</w:t>
+      </w:r>
+    </w:p>
+    <w:p>
+      <w:pPr>
+        <w:spacing w:before="0" w:after="0"/>
+        <w:ind w:left="240"/>
+        <w:shd w:val="clear" w:color="auto" w:fill="F2F2F2"/>
+      </w:pPr>
+      <w:r>
+        <w:rPr>
+          <w:rFonts w:ascii="Consolas" w:hAnsi="Consolas" w:eastAsia="Consolas"/>
+          <w:b w:val="0"/>
+          <w:sz w:val="18"/>
+        </w:rPr>
+        <w:t>&lt;/Config&gt;</w:t>
+      </w:r>
+    </w:p>
+    <w:p>
+      <w:pPr>
+        <w:spacing w:after="40"/>
+        <w:ind w:left="240"/>
+      </w:pPr>
       <w:r>
         <w:rPr>
           <w:rFonts w:ascii="宋体" w:hAnsi="宋体" w:eastAsia="宋体"/>
           <w:b/>
           <w:sz w:val="22"/>
         </w:rPr>
-        <w:t>Step 4: 实现 MachineIdStore.cs</w:t>
-      </w:r>
-    </w:p>
-    <w:p>
-      <w:pPr>
-        <w:spacing w:after="80"/>
-      </w:pPr>
-      <w:r>
-        <w:rPr>
-          <w:rFonts w:ascii="宋体" w:hAnsi="宋体" w:eastAsia="宋体"/>
-          <w:b w:val="0"/>
-          <w:sz w:val="22"/>
-        </w:rPr>
-        <w:t xml:space="preserve">创建 </w:t>
-      </w:r>
-      <w:r>
-        <w:rPr>
-          <w:rFonts w:ascii="Consolas" w:hAnsi="Consolas" w:eastAsia="Consolas"/>
-          <w:b w:val="0"/>
-          <w:sz w:val="21"/>
-        </w:rPr>
-        <w:t>Launcher/MachineIdStore.cs</w:t>
-      </w:r>
-      <w:r>
-        <w:rPr>
-          <w:rFonts w:ascii="宋体" w:hAnsi="宋体" w:eastAsia="宋体"/>
-          <w:b w:val="0"/>
-          <w:sz w:val="22"/>
-        </w:rPr>
-        <w:t>：</w:t>
-      </w:r>
-    </w:p>
-    <w:p>
-      <w:pPr>
-        <w:spacing w:before="0" w:after="0"/>
-        <w:ind w:left="240"/>
-        <w:shd w:val="clear" w:color="auto" w:fill="F2F2F2"/>
-      </w:pPr>
-      <w:r>
-        <w:rPr>
-          <w:rFonts w:ascii="Consolas" w:hAnsi="Consolas" w:eastAsia="Consolas"/>
-          <w:b w:val="0"/>
-          <w:sz w:val="18"/>
-        </w:rPr>
-        <w:t>using System;</w:t>
-      </w:r>
-    </w:p>
-    <w:p>
-      <w:pPr>
-        <w:spacing w:before="0" w:after="0"/>
-        <w:ind w:left="240"/>
-        <w:shd w:val="clear" w:color="auto" w:fill="F2F2F2"/>
-      </w:pPr>
-      <w:r>
-        <w:rPr>
-          <w:rFonts w:ascii="Consolas" w:hAnsi="Consolas" w:eastAsia="Consolas"/>
-          <w:b w:val="0"/>
-          <w:sz w:val="18"/>
-        </w:rPr>
-        <w:t>using System.IO;</w:t>
-      </w:r>
-    </w:p>
-    <w:p>
-      <w:pPr>
-        <w:spacing w:before="0" w:after="0"/>
-        <w:ind w:left="240"/>
-        <w:shd w:val="clear" w:color="auto" w:fill="F2F2F2"/>
-      </w:pPr>
-      <w:r>
-        <w:rPr>
-          <w:rFonts w:ascii="Consolas" w:hAnsi="Consolas" w:eastAsia="Consolas"/>
-          <w:b w:val="0"/>
-          <w:sz w:val="18"/>
-        </w:rPr>
-        <w:t>using System.Xml;</w:t>
-      </w:r>
-    </w:p>
-    <w:p>
-      <w:pPr>
-        <w:spacing w:before="0" w:after="0"/>
-        <w:ind w:left="240"/>
-        <w:shd w:val="clear" w:color="auto" w:fill="F2F2F2"/>
-      </w:pPr>
-      <w:r>
-        <w:rPr>
-          <w:rFonts w:ascii="Consolas" w:hAnsi="Consolas" w:eastAsia="Consolas"/>
-          <w:b w:val="0"/>
-          <w:sz w:val="18"/>
-        </w:rPr>
-        <w:t xml:space="preserve"> </w:t>
-      </w:r>
-    </w:p>
-    <w:p>
-      <w:pPr>
-        <w:spacing w:before="0" w:after="0"/>
-        <w:ind w:left="240"/>
-        <w:shd w:val="clear" w:color="auto" w:fill="F2F2F2"/>
-      </w:pPr>
-      <w:r>
-        <w:rPr>
-          <w:rFonts w:ascii="Consolas" w:hAnsi="Consolas" w:eastAsia="Consolas"/>
-          <w:b w:val="0"/>
-          <w:sz w:val="18"/>
-        </w:rPr>
-        <w:t>namespace Launcher</w:t>
-      </w:r>
-    </w:p>
-    <w:p>
-      <w:pPr>
-        <w:spacing w:before="0" w:after="0"/>
-        <w:ind w:left="240"/>
-        <w:shd w:val="clear" w:color="auto" w:fill="F2F2F2"/>
-      </w:pPr>
-      <w:r>
-        <w:rPr>
-          <w:rFonts w:ascii="Consolas" w:hAnsi="Consolas" w:eastAsia="Consolas"/>
-          <w:b w:val="0"/>
-          <w:sz w:val="18"/>
-        </w:rPr>
-        <w:t>{</w:t>
-      </w:r>
-    </w:p>
-    <w:p>
-      <w:pPr>
-        <w:spacing w:before="0" w:after="0"/>
-        <w:ind w:left="240"/>
-        <w:shd w:val="clear" w:color="auto" w:fill="F2F2F2"/>
-      </w:pPr>
-      <w:r>
-        <w:rPr>
-          <w:rFonts w:ascii="Consolas" w:hAnsi="Consolas" w:eastAsia="Consolas"/>
-          <w:b w:val="0"/>
-          <w:sz w:val="18"/>
-        </w:rPr>
-        <w:t xml:space="preserve">    /// &lt;summary&gt;</w:t>
-      </w:r>
-    </w:p>
-    <w:p>
-      <w:pPr>
-        <w:spacing w:before="0" w:after="0"/>
-        <w:ind w:left="240"/>
-        <w:shd w:val="clear" w:color="auto" w:fill="F2F2F2"/>
-      </w:pPr>
-      <w:r>
-        <w:rPr>
-          <w:rFonts w:ascii="Consolas" w:hAnsi="Consolas" w:eastAsia="Consolas"/>
-          <w:b w:val="0"/>
-          <w:sz w:val="18"/>
-        </w:rPr>
-        <w:t xml:space="preserve">    /// 机器ID：持久化在根目录 config.xml 的 &amp;lt;MachineId&amp;gt; 节点。</w:t>
-      </w:r>
-    </w:p>
-    <w:p>
-      <w:pPr>
-        <w:spacing w:before="0" w:after="0"/>
-        <w:ind w:left="240"/>
-        <w:shd w:val="clear" w:color="auto" w:fill="F2F2F2"/>
-      </w:pPr>
-      <w:r>
-        <w:rPr>
-          <w:rFonts w:ascii="Consolas" w:hAnsi="Consolas" w:eastAsia="Consolas"/>
-          <w:b w:val="0"/>
-          <w:sz w:val="18"/>
-        </w:rPr>
-        <w:t xml:space="preserve">    /// 首次调用生成 GUID 并写入；写失败返回空串（调用方按"不进入灰度"处理）。</w:t>
-      </w:r>
-    </w:p>
-    <w:p>
-      <w:pPr>
-        <w:spacing w:before="0" w:after="0"/>
-        <w:ind w:left="240"/>
-        <w:shd w:val="clear" w:color="auto" w:fill="F2F2F2"/>
-      </w:pPr>
-      <w:r>
-        <w:rPr>
-          <w:rFonts w:ascii="Consolas" w:hAnsi="Consolas" w:eastAsia="Consolas"/>
-          <w:b w:val="0"/>
-          <w:sz w:val="18"/>
-        </w:rPr>
-        <w:t xml:space="preserve">    /// &lt;/summary&gt;</w:t>
-      </w:r>
-    </w:p>
-    <w:p>
-      <w:pPr>
-        <w:spacing w:before="0" w:after="0"/>
-        <w:ind w:left="240"/>
-        <w:shd w:val="clear" w:color="auto" w:fill="F2F2F2"/>
-      </w:pPr>
-      <w:r>
-        <w:rPr>
-          <w:rFonts w:ascii="Consolas" w:hAnsi="Consolas" w:eastAsia="Consolas"/>
-          <w:b w:val="0"/>
-          <w:sz w:val="18"/>
-        </w:rPr>
-        <w:t xml:space="preserve">    public static class MachineIdStore</w:t>
-      </w:r>
-    </w:p>
-    <w:p>
-      <w:pPr>
-        <w:spacing w:before="0" w:after="0"/>
-        <w:ind w:left="240"/>
-        <w:shd w:val="clear" w:color="auto" w:fill="F2F2F2"/>
-      </w:pPr>
-      <w:r>
-        <w:rPr>
-          <w:rFonts w:ascii="Consolas" w:hAnsi="Consolas" w:eastAsia="Consolas"/>
-          <w:b w:val="0"/>
-          <w:sz w:val="18"/>
-        </w:rPr>
-        <w:t xml:space="preserve">    {</w:t>
-      </w:r>
-    </w:p>
-    <w:p>
-      <w:pPr>
-        <w:spacing w:before="0" w:after="0"/>
-        <w:ind w:left="240"/>
-        <w:shd w:val="clear" w:color="auto" w:fill="F2F2F2"/>
-      </w:pPr>
-      <w:r>
-        <w:rPr>
-          <w:rFonts w:ascii="Consolas" w:hAnsi="Consolas" w:eastAsia="Consolas"/>
-          <w:b w:val="0"/>
-          <w:sz w:val="18"/>
-        </w:rPr>
-        <w:t xml:space="preserve">        private const string NodeName = "MachineId";</w:t>
-      </w:r>
-    </w:p>
-    <w:p>
-      <w:pPr>
-        <w:spacing w:before="0" w:after="0"/>
-        <w:ind w:left="240"/>
-        <w:shd w:val="clear" w:color="auto" w:fill="F2F2F2"/>
-      </w:pPr>
-      <w:r>
-        <w:rPr>
-          <w:rFonts w:ascii="Consolas" w:hAnsi="Consolas" w:eastAsia="Consolas"/>
-          <w:b w:val="0"/>
-          <w:sz w:val="18"/>
-        </w:rPr>
-        <w:t xml:space="preserve"> </w:t>
-      </w:r>
-    </w:p>
-    <w:p>
-      <w:pPr>
-        <w:spacing w:before="0" w:after="0"/>
-        <w:ind w:left="240"/>
-        <w:shd w:val="clear" w:color="auto" w:fill="F2F2F2"/>
-      </w:pPr>
-      <w:r>
-        <w:rPr>
-          <w:rFonts w:ascii="Consolas" w:hAnsi="Consolas" w:eastAsia="Consolas"/>
-          <w:b w:val="0"/>
-          <w:sz w:val="18"/>
-        </w:rPr>
-        <w:t xml:space="preserve">        public static string GetOrCreate(string configPath)</w:t>
-      </w:r>
-    </w:p>
-    <w:p>
-      <w:pPr>
-        <w:spacing w:before="0" w:after="0"/>
-        <w:ind w:left="240"/>
-        <w:shd w:val="clear" w:color="auto" w:fill="F2F2F2"/>
-      </w:pPr>
-      <w:r>
-        <w:rPr>
-          <w:rFonts w:ascii="Consolas" w:hAnsi="Consolas" w:eastAsia="Consolas"/>
-          <w:b w:val="0"/>
-          <w:sz w:val="18"/>
-        </w:rPr>
-        <w:t xml:space="preserve">        {</w:t>
-      </w:r>
-    </w:p>
-    <w:p>
-      <w:pPr>
-        <w:spacing w:before="0" w:after="0"/>
-        <w:ind w:left="240"/>
-        <w:shd w:val="clear" w:color="auto" w:fill="F2F2F2"/>
-      </w:pPr>
-      <w:r>
-        <w:rPr>
-          <w:rFonts w:ascii="Consolas" w:hAnsi="Consolas" w:eastAsia="Consolas"/>
-          <w:b w:val="0"/>
-          <w:sz w:val="18"/>
-        </w:rPr>
-        <w:t xml:space="preserve">            string existing = Read(configPath);</w:t>
-      </w:r>
-    </w:p>
-    <w:p>
-      <w:pPr>
-        <w:spacing w:before="0" w:after="0"/>
-        <w:ind w:left="240"/>
-        <w:shd w:val="clear" w:color="auto" w:fill="F2F2F2"/>
-      </w:pPr>
-      <w:r>
-        <w:rPr>
-          <w:rFonts w:ascii="Consolas" w:hAnsi="Consolas" w:eastAsia="Consolas"/>
-          <w:b w:val="0"/>
-          <w:sz w:val="18"/>
-        </w:rPr>
-        <w:t xml:space="preserve">            if (!string.IsNullOrWhiteSpace(existing)) return existing;</w:t>
-      </w:r>
-    </w:p>
-    <w:p>
-      <w:pPr>
-        <w:spacing w:before="0" w:after="0"/>
-        <w:ind w:left="240"/>
-        <w:shd w:val="clear" w:color="auto" w:fill="F2F2F2"/>
-      </w:pPr>
-      <w:r>
-        <w:rPr>
-          <w:rFonts w:ascii="Consolas" w:hAnsi="Consolas" w:eastAsia="Consolas"/>
-          <w:b w:val="0"/>
-          <w:sz w:val="18"/>
-        </w:rPr>
-        <w:t xml:space="preserve"> </w:t>
-      </w:r>
-    </w:p>
-    <w:p>
-      <w:pPr>
-        <w:spacing w:before="0" w:after="0"/>
-        <w:ind w:left="240"/>
-        <w:shd w:val="clear" w:color="auto" w:fill="F2F2F2"/>
-      </w:pPr>
-      <w:r>
-        <w:rPr>
-          <w:rFonts w:ascii="Consolas" w:hAnsi="Consolas" w:eastAsia="Consolas"/>
-          <w:b w:val="0"/>
-          <w:sz w:val="18"/>
-        </w:rPr>
-        <w:t xml:space="preserve">            string id = Guid.NewGuid().ToString("N").ToUpper();</w:t>
-      </w:r>
-    </w:p>
-    <w:p>
-      <w:pPr>
-        <w:spacing w:before="0" w:after="0"/>
-        <w:ind w:left="240"/>
-        <w:shd w:val="clear" w:color="auto" w:fill="F2F2F2"/>
-      </w:pPr>
-      <w:r>
-        <w:rPr>
-          <w:rFonts w:ascii="Consolas" w:hAnsi="Consolas" w:eastAsia="Consolas"/>
-          <w:b w:val="0"/>
-          <w:sz w:val="18"/>
-        </w:rPr>
-        <w:t xml:space="preserve">            Write(configPath, id);</w:t>
-      </w:r>
-    </w:p>
-    <w:p>
-      <w:pPr>
-        <w:spacing w:before="0" w:after="0"/>
-        <w:ind w:left="240"/>
-        <w:shd w:val="clear" w:color="auto" w:fill="F2F2F2"/>
-      </w:pPr>
-      <w:r>
-        <w:rPr>
-          <w:rFonts w:ascii="Consolas" w:hAnsi="Consolas" w:eastAsia="Consolas"/>
-          <w:b w:val="0"/>
-          <w:sz w:val="18"/>
-        </w:rPr>
-        <w:t xml:space="preserve">            return id;</w:t>
-      </w:r>
-    </w:p>
-    <w:p>
-      <w:pPr>
-        <w:spacing w:before="0" w:after="0"/>
-        <w:ind w:left="240"/>
-        <w:shd w:val="clear" w:color="auto" w:fill="F2F2F2"/>
-      </w:pPr>
-      <w:r>
-        <w:rPr>
-          <w:rFonts w:ascii="Consolas" w:hAnsi="Consolas" w:eastAsia="Consolas"/>
-          <w:b w:val="0"/>
-          <w:sz w:val="18"/>
-        </w:rPr>
-        <w:t xml:space="preserve">        }</w:t>
-      </w:r>
-    </w:p>
-    <w:p>
-      <w:pPr>
-        <w:spacing w:before="0" w:after="0"/>
-        <w:ind w:left="240"/>
-        <w:shd w:val="clear" w:color="auto" w:fill="F2F2F2"/>
-      </w:pPr>
-      <w:r>
-        <w:rPr>
-          <w:rFonts w:ascii="Consolas" w:hAnsi="Consolas" w:eastAsia="Consolas"/>
-          <w:b w:val="0"/>
-          <w:sz w:val="18"/>
-        </w:rPr>
-        <w:t xml:space="preserve"> </w:t>
-      </w:r>
-    </w:p>
-    <w:p>
-      <w:pPr>
-        <w:spacing w:before="0" w:after="0"/>
-        <w:ind w:left="240"/>
-        <w:shd w:val="clear" w:color="auto" w:fill="F2F2F2"/>
-      </w:pPr>
-      <w:r>
-        <w:rPr>
-          <w:rFonts w:ascii="Consolas" w:hAnsi="Consolas" w:eastAsia="Consolas"/>
-          <w:b w:val="0"/>
-          <w:sz w:val="18"/>
-        </w:rPr>
-        <w:t xml:space="preserve">        public static string Read(string configPath)</w:t>
-      </w:r>
-    </w:p>
-    <w:p>
-      <w:pPr>
-        <w:spacing w:before="0" w:after="0"/>
-        <w:ind w:left="240"/>
-        <w:shd w:val="clear" w:color="auto" w:fill="F2F2F2"/>
-      </w:pPr>
-      <w:r>
-        <w:rPr>
-          <w:rFonts w:ascii="Consolas" w:hAnsi="Consolas" w:eastAsia="Consolas"/>
-          <w:b w:val="0"/>
-          <w:sz w:val="18"/>
-        </w:rPr>
-        <w:t xml:space="preserve">        {</w:t>
-      </w:r>
-    </w:p>
-    <w:p>
-      <w:pPr>
-        <w:spacing w:before="0" w:after="0"/>
-        <w:ind w:left="240"/>
-        <w:shd w:val="clear" w:color="auto" w:fill="F2F2F2"/>
-      </w:pPr>
-      <w:r>
-        <w:rPr>
-          <w:rFonts w:ascii="Consolas" w:hAnsi="Consolas" w:eastAsia="Consolas"/>
-          <w:b w:val="0"/>
-          <w:sz w:val="18"/>
-        </w:rPr>
-        <w:t xml:space="preserve">            try</w:t>
-      </w:r>
-    </w:p>
-    <w:p>
-      <w:pPr>
-        <w:spacing w:before="0" w:after="0"/>
-        <w:ind w:left="240"/>
-        <w:shd w:val="clear" w:color="auto" w:fill="F2F2F2"/>
-      </w:pPr>
-      <w:r>
-        <w:rPr>
-          <w:rFonts w:ascii="Consolas" w:hAnsi="Consolas" w:eastAsia="Consolas"/>
-          <w:b w:val="0"/>
-          <w:sz w:val="18"/>
-        </w:rPr>
-        <w:t xml:space="preserve">            {</w:t>
-      </w:r>
-    </w:p>
-    <w:p>
-      <w:pPr>
-        <w:spacing w:before="0" w:after="0"/>
-        <w:ind w:left="240"/>
-        <w:shd w:val="clear" w:color="auto" w:fill="F2F2F2"/>
-      </w:pPr>
-      <w:r>
-        <w:rPr>
-          <w:rFonts w:ascii="Consolas" w:hAnsi="Consolas" w:eastAsia="Consolas"/>
-          <w:b w:val="0"/>
-          <w:sz w:val="18"/>
-        </w:rPr>
-        <w:t xml:space="preserve">                if (!File.Exists(configPath)) return "";</w:t>
-      </w:r>
-    </w:p>
-    <w:p>
-      <w:pPr>
-        <w:spacing w:before="0" w:after="0"/>
-        <w:ind w:left="240"/>
-        <w:shd w:val="clear" w:color="auto" w:fill="F2F2F2"/>
-      </w:pPr>
-      <w:r>
-        <w:rPr>
-          <w:rFonts w:ascii="Consolas" w:hAnsi="Consolas" w:eastAsia="Consolas"/>
-          <w:b w:val="0"/>
-          <w:sz w:val="18"/>
-        </w:rPr>
-        <w:t xml:space="preserve">                var doc = new XmlDocument();</w:t>
-      </w:r>
-    </w:p>
-    <w:p>
-      <w:pPr>
-        <w:spacing w:before="0" w:after="0"/>
-        <w:ind w:left="240"/>
-        <w:shd w:val="clear" w:color="auto" w:fill="F2F2F2"/>
-      </w:pPr>
-      <w:r>
-        <w:rPr>
-          <w:rFonts w:ascii="Consolas" w:hAnsi="Consolas" w:eastAsia="Consolas"/>
-          <w:b w:val="0"/>
-          <w:sz w:val="18"/>
-        </w:rPr>
-        <w:t xml:space="preserve">                doc.Load(configPath);</w:t>
-      </w:r>
-    </w:p>
-    <w:p>
-      <w:pPr>
-        <w:spacing w:before="0" w:after="0"/>
-        <w:ind w:left="240"/>
-        <w:shd w:val="clear" w:color="auto" w:fill="F2F2F2"/>
-      </w:pPr>
-      <w:r>
-        <w:rPr>
-          <w:rFonts w:ascii="Consolas" w:hAnsi="Consolas" w:eastAsia="Consolas"/>
-          <w:b w:val="0"/>
-          <w:sz w:val="18"/>
-        </w:rPr>
-        <w:t xml:space="preserve">                XmlNode node = doc.SelectSingleNode("//" + NodeName);</w:t>
-      </w:r>
-    </w:p>
-    <w:p>
-      <w:pPr>
-        <w:spacing w:before="0" w:after="0"/>
-        <w:ind w:left="240"/>
-        <w:shd w:val="clear" w:color="auto" w:fill="F2F2F2"/>
-      </w:pPr>
-      <w:r>
-        <w:rPr>
-          <w:rFonts w:ascii="Consolas" w:hAnsi="Consolas" w:eastAsia="Consolas"/>
-          <w:b w:val="0"/>
-          <w:sz w:val="18"/>
-        </w:rPr>
-        <w:t xml:space="preserve">                return node == null ? "" : node.InnerText.Trim();</w:t>
-      </w:r>
-    </w:p>
-    <w:p>
-      <w:pPr>
-        <w:spacing w:before="0" w:after="0"/>
-        <w:ind w:left="240"/>
-        <w:shd w:val="clear" w:color="auto" w:fill="F2F2F2"/>
-      </w:pPr>
-      <w:r>
-        <w:rPr>
-          <w:rFonts w:ascii="Consolas" w:hAnsi="Consolas" w:eastAsia="Consolas"/>
-          <w:b w:val="0"/>
-          <w:sz w:val="18"/>
-        </w:rPr>
-        <w:t xml:space="preserve">            }</w:t>
-      </w:r>
-    </w:p>
-    <w:p>
-      <w:pPr>
-        <w:spacing w:before="0" w:after="0"/>
-        <w:ind w:left="240"/>
-        <w:shd w:val="clear" w:color="auto" w:fill="F2F2F2"/>
-      </w:pPr>
-      <w:r>
-        <w:rPr>
-          <w:rFonts w:ascii="Consolas" w:hAnsi="Consolas" w:eastAsia="Consolas"/>
-          <w:b w:val="0"/>
-          <w:sz w:val="18"/>
-        </w:rPr>
-        <w:t xml:space="preserve">            catch { return ""; }</w:t>
-      </w:r>
-    </w:p>
-    <w:p>
-      <w:pPr>
-        <w:spacing w:before="0" w:after="0"/>
-        <w:ind w:left="240"/>
-        <w:shd w:val="clear" w:color="auto" w:fill="F2F2F2"/>
-      </w:pPr>
-      <w:r>
-        <w:rPr>
-          <w:rFonts w:ascii="Consolas" w:hAnsi="Consolas" w:eastAsia="Consolas"/>
-          <w:b w:val="0"/>
-          <w:sz w:val="18"/>
-        </w:rPr>
-        <w:t xml:space="preserve">        }</w:t>
-      </w:r>
-    </w:p>
-    <w:p>
-      <w:pPr>
-        <w:spacing w:before="0" w:after="0"/>
-        <w:ind w:left="240"/>
-        <w:shd w:val="clear" w:color="auto" w:fill="F2F2F2"/>
-      </w:pPr>
-      <w:r>
-        <w:rPr>
-          <w:rFonts w:ascii="Consolas" w:hAnsi="Consolas" w:eastAsia="Consolas"/>
-          <w:b w:val="0"/>
-          <w:sz w:val="18"/>
-        </w:rPr>
-        <w:t xml:space="preserve"> </w:t>
-      </w:r>
-    </w:p>
-    <w:p>
-      <w:pPr>
-        <w:spacing w:before="0" w:after="0"/>
-        <w:ind w:left="240"/>
-        <w:shd w:val="clear" w:color="auto" w:fill="F2F2F2"/>
-      </w:pPr>
-      <w:r>
-        <w:rPr>
-          <w:rFonts w:ascii="Consolas" w:hAnsi="Consolas" w:eastAsia="Consolas"/>
-          <w:b w:val="0"/>
-          <w:sz w:val="18"/>
-        </w:rPr>
-        <w:t xml:space="preserve">        public static void Write(string configPath, string id)</w:t>
-      </w:r>
-    </w:p>
-    <w:p>
-      <w:pPr>
-        <w:spacing w:before="0" w:after="0"/>
-        <w:ind w:left="240"/>
-        <w:shd w:val="clear" w:color="auto" w:fill="F2F2F2"/>
-      </w:pPr>
-      <w:r>
-        <w:rPr>
-          <w:rFonts w:ascii="Consolas" w:hAnsi="Consolas" w:eastAsia="Consolas"/>
-          <w:b w:val="0"/>
-          <w:sz w:val="18"/>
-        </w:rPr>
-        <w:t xml:space="preserve">        {</w:t>
-      </w:r>
-    </w:p>
-    <w:p>
-      <w:pPr>
-        <w:spacing w:before="0" w:after="0"/>
-        <w:ind w:left="240"/>
-        <w:shd w:val="clear" w:color="auto" w:fill="F2F2F2"/>
-      </w:pPr>
-      <w:r>
-        <w:rPr>
-          <w:rFonts w:ascii="Consolas" w:hAnsi="Consolas" w:eastAsia="Consolas"/>
-          <w:b w:val="0"/>
-          <w:sz w:val="18"/>
-        </w:rPr>
-        <w:t xml:space="preserve">            try</w:t>
-      </w:r>
-    </w:p>
-    <w:p>
-      <w:pPr>
-        <w:spacing w:before="0" w:after="0"/>
-        <w:ind w:left="240"/>
-        <w:shd w:val="clear" w:color="auto" w:fill="F2F2F2"/>
-      </w:pPr>
-      <w:r>
-        <w:rPr>
-          <w:rFonts w:ascii="Consolas" w:hAnsi="Consolas" w:eastAsia="Consolas"/>
-          <w:b w:val="0"/>
-          <w:sz w:val="18"/>
-        </w:rPr>
-        <w:t xml:space="preserve">            {</w:t>
-      </w:r>
-    </w:p>
-    <w:p>
-      <w:pPr>
-        <w:spacing w:before="0" w:after="0"/>
-        <w:ind w:left="240"/>
-        <w:shd w:val="clear" w:color="auto" w:fill="F2F2F2"/>
-      </w:pPr>
-      <w:r>
-        <w:rPr>
-          <w:rFonts w:ascii="Consolas" w:hAnsi="Consolas" w:eastAsia="Consolas"/>
-          <w:b w:val="0"/>
-          <w:sz w:val="18"/>
-        </w:rPr>
-        <w:t xml:space="preserve">                if (!File.Exists(configPath)) return;</w:t>
-      </w:r>
-    </w:p>
-    <w:p>
-      <w:pPr>
-        <w:spacing w:before="0" w:after="0"/>
-        <w:ind w:left="240"/>
-        <w:shd w:val="clear" w:color="auto" w:fill="F2F2F2"/>
-      </w:pPr>
-      <w:r>
-        <w:rPr>
-          <w:rFonts w:ascii="Consolas" w:hAnsi="Consolas" w:eastAsia="Consolas"/>
-          <w:b w:val="0"/>
-          <w:sz w:val="18"/>
-        </w:rPr>
-        <w:t xml:space="preserve">                var doc = new XmlDocument();</w:t>
-      </w:r>
-    </w:p>
-    <w:p>
-      <w:pPr>
-        <w:spacing w:before="0" w:after="0"/>
-        <w:ind w:left="240"/>
-        <w:shd w:val="clear" w:color="auto" w:fill="F2F2F2"/>
-      </w:pPr>
-      <w:r>
-        <w:rPr>
-          <w:rFonts w:ascii="Consolas" w:hAnsi="Consolas" w:eastAsia="Consolas"/>
-          <w:b w:val="0"/>
-          <w:sz w:val="18"/>
-        </w:rPr>
-        <w:t xml:space="preserve">                doc.Load(configPath);</w:t>
-      </w:r>
-    </w:p>
-    <w:p>
-      <w:pPr>
-        <w:spacing w:before="0" w:after="0"/>
-        <w:ind w:left="240"/>
-        <w:shd w:val="clear" w:color="auto" w:fill="F2F2F2"/>
-      </w:pPr>
-      <w:r>
-        <w:rPr>
-          <w:rFonts w:ascii="Consolas" w:hAnsi="Consolas" w:eastAsia="Consolas"/>
-          <w:b w:val="0"/>
-          <w:sz w:val="18"/>
-        </w:rPr>
-        <w:t xml:space="preserve">                var node = doc.SelectSingleNode("//" + NodeName);</w:t>
-      </w:r>
-    </w:p>
-    <w:p>
-      <w:pPr>
-        <w:spacing w:before="0" w:after="0"/>
-        <w:ind w:left="240"/>
-        <w:shd w:val="clear" w:color="auto" w:fill="F2F2F2"/>
-      </w:pPr>
-      <w:r>
-        <w:rPr>
-          <w:rFonts w:ascii="Consolas" w:hAnsi="Consolas" w:eastAsia="Consolas"/>
-          <w:b w:val="0"/>
-          <w:sz w:val="18"/>
-        </w:rPr>
-        <w:t xml:space="preserve">                if (node == null)</w:t>
-      </w:r>
-    </w:p>
-    <w:p>
-      <w:pPr>
-        <w:spacing w:before="0" w:after="0"/>
-        <w:ind w:left="240"/>
-        <w:shd w:val="clear" w:color="auto" w:fill="F2F2F2"/>
-      </w:pPr>
-      <w:r>
-        <w:rPr>
-          <w:rFonts w:ascii="Consolas" w:hAnsi="Consolas" w:eastAsia="Consolas"/>
-          <w:b w:val="0"/>
-          <w:sz w:val="18"/>
-        </w:rPr>
-        <w:t xml:space="preserve">                {</w:t>
-      </w:r>
-    </w:p>
-    <w:p>
-      <w:pPr>
-        <w:spacing w:before="0" w:after="0"/>
-        <w:ind w:left="240"/>
-        <w:shd w:val="clear" w:color="auto" w:fill="F2F2F2"/>
-      </w:pPr>
-      <w:r>
-        <w:rPr>
-          <w:rFonts w:ascii="Consolas" w:hAnsi="Consolas" w:eastAsia="Consolas"/>
-          <w:b w:val="0"/>
-          <w:sz w:val="18"/>
-        </w:rPr>
-        <w:t xml:space="preserve">                    var root = doc.DocumentElement;</w:t>
-      </w:r>
-    </w:p>
-    <w:p>
-      <w:pPr>
-        <w:spacing w:before="0" w:after="0"/>
-        <w:ind w:left="240"/>
-        <w:shd w:val="clear" w:color="auto" w:fill="F2F2F2"/>
-      </w:pPr>
-      <w:r>
-        <w:rPr>
-          <w:rFonts w:ascii="Consolas" w:hAnsi="Consolas" w:eastAsia="Consolas"/>
-          <w:b w:val="0"/>
-          <w:sz w:val="18"/>
-        </w:rPr>
-        <w:t xml:space="preserve">                    if (root == null) return;</w:t>
-      </w:r>
-    </w:p>
-    <w:p>
-      <w:pPr>
-        <w:spacing w:before="0" w:after="0"/>
-        <w:ind w:left="240"/>
-        <w:shd w:val="clear" w:color="auto" w:fill="F2F2F2"/>
-      </w:pPr>
-      <w:r>
-        <w:rPr>
-          <w:rFonts w:ascii="Consolas" w:hAnsi="Consolas" w:eastAsia="Consolas"/>
-          <w:b w:val="0"/>
-          <w:sz w:val="18"/>
-        </w:rPr>
-        <w:t xml:space="preserve">                    node = doc.CreateElement(NodeName);</w:t>
-      </w:r>
-    </w:p>
-    <w:p>
-      <w:pPr>
-        <w:spacing w:before="0" w:after="0"/>
-        <w:ind w:left="240"/>
-        <w:shd w:val="clear" w:color="auto" w:fill="F2F2F2"/>
-      </w:pPr>
-      <w:r>
-        <w:rPr>
-          <w:rFonts w:ascii="Consolas" w:hAnsi="Consolas" w:eastAsia="Consolas"/>
-          <w:b w:val="0"/>
-          <w:sz w:val="18"/>
-        </w:rPr>
-        <w:t xml:space="preserve">                    root.AppendChild(node);</w:t>
-      </w:r>
-    </w:p>
-    <w:p>
-      <w:pPr>
-        <w:spacing w:before="0" w:after="0"/>
-        <w:ind w:left="240"/>
-        <w:shd w:val="clear" w:color="auto" w:fill="F2F2F2"/>
-      </w:pPr>
-      <w:r>
-        <w:rPr>
-          <w:rFonts w:ascii="Consolas" w:hAnsi="Consolas" w:eastAsia="Consolas"/>
-          <w:b w:val="0"/>
-          <w:sz w:val="18"/>
-        </w:rPr>
-        <w:t xml:space="preserve">                }</w:t>
-      </w:r>
-    </w:p>
-    <w:p>
-      <w:pPr>
-        <w:spacing w:before="0" w:after="0"/>
-        <w:ind w:left="240"/>
-        <w:shd w:val="clear" w:color="auto" w:fill="F2F2F2"/>
-      </w:pPr>
-      <w:r>
-        <w:rPr>
-          <w:rFonts w:ascii="Consolas" w:hAnsi="Consolas" w:eastAsia="Consolas"/>
-          <w:b w:val="0"/>
-          <w:sz w:val="18"/>
-        </w:rPr>
-        <w:t xml:space="preserve">                node.InnerText = id;</w:t>
-      </w:r>
-    </w:p>
-    <w:p>
-      <w:pPr>
-        <w:spacing w:before="0" w:after="0"/>
-        <w:ind w:left="240"/>
-        <w:shd w:val="clear" w:color="auto" w:fill="F2F2F2"/>
-      </w:pPr>
-      <w:r>
-        <w:rPr>
-          <w:rFonts w:ascii="Consolas" w:hAnsi="Consolas" w:eastAsia="Consolas"/>
-          <w:b w:val="0"/>
-          <w:sz w:val="18"/>
-        </w:rPr>
-        <w:t xml:space="preserve">                doc.Save(configPath);</w:t>
-      </w:r>
-    </w:p>
-    <w:p>
-      <w:pPr>
-        <w:spacing w:before="0" w:after="0"/>
-        <w:ind w:left="240"/>
-        <w:shd w:val="clear" w:color="auto" w:fill="F2F2F2"/>
-      </w:pPr>
-      <w:r>
-        <w:rPr>
-          <w:rFonts w:ascii="Consolas" w:hAnsi="Consolas" w:eastAsia="Consolas"/>
-          <w:b w:val="0"/>
-          <w:sz w:val="18"/>
-        </w:rPr>
-        <w:t xml:space="preserve">            }</w:t>
-      </w:r>
-    </w:p>
-    <w:p>
-      <w:pPr>
-        <w:spacing w:before="0" w:after="0"/>
-        <w:ind w:left="240"/>
-        <w:shd w:val="clear" w:color="auto" w:fill="F2F2F2"/>
-      </w:pPr>
-      <w:r>
-        <w:rPr>
-          <w:rFonts w:ascii="Consolas" w:hAnsi="Consolas" w:eastAsia="Consolas"/>
-          <w:b w:val="0"/>
-          <w:sz w:val="18"/>
-        </w:rPr>
-        <w:t xml:space="preserve">            catch { /* 写失败静默，调用方按空机器ID处理 */ }</w:t>
-      </w:r>
-    </w:p>
-    <w:p>
-      <w:pPr>
-        <w:spacing w:before="0" w:after="0"/>
-        <w:ind w:left="240"/>
-        <w:shd w:val="clear" w:color="auto" w:fill="F2F2F2"/>
-      </w:pPr>
-      <w:r>
-        <w:rPr>
-          <w:rFonts w:ascii="Consolas" w:hAnsi="Consolas" w:eastAsia="Consolas"/>
-          <w:b w:val="0"/>
-          <w:sz w:val="18"/>
-        </w:rPr>
-        <w:t xml:space="preserve">        }</w:t>
-      </w:r>
-    </w:p>
-    <w:p>
-      <w:pPr>
-        <w:spacing w:before="0" w:after="0"/>
-        <w:ind w:left="240"/>
-        <w:shd w:val="clear" w:color="auto" w:fill="F2F2F2"/>
-      </w:pPr>
-      <w:r>
-        <w:rPr>
-          <w:rFonts w:ascii="Consolas" w:hAnsi="Consolas" w:eastAsia="Consolas"/>
-          <w:b w:val="0"/>
-          <w:sz w:val="18"/>
-        </w:rPr>
-        <w:t xml:space="preserve">    }</w:t>
-      </w:r>
-    </w:p>
-    <w:p>
-      <w:pPr>
-        <w:spacing w:before="0" w:after="0"/>
-        <w:ind w:left="240"/>
-        <w:shd w:val="clear" w:color="auto" w:fill="F2F2F2"/>
-      </w:pPr>
-      <w:r>
-        <w:rPr>
-          <w:rFonts w:ascii="Consolas" w:hAnsi="Consolas" w:eastAsia="Consolas"/>
-          <w:b w:val="0"/>
-          <w:sz w:val="18"/>
-        </w:rPr>
-        <w:t>}</w:t>
-      </w:r>
-    </w:p>
-    <w:p>
-      <w:pPr>
-        <w:spacing w:after="40"/>
-        <w:ind w:left="240"/>
-      </w:pPr>
+        <w:t xml:space="preserve">☐ </w:t>
+      </w:r>
       <w:r>
         <w:rPr>
           <w:rFonts w:ascii="宋体" w:hAnsi="宋体" w:eastAsia="宋体"/>
           <w:b/>
           <w:sz w:val="22"/>
         </w:rPr>
-        <w:t xml:space="preserve">☐ </w:t>
-      </w:r>
+        <w:t>Step 4: 验证环境可用</w:t>
+      </w:r>
+    </w:p>
+    <w:p>
+      <w:pPr>
+        <w:spacing w:after="80"/>
+      </w:pPr>
+      <w:r>
+        <w:rPr>
+          <w:rFonts w:ascii="宋体" w:hAnsi="宋体" w:eastAsia="宋体"/>
+          <w:b w:val="0"/>
+          <w:sz w:val="22"/>
+        </w:rPr>
+        <w:t xml:space="preserve">Run: </w:t>
+      </w:r>
+      <w:r>
+        <w:rPr>
+          <w:rFonts w:ascii="Consolas" w:hAnsi="Consolas" w:eastAsia="Consolas"/>
+          <w:b w:val="0"/>
+          <w:sz w:val="21"/>
+        </w:rPr>
+        <w:t>D:\AppTest\Launcher.exe</w:t>
+      </w:r>
+    </w:p>
+    <w:p>
+      <w:pPr>
+        <w:spacing w:after="80"/>
+      </w:pPr>
+      <w:r>
+        <w:rPr>
+          <w:rFonts w:ascii="宋体" w:hAnsi="宋体" w:eastAsia="宋体"/>
+          <w:b w:val="0"/>
+          <w:sz w:val="22"/>
+        </w:rPr>
+        <w:t>Expected: 状态栏显示"已是最新版本 (1.0.5)，正在启动..."，随后主程序 MoveImageForm 正常打开，无"无法连接云端"提示、无异常。</w:t>
+      </w:r>
+    </w:p>
+    <w:p>
+      <w:pPr>
+        <w:spacing w:after="40"/>
+        <w:ind w:left="240"/>
+      </w:pPr>
       <w:r>
         <w:rPr>
           <w:rFonts w:ascii="宋体" w:hAnsi="宋体" w:eastAsia="宋体"/>
           <w:b/>
           <w:sz w:val="22"/>
         </w:rPr>
-        <w:t>Step 5: 注册到 Launcher.csproj</w:t>
-      </w:r>
-    </w:p>
-    <w:p>
-      <w:pPr>
-        <w:spacing w:after="80"/>
-      </w:pPr>
-      <w:r>
-        <w:rPr>
-          <w:rFonts w:ascii="宋体" w:hAnsi="宋体" w:eastAsia="宋体"/>
-          <w:b w:val="0"/>
-          <w:sz w:val="22"/>
-        </w:rPr>
-        <w:t xml:space="preserve">在 </w:t>
-      </w:r>
-      <w:r>
-        <w:rPr>
-          <w:rFonts w:ascii="Consolas" w:hAnsi="Consolas" w:eastAsia="Consolas"/>
-          <w:b w:val="0"/>
-          <w:sz w:val="21"/>
-        </w:rPr>
-        <w:t>Launcher/Launcher.csproj</w:t>
-      </w:r>
-      <w:r>
-        <w:rPr>
-          <w:rFonts w:ascii="宋体" w:hAnsi="宋体" w:eastAsia="宋体"/>
-          <w:b w:val="0"/>
-          <w:sz w:val="22"/>
-        </w:rPr>
-        <w:t xml:space="preserve"> 的 </w:t>
-      </w:r>
-      <w:r>
-        <w:rPr>
-          <w:rFonts w:ascii="Consolas" w:hAnsi="Consolas" w:eastAsia="Consolas"/>
-          <w:b w:val="0"/>
-          <w:sz w:val="21"/>
-        </w:rPr>
-        <w:t>&lt;ItemGroup&gt;</w:t>
-      </w:r>
-      <w:r>
-        <w:rPr>
-          <w:rFonts w:ascii="宋体" w:hAnsi="宋体" w:eastAsia="宋体"/>
-          <w:b w:val="0"/>
-          <w:sz w:val="22"/>
-        </w:rPr>
-        <w:t xml:space="preserve">（含 </w:t>
-      </w:r>
-      <w:r>
-        <w:rPr>
-          <w:rFonts w:ascii="Consolas" w:hAnsi="Consolas" w:eastAsia="Consolas"/>
-          <w:b w:val="0"/>
-          <w:sz w:val="21"/>
-        </w:rPr>
-        <w:t>&lt;Compile Include="App.xaml.cs"&gt;</w:t>
-      </w:r>
-      <w:r>
-        <w:rPr>
-          <w:rFonts w:ascii="宋体" w:hAnsi="宋体" w:eastAsia="宋体"/>
-          <w:b w:val="0"/>
-          <w:sz w:val="22"/>
-        </w:rPr>
-        <w:t xml:space="preserve"> 的那组）中追加两行：</w:t>
-      </w:r>
-    </w:p>
-    <w:p>
-      <w:pPr>
-        <w:spacing w:before="0" w:after="0"/>
-        <w:ind w:left="240"/>
-        <w:shd w:val="clear" w:color="auto" w:fill="F2F2F2"/>
-      </w:pPr>
-      <w:r>
-        <w:rPr>
-          <w:rFonts w:ascii="Consolas" w:hAnsi="Consolas" w:eastAsia="Consolas"/>
-          <w:b w:val="0"/>
-          <w:sz w:val="18"/>
-        </w:rPr>
-        <w:t xml:space="preserve">    &lt;Compile Include="GrayPolicy.cs" /&gt;</w:t>
-      </w:r>
-    </w:p>
-    <w:p>
-      <w:pPr>
-        <w:spacing w:before="0" w:after="0"/>
-        <w:ind w:left="240"/>
-        <w:shd w:val="clear" w:color="auto" w:fill="F2F2F2"/>
-      </w:pPr>
-      <w:r>
-        <w:rPr>
-          <w:rFonts w:ascii="Consolas" w:hAnsi="Consolas" w:eastAsia="Consolas"/>
-          <w:b w:val="0"/>
-          <w:sz w:val="18"/>
-        </w:rPr>
-        <w:t xml:space="preserve">    &lt;Compile Include="MachineIdStore.cs" /&gt;</w:t>
-      </w:r>
-    </w:p>
-    <w:p>
-      <w:pPr>
-        <w:spacing w:after="40"/>
-        <w:ind w:left="240"/>
-      </w:pPr>
+        <w:t xml:space="preserve">☐ </w:t>
+      </w:r>
       <w:r>
         <w:rPr>
           <w:rFonts w:ascii="宋体" w:hAnsi="宋体" w:eastAsia="宋体"/>
           <w:b/>
           <w:sz w:val="22"/>
         </w:rPr>
-        <w:t xml:space="preserve">☐ </w:t>
-      </w:r>
+        <w:t>Step 5: 复制出三机演练用的 B、C 目录</w:t>
+      </w:r>
+    </w:p>
+    <w:p>
+      <w:pPr>
+        <w:spacing w:before="0" w:after="0"/>
+        <w:ind w:left="240"/>
+        <w:shd w:val="clear" w:color="auto" w:fill="F2F2F2"/>
+      </w:pPr>
+      <w:r>
+        <w:rPr>
+          <w:rFonts w:ascii="Consolas" w:hAnsi="Consolas" w:eastAsia="Consolas"/>
+          <w:b w:val="0"/>
+          <w:sz w:val="18"/>
+        </w:rPr>
+        <w:t>cp -r D:/AppTest D:/AppTest-B</w:t>
+      </w:r>
+    </w:p>
+    <w:p>
+      <w:pPr>
+        <w:spacing w:before="0" w:after="0"/>
+        <w:ind w:left="240"/>
+        <w:shd w:val="clear" w:color="auto" w:fill="F2F2F2"/>
+      </w:pPr>
+      <w:r>
+        <w:rPr>
+          <w:rFonts w:ascii="Consolas" w:hAnsi="Consolas" w:eastAsia="Consolas"/>
+          <w:b w:val="0"/>
+          <w:sz w:val="18"/>
+        </w:rPr>
+        <w:t>cp -r D:/AppTest D:/AppTest-C</w:t>
+      </w:r>
+    </w:p>
+    <w:p>
+      <w:pPr>
+        <w:spacing w:after="80"/>
+      </w:pPr>
+      <w:r>
+        <w:rPr>
+          <w:rFonts w:ascii="宋体" w:hAnsi="宋体" w:eastAsia="宋体"/>
+          <w:b w:val="0"/>
+          <w:sz w:val="22"/>
+        </w:rPr>
+        <w:t xml:space="preserve">删除 </w:t>
+      </w:r>
+      <w:r>
+        <w:rPr>
+          <w:rFonts w:ascii="Consolas" w:hAnsi="Consolas" w:eastAsia="Consolas"/>
+          <w:b w:val="0"/>
+          <w:sz w:val="21"/>
+        </w:rPr>
+        <w:t>D:\AppTest-B\config.xml</w:t>
+      </w:r>
+      <w:r>
+        <w:rPr>
+          <w:rFonts w:ascii="宋体" w:hAnsi="宋体" w:eastAsia="宋体"/>
+          <w:b w:val="0"/>
+          <w:sz w:val="22"/>
+        </w:rPr>
+        <w:t>、</w:t>
+      </w:r>
+      <w:r>
+        <w:rPr>
+          <w:rFonts w:ascii="Consolas" w:hAnsi="Consolas" w:eastAsia="Consolas"/>
+          <w:b w:val="0"/>
+          <w:sz w:val="21"/>
+        </w:rPr>
+        <w:t>D:\AppTest-C\config.xml</w:t>
+      </w:r>
+      <w:r>
+        <w:rPr>
+          <w:rFonts w:ascii="宋体" w:hAnsi="宋体" w:eastAsia="宋体"/>
+          <w:b w:val="0"/>
+          <w:sz w:val="22"/>
+        </w:rPr>
+        <w:t xml:space="preserve"> 中已有的 </w:t>
+      </w:r>
+      <w:r>
+        <w:rPr>
+          <w:rFonts w:ascii="Consolas" w:hAnsi="Consolas" w:eastAsia="Consolas"/>
+          <w:b w:val="0"/>
+          <w:sz w:val="21"/>
+        </w:rPr>
+        <w:t>&lt;MachineId&gt;</w:t>
+      </w:r>
+      <w:r>
+        <w:rPr>
+          <w:rFonts w:ascii="宋体" w:hAnsi="宋体" w:eastAsia="宋体"/>
+          <w:b w:val="0"/>
+          <w:sz w:val="22"/>
+        </w:rPr>
+        <w:t xml:space="preserve"> 节点（若 Task 2 完成前尚无此节点则跳过此步）—— 三台"机器"首次启动各自生成不同机器ID。</w:t>
+      </w:r>
+    </w:p>
+    <w:p>
+      <w:pPr>
+        <w:pStyle w:val="Heading2"/>
+      </w:pPr>
+      <w:r>
+        <w:rPr>
+          <w:rFonts w:ascii="微软雅黑" w:hAnsi="微软雅黑" w:eastAsia="微软雅黑"/>
+          <w:b/>
+          <w:sz w:val="30"/>
+        </w:rPr>
+        <w:t>Task 1: 灰度判定纯逻辑 + 机器ID（TDD）</w:t>
+      </w:r>
+    </w:p>
+    <w:p>
+      <w:pPr>
+        <w:spacing w:after="80"/>
+      </w:pPr>
       <w:r>
         <w:rPr>
           <w:rFonts w:ascii="宋体" w:hAnsi="宋体" w:eastAsia="宋体"/>
           <w:b/>
           <w:sz w:val="22"/>
         </w:rPr>
-        <w:t>Step 6: 运行测试确认通过</w:t>
-      </w:r>
-    </w:p>
-    <w:p>
-      <w:pPr>
-        <w:spacing w:after="80"/>
+        <w:t>Files:</w:t>
+      </w:r>
+    </w:p>
+    <w:p>
+      <w:pPr>
+        <w:spacing w:after="40"/>
+        <w:ind w:left="240"/>
       </w:pPr>
       <w:r>
         <w:rPr>
@@ -4053,7 +2405,15 @@
           <w:b w:val="0"/>
           <w:sz w:val="22"/>
         </w:rPr>
-        <w:t xml:space="preserve">Run: </w:t>
+        <w:t xml:space="preserve">• </w:t>
+      </w:r>
+      <w:r>
+        <w:rPr>
+          <w:rFonts w:ascii="宋体" w:hAnsi="宋体" w:eastAsia="宋体"/>
+          <w:b w:val="0"/>
+          <w:sz w:val="22"/>
+        </w:rPr>
+        <w:t xml:space="preserve">Create: </w:t>
       </w:r>
       <w:r>
         <w:rPr>
@@ -4061,12 +2421,13 @@
           <w:b w:val="0"/>
           <w:sz w:val="21"/>
         </w:rPr>
-        <w:t>powershell -ExecutionPolicy Bypass -File tools\gray-policy-tests.ps1</w:t>
-      </w:r>
-    </w:p>
-    <w:p>
-      <w:pPr>
-        <w:spacing w:after="80"/>
+        <w:t>Launcher/GrayPolicy.cs</w:t>
+      </w:r>
+    </w:p>
+    <w:p>
+      <w:pPr>
+        <w:spacing w:after="40"/>
+        <w:ind w:left="240"/>
       </w:pPr>
       <w:r>
         <w:rPr>
@@ -4074,7 +2435,15 @@
           <w:b w:val="0"/>
           <w:sz w:val="22"/>
         </w:rPr>
-        <w:t xml:space="preserve">Expected: 全部 PASS，末尾输出 </w:t>
+        <w:t xml:space="preserve">• </w:t>
+      </w:r>
+      <w:r>
+        <w:rPr>
+          <w:rFonts w:ascii="宋体" w:hAnsi="宋体" w:eastAsia="宋体"/>
+          <w:b w:val="0"/>
+          <w:sz w:val="22"/>
+        </w:rPr>
+        <w:t xml:space="preserve">Create: </w:t>
       </w:r>
       <w:r>
         <w:rPr>
@@ -4082,15 +2451,75 @@
           <w:b w:val="0"/>
           <w:sz w:val="21"/>
         </w:rPr>
-        <w:t>结果: N 通过, 0 失败</w:t>
-      </w:r>
+        <w:t>Launcher/MachineIdStore.cs</w:t>
+      </w:r>
+    </w:p>
+    <w:p>
+      <w:pPr>
+        <w:spacing w:after="40"/>
+        <w:ind w:left="240"/>
+      </w:pPr>
       <w:r>
         <w:rPr>
           <w:rFonts w:ascii="宋体" w:hAnsi="宋体" w:eastAsia="宋体"/>
           <w:b w:val="0"/>
           <w:sz w:val="22"/>
         </w:rPr>
-        <w:t>，退出码 0。</w:t>
+        <w:t xml:space="preserve">• </w:t>
+      </w:r>
+      <w:r>
+        <w:rPr>
+          <w:rFonts w:ascii="宋体" w:hAnsi="宋体" w:eastAsia="宋体"/>
+          <w:b w:val="0"/>
+          <w:sz w:val="22"/>
+        </w:rPr>
+        <w:t xml:space="preserve">Modify: </w:t>
+      </w:r>
+      <w:r>
+        <w:rPr>
+          <w:rFonts w:ascii="Consolas" w:hAnsi="Consolas" w:eastAsia="Consolas"/>
+          <w:b w:val="0"/>
+          <w:sz w:val="21"/>
+        </w:rPr>
+        <w:t>Launcher/Launcher.csproj</w:t>
+      </w:r>
+      <w:r>
+        <w:rPr>
+          <w:rFonts w:ascii="宋体" w:hAnsi="宋体" w:eastAsia="宋体"/>
+          <w:b w:val="0"/>
+          <w:sz w:val="22"/>
+        </w:rPr>
+        <w:t>（ItemGroup 中增加两个 Compile）</w:t>
+      </w:r>
+    </w:p>
+    <w:p>
+      <w:pPr>
+        <w:spacing w:after="40"/>
+        <w:ind w:left="240"/>
+      </w:pPr>
+      <w:r>
+        <w:rPr>
+          <w:rFonts w:ascii="宋体" w:hAnsi="宋体" w:eastAsia="宋体"/>
+          <w:b w:val="0"/>
+          <w:sz w:val="22"/>
+        </w:rPr>
+        <w:t xml:space="preserve">• </w:t>
+      </w:r>
+      <w:r>
+        <w:rPr>
+          <w:rFonts w:ascii="宋体" w:hAnsi="宋体" w:eastAsia="宋体"/>
+          <w:b w:val="0"/>
+          <w:sz w:val="22"/>
+        </w:rPr>
+        <w:t xml:space="preserve">Test: </w:t>
+      </w:r>
+      <w:r>
+        <w:rPr>
+          <w:rFonts w:ascii="Consolas" w:hAnsi="Consolas" w:eastAsia="Consolas"/>
+          <w:b w:val="0"/>
+          <w:sz w:val="21"/>
+        </w:rPr>
+        <w:t>tools/gray-policy-tests.ps1</w:t>
       </w:r>
     </w:p>
     <w:p>
@@ -4112,7 +2541,7 @@
           <w:b/>
           <w:sz w:val="22"/>
         </w:rPr>
-        <w:t>Step 7: 确认项目可编译</w:t>
+        <w:t>Step 1: 写失败测试脚本</w:t>
       </w:r>
     </w:p>
     <w:p>
@@ -4125,7 +2554,7 @@
           <w:b w:val="0"/>
           <w:sz w:val="22"/>
         </w:rPr>
-        <w:t xml:space="preserve">Run: </w:t>
+        <w:t xml:space="preserve">创建 </w:t>
       </w:r>
       <w:r>
         <w:rPr>
@@ -4133,65 +2562,885 @@
           <w:b w:val="0"/>
           <w:sz w:val="21"/>
         </w:rPr>
-        <w:t>msbuild Launcher\Launcher.csproj /p:Configuration=Release /v:m</w:t>
-      </w:r>
-    </w:p>
-    <w:p>
-      <w:pPr>
-        <w:spacing w:after="80"/>
-      </w:pPr>
+        <w:t>tools/gray-policy-tests.ps1</w:t>
+      </w:r>
       <w:r>
         <w:rPr>
           <w:rFonts w:ascii="宋体" w:hAnsi="宋体" w:eastAsia="宋体"/>
           <w:b w:val="0"/>
           <w:sz w:val="22"/>
         </w:rPr>
-        <w:t>（若无 msbuild 环境变量，用 VS 开发者命令行或 VS 内编译）</w:t>
-      </w:r>
-    </w:p>
-    <w:p>
-      <w:pPr>
-        <w:spacing w:after="80"/>
-      </w:pPr>
-      <w:r>
-        <w:rPr>
-          <w:rFonts w:ascii="宋体" w:hAnsi="宋体" w:eastAsia="宋体"/>
-          <w:b w:val="0"/>
-          <w:sz w:val="22"/>
-        </w:rPr>
-        <w:t xml:space="preserve">Expected: </w:t>
-      </w:r>
-      <w:r>
-        <w:rPr>
-          <w:rFonts w:ascii="Consolas" w:hAnsi="Consolas" w:eastAsia="Consolas"/>
-          <w:b w:val="0"/>
-          <w:sz w:val="21"/>
-        </w:rPr>
-        <w:t>Build succeeded</w:t>
-      </w:r>
-      <w:r>
-        <w:rPr>
-          <w:rFonts w:ascii="宋体" w:hAnsi="宋体" w:eastAsia="宋体"/>
-          <w:b w:val="0"/>
-          <w:sz w:val="22"/>
-        </w:rPr>
-        <w:t>，</w:t>
-      </w:r>
-      <w:r>
-        <w:rPr>
-          <w:rFonts w:ascii="Consolas" w:hAnsi="Consolas" w:eastAsia="Consolas"/>
-          <w:b w:val="0"/>
-          <w:sz w:val="21"/>
-        </w:rPr>
-        <w:t>Launcher\bin\Release\Launcher.exe</w:t>
-      </w:r>
-      <w:r>
-        <w:rPr>
-          <w:rFonts w:ascii="宋体" w:hAnsi="宋体" w:eastAsia="宋体"/>
-          <w:b w:val="0"/>
-          <w:sz w:val="22"/>
-        </w:rPr>
-        <w:t xml:space="preserve"> 生成。</w:t>
+        <w:t>：</w:t>
+      </w:r>
+    </w:p>
+    <w:p>
+      <w:pPr>
+        <w:spacing w:before="0" w:after="0"/>
+        <w:ind w:left="240"/>
+        <w:shd w:val="clear" w:color="auto" w:fill="F2F2F2"/>
+      </w:pPr>
+      <w:r>
+        <w:rPr>
+          <w:rFonts w:ascii="Consolas" w:hAnsi="Consolas" w:eastAsia="Consolas"/>
+          <w:b w:val="0"/>
+          <w:sz w:val="18"/>
+        </w:rPr>
+        <w:t># 灰度逻辑单元测试 — Windows PowerShell 5.1+，无需编译，直接运行</w:t>
+      </w:r>
+    </w:p>
+    <w:p>
+      <w:pPr>
+        <w:spacing w:before="0" w:after="0"/>
+        <w:ind w:left="240"/>
+        <w:shd w:val="clear" w:color="auto" w:fill="F2F2F2"/>
+      </w:pPr>
+      <w:r>
+        <w:rPr>
+          <w:rFonts w:ascii="Consolas" w:hAnsi="Consolas" w:eastAsia="Consolas"/>
+          <w:b w:val="0"/>
+          <w:sz w:val="18"/>
+        </w:rPr>
+        <w:t># 用法: powershell -ExecutionPolicy Bypass -File tools\gray-policy-tests.ps1</w:t>
+      </w:r>
+    </w:p>
+    <w:p>
+      <w:pPr>
+        <w:spacing w:before="0" w:after="0"/>
+        <w:ind w:left="240"/>
+        <w:shd w:val="clear" w:color="auto" w:fill="F2F2F2"/>
+      </w:pPr>
+      <w:r>
+        <w:rPr>
+          <w:rFonts w:ascii="Consolas" w:hAnsi="Consolas" w:eastAsia="Consolas"/>
+          <w:b w:val="0"/>
+          <w:sz w:val="18"/>
+        </w:rPr>
+        <w:t>$ErrorActionPreference = "Stop"</w:t>
+      </w:r>
+    </w:p>
+    <w:p>
+      <w:pPr>
+        <w:spacing w:before="0" w:after="0"/>
+        <w:ind w:left="240"/>
+        <w:shd w:val="clear" w:color="auto" w:fill="F2F2F2"/>
+      </w:pPr>
+      <w:r>
+        <w:rPr>
+          <w:rFonts w:ascii="Consolas" w:hAnsi="Consolas" w:eastAsia="Consolas"/>
+          <w:b w:val="0"/>
+          <w:sz w:val="18"/>
+        </w:rPr>
+        <w:t>$root = Split-Path -Parent $PSScriptRoot</w:t>
+      </w:r>
+    </w:p>
+    <w:p>
+      <w:pPr>
+        <w:spacing w:before="0" w:after="0"/>
+        <w:ind w:left="240"/>
+        <w:shd w:val="clear" w:color="auto" w:fill="F2F2F2"/>
+      </w:pPr>
+      <w:r>
+        <w:rPr>
+          <w:rFonts w:ascii="Consolas" w:hAnsi="Consolas" w:eastAsia="Consolas"/>
+          <w:b w:val="0"/>
+          <w:sz w:val="18"/>
+        </w:rPr>
+        <w:t>Add-Type -Path (Join-Path $root "Launcher\GrayPolicy.cs")</w:t>
+      </w:r>
+    </w:p>
+    <w:p>
+      <w:pPr>
+        <w:spacing w:before="0" w:after="0"/>
+        <w:ind w:left="240"/>
+        <w:shd w:val="clear" w:color="auto" w:fill="F2F2F2"/>
+      </w:pPr>
+      <w:r>
+        <w:rPr>
+          <w:rFonts w:ascii="Consolas" w:hAnsi="Consolas" w:eastAsia="Consolas"/>
+          <w:b w:val="0"/>
+          <w:sz w:val="18"/>
+        </w:rPr>
+        <w:t>Add-Type -Path (Join-Path $root "Launcher\MachineIdStore.cs")</w:t>
+      </w:r>
+    </w:p>
+    <w:p>
+      <w:pPr>
+        <w:spacing w:before="0" w:after="0"/>
+        <w:ind w:left="240"/>
+        <w:shd w:val="clear" w:color="auto" w:fill="F2F2F2"/>
+      </w:pPr>
+      <w:r>
+        <w:rPr>
+          <w:rFonts w:ascii="Consolas" w:hAnsi="Consolas" w:eastAsia="Consolas"/>
+          <w:b w:val="0"/>
+          <w:sz w:val="18"/>
+        </w:rPr>
+        <w:t xml:space="preserve"> </w:t>
+      </w:r>
+    </w:p>
+    <w:p>
+      <w:pPr>
+        <w:spacing w:before="0" w:after="0"/>
+        <w:ind w:left="240"/>
+        <w:shd w:val="clear" w:color="auto" w:fill="F2F2F2"/>
+      </w:pPr>
+      <w:r>
+        <w:rPr>
+          <w:rFonts w:ascii="Consolas" w:hAnsi="Consolas" w:eastAsia="Consolas"/>
+          <w:b w:val="0"/>
+          <w:sz w:val="18"/>
+        </w:rPr>
+        <w:t>$pass = 0; $fail = 0</w:t>
+      </w:r>
+    </w:p>
+    <w:p>
+      <w:pPr>
+        <w:spacing w:before="0" w:after="0"/>
+        <w:ind w:left="240"/>
+        <w:shd w:val="clear" w:color="auto" w:fill="F2F2F2"/>
+      </w:pPr>
+      <w:r>
+        <w:rPr>
+          <w:rFonts w:ascii="Consolas" w:hAnsi="Consolas" w:eastAsia="Consolas"/>
+          <w:b w:val="0"/>
+          <w:sz w:val="18"/>
+        </w:rPr>
+        <w:t>function Assert-True($name, $cond) {</w:t>
+      </w:r>
+    </w:p>
+    <w:p>
+      <w:pPr>
+        <w:spacing w:before="0" w:after="0"/>
+        <w:ind w:left="240"/>
+        <w:shd w:val="clear" w:color="auto" w:fill="F2F2F2"/>
+      </w:pPr>
+      <w:r>
+        <w:rPr>
+          <w:rFonts w:ascii="Consolas" w:hAnsi="Consolas" w:eastAsia="Consolas"/>
+          <w:b w:val="0"/>
+          <w:sz w:val="18"/>
+        </w:rPr>
+        <w:t xml:space="preserve">    if ($cond) { $pass++; Write-Host "PASS  $name" -ForegroundColor Green }</w:t>
+      </w:r>
+    </w:p>
+    <w:p>
+      <w:pPr>
+        <w:spacing w:before="0" w:after="0"/>
+        <w:ind w:left="240"/>
+        <w:shd w:val="clear" w:color="auto" w:fill="F2F2F2"/>
+      </w:pPr>
+      <w:r>
+        <w:rPr>
+          <w:rFonts w:ascii="Consolas" w:hAnsi="Consolas" w:eastAsia="Consolas"/>
+          <w:b w:val="0"/>
+          <w:sz w:val="18"/>
+        </w:rPr>
+        <w:t xml:space="preserve">    else       { $fail++; Write-Host "FAIL  $name" -ForegroundColor Red }</w:t>
+      </w:r>
+    </w:p>
+    <w:p>
+      <w:pPr>
+        <w:spacing w:before="0" w:after="0"/>
+        <w:ind w:left="240"/>
+        <w:shd w:val="clear" w:color="auto" w:fill="F2F2F2"/>
+      </w:pPr>
+      <w:r>
+        <w:rPr>
+          <w:rFonts w:ascii="Consolas" w:hAnsi="Consolas" w:eastAsia="Consolas"/>
+          <w:b w:val="0"/>
+          <w:sz w:val="18"/>
+        </w:rPr>
+        <w:t>}</w:t>
+      </w:r>
+    </w:p>
+    <w:p>
+      <w:pPr>
+        <w:spacing w:before="0" w:after="0"/>
+        <w:ind w:left="240"/>
+        <w:shd w:val="clear" w:color="auto" w:fill="F2F2F2"/>
+      </w:pPr>
+      <w:r>
+        <w:rPr>
+          <w:rFonts w:ascii="Consolas" w:hAnsi="Consolas" w:eastAsia="Consolas"/>
+          <w:b w:val="0"/>
+          <w:sz w:val="18"/>
+        </w:rPr>
+        <w:t>function New-StringList([string[]]$items) {</w:t>
+      </w:r>
+    </w:p>
+    <w:p>
+      <w:pPr>
+        <w:spacing w:before="0" w:after="0"/>
+        <w:ind w:left="240"/>
+        <w:shd w:val="clear" w:color="auto" w:fill="F2F2F2"/>
+      </w:pPr>
+      <w:r>
+        <w:rPr>
+          <w:rFonts w:ascii="Consolas" w:hAnsi="Consolas" w:eastAsia="Consolas"/>
+          <w:b w:val="0"/>
+          <w:sz w:val="18"/>
+        </w:rPr>
+        <w:t xml:space="preserve">    $list = New-Object System.Collections.Generic.List[string]</w:t>
+      </w:r>
+    </w:p>
+    <w:p>
+      <w:pPr>
+        <w:spacing w:before="0" w:after="0"/>
+        <w:ind w:left="240"/>
+        <w:shd w:val="clear" w:color="auto" w:fill="F2F2F2"/>
+      </w:pPr>
+      <w:r>
+        <w:rPr>
+          <w:rFonts w:ascii="Consolas" w:hAnsi="Consolas" w:eastAsia="Consolas"/>
+          <w:b w:val="0"/>
+          <w:sz w:val="18"/>
+        </w:rPr>
+        <w:t xml:space="preserve">    if ($items) { $items | ForEach-Object { $list.Add($_) } }</w:t>
+      </w:r>
+    </w:p>
+    <w:p>
+      <w:pPr>
+        <w:spacing w:before="0" w:after="0"/>
+        <w:ind w:left="240"/>
+        <w:shd w:val="clear" w:color="auto" w:fill="F2F2F2"/>
+      </w:pPr>
+      <w:r>
+        <w:rPr>
+          <w:rFonts w:ascii="Consolas" w:hAnsi="Consolas" w:eastAsia="Consolas"/>
+          <w:b w:val="0"/>
+          <w:sz w:val="18"/>
+        </w:rPr>
+        <w:t xml:space="preserve">    return $list</w:t>
+      </w:r>
+    </w:p>
+    <w:p>
+      <w:pPr>
+        <w:spacing w:before="0" w:after="0"/>
+        <w:ind w:left="240"/>
+        <w:shd w:val="clear" w:color="auto" w:fill="F2F2F2"/>
+      </w:pPr>
+      <w:r>
+        <w:rPr>
+          <w:rFonts w:ascii="Consolas" w:hAnsi="Consolas" w:eastAsia="Consolas"/>
+          <w:b w:val="0"/>
+          <w:sz w:val="18"/>
+        </w:rPr>
+        <w:t>}</w:t>
+      </w:r>
+    </w:p>
+    <w:p>
+      <w:pPr>
+        <w:spacing w:before="0" w:after="0"/>
+        <w:ind w:left="240"/>
+        <w:shd w:val="clear" w:color="auto" w:fill="F2F2F2"/>
+      </w:pPr>
+      <w:r>
+        <w:rPr>
+          <w:rFonts w:ascii="Consolas" w:hAnsi="Consolas" w:eastAsia="Consolas"/>
+          <w:b w:val="0"/>
+          <w:sz w:val="18"/>
+        </w:rPr>
+        <w:t xml:space="preserve"> </w:t>
+      </w:r>
+    </w:p>
+    <w:p>
+      <w:pPr>
+        <w:spacing w:before="0" w:after="0"/>
+        <w:ind w:left="240"/>
+        <w:shd w:val="clear" w:color="auto" w:fill="F2F2F2"/>
+      </w:pPr>
+      <w:r>
+        <w:rPr>
+          <w:rFonts w:ascii="Consolas" w:hAnsi="Consolas" w:eastAsia="Consolas"/>
+          <w:b w:val="0"/>
+          <w:sz w:val="18"/>
+        </w:rPr>
+        <w:t># ---- 1. 分桶确定性 ----</w:t>
+      </w:r>
+    </w:p>
+    <w:p>
+      <w:pPr>
+        <w:spacing w:before="0" w:after="0"/>
+        <w:ind w:left="240"/>
+        <w:shd w:val="clear" w:color="auto" w:fill="F2F2F2"/>
+      </w:pPr>
+      <w:r>
+        <w:rPr>
+          <w:rFonts w:ascii="Consolas" w:hAnsi="Consolas" w:eastAsia="Consolas"/>
+          <w:b w:val="0"/>
+          <w:sz w:val="18"/>
+        </w:rPr>
+        <w:t>$b1 = [Launcher.GrayPolicy]::BucketValue("MACHINE-A", "1.0.7")</w:t>
+      </w:r>
+    </w:p>
+    <w:p>
+      <w:pPr>
+        <w:spacing w:before="0" w:after="0"/>
+        <w:ind w:left="240"/>
+        <w:shd w:val="clear" w:color="auto" w:fill="F2F2F2"/>
+      </w:pPr>
+      <w:r>
+        <w:rPr>
+          <w:rFonts w:ascii="Consolas" w:hAnsi="Consolas" w:eastAsia="Consolas"/>
+          <w:b w:val="0"/>
+          <w:sz w:val="18"/>
+        </w:rPr>
+        <w:t>$b2 = [Launcher.GrayPolicy]::BucketValue("MACHINE-A", "1.0.7")</w:t>
+      </w:r>
+    </w:p>
+    <w:p>
+      <w:pPr>
+        <w:spacing w:before="0" w:after="0"/>
+        <w:ind w:left="240"/>
+        <w:shd w:val="clear" w:color="auto" w:fill="F2F2F2"/>
+      </w:pPr>
+      <w:r>
+        <w:rPr>
+          <w:rFonts w:ascii="Consolas" w:hAnsi="Consolas" w:eastAsia="Consolas"/>
+          <w:b w:val="0"/>
+          <w:sz w:val="18"/>
+        </w:rPr>
+        <w:t>Assert-True "同机器同版本分桶值一致" ($b1 -eq $b2)</w:t>
+      </w:r>
+    </w:p>
+    <w:p>
+      <w:pPr>
+        <w:spacing w:before="0" w:after="0"/>
+        <w:ind w:left="240"/>
+        <w:shd w:val="clear" w:color="auto" w:fill="F2F2F2"/>
+      </w:pPr>
+      <w:r>
+        <w:rPr>
+          <w:rFonts w:ascii="Consolas" w:hAnsi="Consolas" w:eastAsia="Consolas"/>
+          <w:b w:val="0"/>
+          <w:sz w:val="18"/>
+        </w:rPr>
+        <w:t>Assert-True "分桶值在 0..99 内" ($b1 -ge 0 -and $b1 -le 99)</w:t>
+      </w:r>
+    </w:p>
+    <w:p>
+      <w:pPr>
+        <w:spacing w:before="0" w:after="0"/>
+        <w:ind w:left="240"/>
+        <w:shd w:val="clear" w:color="auto" w:fill="F2F2F2"/>
+      </w:pPr>
+      <w:r>
+        <w:rPr>
+          <w:rFonts w:ascii="Consolas" w:hAnsi="Consolas" w:eastAsia="Consolas"/>
+          <w:b w:val="0"/>
+          <w:sz w:val="18"/>
+        </w:rPr>
+        <w:t xml:space="preserve"> </w:t>
+      </w:r>
+    </w:p>
+    <w:p>
+      <w:pPr>
+        <w:spacing w:before="0" w:after="0"/>
+        <w:ind w:left="240"/>
+        <w:shd w:val="clear" w:color="auto" w:fill="F2F2F2"/>
+      </w:pPr>
+      <w:r>
+        <w:rPr>
+          <w:rFonts w:ascii="Consolas" w:hAnsi="Consolas" w:eastAsia="Consolas"/>
+          <w:b w:val="0"/>
+          <w:sz w:val="18"/>
+        </w:rPr>
+        <w:t># ---- 2. 黑白名单优先级（黑 &gt; 白 &gt; 百分比） ----</w:t>
+      </w:r>
+    </w:p>
+    <w:p>
+      <w:pPr>
+        <w:spacing w:before="0" w:after="0"/>
+        <w:ind w:left="240"/>
+        <w:shd w:val="clear" w:color="auto" w:fill="F2F2F2"/>
+      </w:pPr>
+      <w:r>
+        <w:rPr>
+          <w:rFonts w:ascii="Consolas" w:hAnsi="Consolas" w:eastAsia="Consolas"/>
+          <w:b w:val="0"/>
+          <w:sz w:val="18"/>
+        </w:rPr>
+        <w:t>$g = [Launcher.GrayPolicy]::Decide("MACHINE-X", 100, (New-StringList @()), (New-StringList @("MACHINE-X")), "1.0.7")</w:t>
+      </w:r>
+    </w:p>
+    <w:p>
+      <w:pPr>
+        <w:spacing w:before="0" w:after="0"/>
+        <w:ind w:left="240"/>
+        <w:shd w:val="clear" w:color="auto" w:fill="F2F2F2"/>
+      </w:pPr>
+      <w:r>
+        <w:rPr>
+          <w:rFonts w:ascii="Consolas" w:hAnsi="Consolas" w:eastAsia="Consolas"/>
+          <w:b w:val="0"/>
+          <w:sz w:val="18"/>
+        </w:rPr>
+        <w:t>Assert-True "黑名单优先于百分比(percent=100)" ($g -eq [Launcher.GrayDecision]::Blocked)</w:t>
+      </w:r>
+    </w:p>
+    <w:p>
+      <w:pPr>
+        <w:spacing w:before="0" w:after="0"/>
+        <w:ind w:left="240"/>
+        <w:shd w:val="clear" w:color="auto" w:fill="F2F2F2"/>
+      </w:pPr>
+      <w:r>
+        <w:rPr>
+          <w:rFonts w:ascii="Consolas" w:hAnsi="Consolas" w:eastAsia="Consolas"/>
+          <w:b w:val="0"/>
+          <w:sz w:val="18"/>
+        </w:rPr>
+        <w:t>$g = [Launcher.GrayPolicy]::Decide("MACHINE-Y", 0, (New-StringList @("MACHINE-Y")), (New-StringList @()), "1.0.7")</w:t>
+      </w:r>
+    </w:p>
+    <w:p>
+      <w:pPr>
+        <w:spacing w:before="0" w:after="0"/>
+        <w:ind w:left="240"/>
+        <w:shd w:val="clear" w:color="auto" w:fill="F2F2F2"/>
+      </w:pPr>
+      <w:r>
+        <w:rPr>
+          <w:rFonts w:ascii="Consolas" w:hAnsi="Consolas" w:eastAsia="Consolas"/>
+          <w:b w:val="0"/>
+          <w:sz w:val="18"/>
+        </w:rPr>
+        <w:t>Assert-True "白名单优先于百分比(percent=0)" ($g -eq [Launcher.GrayDecision]::Allowed)</w:t>
+      </w:r>
+    </w:p>
+    <w:p>
+      <w:pPr>
+        <w:spacing w:before="0" w:after="0"/>
+        <w:ind w:left="240"/>
+        <w:shd w:val="clear" w:color="auto" w:fill="F2F2F2"/>
+      </w:pPr>
+      <w:r>
+        <w:rPr>
+          <w:rFonts w:ascii="Consolas" w:hAnsi="Consolas" w:eastAsia="Consolas"/>
+          <w:b w:val="0"/>
+          <w:sz w:val="18"/>
+        </w:rPr>
+        <w:t xml:space="preserve"> </w:t>
+      </w:r>
+    </w:p>
+    <w:p>
+      <w:pPr>
+        <w:spacing w:before="0" w:after="0"/>
+        <w:ind w:left="240"/>
+        <w:shd w:val="clear" w:color="auto" w:fill="F2F2F2"/>
+      </w:pPr>
+      <w:r>
+        <w:rPr>
+          <w:rFonts w:ascii="Consolas" w:hAnsi="Consolas" w:eastAsia="Consolas"/>
+          <w:b w:val="0"/>
+          <w:sz w:val="18"/>
+        </w:rPr>
+        <w:t># ---- 3. 百分比边界 ----</w:t>
+      </w:r>
+    </w:p>
+    <w:p>
+      <w:pPr>
+        <w:spacing w:before="0" w:after="0"/>
+        <w:ind w:left="240"/>
+        <w:shd w:val="clear" w:color="auto" w:fill="F2F2F2"/>
+      </w:pPr>
+      <w:r>
+        <w:rPr>
+          <w:rFonts w:ascii="Consolas" w:hAnsi="Consolas" w:eastAsia="Consolas"/>
+          <w:b w:val="0"/>
+          <w:sz w:val="18"/>
+        </w:rPr>
+        <w:t>$g = [Launcher.GrayPolicy]::Decide("ANY-MACHINE", 0, (New-StringList @()), (New-StringList @()), "1.0.7")</w:t>
+      </w:r>
+    </w:p>
+    <w:p>
+      <w:pPr>
+        <w:spacing w:before="0" w:after="0"/>
+        <w:ind w:left="240"/>
+        <w:shd w:val="clear" w:color="auto" w:fill="F2F2F2"/>
+      </w:pPr>
+      <w:r>
+        <w:rPr>
+          <w:rFonts w:ascii="Consolas" w:hAnsi="Consolas" w:eastAsia="Consolas"/>
+          <w:b w:val="0"/>
+          <w:sz w:val="18"/>
+        </w:rPr>
+        <w:t>Assert-True "percent=0 全部不中签" ($g -eq [Launcher.GrayDecision]::NotSelected)</w:t>
+      </w:r>
+    </w:p>
+    <w:p>
+      <w:pPr>
+        <w:spacing w:before="0" w:after="0"/>
+        <w:ind w:left="240"/>
+        <w:shd w:val="clear" w:color="auto" w:fill="F2F2F2"/>
+      </w:pPr>
+      <w:r>
+        <w:rPr>
+          <w:rFonts w:ascii="Consolas" w:hAnsi="Consolas" w:eastAsia="Consolas"/>
+          <w:b w:val="0"/>
+          <w:sz w:val="18"/>
+        </w:rPr>
+        <w:t>$g = [Launcher.GrayPolicy]::Decide("ANY-MACHINE", 100, (New-StringList @()), (New-StringList @()), "1.0.7")</w:t>
+      </w:r>
+    </w:p>
+    <w:p>
+      <w:pPr>
+        <w:spacing w:before="0" w:after="0"/>
+        <w:ind w:left="240"/>
+        <w:shd w:val="clear" w:color="auto" w:fill="F2F2F2"/>
+      </w:pPr>
+      <w:r>
+        <w:rPr>
+          <w:rFonts w:ascii="Consolas" w:hAnsi="Consolas" w:eastAsia="Consolas"/>
+          <w:b w:val="0"/>
+          <w:sz w:val="18"/>
+        </w:rPr>
+        <w:t>Assert-True "percent=100 全部中签" ($g -eq [Launcher.GrayDecision]::Selected)</w:t>
+      </w:r>
+    </w:p>
+    <w:p>
+      <w:pPr>
+        <w:spacing w:before="0" w:after="0"/>
+        <w:ind w:left="240"/>
+        <w:shd w:val="clear" w:color="auto" w:fill="F2F2F2"/>
+      </w:pPr>
+      <w:r>
+        <w:rPr>
+          <w:rFonts w:ascii="Consolas" w:hAnsi="Consolas" w:eastAsia="Consolas"/>
+          <w:b w:val="0"/>
+          <w:sz w:val="18"/>
+        </w:rPr>
+        <w:t xml:space="preserve"> </w:t>
+      </w:r>
+    </w:p>
+    <w:p>
+      <w:pPr>
+        <w:spacing w:before="0" w:after="0"/>
+        <w:ind w:left="240"/>
+        <w:shd w:val="clear" w:color="auto" w:fill="F2F2F2"/>
+      </w:pPr>
+      <w:r>
+        <w:rPr>
+          <w:rFonts w:ascii="Consolas" w:hAnsi="Consolas" w:eastAsia="Consolas"/>
+          <w:b w:val="0"/>
+          <w:sz w:val="18"/>
+        </w:rPr>
+        <w:t># ---- 4. 版本比较 ----</w:t>
+      </w:r>
+    </w:p>
+    <w:p>
+      <w:pPr>
+        <w:spacing w:before="0" w:after="0"/>
+        <w:ind w:left="240"/>
+        <w:shd w:val="clear" w:color="auto" w:fill="F2F2F2"/>
+      </w:pPr>
+      <w:r>
+        <w:rPr>
+          <w:rFonts w:ascii="Consolas" w:hAnsi="Consolas" w:eastAsia="Consolas"/>
+          <w:b w:val="0"/>
+          <w:sz w:val="18"/>
+        </w:rPr>
+        <w:t>Assert-True "1.0.7 比 1.0.6 新" ([Launcher.GrayPolicy]::IsNewer("1.0.7", "1.0.6"))</w:t>
+      </w:r>
+    </w:p>
+    <w:p>
+      <w:pPr>
+        <w:spacing w:before="0" w:after="0"/>
+        <w:ind w:left="240"/>
+        <w:shd w:val="clear" w:color="auto" w:fill="F2F2F2"/>
+      </w:pPr>
+      <w:r>
+        <w:rPr>
+          <w:rFonts w:ascii="Consolas" w:hAnsi="Consolas" w:eastAsia="Consolas"/>
+          <w:b w:val="0"/>
+          <w:sz w:val="18"/>
+        </w:rPr>
+        <w:t>Assert-True "1.0.6 不比 1.0.7 新" (-not [Launcher.GrayPolicy]::IsNewer("1.0.6", "1.0.7"))</w:t>
+      </w:r>
+    </w:p>
+    <w:p>
+      <w:pPr>
+        <w:spacing w:before="0" w:after="0"/>
+        <w:ind w:left="240"/>
+        <w:shd w:val="clear" w:color="auto" w:fill="F2F2F2"/>
+      </w:pPr>
+      <w:r>
+        <w:rPr>
+          <w:rFonts w:ascii="Consolas" w:hAnsi="Consolas" w:eastAsia="Consolas"/>
+          <w:b w:val="0"/>
+          <w:sz w:val="18"/>
+        </w:rPr>
+        <w:t xml:space="preserve"> </w:t>
+      </w:r>
+    </w:p>
+    <w:p>
+      <w:pPr>
+        <w:spacing w:before="0" w:after="0"/>
+        <w:ind w:left="240"/>
+        <w:shd w:val="clear" w:color="auto" w:fill="F2F2F2"/>
+      </w:pPr>
+      <w:r>
+        <w:rPr>
+          <w:rFonts w:ascii="Consolas" w:hAnsi="Consolas" w:eastAsia="Consolas"/>
+          <w:b w:val="0"/>
+          <w:sz w:val="18"/>
+        </w:rPr>
+        <w:t># ---- 5. 机器ID 持久化 ----</w:t>
+      </w:r>
+    </w:p>
+    <w:p>
+      <w:pPr>
+        <w:spacing w:before="0" w:after="0"/>
+        <w:ind w:left="240"/>
+        <w:shd w:val="clear" w:color="auto" w:fill="F2F2F2"/>
+      </w:pPr>
+      <w:r>
+        <w:rPr>
+          <w:rFonts w:ascii="Consolas" w:hAnsi="Consolas" w:eastAsia="Consolas"/>
+          <w:b w:val="0"/>
+          <w:sz w:val="18"/>
+        </w:rPr>
+        <w:t>$tmpDir = Join-Path $env:TEMP ("graytest-" + [guid]::NewGuid().ToString("N"))</w:t>
+      </w:r>
+    </w:p>
+    <w:p>
+      <w:pPr>
+        <w:spacing w:before="0" w:after="0"/>
+        <w:ind w:left="240"/>
+        <w:shd w:val="clear" w:color="auto" w:fill="F2F2F2"/>
+      </w:pPr>
+      <w:r>
+        <w:rPr>
+          <w:rFonts w:ascii="Consolas" w:hAnsi="Consolas" w:eastAsia="Consolas"/>
+          <w:b w:val="0"/>
+          <w:sz w:val="18"/>
+        </w:rPr>
+        <w:t>New-Item -ItemType Directory -Force -Path $tmpDir | Out-Null</w:t>
+      </w:r>
+    </w:p>
+    <w:p>
+      <w:pPr>
+        <w:spacing w:before="0" w:after="0"/>
+        <w:ind w:left="240"/>
+        <w:shd w:val="clear" w:color="auto" w:fill="F2F2F2"/>
+      </w:pPr>
+      <w:r>
+        <w:rPr>
+          <w:rFonts w:ascii="Consolas" w:hAnsi="Consolas" w:eastAsia="Consolas"/>
+          <w:b w:val="0"/>
+          <w:sz w:val="18"/>
+        </w:rPr>
+        <w:t>$tmp = Join-Path $tmpDir "config.xml"</w:t>
+      </w:r>
+    </w:p>
+    <w:p>
+      <w:pPr>
+        <w:spacing w:before="0" w:after="0"/>
+        <w:ind w:left="240"/>
+        <w:shd w:val="clear" w:color="auto" w:fill="F2F2F2"/>
+      </w:pPr>
+      <w:r>
+        <w:rPr>
+          <w:rFonts w:ascii="Consolas" w:hAnsi="Consolas" w:eastAsia="Consolas"/>
+          <w:b w:val="0"/>
+          <w:sz w:val="18"/>
+        </w:rPr>
+        <w:t>@'</w:t>
+      </w:r>
+    </w:p>
+    <w:p>
+      <w:pPr>
+        <w:spacing w:before="0" w:after="0"/>
+        <w:ind w:left="240"/>
+        <w:shd w:val="clear" w:color="auto" w:fill="F2F2F2"/>
+      </w:pPr>
+      <w:r>
+        <w:rPr>
+          <w:rFonts w:ascii="Consolas" w:hAnsi="Consolas" w:eastAsia="Consolas"/>
+          <w:b w:val="0"/>
+          <w:sz w:val="18"/>
+        </w:rPr>
+        <w:t>&lt;Config&gt;&lt;UpdateServerPath&gt;\\192.168.1.100\AppUpdate&lt;/UpdateServerPath&gt;&lt;/Config&gt;</w:t>
+      </w:r>
+    </w:p>
+    <w:p>
+      <w:pPr>
+        <w:spacing w:before="0" w:after="0"/>
+        <w:ind w:left="240"/>
+        <w:shd w:val="clear" w:color="auto" w:fill="F2F2F2"/>
+      </w:pPr>
+      <w:r>
+        <w:rPr>
+          <w:rFonts w:ascii="Consolas" w:hAnsi="Consolas" w:eastAsia="Consolas"/>
+          <w:b w:val="0"/>
+          <w:sz w:val="18"/>
+        </w:rPr>
+        <w:t>'@ | Set-Content -Path $tmp -Encoding UTF8</w:t>
+      </w:r>
+    </w:p>
+    <w:p>
+      <w:pPr>
+        <w:spacing w:before="0" w:after="0"/>
+        <w:ind w:left="240"/>
+        <w:shd w:val="clear" w:color="auto" w:fill="F2F2F2"/>
+      </w:pPr>
+      <w:r>
+        <w:rPr>
+          <w:rFonts w:ascii="Consolas" w:hAnsi="Consolas" w:eastAsia="Consolas"/>
+          <w:b w:val="0"/>
+          <w:sz w:val="18"/>
+        </w:rPr>
+        <w:t>$id1 = [Launcher.MachineIdStore]::GetOrCreate($tmp)</w:t>
+      </w:r>
+    </w:p>
+    <w:p>
+      <w:pPr>
+        <w:spacing w:before="0" w:after="0"/>
+        <w:ind w:left="240"/>
+        <w:shd w:val="clear" w:color="auto" w:fill="F2F2F2"/>
+      </w:pPr>
+      <w:r>
+        <w:rPr>
+          <w:rFonts w:ascii="Consolas" w:hAnsi="Consolas" w:eastAsia="Consolas"/>
+          <w:b w:val="0"/>
+          <w:sz w:val="18"/>
+        </w:rPr>
+        <w:t>$id2 = [Launcher.MachineIdStore]::GetOrCreate($tmp)</w:t>
+      </w:r>
+    </w:p>
+    <w:p>
+      <w:pPr>
+        <w:spacing w:before="0" w:after="0"/>
+        <w:ind w:left="240"/>
+        <w:shd w:val="clear" w:color="auto" w:fill="F2F2F2"/>
+      </w:pPr>
+      <w:r>
+        <w:rPr>
+          <w:rFonts w:ascii="Consolas" w:hAnsi="Consolas" w:eastAsia="Consolas"/>
+          <w:b w:val="0"/>
+          <w:sz w:val="18"/>
+        </w:rPr>
+        <w:t>Assert-True "首次生成非空机器ID" (-not [string]::IsNullOrWhiteSpace($id1))</w:t>
+      </w:r>
+    </w:p>
+    <w:p>
+      <w:pPr>
+        <w:spacing w:before="0" w:after="0"/>
+        <w:ind w:left="240"/>
+        <w:shd w:val="clear" w:color="auto" w:fill="F2F2F2"/>
+      </w:pPr>
+      <w:r>
+        <w:rPr>
+          <w:rFonts w:ascii="Consolas" w:hAnsi="Consolas" w:eastAsia="Consolas"/>
+          <w:b w:val="0"/>
+          <w:sz w:val="18"/>
+        </w:rPr>
+        <w:t>Assert-True "二次读取返回同一机器ID" ($id1 -eq $id2)</w:t>
+      </w:r>
+    </w:p>
+    <w:p>
+      <w:pPr>
+        <w:spacing w:before="0" w:after="0"/>
+        <w:ind w:left="240"/>
+        <w:shd w:val="clear" w:color="auto" w:fill="F2F2F2"/>
+      </w:pPr>
+      <w:r>
+        <w:rPr>
+          <w:rFonts w:ascii="Consolas" w:hAnsi="Consolas" w:eastAsia="Consolas"/>
+          <w:b w:val="0"/>
+          <w:sz w:val="18"/>
+        </w:rPr>
+        <w:t>$doc = [System.Xml.Linq.XDocument]::Load($tmp)</w:t>
+      </w:r>
+    </w:p>
+    <w:p>
+      <w:pPr>
+        <w:spacing w:before="0" w:after="0"/>
+        <w:ind w:left="240"/>
+        <w:shd w:val="clear" w:color="auto" w:fill="F2F2F2"/>
+      </w:pPr>
+      <w:r>
+        <w:rPr>
+          <w:rFonts w:ascii="Consolas" w:hAnsi="Consolas" w:eastAsia="Consolas"/>
+          <w:b w:val="0"/>
+          <w:sz w:val="18"/>
+        </w:rPr>
+        <w:t>Assert-True "config.xml 已写入 MachineId 节点" ($doc.Root.Element("MachineId").Value -eq $id1)</w:t>
+      </w:r>
+    </w:p>
+    <w:p>
+      <w:pPr>
+        <w:spacing w:before="0" w:after="0"/>
+        <w:ind w:left="240"/>
+        <w:shd w:val="clear" w:color="auto" w:fill="F2F2F2"/>
+      </w:pPr>
+      <w:r>
+        <w:rPr>
+          <w:rFonts w:ascii="Consolas" w:hAnsi="Consolas" w:eastAsia="Consolas"/>
+          <w:b w:val="0"/>
+          <w:sz w:val="18"/>
+        </w:rPr>
+        <w:t>Remove-Item -Recurse -Force $tmpDir</w:t>
+      </w:r>
+    </w:p>
+    <w:p>
+      <w:pPr>
+        <w:spacing w:before="0" w:after="0"/>
+        <w:ind w:left="240"/>
+        <w:shd w:val="clear" w:color="auto" w:fill="F2F2F2"/>
+      </w:pPr>
+      <w:r>
+        <w:rPr>
+          <w:rFonts w:ascii="Consolas" w:hAnsi="Consolas" w:eastAsia="Consolas"/>
+          <w:b w:val="0"/>
+          <w:sz w:val="18"/>
+        </w:rPr>
+        <w:t xml:space="preserve"> </w:t>
+      </w:r>
+    </w:p>
+    <w:p>
+      <w:pPr>
+        <w:spacing w:before="0" w:after="0"/>
+        <w:ind w:left="240"/>
+        <w:shd w:val="clear" w:color="auto" w:fill="F2F2F2"/>
+      </w:pPr>
+      <w:r>
+        <w:rPr>
+          <w:rFonts w:ascii="Consolas" w:hAnsi="Consolas" w:eastAsia="Consolas"/>
+          <w:b w:val="0"/>
+          <w:sz w:val="18"/>
+        </w:rPr>
+        <w:t>Write-Host ""</w:t>
+      </w:r>
+    </w:p>
+    <w:p>
+      <w:pPr>
+        <w:spacing w:before="0" w:after="0"/>
+        <w:ind w:left="240"/>
+        <w:shd w:val="clear" w:color="auto" w:fill="F2F2F2"/>
+      </w:pPr>
+      <w:r>
+        <w:rPr>
+          <w:rFonts w:ascii="Consolas" w:hAnsi="Consolas" w:eastAsia="Consolas"/>
+          <w:b w:val="0"/>
+          <w:sz w:val="18"/>
+        </w:rPr>
+        <w:t>Write-Host "结果: $pass 通过, $fail 失败"</w:t>
+      </w:r>
+    </w:p>
+    <w:p>
+      <w:pPr>
+        <w:spacing w:before="0" w:after="0"/>
+        <w:ind w:left="240"/>
+        <w:shd w:val="clear" w:color="auto" w:fill="F2F2F2"/>
+      </w:pPr>
+      <w:r>
+        <w:rPr>
+          <w:rFonts w:ascii="Consolas" w:hAnsi="Consolas" w:eastAsia="Consolas"/>
+          <w:b w:val="0"/>
+          <w:sz w:val="18"/>
+        </w:rPr>
+        <w:t>if ($fail -gt 0) { exit 1 } else { exit 0 }</w:t>
       </w:r>
     </w:p>
     <w:p>
@@ -4213,6 +3462,2266 @@
           <w:b/>
           <w:sz w:val="22"/>
         </w:rPr>
+        <w:t>Step 2: 运行测试确认失败</w:t>
+      </w:r>
+    </w:p>
+    <w:p>
+      <w:pPr>
+        <w:spacing w:after="80"/>
+      </w:pPr>
+      <w:r>
+        <w:rPr>
+          <w:rFonts w:ascii="宋体" w:hAnsi="宋体" w:eastAsia="宋体"/>
+          <w:b w:val="0"/>
+          <w:sz w:val="22"/>
+        </w:rPr>
+        <w:t xml:space="preserve">Run: </w:t>
+      </w:r>
+      <w:r>
+        <w:rPr>
+          <w:rFonts w:ascii="Consolas" w:hAnsi="Consolas" w:eastAsia="Consolas"/>
+          <w:b w:val="0"/>
+          <w:sz w:val="21"/>
+        </w:rPr>
+        <w:t>powershell -ExecutionPolicy Bypass -File tools\gray-policy-tests.ps1</w:t>
+      </w:r>
+    </w:p>
+    <w:p>
+      <w:pPr>
+        <w:spacing w:after="80"/>
+      </w:pPr>
+      <w:r>
+        <w:rPr>
+          <w:rFonts w:ascii="宋体" w:hAnsi="宋体" w:eastAsia="宋体"/>
+          <w:b w:val="0"/>
+          <w:sz w:val="22"/>
+        </w:rPr>
+        <w:t xml:space="preserve">Expected: FAIL — Add-Type 报错 </w:t>
+      </w:r>
+      <w:r>
+        <w:rPr>
+          <w:rFonts w:ascii="Consolas" w:hAnsi="Consolas" w:eastAsia="Consolas"/>
+          <w:b w:val="0"/>
+          <w:sz w:val="21"/>
+        </w:rPr>
+        <w:t>Cannot find path ... GrayPolicy.cs</w:t>
+      </w:r>
+      <w:r>
+        <w:rPr>
+          <w:rFonts w:ascii="宋体" w:hAnsi="宋体" w:eastAsia="宋体"/>
+          <w:b w:val="0"/>
+          <w:sz w:val="22"/>
+        </w:rPr>
+        <w:t>（文件不存在），脚本退出非 0。</w:t>
+      </w:r>
+    </w:p>
+    <w:p>
+      <w:pPr>
+        <w:spacing w:after="40"/>
+        <w:ind w:left="240"/>
+      </w:pPr>
+      <w:r>
+        <w:rPr>
+          <w:rFonts w:ascii="宋体" w:hAnsi="宋体" w:eastAsia="宋体"/>
+          <w:b/>
+          <w:sz w:val="22"/>
+        </w:rPr>
+        <w:t xml:space="preserve">☐ </w:t>
+      </w:r>
+      <w:r>
+        <w:rPr>
+          <w:rFonts w:ascii="宋体" w:hAnsi="宋体" w:eastAsia="宋体"/>
+          <w:b/>
+          <w:sz w:val="22"/>
+        </w:rPr>
+        <w:t>Step 3: 实现 GrayPolicy.cs</w:t>
+      </w:r>
+    </w:p>
+    <w:p>
+      <w:pPr>
+        <w:spacing w:after="80"/>
+      </w:pPr>
+      <w:r>
+        <w:rPr>
+          <w:rFonts w:ascii="宋体" w:hAnsi="宋体" w:eastAsia="宋体"/>
+          <w:b w:val="0"/>
+          <w:sz w:val="22"/>
+        </w:rPr>
+        <w:t xml:space="preserve">创建 </w:t>
+      </w:r>
+      <w:r>
+        <w:rPr>
+          <w:rFonts w:ascii="Consolas" w:hAnsi="Consolas" w:eastAsia="Consolas"/>
+          <w:b w:val="0"/>
+          <w:sz w:val="21"/>
+        </w:rPr>
+        <w:t>Launcher/GrayPolicy.cs</w:t>
+      </w:r>
+      <w:r>
+        <w:rPr>
+          <w:rFonts w:ascii="宋体" w:hAnsi="宋体" w:eastAsia="宋体"/>
+          <w:b w:val="0"/>
+          <w:sz w:val="22"/>
+        </w:rPr>
+        <w:t>：</w:t>
+      </w:r>
+    </w:p>
+    <w:p>
+      <w:pPr>
+        <w:spacing w:before="0" w:after="0"/>
+        <w:ind w:left="240"/>
+        <w:shd w:val="clear" w:color="auto" w:fill="F2F2F2"/>
+      </w:pPr>
+      <w:r>
+        <w:rPr>
+          <w:rFonts w:ascii="Consolas" w:hAnsi="Consolas" w:eastAsia="Consolas"/>
+          <w:b w:val="0"/>
+          <w:sz w:val="18"/>
+        </w:rPr>
+        <w:t>using System;</w:t>
+      </w:r>
+    </w:p>
+    <w:p>
+      <w:pPr>
+        <w:spacing w:before="0" w:after="0"/>
+        <w:ind w:left="240"/>
+        <w:shd w:val="clear" w:color="auto" w:fill="F2F2F2"/>
+      </w:pPr>
+      <w:r>
+        <w:rPr>
+          <w:rFonts w:ascii="Consolas" w:hAnsi="Consolas" w:eastAsia="Consolas"/>
+          <w:b w:val="0"/>
+          <w:sz w:val="18"/>
+        </w:rPr>
+        <w:t>using System.Collections.Generic;</w:t>
+      </w:r>
+    </w:p>
+    <w:p>
+      <w:pPr>
+        <w:spacing w:before="0" w:after="0"/>
+        <w:ind w:left="240"/>
+        <w:shd w:val="clear" w:color="auto" w:fill="F2F2F2"/>
+      </w:pPr>
+      <w:r>
+        <w:rPr>
+          <w:rFonts w:ascii="Consolas" w:hAnsi="Consolas" w:eastAsia="Consolas"/>
+          <w:b w:val="0"/>
+          <w:sz w:val="18"/>
+        </w:rPr>
+        <w:t>using System.Security.Cryptography;</w:t>
+      </w:r>
+    </w:p>
+    <w:p>
+      <w:pPr>
+        <w:spacing w:before="0" w:after="0"/>
+        <w:ind w:left="240"/>
+        <w:shd w:val="clear" w:color="auto" w:fill="F2F2F2"/>
+      </w:pPr>
+      <w:r>
+        <w:rPr>
+          <w:rFonts w:ascii="Consolas" w:hAnsi="Consolas" w:eastAsia="Consolas"/>
+          <w:b w:val="0"/>
+          <w:sz w:val="18"/>
+        </w:rPr>
+        <w:t>using System.Text;</w:t>
+      </w:r>
+    </w:p>
+    <w:p>
+      <w:pPr>
+        <w:spacing w:before="0" w:after="0"/>
+        <w:ind w:left="240"/>
+        <w:shd w:val="clear" w:color="auto" w:fill="F2F2F2"/>
+      </w:pPr>
+      <w:r>
+        <w:rPr>
+          <w:rFonts w:ascii="Consolas" w:hAnsi="Consolas" w:eastAsia="Consolas"/>
+          <w:b w:val="0"/>
+          <w:sz w:val="18"/>
+        </w:rPr>
+        <w:t xml:space="preserve"> </w:t>
+      </w:r>
+    </w:p>
+    <w:p>
+      <w:pPr>
+        <w:spacing w:before="0" w:after="0"/>
+        <w:ind w:left="240"/>
+        <w:shd w:val="clear" w:color="auto" w:fill="F2F2F2"/>
+      </w:pPr>
+      <w:r>
+        <w:rPr>
+          <w:rFonts w:ascii="Consolas" w:hAnsi="Consolas" w:eastAsia="Consolas"/>
+          <w:b w:val="0"/>
+          <w:sz w:val="18"/>
+        </w:rPr>
+        <w:t>namespace Launcher</w:t>
+      </w:r>
+    </w:p>
+    <w:p>
+      <w:pPr>
+        <w:spacing w:before="0" w:after="0"/>
+        <w:ind w:left="240"/>
+        <w:shd w:val="clear" w:color="auto" w:fill="F2F2F2"/>
+      </w:pPr>
+      <w:r>
+        <w:rPr>
+          <w:rFonts w:ascii="Consolas" w:hAnsi="Consolas" w:eastAsia="Consolas"/>
+          <w:b w:val="0"/>
+          <w:sz w:val="18"/>
+        </w:rPr>
+        <w:t>{</w:t>
+      </w:r>
+    </w:p>
+    <w:p>
+      <w:pPr>
+        <w:spacing w:before="0" w:after="0"/>
+        <w:ind w:left="240"/>
+        <w:shd w:val="clear" w:color="auto" w:fill="F2F2F2"/>
+      </w:pPr>
+      <w:r>
+        <w:rPr>
+          <w:rFonts w:ascii="Consolas" w:hAnsi="Consolas" w:eastAsia="Consolas"/>
+          <w:b w:val="0"/>
+          <w:sz w:val="18"/>
+        </w:rPr>
+        <w:t xml:space="preserve">    /// &lt;summary&gt;灰度判定结果&lt;/summary&gt;</w:t>
+      </w:r>
+    </w:p>
+    <w:p>
+      <w:pPr>
+        <w:spacing w:before="0" w:after="0"/>
+        <w:ind w:left="240"/>
+        <w:shd w:val="clear" w:color="auto" w:fill="F2F2F2"/>
+      </w:pPr>
+      <w:r>
+        <w:rPr>
+          <w:rFonts w:ascii="Consolas" w:hAnsi="Consolas" w:eastAsia="Consolas"/>
+          <w:b w:val="0"/>
+          <w:sz w:val="18"/>
+        </w:rPr>
+        <w:t xml:space="preserve">    public enum GrayDecision</w:t>
+      </w:r>
+    </w:p>
+    <w:p>
+      <w:pPr>
+        <w:spacing w:before="0" w:after="0"/>
+        <w:ind w:left="240"/>
+        <w:shd w:val="clear" w:color="auto" w:fill="F2F2F2"/>
+      </w:pPr>
+      <w:r>
+        <w:rPr>
+          <w:rFonts w:ascii="Consolas" w:hAnsi="Consolas" w:eastAsia="Consolas"/>
+          <w:b w:val="0"/>
+          <w:sz w:val="18"/>
+        </w:rPr>
+        <w:t xml:space="preserve">    {</w:t>
+      </w:r>
+    </w:p>
+    <w:p>
+      <w:pPr>
+        <w:spacing w:before="0" w:after="0"/>
+        <w:ind w:left="240"/>
+        <w:shd w:val="clear" w:color="auto" w:fill="F2F2F2"/>
+      </w:pPr>
+      <w:r>
+        <w:rPr>
+          <w:rFonts w:ascii="Consolas" w:hAnsi="Consolas" w:eastAsia="Consolas"/>
+          <w:b w:val="0"/>
+          <w:sz w:val="18"/>
+        </w:rPr>
+        <w:t xml:space="preserve">        Blocked,     // 黑名单 → 不升级</w:t>
+      </w:r>
+    </w:p>
+    <w:p>
+      <w:pPr>
+        <w:spacing w:before="0" w:after="0"/>
+        <w:ind w:left="240"/>
+        <w:shd w:val="clear" w:color="auto" w:fill="F2F2F2"/>
+      </w:pPr>
+      <w:r>
+        <w:rPr>
+          <w:rFonts w:ascii="Consolas" w:hAnsi="Consolas" w:eastAsia="Consolas"/>
+          <w:b w:val="0"/>
+          <w:sz w:val="18"/>
+        </w:rPr>
+        <w:t xml:space="preserve">        Allowed,     // 白名单 → 升级</w:t>
+      </w:r>
+    </w:p>
+    <w:p>
+      <w:pPr>
+        <w:spacing w:before="0" w:after="0"/>
+        <w:ind w:left="240"/>
+        <w:shd w:val="clear" w:color="auto" w:fill="F2F2F2"/>
+      </w:pPr>
+      <w:r>
+        <w:rPr>
+          <w:rFonts w:ascii="Consolas" w:hAnsi="Consolas" w:eastAsia="Consolas"/>
+          <w:b w:val="0"/>
+          <w:sz w:val="18"/>
+        </w:rPr>
+        <w:t xml:space="preserve">        Selected,    // 百分比命中 → 升级</w:t>
+      </w:r>
+    </w:p>
+    <w:p>
+      <w:pPr>
+        <w:spacing w:before="0" w:after="0"/>
+        <w:ind w:left="240"/>
+        <w:shd w:val="clear" w:color="auto" w:fill="F2F2F2"/>
+      </w:pPr>
+      <w:r>
+        <w:rPr>
+          <w:rFonts w:ascii="Consolas" w:hAnsi="Consolas" w:eastAsia="Consolas"/>
+          <w:b w:val="0"/>
+          <w:sz w:val="18"/>
+        </w:rPr>
+        <w:t xml:space="preserve">        NotSelected  // 百分比未命中 → 不升级</w:t>
+      </w:r>
+    </w:p>
+    <w:p>
+      <w:pPr>
+        <w:spacing w:before="0" w:after="0"/>
+        <w:ind w:left="240"/>
+        <w:shd w:val="clear" w:color="auto" w:fill="F2F2F2"/>
+      </w:pPr>
+      <w:r>
+        <w:rPr>
+          <w:rFonts w:ascii="Consolas" w:hAnsi="Consolas" w:eastAsia="Consolas"/>
+          <w:b w:val="0"/>
+          <w:sz w:val="18"/>
+        </w:rPr>
+        <w:t xml:space="preserve">    }</w:t>
+      </w:r>
+    </w:p>
+    <w:p>
+      <w:pPr>
+        <w:spacing w:before="0" w:after="0"/>
+        <w:ind w:left="240"/>
+        <w:shd w:val="clear" w:color="auto" w:fill="F2F2F2"/>
+      </w:pPr>
+      <w:r>
+        <w:rPr>
+          <w:rFonts w:ascii="Consolas" w:hAnsi="Consolas" w:eastAsia="Consolas"/>
+          <w:b w:val="0"/>
+          <w:sz w:val="18"/>
+        </w:rPr>
+        <w:t xml:space="preserve"> </w:t>
+      </w:r>
+    </w:p>
+    <w:p>
+      <w:pPr>
+        <w:spacing w:before="0" w:after="0"/>
+        <w:ind w:left="240"/>
+        <w:shd w:val="clear" w:color="auto" w:fill="F2F2F2"/>
+      </w:pPr>
+      <w:r>
+        <w:rPr>
+          <w:rFonts w:ascii="Consolas" w:hAnsi="Consolas" w:eastAsia="Consolas"/>
+          <w:b w:val="0"/>
+          <w:sz w:val="18"/>
+        </w:rPr>
+        <w:t xml:space="preserve">    /// &lt;summary&gt;</w:t>
+      </w:r>
+    </w:p>
+    <w:p>
+      <w:pPr>
+        <w:spacing w:before="0" w:after="0"/>
+        <w:ind w:left="240"/>
+        <w:shd w:val="clear" w:color="auto" w:fill="F2F2F2"/>
+      </w:pPr>
+      <w:r>
+        <w:rPr>
+          <w:rFonts w:ascii="Consolas" w:hAnsi="Consolas" w:eastAsia="Consolas"/>
+          <w:b w:val="0"/>
+          <w:sz w:val="18"/>
+        </w:rPr>
+        <w:t xml:space="preserve">    /// 灰度发布纯逻辑 — 无 UI/IO 依赖，可用 PowerShell Add-Type 单测。</w:t>
+      </w:r>
+    </w:p>
+    <w:p>
+      <w:pPr>
+        <w:spacing w:before="0" w:after="0"/>
+        <w:ind w:left="240"/>
+        <w:shd w:val="clear" w:color="auto" w:fill="F2F2F2"/>
+      </w:pPr>
+      <w:r>
+        <w:rPr>
+          <w:rFonts w:ascii="Consolas" w:hAnsi="Consolas" w:eastAsia="Consolas"/>
+          <w:b w:val="0"/>
+          <w:sz w:val="18"/>
+        </w:rPr>
+        <w:t xml:space="preserve">    /// 注意：本文件与 MachineIdStore.cs 需保持 C# 5 语法兼容（Add-Type 使用</w:t>
+      </w:r>
+    </w:p>
+    <w:p>
+      <w:pPr>
+        <w:spacing w:before="0" w:after="0"/>
+        <w:ind w:left="240"/>
+        <w:shd w:val="clear" w:color="auto" w:fill="F2F2F2"/>
+      </w:pPr>
+      <w:r>
+        <w:rPr>
+          <w:rFonts w:ascii="Consolas" w:hAnsi="Consolas" w:eastAsia="Consolas"/>
+          <w:b w:val="0"/>
+          <w:sz w:val="18"/>
+        </w:rPr>
+        <w:t xml:space="preserve">    /// .NET Framework 的 CodeDom 编译器，不支持 ?. 等 C# 6 新语法）。</w:t>
+      </w:r>
+    </w:p>
+    <w:p>
+      <w:pPr>
+        <w:spacing w:before="0" w:after="0"/>
+        <w:ind w:left="240"/>
+        <w:shd w:val="clear" w:color="auto" w:fill="F2F2F2"/>
+      </w:pPr>
+      <w:r>
+        <w:rPr>
+          <w:rFonts w:ascii="Consolas" w:hAnsi="Consolas" w:eastAsia="Consolas"/>
+          <w:b w:val="0"/>
+          <w:sz w:val="18"/>
+        </w:rPr>
+        <w:t xml:space="preserve">    /// 分桶确定性：同一机器ID + 同一目标版本恒得同一桶值；</w:t>
+      </w:r>
+    </w:p>
+    <w:p>
+      <w:pPr>
+        <w:spacing w:before="0" w:after="0"/>
+        <w:ind w:left="240"/>
+        <w:shd w:val="clear" w:color="auto" w:fill="F2F2F2"/>
+      </w:pPr>
+      <w:r>
+        <w:rPr>
+          <w:rFonts w:ascii="Consolas" w:hAnsi="Consolas" w:eastAsia="Consolas"/>
+          <w:b w:val="0"/>
+          <w:sz w:val="18"/>
+        </w:rPr>
+        <w:t xml:space="preserve">    /// 目标版本参与哈希，每次灰度（不同版本）选中的机器集合不同。</w:t>
+      </w:r>
+    </w:p>
+    <w:p>
+      <w:pPr>
+        <w:spacing w:before="0" w:after="0"/>
+        <w:ind w:left="240"/>
+        <w:shd w:val="clear" w:color="auto" w:fill="F2F2F2"/>
+      </w:pPr>
+      <w:r>
+        <w:rPr>
+          <w:rFonts w:ascii="Consolas" w:hAnsi="Consolas" w:eastAsia="Consolas"/>
+          <w:b w:val="0"/>
+          <w:sz w:val="18"/>
+        </w:rPr>
+        <w:t xml:space="preserve">    /// &lt;/summary&gt;</w:t>
+      </w:r>
+    </w:p>
+    <w:p>
+      <w:pPr>
+        <w:spacing w:before="0" w:after="0"/>
+        <w:ind w:left="240"/>
+        <w:shd w:val="clear" w:color="auto" w:fill="F2F2F2"/>
+      </w:pPr>
+      <w:r>
+        <w:rPr>
+          <w:rFonts w:ascii="Consolas" w:hAnsi="Consolas" w:eastAsia="Consolas"/>
+          <w:b w:val="0"/>
+          <w:sz w:val="18"/>
+        </w:rPr>
+        <w:t xml:space="preserve">    public static class GrayPolicy</w:t>
+      </w:r>
+    </w:p>
+    <w:p>
+      <w:pPr>
+        <w:spacing w:before="0" w:after="0"/>
+        <w:ind w:left="240"/>
+        <w:shd w:val="clear" w:color="auto" w:fill="F2F2F2"/>
+      </w:pPr>
+      <w:r>
+        <w:rPr>
+          <w:rFonts w:ascii="Consolas" w:hAnsi="Consolas" w:eastAsia="Consolas"/>
+          <w:b w:val="0"/>
+          <w:sz w:val="18"/>
+        </w:rPr>
+        <w:t xml:space="preserve">    {</w:t>
+      </w:r>
+    </w:p>
+    <w:p>
+      <w:pPr>
+        <w:spacing w:before="0" w:after="0"/>
+        <w:ind w:left="240"/>
+        <w:shd w:val="clear" w:color="auto" w:fill="F2F2F2"/>
+      </w:pPr>
+      <w:r>
+        <w:rPr>
+          <w:rFonts w:ascii="Consolas" w:hAnsi="Consolas" w:eastAsia="Consolas"/>
+          <w:b w:val="0"/>
+          <w:sz w:val="18"/>
+        </w:rPr>
+        <w:t xml:space="preserve">        /// &lt;summary&gt;确定性分桶值：0..99&lt;/summary&gt;</w:t>
+      </w:r>
+    </w:p>
+    <w:p>
+      <w:pPr>
+        <w:spacing w:before="0" w:after="0"/>
+        <w:ind w:left="240"/>
+        <w:shd w:val="clear" w:color="auto" w:fill="F2F2F2"/>
+      </w:pPr>
+      <w:r>
+        <w:rPr>
+          <w:rFonts w:ascii="Consolas" w:hAnsi="Consolas" w:eastAsia="Consolas"/>
+          <w:b w:val="0"/>
+          <w:sz w:val="18"/>
+        </w:rPr>
+        <w:t xml:space="preserve">        public static int BucketValue(string machineId, string targetVersion)</w:t>
+      </w:r>
+    </w:p>
+    <w:p>
+      <w:pPr>
+        <w:spacing w:before="0" w:after="0"/>
+        <w:ind w:left="240"/>
+        <w:shd w:val="clear" w:color="auto" w:fill="F2F2F2"/>
+      </w:pPr>
+      <w:r>
+        <w:rPr>
+          <w:rFonts w:ascii="Consolas" w:hAnsi="Consolas" w:eastAsia="Consolas"/>
+          <w:b w:val="0"/>
+          <w:sz w:val="18"/>
+        </w:rPr>
+        <w:t xml:space="preserve">        {</w:t>
+      </w:r>
+    </w:p>
+    <w:p>
+      <w:pPr>
+        <w:spacing w:before="0" w:after="0"/>
+        <w:ind w:left="240"/>
+        <w:shd w:val="clear" w:color="auto" w:fill="F2F2F2"/>
+      </w:pPr>
+      <w:r>
+        <w:rPr>
+          <w:rFonts w:ascii="Consolas" w:hAnsi="Consolas" w:eastAsia="Consolas"/>
+          <w:b w:val="0"/>
+          <w:sz w:val="18"/>
+        </w:rPr>
+        <w:t xml:space="preserve">            using (var sha = SHA256.Create())</w:t>
+      </w:r>
+    </w:p>
+    <w:p>
+      <w:pPr>
+        <w:spacing w:before="0" w:after="0"/>
+        <w:ind w:left="240"/>
+        <w:shd w:val="clear" w:color="auto" w:fill="F2F2F2"/>
+      </w:pPr>
+      <w:r>
+        <w:rPr>
+          <w:rFonts w:ascii="Consolas" w:hAnsi="Consolas" w:eastAsia="Consolas"/>
+          <w:b w:val="0"/>
+          <w:sz w:val="18"/>
+        </w:rPr>
+        <w:t xml:space="preserve">            {</w:t>
+      </w:r>
+    </w:p>
+    <w:p>
+      <w:pPr>
+        <w:spacing w:before="0" w:after="0"/>
+        <w:ind w:left="240"/>
+        <w:shd w:val="clear" w:color="auto" w:fill="F2F2F2"/>
+      </w:pPr>
+      <w:r>
+        <w:rPr>
+          <w:rFonts w:ascii="Consolas" w:hAnsi="Consolas" w:eastAsia="Consolas"/>
+          <w:b w:val="0"/>
+          <w:sz w:val="18"/>
+        </w:rPr>
+        <w:t xml:space="preserve">                byte[] hash = sha.ComputeHash(Encoding.UTF8.GetBytes(machineId + "|" + targetVersion));</w:t>
+      </w:r>
+    </w:p>
+    <w:p>
+      <w:pPr>
+        <w:spacing w:before="0" w:after="0"/>
+        <w:ind w:left="240"/>
+        <w:shd w:val="clear" w:color="auto" w:fill="F2F2F2"/>
+      </w:pPr>
+      <w:r>
+        <w:rPr>
+          <w:rFonts w:ascii="Consolas" w:hAnsi="Consolas" w:eastAsia="Consolas"/>
+          <w:b w:val="0"/>
+          <w:sz w:val="18"/>
+        </w:rPr>
+        <w:t xml:space="preserve">                return (int)(BitConverter.ToUInt32(hash, 0) % 100);</w:t>
+      </w:r>
+    </w:p>
+    <w:p>
+      <w:pPr>
+        <w:spacing w:before="0" w:after="0"/>
+        <w:ind w:left="240"/>
+        <w:shd w:val="clear" w:color="auto" w:fill="F2F2F2"/>
+      </w:pPr>
+      <w:r>
+        <w:rPr>
+          <w:rFonts w:ascii="Consolas" w:hAnsi="Consolas" w:eastAsia="Consolas"/>
+          <w:b w:val="0"/>
+          <w:sz w:val="18"/>
+        </w:rPr>
+        <w:t xml:space="preserve">            }</w:t>
+      </w:r>
+    </w:p>
+    <w:p>
+      <w:pPr>
+        <w:spacing w:before="0" w:after="0"/>
+        <w:ind w:left="240"/>
+        <w:shd w:val="clear" w:color="auto" w:fill="F2F2F2"/>
+      </w:pPr>
+      <w:r>
+        <w:rPr>
+          <w:rFonts w:ascii="Consolas" w:hAnsi="Consolas" w:eastAsia="Consolas"/>
+          <w:b w:val="0"/>
+          <w:sz w:val="18"/>
+        </w:rPr>
+        <w:t xml:space="preserve">        }</w:t>
+      </w:r>
+    </w:p>
+    <w:p>
+      <w:pPr>
+        <w:spacing w:before="0" w:after="0"/>
+        <w:ind w:left="240"/>
+        <w:shd w:val="clear" w:color="auto" w:fill="F2F2F2"/>
+      </w:pPr>
+      <w:r>
+        <w:rPr>
+          <w:rFonts w:ascii="Consolas" w:hAnsi="Consolas" w:eastAsia="Consolas"/>
+          <w:b w:val="0"/>
+          <w:sz w:val="18"/>
+        </w:rPr>
+        <w:t xml:space="preserve"> </w:t>
+      </w:r>
+    </w:p>
+    <w:p>
+      <w:pPr>
+        <w:spacing w:before="0" w:after="0"/>
+        <w:ind w:left="240"/>
+        <w:shd w:val="clear" w:color="auto" w:fill="F2F2F2"/>
+      </w:pPr>
+      <w:r>
+        <w:rPr>
+          <w:rFonts w:ascii="Consolas" w:hAnsi="Consolas" w:eastAsia="Consolas"/>
+          <w:b w:val="0"/>
+          <w:sz w:val="18"/>
+        </w:rPr>
+        <w:t xml:space="preserve">        /// &lt;summary&gt;判定本机是否应升级到 target。优先级：黑名单 &amp;gt; 白名单 &amp;gt; 百分比&lt;/summary&gt;</w:t>
+      </w:r>
+    </w:p>
+    <w:p>
+      <w:pPr>
+        <w:spacing w:before="0" w:after="0"/>
+        <w:ind w:left="240"/>
+        <w:shd w:val="clear" w:color="auto" w:fill="F2F2F2"/>
+      </w:pPr>
+      <w:r>
+        <w:rPr>
+          <w:rFonts w:ascii="Consolas" w:hAnsi="Consolas" w:eastAsia="Consolas"/>
+          <w:b w:val="0"/>
+          <w:sz w:val="18"/>
+        </w:rPr>
+        <w:t xml:space="preserve">        public static GrayDecision Decide(string machineId, int percent,</w:t>
+      </w:r>
+    </w:p>
+    <w:p>
+      <w:pPr>
+        <w:spacing w:before="0" w:after="0"/>
+        <w:ind w:left="240"/>
+        <w:shd w:val="clear" w:color="auto" w:fill="F2F2F2"/>
+      </w:pPr>
+      <w:r>
+        <w:rPr>
+          <w:rFonts w:ascii="Consolas" w:hAnsi="Consolas" w:eastAsia="Consolas"/>
+          <w:b w:val="0"/>
+          <w:sz w:val="18"/>
+        </w:rPr>
+        <w:t xml:space="preserve">            List&lt;string&gt; allowlist, List&lt;string&gt; blocklist, string targetVersion)</w:t>
+      </w:r>
+    </w:p>
+    <w:p>
+      <w:pPr>
+        <w:spacing w:before="0" w:after="0"/>
+        <w:ind w:left="240"/>
+        <w:shd w:val="clear" w:color="auto" w:fill="F2F2F2"/>
+      </w:pPr>
+      <w:r>
+        <w:rPr>
+          <w:rFonts w:ascii="Consolas" w:hAnsi="Consolas" w:eastAsia="Consolas"/>
+          <w:b w:val="0"/>
+          <w:sz w:val="18"/>
+        </w:rPr>
+        <w:t xml:space="preserve">        {</w:t>
+      </w:r>
+    </w:p>
+    <w:p>
+      <w:pPr>
+        <w:spacing w:before="0" w:after="0"/>
+        <w:ind w:left="240"/>
+        <w:shd w:val="clear" w:color="auto" w:fill="F2F2F2"/>
+      </w:pPr>
+      <w:r>
+        <w:rPr>
+          <w:rFonts w:ascii="Consolas" w:hAnsi="Consolas" w:eastAsia="Consolas"/>
+          <w:b w:val="0"/>
+          <w:sz w:val="18"/>
+        </w:rPr>
+        <w:t xml:space="preserve">            if (blocklist != null &amp;&amp; blocklist.Contains(machineId)) return GrayDecision.Blocked;</w:t>
+      </w:r>
+    </w:p>
+    <w:p>
+      <w:pPr>
+        <w:spacing w:before="0" w:after="0"/>
+        <w:ind w:left="240"/>
+        <w:shd w:val="clear" w:color="auto" w:fill="F2F2F2"/>
+      </w:pPr>
+      <w:r>
+        <w:rPr>
+          <w:rFonts w:ascii="Consolas" w:hAnsi="Consolas" w:eastAsia="Consolas"/>
+          <w:b w:val="0"/>
+          <w:sz w:val="18"/>
+        </w:rPr>
+        <w:t xml:space="preserve">            if (allowlist != null &amp;&amp; allowlist.Contains(machineId)) return GrayDecision.Allowed;</w:t>
+      </w:r>
+    </w:p>
+    <w:p>
+      <w:pPr>
+        <w:spacing w:before="0" w:after="0"/>
+        <w:ind w:left="240"/>
+        <w:shd w:val="clear" w:color="auto" w:fill="F2F2F2"/>
+      </w:pPr>
+      <w:r>
+        <w:rPr>
+          <w:rFonts w:ascii="Consolas" w:hAnsi="Consolas" w:eastAsia="Consolas"/>
+          <w:b w:val="0"/>
+          <w:sz w:val="18"/>
+        </w:rPr>
+        <w:t xml:space="preserve">            return BucketValue(machineId, targetVersion) &lt; percent</w:t>
+      </w:r>
+    </w:p>
+    <w:p>
+      <w:pPr>
+        <w:spacing w:before="0" w:after="0"/>
+        <w:ind w:left="240"/>
+        <w:shd w:val="clear" w:color="auto" w:fill="F2F2F2"/>
+      </w:pPr>
+      <w:r>
+        <w:rPr>
+          <w:rFonts w:ascii="Consolas" w:hAnsi="Consolas" w:eastAsia="Consolas"/>
+          <w:b w:val="0"/>
+          <w:sz w:val="18"/>
+        </w:rPr>
+        <w:t xml:space="preserve">                ? GrayDecision.Selected : GrayDecision.NotSelected;</w:t>
+      </w:r>
+    </w:p>
+    <w:p>
+      <w:pPr>
+        <w:spacing w:before="0" w:after="0"/>
+        <w:ind w:left="240"/>
+        <w:shd w:val="clear" w:color="auto" w:fill="F2F2F2"/>
+      </w:pPr>
+      <w:r>
+        <w:rPr>
+          <w:rFonts w:ascii="Consolas" w:hAnsi="Consolas" w:eastAsia="Consolas"/>
+          <w:b w:val="0"/>
+          <w:sz w:val="18"/>
+        </w:rPr>
+        <w:t xml:space="preserve">        }</w:t>
+      </w:r>
+    </w:p>
+    <w:p>
+      <w:pPr>
+        <w:spacing w:before="0" w:after="0"/>
+        <w:ind w:left="240"/>
+        <w:shd w:val="clear" w:color="auto" w:fill="F2F2F2"/>
+      </w:pPr>
+      <w:r>
+        <w:rPr>
+          <w:rFonts w:ascii="Consolas" w:hAnsi="Consolas" w:eastAsia="Consolas"/>
+          <w:b w:val="0"/>
+          <w:sz w:val="18"/>
+        </w:rPr>
+        <w:t xml:space="preserve"> </w:t>
+      </w:r>
+    </w:p>
+    <w:p>
+      <w:pPr>
+        <w:spacing w:before="0" w:after="0"/>
+        <w:ind w:left="240"/>
+        <w:shd w:val="clear" w:color="auto" w:fill="F2F2F2"/>
+      </w:pPr>
+      <w:r>
+        <w:rPr>
+          <w:rFonts w:ascii="Consolas" w:hAnsi="Consolas" w:eastAsia="Consolas"/>
+          <w:b w:val="0"/>
+          <w:sz w:val="18"/>
+        </w:rPr>
+        <w:t xml:space="preserve">        /// &lt;summary&gt;版本比较（与 Launcher 原 IsNewerVersion 语义一致）&lt;/summary&gt;</w:t>
+      </w:r>
+    </w:p>
+    <w:p>
+      <w:pPr>
+        <w:spacing w:before="0" w:after="0"/>
+        <w:ind w:left="240"/>
+        <w:shd w:val="clear" w:color="auto" w:fill="F2F2F2"/>
+      </w:pPr>
+      <w:r>
+        <w:rPr>
+          <w:rFonts w:ascii="Consolas" w:hAnsi="Consolas" w:eastAsia="Consolas"/>
+          <w:b w:val="0"/>
+          <w:sz w:val="18"/>
+        </w:rPr>
+        <w:t xml:space="preserve">        public static bool IsNewer(string cloudVer, string localVer)</w:t>
+      </w:r>
+    </w:p>
+    <w:p>
+      <w:pPr>
+        <w:spacing w:before="0" w:after="0"/>
+        <w:ind w:left="240"/>
+        <w:shd w:val="clear" w:color="auto" w:fill="F2F2F2"/>
+      </w:pPr>
+      <w:r>
+        <w:rPr>
+          <w:rFonts w:ascii="Consolas" w:hAnsi="Consolas" w:eastAsia="Consolas"/>
+          <w:b w:val="0"/>
+          <w:sz w:val="18"/>
+        </w:rPr>
+        <w:t xml:space="preserve">        {</w:t>
+      </w:r>
+    </w:p>
+    <w:p>
+      <w:pPr>
+        <w:spacing w:before="0" w:after="0"/>
+        <w:ind w:left="240"/>
+        <w:shd w:val="clear" w:color="auto" w:fill="F2F2F2"/>
+      </w:pPr>
+      <w:r>
+        <w:rPr>
+          <w:rFonts w:ascii="Consolas" w:hAnsi="Consolas" w:eastAsia="Consolas"/>
+          <w:b w:val="0"/>
+          <w:sz w:val="18"/>
+        </w:rPr>
+        <w:t xml:space="preserve">            try</w:t>
+      </w:r>
+    </w:p>
+    <w:p>
+      <w:pPr>
+        <w:spacing w:before="0" w:after="0"/>
+        <w:ind w:left="240"/>
+        <w:shd w:val="clear" w:color="auto" w:fill="F2F2F2"/>
+      </w:pPr>
+      <w:r>
+        <w:rPr>
+          <w:rFonts w:ascii="Consolas" w:hAnsi="Consolas" w:eastAsia="Consolas"/>
+          <w:b w:val="0"/>
+          <w:sz w:val="18"/>
+        </w:rPr>
+        <w:t xml:space="preserve">            {</w:t>
+      </w:r>
+    </w:p>
+    <w:p>
+      <w:pPr>
+        <w:spacing w:before="0" w:after="0"/>
+        <w:ind w:left="240"/>
+        <w:shd w:val="clear" w:color="auto" w:fill="F2F2F2"/>
+      </w:pPr>
+      <w:r>
+        <w:rPr>
+          <w:rFonts w:ascii="Consolas" w:hAnsi="Consolas" w:eastAsia="Consolas"/>
+          <w:b w:val="0"/>
+          <w:sz w:val="18"/>
+        </w:rPr>
+        <w:t xml:space="preserve">                var cv = new Version(cloudVer);</w:t>
+      </w:r>
+    </w:p>
+    <w:p>
+      <w:pPr>
+        <w:spacing w:before="0" w:after="0"/>
+        <w:ind w:left="240"/>
+        <w:shd w:val="clear" w:color="auto" w:fill="F2F2F2"/>
+      </w:pPr>
+      <w:r>
+        <w:rPr>
+          <w:rFonts w:ascii="Consolas" w:hAnsi="Consolas" w:eastAsia="Consolas"/>
+          <w:b w:val="0"/>
+          <w:sz w:val="18"/>
+        </w:rPr>
+        <w:t xml:space="preserve">                var lv = new Version(localVer);</w:t>
+      </w:r>
+    </w:p>
+    <w:p>
+      <w:pPr>
+        <w:spacing w:before="0" w:after="0"/>
+        <w:ind w:left="240"/>
+        <w:shd w:val="clear" w:color="auto" w:fill="F2F2F2"/>
+      </w:pPr>
+      <w:r>
+        <w:rPr>
+          <w:rFonts w:ascii="Consolas" w:hAnsi="Consolas" w:eastAsia="Consolas"/>
+          <w:b w:val="0"/>
+          <w:sz w:val="18"/>
+        </w:rPr>
+        <w:t xml:space="preserve">                return cv &gt; lv;</w:t>
+      </w:r>
+    </w:p>
+    <w:p>
+      <w:pPr>
+        <w:spacing w:before="0" w:after="0"/>
+        <w:ind w:left="240"/>
+        <w:shd w:val="clear" w:color="auto" w:fill="F2F2F2"/>
+      </w:pPr>
+      <w:r>
+        <w:rPr>
+          <w:rFonts w:ascii="Consolas" w:hAnsi="Consolas" w:eastAsia="Consolas"/>
+          <w:b w:val="0"/>
+          <w:sz w:val="18"/>
+        </w:rPr>
+        <w:t xml:space="preserve">            }</w:t>
+      </w:r>
+    </w:p>
+    <w:p>
+      <w:pPr>
+        <w:spacing w:before="0" w:after="0"/>
+        <w:ind w:left="240"/>
+        <w:shd w:val="clear" w:color="auto" w:fill="F2F2F2"/>
+      </w:pPr>
+      <w:r>
+        <w:rPr>
+          <w:rFonts w:ascii="Consolas" w:hAnsi="Consolas" w:eastAsia="Consolas"/>
+          <w:b w:val="0"/>
+          <w:sz w:val="18"/>
+        </w:rPr>
+        <w:t xml:space="preserve">            catch</w:t>
+      </w:r>
+    </w:p>
+    <w:p>
+      <w:pPr>
+        <w:spacing w:before="0" w:after="0"/>
+        <w:ind w:left="240"/>
+        <w:shd w:val="clear" w:color="auto" w:fill="F2F2F2"/>
+      </w:pPr>
+      <w:r>
+        <w:rPr>
+          <w:rFonts w:ascii="Consolas" w:hAnsi="Consolas" w:eastAsia="Consolas"/>
+          <w:b w:val="0"/>
+          <w:sz w:val="18"/>
+        </w:rPr>
+        <w:t xml:space="preserve">            {</w:t>
+      </w:r>
+    </w:p>
+    <w:p>
+      <w:pPr>
+        <w:spacing w:before="0" w:after="0"/>
+        <w:ind w:left="240"/>
+        <w:shd w:val="clear" w:color="auto" w:fill="F2F2F2"/>
+      </w:pPr>
+      <w:r>
+        <w:rPr>
+          <w:rFonts w:ascii="Consolas" w:hAnsi="Consolas" w:eastAsia="Consolas"/>
+          <w:b w:val="0"/>
+          <w:sz w:val="18"/>
+        </w:rPr>
+        <w:t xml:space="preserve">                return string.Compare(cloudVer, localVer, StringComparison.OrdinalIgnoreCase) &gt; 0;</w:t>
+      </w:r>
+    </w:p>
+    <w:p>
+      <w:pPr>
+        <w:spacing w:before="0" w:after="0"/>
+        <w:ind w:left="240"/>
+        <w:shd w:val="clear" w:color="auto" w:fill="F2F2F2"/>
+      </w:pPr>
+      <w:r>
+        <w:rPr>
+          <w:rFonts w:ascii="Consolas" w:hAnsi="Consolas" w:eastAsia="Consolas"/>
+          <w:b w:val="0"/>
+          <w:sz w:val="18"/>
+        </w:rPr>
+        <w:t xml:space="preserve">            }</w:t>
+      </w:r>
+    </w:p>
+    <w:p>
+      <w:pPr>
+        <w:spacing w:before="0" w:after="0"/>
+        <w:ind w:left="240"/>
+        <w:shd w:val="clear" w:color="auto" w:fill="F2F2F2"/>
+      </w:pPr>
+      <w:r>
+        <w:rPr>
+          <w:rFonts w:ascii="Consolas" w:hAnsi="Consolas" w:eastAsia="Consolas"/>
+          <w:b w:val="0"/>
+          <w:sz w:val="18"/>
+        </w:rPr>
+        <w:t xml:space="preserve">        }</w:t>
+      </w:r>
+    </w:p>
+    <w:p>
+      <w:pPr>
+        <w:spacing w:before="0" w:after="0"/>
+        <w:ind w:left="240"/>
+        <w:shd w:val="clear" w:color="auto" w:fill="F2F2F2"/>
+      </w:pPr>
+      <w:r>
+        <w:rPr>
+          <w:rFonts w:ascii="Consolas" w:hAnsi="Consolas" w:eastAsia="Consolas"/>
+          <w:b w:val="0"/>
+          <w:sz w:val="18"/>
+        </w:rPr>
+        <w:t xml:space="preserve">    }</w:t>
+      </w:r>
+    </w:p>
+    <w:p>
+      <w:pPr>
+        <w:spacing w:before="0" w:after="0"/>
+        <w:ind w:left="240"/>
+        <w:shd w:val="clear" w:color="auto" w:fill="F2F2F2"/>
+      </w:pPr>
+      <w:r>
+        <w:rPr>
+          <w:rFonts w:ascii="Consolas" w:hAnsi="Consolas" w:eastAsia="Consolas"/>
+          <w:b w:val="0"/>
+          <w:sz w:val="18"/>
+        </w:rPr>
+        <w:t>}</w:t>
+      </w:r>
+    </w:p>
+    <w:p>
+      <w:pPr>
+        <w:spacing w:after="40"/>
+        <w:ind w:left="240"/>
+      </w:pPr>
+      <w:r>
+        <w:rPr>
+          <w:rFonts w:ascii="宋体" w:hAnsi="宋体" w:eastAsia="宋体"/>
+          <w:b/>
+          <w:sz w:val="22"/>
+        </w:rPr>
+        <w:t xml:space="preserve">☐ </w:t>
+      </w:r>
+      <w:r>
+        <w:rPr>
+          <w:rFonts w:ascii="宋体" w:hAnsi="宋体" w:eastAsia="宋体"/>
+          <w:b/>
+          <w:sz w:val="22"/>
+        </w:rPr>
+        <w:t>Step 4: 实现 MachineIdStore.cs</w:t>
+      </w:r>
+    </w:p>
+    <w:p>
+      <w:pPr>
+        <w:spacing w:after="80"/>
+      </w:pPr>
+      <w:r>
+        <w:rPr>
+          <w:rFonts w:ascii="宋体" w:hAnsi="宋体" w:eastAsia="宋体"/>
+          <w:b w:val="0"/>
+          <w:sz w:val="22"/>
+        </w:rPr>
+        <w:t xml:space="preserve">创建 </w:t>
+      </w:r>
+      <w:r>
+        <w:rPr>
+          <w:rFonts w:ascii="Consolas" w:hAnsi="Consolas" w:eastAsia="Consolas"/>
+          <w:b w:val="0"/>
+          <w:sz w:val="21"/>
+        </w:rPr>
+        <w:t>Launcher/MachineIdStore.cs</w:t>
+      </w:r>
+      <w:r>
+        <w:rPr>
+          <w:rFonts w:ascii="宋体" w:hAnsi="宋体" w:eastAsia="宋体"/>
+          <w:b w:val="0"/>
+          <w:sz w:val="22"/>
+        </w:rPr>
+        <w:t>：</w:t>
+      </w:r>
+    </w:p>
+    <w:p>
+      <w:pPr>
+        <w:spacing w:before="0" w:after="0"/>
+        <w:ind w:left="240"/>
+        <w:shd w:val="clear" w:color="auto" w:fill="F2F2F2"/>
+      </w:pPr>
+      <w:r>
+        <w:rPr>
+          <w:rFonts w:ascii="Consolas" w:hAnsi="Consolas" w:eastAsia="Consolas"/>
+          <w:b w:val="0"/>
+          <w:sz w:val="18"/>
+        </w:rPr>
+        <w:t>using System;</w:t>
+      </w:r>
+    </w:p>
+    <w:p>
+      <w:pPr>
+        <w:spacing w:before="0" w:after="0"/>
+        <w:ind w:left="240"/>
+        <w:shd w:val="clear" w:color="auto" w:fill="F2F2F2"/>
+      </w:pPr>
+      <w:r>
+        <w:rPr>
+          <w:rFonts w:ascii="Consolas" w:hAnsi="Consolas" w:eastAsia="Consolas"/>
+          <w:b w:val="0"/>
+          <w:sz w:val="18"/>
+        </w:rPr>
+        <w:t>using System.IO;</w:t>
+      </w:r>
+    </w:p>
+    <w:p>
+      <w:pPr>
+        <w:spacing w:before="0" w:after="0"/>
+        <w:ind w:left="240"/>
+        <w:shd w:val="clear" w:color="auto" w:fill="F2F2F2"/>
+      </w:pPr>
+      <w:r>
+        <w:rPr>
+          <w:rFonts w:ascii="Consolas" w:hAnsi="Consolas" w:eastAsia="Consolas"/>
+          <w:b w:val="0"/>
+          <w:sz w:val="18"/>
+        </w:rPr>
+        <w:t>using System.Xml;</w:t>
+      </w:r>
+    </w:p>
+    <w:p>
+      <w:pPr>
+        <w:spacing w:before="0" w:after="0"/>
+        <w:ind w:left="240"/>
+        <w:shd w:val="clear" w:color="auto" w:fill="F2F2F2"/>
+      </w:pPr>
+      <w:r>
+        <w:rPr>
+          <w:rFonts w:ascii="Consolas" w:hAnsi="Consolas" w:eastAsia="Consolas"/>
+          <w:b w:val="0"/>
+          <w:sz w:val="18"/>
+        </w:rPr>
+        <w:t xml:space="preserve"> </w:t>
+      </w:r>
+    </w:p>
+    <w:p>
+      <w:pPr>
+        <w:spacing w:before="0" w:after="0"/>
+        <w:ind w:left="240"/>
+        <w:shd w:val="clear" w:color="auto" w:fill="F2F2F2"/>
+      </w:pPr>
+      <w:r>
+        <w:rPr>
+          <w:rFonts w:ascii="Consolas" w:hAnsi="Consolas" w:eastAsia="Consolas"/>
+          <w:b w:val="0"/>
+          <w:sz w:val="18"/>
+        </w:rPr>
+        <w:t>namespace Launcher</w:t>
+      </w:r>
+    </w:p>
+    <w:p>
+      <w:pPr>
+        <w:spacing w:before="0" w:after="0"/>
+        <w:ind w:left="240"/>
+        <w:shd w:val="clear" w:color="auto" w:fill="F2F2F2"/>
+      </w:pPr>
+      <w:r>
+        <w:rPr>
+          <w:rFonts w:ascii="Consolas" w:hAnsi="Consolas" w:eastAsia="Consolas"/>
+          <w:b w:val="0"/>
+          <w:sz w:val="18"/>
+        </w:rPr>
+        <w:t>{</w:t>
+      </w:r>
+    </w:p>
+    <w:p>
+      <w:pPr>
+        <w:spacing w:before="0" w:after="0"/>
+        <w:ind w:left="240"/>
+        <w:shd w:val="clear" w:color="auto" w:fill="F2F2F2"/>
+      </w:pPr>
+      <w:r>
+        <w:rPr>
+          <w:rFonts w:ascii="Consolas" w:hAnsi="Consolas" w:eastAsia="Consolas"/>
+          <w:b w:val="0"/>
+          <w:sz w:val="18"/>
+        </w:rPr>
+        <w:t xml:space="preserve">    /// &lt;summary&gt;</w:t>
+      </w:r>
+    </w:p>
+    <w:p>
+      <w:pPr>
+        <w:spacing w:before="0" w:after="0"/>
+        <w:ind w:left="240"/>
+        <w:shd w:val="clear" w:color="auto" w:fill="F2F2F2"/>
+      </w:pPr>
+      <w:r>
+        <w:rPr>
+          <w:rFonts w:ascii="Consolas" w:hAnsi="Consolas" w:eastAsia="Consolas"/>
+          <w:b w:val="0"/>
+          <w:sz w:val="18"/>
+        </w:rPr>
+        <w:t xml:space="preserve">    /// 机器ID：持久化在根目录 config.xml 的 &amp;lt;MachineId&amp;gt; 节点。</w:t>
+      </w:r>
+    </w:p>
+    <w:p>
+      <w:pPr>
+        <w:spacing w:before="0" w:after="0"/>
+        <w:ind w:left="240"/>
+        <w:shd w:val="clear" w:color="auto" w:fill="F2F2F2"/>
+      </w:pPr>
+      <w:r>
+        <w:rPr>
+          <w:rFonts w:ascii="Consolas" w:hAnsi="Consolas" w:eastAsia="Consolas"/>
+          <w:b w:val="0"/>
+          <w:sz w:val="18"/>
+        </w:rPr>
+        <w:t xml:space="preserve">    /// 首次调用生成 GUID 并写入；写失败返回空串（调用方按"不进入灰度"处理）。</w:t>
+      </w:r>
+    </w:p>
+    <w:p>
+      <w:pPr>
+        <w:spacing w:before="0" w:after="0"/>
+        <w:ind w:left="240"/>
+        <w:shd w:val="clear" w:color="auto" w:fill="F2F2F2"/>
+      </w:pPr>
+      <w:r>
+        <w:rPr>
+          <w:rFonts w:ascii="Consolas" w:hAnsi="Consolas" w:eastAsia="Consolas"/>
+          <w:b w:val="0"/>
+          <w:sz w:val="18"/>
+        </w:rPr>
+        <w:t xml:space="preserve">    /// &lt;/summary&gt;</w:t>
+      </w:r>
+    </w:p>
+    <w:p>
+      <w:pPr>
+        <w:spacing w:before="0" w:after="0"/>
+        <w:ind w:left="240"/>
+        <w:shd w:val="clear" w:color="auto" w:fill="F2F2F2"/>
+      </w:pPr>
+      <w:r>
+        <w:rPr>
+          <w:rFonts w:ascii="Consolas" w:hAnsi="Consolas" w:eastAsia="Consolas"/>
+          <w:b w:val="0"/>
+          <w:sz w:val="18"/>
+        </w:rPr>
+        <w:t xml:space="preserve">    public static class MachineIdStore</w:t>
+      </w:r>
+    </w:p>
+    <w:p>
+      <w:pPr>
+        <w:spacing w:before="0" w:after="0"/>
+        <w:ind w:left="240"/>
+        <w:shd w:val="clear" w:color="auto" w:fill="F2F2F2"/>
+      </w:pPr>
+      <w:r>
+        <w:rPr>
+          <w:rFonts w:ascii="Consolas" w:hAnsi="Consolas" w:eastAsia="Consolas"/>
+          <w:b w:val="0"/>
+          <w:sz w:val="18"/>
+        </w:rPr>
+        <w:t xml:space="preserve">    {</w:t>
+      </w:r>
+    </w:p>
+    <w:p>
+      <w:pPr>
+        <w:spacing w:before="0" w:after="0"/>
+        <w:ind w:left="240"/>
+        <w:shd w:val="clear" w:color="auto" w:fill="F2F2F2"/>
+      </w:pPr>
+      <w:r>
+        <w:rPr>
+          <w:rFonts w:ascii="Consolas" w:hAnsi="Consolas" w:eastAsia="Consolas"/>
+          <w:b w:val="0"/>
+          <w:sz w:val="18"/>
+        </w:rPr>
+        <w:t xml:space="preserve">        private const string NodeName = "MachineId";</w:t>
+      </w:r>
+    </w:p>
+    <w:p>
+      <w:pPr>
+        <w:spacing w:before="0" w:after="0"/>
+        <w:ind w:left="240"/>
+        <w:shd w:val="clear" w:color="auto" w:fill="F2F2F2"/>
+      </w:pPr>
+      <w:r>
+        <w:rPr>
+          <w:rFonts w:ascii="Consolas" w:hAnsi="Consolas" w:eastAsia="Consolas"/>
+          <w:b w:val="0"/>
+          <w:sz w:val="18"/>
+        </w:rPr>
+        <w:t xml:space="preserve"> </w:t>
+      </w:r>
+    </w:p>
+    <w:p>
+      <w:pPr>
+        <w:spacing w:before="0" w:after="0"/>
+        <w:ind w:left="240"/>
+        <w:shd w:val="clear" w:color="auto" w:fill="F2F2F2"/>
+      </w:pPr>
+      <w:r>
+        <w:rPr>
+          <w:rFonts w:ascii="Consolas" w:hAnsi="Consolas" w:eastAsia="Consolas"/>
+          <w:b w:val="0"/>
+          <w:sz w:val="18"/>
+        </w:rPr>
+        <w:t xml:space="preserve">        public static string GetOrCreate(string configPath)</w:t>
+      </w:r>
+    </w:p>
+    <w:p>
+      <w:pPr>
+        <w:spacing w:before="0" w:after="0"/>
+        <w:ind w:left="240"/>
+        <w:shd w:val="clear" w:color="auto" w:fill="F2F2F2"/>
+      </w:pPr>
+      <w:r>
+        <w:rPr>
+          <w:rFonts w:ascii="Consolas" w:hAnsi="Consolas" w:eastAsia="Consolas"/>
+          <w:b w:val="0"/>
+          <w:sz w:val="18"/>
+        </w:rPr>
+        <w:t xml:space="preserve">        {</w:t>
+      </w:r>
+    </w:p>
+    <w:p>
+      <w:pPr>
+        <w:spacing w:before="0" w:after="0"/>
+        <w:ind w:left="240"/>
+        <w:shd w:val="clear" w:color="auto" w:fill="F2F2F2"/>
+      </w:pPr>
+      <w:r>
+        <w:rPr>
+          <w:rFonts w:ascii="Consolas" w:hAnsi="Consolas" w:eastAsia="Consolas"/>
+          <w:b w:val="0"/>
+          <w:sz w:val="18"/>
+        </w:rPr>
+        <w:t xml:space="preserve">            string existing = Read(configPath);</w:t>
+      </w:r>
+    </w:p>
+    <w:p>
+      <w:pPr>
+        <w:spacing w:before="0" w:after="0"/>
+        <w:ind w:left="240"/>
+        <w:shd w:val="clear" w:color="auto" w:fill="F2F2F2"/>
+      </w:pPr>
+      <w:r>
+        <w:rPr>
+          <w:rFonts w:ascii="Consolas" w:hAnsi="Consolas" w:eastAsia="Consolas"/>
+          <w:b w:val="0"/>
+          <w:sz w:val="18"/>
+        </w:rPr>
+        <w:t xml:space="preserve">            if (!string.IsNullOrWhiteSpace(existing)) return existing;</w:t>
+      </w:r>
+    </w:p>
+    <w:p>
+      <w:pPr>
+        <w:spacing w:before="0" w:after="0"/>
+        <w:ind w:left="240"/>
+        <w:shd w:val="clear" w:color="auto" w:fill="F2F2F2"/>
+      </w:pPr>
+      <w:r>
+        <w:rPr>
+          <w:rFonts w:ascii="Consolas" w:hAnsi="Consolas" w:eastAsia="Consolas"/>
+          <w:b w:val="0"/>
+          <w:sz w:val="18"/>
+        </w:rPr>
+        <w:t xml:space="preserve"> </w:t>
+      </w:r>
+    </w:p>
+    <w:p>
+      <w:pPr>
+        <w:spacing w:before="0" w:after="0"/>
+        <w:ind w:left="240"/>
+        <w:shd w:val="clear" w:color="auto" w:fill="F2F2F2"/>
+      </w:pPr>
+      <w:r>
+        <w:rPr>
+          <w:rFonts w:ascii="Consolas" w:hAnsi="Consolas" w:eastAsia="Consolas"/>
+          <w:b w:val="0"/>
+          <w:sz w:val="18"/>
+        </w:rPr>
+        <w:t xml:space="preserve">            string id = Guid.NewGuid().ToString("N").ToUpper();</w:t>
+      </w:r>
+    </w:p>
+    <w:p>
+      <w:pPr>
+        <w:spacing w:before="0" w:after="0"/>
+        <w:ind w:left="240"/>
+        <w:shd w:val="clear" w:color="auto" w:fill="F2F2F2"/>
+      </w:pPr>
+      <w:r>
+        <w:rPr>
+          <w:rFonts w:ascii="Consolas" w:hAnsi="Consolas" w:eastAsia="Consolas"/>
+          <w:b w:val="0"/>
+          <w:sz w:val="18"/>
+        </w:rPr>
+        <w:t xml:space="preserve">            Write(configPath, id);</w:t>
+      </w:r>
+    </w:p>
+    <w:p>
+      <w:pPr>
+        <w:spacing w:before="0" w:after="0"/>
+        <w:ind w:left="240"/>
+        <w:shd w:val="clear" w:color="auto" w:fill="F2F2F2"/>
+      </w:pPr>
+      <w:r>
+        <w:rPr>
+          <w:rFonts w:ascii="Consolas" w:hAnsi="Consolas" w:eastAsia="Consolas"/>
+          <w:b w:val="0"/>
+          <w:sz w:val="18"/>
+        </w:rPr>
+        <w:t xml:space="preserve">            return id;</w:t>
+      </w:r>
+    </w:p>
+    <w:p>
+      <w:pPr>
+        <w:spacing w:before="0" w:after="0"/>
+        <w:ind w:left="240"/>
+        <w:shd w:val="clear" w:color="auto" w:fill="F2F2F2"/>
+      </w:pPr>
+      <w:r>
+        <w:rPr>
+          <w:rFonts w:ascii="Consolas" w:hAnsi="Consolas" w:eastAsia="Consolas"/>
+          <w:b w:val="0"/>
+          <w:sz w:val="18"/>
+        </w:rPr>
+        <w:t xml:space="preserve">        }</w:t>
+      </w:r>
+    </w:p>
+    <w:p>
+      <w:pPr>
+        <w:spacing w:before="0" w:after="0"/>
+        <w:ind w:left="240"/>
+        <w:shd w:val="clear" w:color="auto" w:fill="F2F2F2"/>
+      </w:pPr>
+      <w:r>
+        <w:rPr>
+          <w:rFonts w:ascii="Consolas" w:hAnsi="Consolas" w:eastAsia="Consolas"/>
+          <w:b w:val="0"/>
+          <w:sz w:val="18"/>
+        </w:rPr>
+        <w:t xml:space="preserve"> </w:t>
+      </w:r>
+    </w:p>
+    <w:p>
+      <w:pPr>
+        <w:spacing w:before="0" w:after="0"/>
+        <w:ind w:left="240"/>
+        <w:shd w:val="clear" w:color="auto" w:fill="F2F2F2"/>
+      </w:pPr>
+      <w:r>
+        <w:rPr>
+          <w:rFonts w:ascii="Consolas" w:hAnsi="Consolas" w:eastAsia="Consolas"/>
+          <w:b w:val="0"/>
+          <w:sz w:val="18"/>
+        </w:rPr>
+        <w:t xml:space="preserve">        public static string Read(string configPath)</w:t>
+      </w:r>
+    </w:p>
+    <w:p>
+      <w:pPr>
+        <w:spacing w:before="0" w:after="0"/>
+        <w:ind w:left="240"/>
+        <w:shd w:val="clear" w:color="auto" w:fill="F2F2F2"/>
+      </w:pPr>
+      <w:r>
+        <w:rPr>
+          <w:rFonts w:ascii="Consolas" w:hAnsi="Consolas" w:eastAsia="Consolas"/>
+          <w:b w:val="0"/>
+          <w:sz w:val="18"/>
+        </w:rPr>
+        <w:t xml:space="preserve">        {</w:t>
+      </w:r>
+    </w:p>
+    <w:p>
+      <w:pPr>
+        <w:spacing w:before="0" w:after="0"/>
+        <w:ind w:left="240"/>
+        <w:shd w:val="clear" w:color="auto" w:fill="F2F2F2"/>
+      </w:pPr>
+      <w:r>
+        <w:rPr>
+          <w:rFonts w:ascii="Consolas" w:hAnsi="Consolas" w:eastAsia="Consolas"/>
+          <w:b w:val="0"/>
+          <w:sz w:val="18"/>
+        </w:rPr>
+        <w:t xml:space="preserve">            try</w:t>
+      </w:r>
+    </w:p>
+    <w:p>
+      <w:pPr>
+        <w:spacing w:before="0" w:after="0"/>
+        <w:ind w:left="240"/>
+        <w:shd w:val="clear" w:color="auto" w:fill="F2F2F2"/>
+      </w:pPr>
+      <w:r>
+        <w:rPr>
+          <w:rFonts w:ascii="Consolas" w:hAnsi="Consolas" w:eastAsia="Consolas"/>
+          <w:b w:val="0"/>
+          <w:sz w:val="18"/>
+        </w:rPr>
+        <w:t xml:space="preserve">            {</w:t>
+      </w:r>
+    </w:p>
+    <w:p>
+      <w:pPr>
+        <w:spacing w:before="0" w:after="0"/>
+        <w:ind w:left="240"/>
+        <w:shd w:val="clear" w:color="auto" w:fill="F2F2F2"/>
+      </w:pPr>
+      <w:r>
+        <w:rPr>
+          <w:rFonts w:ascii="Consolas" w:hAnsi="Consolas" w:eastAsia="Consolas"/>
+          <w:b w:val="0"/>
+          <w:sz w:val="18"/>
+        </w:rPr>
+        <w:t xml:space="preserve">                if (!File.Exists(configPath)) return "";</w:t>
+      </w:r>
+    </w:p>
+    <w:p>
+      <w:pPr>
+        <w:spacing w:before="0" w:after="0"/>
+        <w:ind w:left="240"/>
+        <w:shd w:val="clear" w:color="auto" w:fill="F2F2F2"/>
+      </w:pPr>
+      <w:r>
+        <w:rPr>
+          <w:rFonts w:ascii="Consolas" w:hAnsi="Consolas" w:eastAsia="Consolas"/>
+          <w:b w:val="0"/>
+          <w:sz w:val="18"/>
+        </w:rPr>
+        <w:t xml:space="preserve">                var doc = new XmlDocument();</w:t>
+      </w:r>
+    </w:p>
+    <w:p>
+      <w:pPr>
+        <w:spacing w:before="0" w:after="0"/>
+        <w:ind w:left="240"/>
+        <w:shd w:val="clear" w:color="auto" w:fill="F2F2F2"/>
+      </w:pPr>
+      <w:r>
+        <w:rPr>
+          <w:rFonts w:ascii="Consolas" w:hAnsi="Consolas" w:eastAsia="Consolas"/>
+          <w:b w:val="0"/>
+          <w:sz w:val="18"/>
+        </w:rPr>
+        <w:t xml:space="preserve">                doc.Load(configPath);</w:t>
+      </w:r>
+    </w:p>
+    <w:p>
+      <w:pPr>
+        <w:spacing w:before="0" w:after="0"/>
+        <w:ind w:left="240"/>
+        <w:shd w:val="clear" w:color="auto" w:fill="F2F2F2"/>
+      </w:pPr>
+      <w:r>
+        <w:rPr>
+          <w:rFonts w:ascii="Consolas" w:hAnsi="Consolas" w:eastAsia="Consolas"/>
+          <w:b w:val="0"/>
+          <w:sz w:val="18"/>
+        </w:rPr>
+        <w:t xml:space="preserve">                XmlNode node = doc.SelectSingleNode("//" + NodeName);</w:t>
+      </w:r>
+    </w:p>
+    <w:p>
+      <w:pPr>
+        <w:spacing w:before="0" w:after="0"/>
+        <w:ind w:left="240"/>
+        <w:shd w:val="clear" w:color="auto" w:fill="F2F2F2"/>
+      </w:pPr>
+      <w:r>
+        <w:rPr>
+          <w:rFonts w:ascii="Consolas" w:hAnsi="Consolas" w:eastAsia="Consolas"/>
+          <w:b w:val="0"/>
+          <w:sz w:val="18"/>
+        </w:rPr>
+        <w:t xml:space="preserve">                return node == null ? "" : node.InnerText.Trim();</w:t>
+      </w:r>
+    </w:p>
+    <w:p>
+      <w:pPr>
+        <w:spacing w:before="0" w:after="0"/>
+        <w:ind w:left="240"/>
+        <w:shd w:val="clear" w:color="auto" w:fill="F2F2F2"/>
+      </w:pPr>
+      <w:r>
+        <w:rPr>
+          <w:rFonts w:ascii="Consolas" w:hAnsi="Consolas" w:eastAsia="Consolas"/>
+          <w:b w:val="0"/>
+          <w:sz w:val="18"/>
+        </w:rPr>
+        <w:t xml:space="preserve">            }</w:t>
+      </w:r>
+    </w:p>
+    <w:p>
+      <w:pPr>
+        <w:spacing w:before="0" w:after="0"/>
+        <w:ind w:left="240"/>
+        <w:shd w:val="clear" w:color="auto" w:fill="F2F2F2"/>
+      </w:pPr>
+      <w:r>
+        <w:rPr>
+          <w:rFonts w:ascii="Consolas" w:hAnsi="Consolas" w:eastAsia="Consolas"/>
+          <w:b w:val="0"/>
+          <w:sz w:val="18"/>
+        </w:rPr>
+        <w:t xml:space="preserve">            catch { return ""; }</w:t>
+      </w:r>
+    </w:p>
+    <w:p>
+      <w:pPr>
+        <w:spacing w:before="0" w:after="0"/>
+        <w:ind w:left="240"/>
+        <w:shd w:val="clear" w:color="auto" w:fill="F2F2F2"/>
+      </w:pPr>
+      <w:r>
+        <w:rPr>
+          <w:rFonts w:ascii="Consolas" w:hAnsi="Consolas" w:eastAsia="Consolas"/>
+          <w:b w:val="0"/>
+          <w:sz w:val="18"/>
+        </w:rPr>
+        <w:t xml:space="preserve">        }</w:t>
+      </w:r>
+    </w:p>
+    <w:p>
+      <w:pPr>
+        <w:spacing w:before="0" w:after="0"/>
+        <w:ind w:left="240"/>
+        <w:shd w:val="clear" w:color="auto" w:fill="F2F2F2"/>
+      </w:pPr>
+      <w:r>
+        <w:rPr>
+          <w:rFonts w:ascii="Consolas" w:hAnsi="Consolas" w:eastAsia="Consolas"/>
+          <w:b w:val="0"/>
+          <w:sz w:val="18"/>
+        </w:rPr>
+        <w:t xml:space="preserve"> </w:t>
+      </w:r>
+    </w:p>
+    <w:p>
+      <w:pPr>
+        <w:spacing w:before="0" w:after="0"/>
+        <w:ind w:left="240"/>
+        <w:shd w:val="clear" w:color="auto" w:fill="F2F2F2"/>
+      </w:pPr>
+      <w:r>
+        <w:rPr>
+          <w:rFonts w:ascii="Consolas" w:hAnsi="Consolas" w:eastAsia="Consolas"/>
+          <w:b w:val="0"/>
+          <w:sz w:val="18"/>
+        </w:rPr>
+        <w:t xml:space="preserve">        public static void Write(string configPath, string id)</w:t>
+      </w:r>
+    </w:p>
+    <w:p>
+      <w:pPr>
+        <w:spacing w:before="0" w:after="0"/>
+        <w:ind w:left="240"/>
+        <w:shd w:val="clear" w:color="auto" w:fill="F2F2F2"/>
+      </w:pPr>
+      <w:r>
+        <w:rPr>
+          <w:rFonts w:ascii="Consolas" w:hAnsi="Consolas" w:eastAsia="Consolas"/>
+          <w:b w:val="0"/>
+          <w:sz w:val="18"/>
+        </w:rPr>
+        <w:t xml:space="preserve">        {</w:t>
+      </w:r>
+    </w:p>
+    <w:p>
+      <w:pPr>
+        <w:spacing w:before="0" w:after="0"/>
+        <w:ind w:left="240"/>
+        <w:shd w:val="clear" w:color="auto" w:fill="F2F2F2"/>
+      </w:pPr>
+      <w:r>
+        <w:rPr>
+          <w:rFonts w:ascii="Consolas" w:hAnsi="Consolas" w:eastAsia="Consolas"/>
+          <w:b w:val="0"/>
+          <w:sz w:val="18"/>
+        </w:rPr>
+        <w:t xml:space="preserve">            try</w:t>
+      </w:r>
+    </w:p>
+    <w:p>
+      <w:pPr>
+        <w:spacing w:before="0" w:after="0"/>
+        <w:ind w:left="240"/>
+        <w:shd w:val="clear" w:color="auto" w:fill="F2F2F2"/>
+      </w:pPr>
+      <w:r>
+        <w:rPr>
+          <w:rFonts w:ascii="Consolas" w:hAnsi="Consolas" w:eastAsia="Consolas"/>
+          <w:b w:val="0"/>
+          <w:sz w:val="18"/>
+        </w:rPr>
+        <w:t xml:space="preserve">            {</w:t>
+      </w:r>
+    </w:p>
+    <w:p>
+      <w:pPr>
+        <w:spacing w:before="0" w:after="0"/>
+        <w:ind w:left="240"/>
+        <w:shd w:val="clear" w:color="auto" w:fill="F2F2F2"/>
+      </w:pPr>
+      <w:r>
+        <w:rPr>
+          <w:rFonts w:ascii="Consolas" w:hAnsi="Consolas" w:eastAsia="Consolas"/>
+          <w:b w:val="0"/>
+          <w:sz w:val="18"/>
+        </w:rPr>
+        <w:t xml:space="preserve">                if (!File.Exists(configPath)) return;</w:t>
+      </w:r>
+    </w:p>
+    <w:p>
+      <w:pPr>
+        <w:spacing w:before="0" w:after="0"/>
+        <w:ind w:left="240"/>
+        <w:shd w:val="clear" w:color="auto" w:fill="F2F2F2"/>
+      </w:pPr>
+      <w:r>
+        <w:rPr>
+          <w:rFonts w:ascii="Consolas" w:hAnsi="Consolas" w:eastAsia="Consolas"/>
+          <w:b w:val="0"/>
+          <w:sz w:val="18"/>
+        </w:rPr>
+        <w:t xml:space="preserve">                var doc = new XmlDocument();</w:t>
+      </w:r>
+    </w:p>
+    <w:p>
+      <w:pPr>
+        <w:spacing w:before="0" w:after="0"/>
+        <w:ind w:left="240"/>
+        <w:shd w:val="clear" w:color="auto" w:fill="F2F2F2"/>
+      </w:pPr>
+      <w:r>
+        <w:rPr>
+          <w:rFonts w:ascii="Consolas" w:hAnsi="Consolas" w:eastAsia="Consolas"/>
+          <w:b w:val="0"/>
+          <w:sz w:val="18"/>
+        </w:rPr>
+        <w:t xml:space="preserve">                doc.Load(configPath);</w:t>
+      </w:r>
+    </w:p>
+    <w:p>
+      <w:pPr>
+        <w:spacing w:before="0" w:after="0"/>
+        <w:ind w:left="240"/>
+        <w:shd w:val="clear" w:color="auto" w:fill="F2F2F2"/>
+      </w:pPr>
+      <w:r>
+        <w:rPr>
+          <w:rFonts w:ascii="Consolas" w:hAnsi="Consolas" w:eastAsia="Consolas"/>
+          <w:b w:val="0"/>
+          <w:sz w:val="18"/>
+        </w:rPr>
+        <w:t xml:space="preserve">                var node = doc.SelectSingleNode("//" + NodeName);</w:t>
+      </w:r>
+    </w:p>
+    <w:p>
+      <w:pPr>
+        <w:spacing w:before="0" w:after="0"/>
+        <w:ind w:left="240"/>
+        <w:shd w:val="clear" w:color="auto" w:fill="F2F2F2"/>
+      </w:pPr>
+      <w:r>
+        <w:rPr>
+          <w:rFonts w:ascii="Consolas" w:hAnsi="Consolas" w:eastAsia="Consolas"/>
+          <w:b w:val="0"/>
+          <w:sz w:val="18"/>
+        </w:rPr>
+        <w:t xml:space="preserve">                if (node == null)</w:t>
+      </w:r>
+    </w:p>
+    <w:p>
+      <w:pPr>
+        <w:spacing w:before="0" w:after="0"/>
+        <w:ind w:left="240"/>
+        <w:shd w:val="clear" w:color="auto" w:fill="F2F2F2"/>
+      </w:pPr>
+      <w:r>
+        <w:rPr>
+          <w:rFonts w:ascii="Consolas" w:hAnsi="Consolas" w:eastAsia="Consolas"/>
+          <w:b w:val="0"/>
+          <w:sz w:val="18"/>
+        </w:rPr>
+        <w:t xml:space="preserve">                {</w:t>
+      </w:r>
+    </w:p>
+    <w:p>
+      <w:pPr>
+        <w:spacing w:before="0" w:after="0"/>
+        <w:ind w:left="240"/>
+        <w:shd w:val="clear" w:color="auto" w:fill="F2F2F2"/>
+      </w:pPr>
+      <w:r>
+        <w:rPr>
+          <w:rFonts w:ascii="Consolas" w:hAnsi="Consolas" w:eastAsia="Consolas"/>
+          <w:b w:val="0"/>
+          <w:sz w:val="18"/>
+        </w:rPr>
+        <w:t xml:space="preserve">                    var root = doc.DocumentElement;</w:t>
+      </w:r>
+    </w:p>
+    <w:p>
+      <w:pPr>
+        <w:spacing w:before="0" w:after="0"/>
+        <w:ind w:left="240"/>
+        <w:shd w:val="clear" w:color="auto" w:fill="F2F2F2"/>
+      </w:pPr>
+      <w:r>
+        <w:rPr>
+          <w:rFonts w:ascii="Consolas" w:hAnsi="Consolas" w:eastAsia="Consolas"/>
+          <w:b w:val="0"/>
+          <w:sz w:val="18"/>
+        </w:rPr>
+        <w:t xml:space="preserve">                    if (root == null) return;</w:t>
+      </w:r>
+    </w:p>
+    <w:p>
+      <w:pPr>
+        <w:spacing w:before="0" w:after="0"/>
+        <w:ind w:left="240"/>
+        <w:shd w:val="clear" w:color="auto" w:fill="F2F2F2"/>
+      </w:pPr>
+      <w:r>
+        <w:rPr>
+          <w:rFonts w:ascii="Consolas" w:hAnsi="Consolas" w:eastAsia="Consolas"/>
+          <w:b w:val="0"/>
+          <w:sz w:val="18"/>
+        </w:rPr>
+        <w:t xml:space="preserve">                    node = doc.CreateElement(NodeName);</w:t>
+      </w:r>
+    </w:p>
+    <w:p>
+      <w:pPr>
+        <w:spacing w:before="0" w:after="0"/>
+        <w:ind w:left="240"/>
+        <w:shd w:val="clear" w:color="auto" w:fill="F2F2F2"/>
+      </w:pPr>
+      <w:r>
+        <w:rPr>
+          <w:rFonts w:ascii="Consolas" w:hAnsi="Consolas" w:eastAsia="Consolas"/>
+          <w:b w:val="0"/>
+          <w:sz w:val="18"/>
+        </w:rPr>
+        <w:t xml:space="preserve">                    root.AppendChild(node);</w:t>
+      </w:r>
+    </w:p>
+    <w:p>
+      <w:pPr>
+        <w:spacing w:before="0" w:after="0"/>
+        <w:ind w:left="240"/>
+        <w:shd w:val="clear" w:color="auto" w:fill="F2F2F2"/>
+      </w:pPr>
+      <w:r>
+        <w:rPr>
+          <w:rFonts w:ascii="Consolas" w:hAnsi="Consolas" w:eastAsia="Consolas"/>
+          <w:b w:val="0"/>
+          <w:sz w:val="18"/>
+        </w:rPr>
+        <w:t xml:space="preserve">                }</w:t>
+      </w:r>
+    </w:p>
+    <w:p>
+      <w:pPr>
+        <w:spacing w:before="0" w:after="0"/>
+        <w:ind w:left="240"/>
+        <w:shd w:val="clear" w:color="auto" w:fill="F2F2F2"/>
+      </w:pPr>
+      <w:r>
+        <w:rPr>
+          <w:rFonts w:ascii="Consolas" w:hAnsi="Consolas" w:eastAsia="Consolas"/>
+          <w:b w:val="0"/>
+          <w:sz w:val="18"/>
+        </w:rPr>
+        <w:t xml:space="preserve">                node.InnerText = id;</w:t>
+      </w:r>
+    </w:p>
+    <w:p>
+      <w:pPr>
+        <w:spacing w:before="0" w:after="0"/>
+        <w:ind w:left="240"/>
+        <w:shd w:val="clear" w:color="auto" w:fill="F2F2F2"/>
+      </w:pPr>
+      <w:r>
+        <w:rPr>
+          <w:rFonts w:ascii="Consolas" w:hAnsi="Consolas" w:eastAsia="Consolas"/>
+          <w:b w:val="0"/>
+          <w:sz w:val="18"/>
+        </w:rPr>
+        <w:t xml:space="preserve">                doc.Save(configPath);</w:t>
+      </w:r>
+    </w:p>
+    <w:p>
+      <w:pPr>
+        <w:spacing w:before="0" w:after="0"/>
+        <w:ind w:left="240"/>
+        <w:shd w:val="clear" w:color="auto" w:fill="F2F2F2"/>
+      </w:pPr>
+      <w:r>
+        <w:rPr>
+          <w:rFonts w:ascii="Consolas" w:hAnsi="Consolas" w:eastAsia="Consolas"/>
+          <w:b w:val="0"/>
+          <w:sz w:val="18"/>
+        </w:rPr>
+        <w:t xml:space="preserve">            }</w:t>
+      </w:r>
+    </w:p>
+    <w:p>
+      <w:pPr>
+        <w:spacing w:before="0" w:after="0"/>
+        <w:ind w:left="240"/>
+        <w:shd w:val="clear" w:color="auto" w:fill="F2F2F2"/>
+      </w:pPr>
+      <w:r>
+        <w:rPr>
+          <w:rFonts w:ascii="Consolas" w:hAnsi="Consolas" w:eastAsia="Consolas"/>
+          <w:b w:val="0"/>
+          <w:sz w:val="18"/>
+        </w:rPr>
+        <w:t xml:space="preserve">            catch { /* 写失败静默，调用方按空机器ID处理 */ }</w:t>
+      </w:r>
+    </w:p>
+    <w:p>
+      <w:pPr>
+        <w:spacing w:before="0" w:after="0"/>
+        <w:ind w:left="240"/>
+        <w:shd w:val="clear" w:color="auto" w:fill="F2F2F2"/>
+      </w:pPr>
+      <w:r>
+        <w:rPr>
+          <w:rFonts w:ascii="Consolas" w:hAnsi="Consolas" w:eastAsia="Consolas"/>
+          <w:b w:val="0"/>
+          <w:sz w:val="18"/>
+        </w:rPr>
+        <w:t xml:space="preserve">        }</w:t>
+      </w:r>
+    </w:p>
+    <w:p>
+      <w:pPr>
+        <w:spacing w:before="0" w:after="0"/>
+        <w:ind w:left="240"/>
+        <w:shd w:val="clear" w:color="auto" w:fill="F2F2F2"/>
+      </w:pPr>
+      <w:r>
+        <w:rPr>
+          <w:rFonts w:ascii="Consolas" w:hAnsi="Consolas" w:eastAsia="Consolas"/>
+          <w:b w:val="0"/>
+          <w:sz w:val="18"/>
+        </w:rPr>
+        <w:t xml:space="preserve">    }</w:t>
+      </w:r>
+    </w:p>
+    <w:p>
+      <w:pPr>
+        <w:spacing w:before="0" w:after="0"/>
+        <w:ind w:left="240"/>
+        <w:shd w:val="clear" w:color="auto" w:fill="F2F2F2"/>
+      </w:pPr>
+      <w:r>
+        <w:rPr>
+          <w:rFonts w:ascii="Consolas" w:hAnsi="Consolas" w:eastAsia="Consolas"/>
+          <w:b w:val="0"/>
+          <w:sz w:val="18"/>
+        </w:rPr>
+        <w:t>}</w:t>
+      </w:r>
+    </w:p>
+    <w:p>
+      <w:pPr>
+        <w:spacing w:after="40"/>
+        <w:ind w:left="240"/>
+      </w:pPr>
+      <w:r>
+        <w:rPr>
+          <w:rFonts w:ascii="宋体" w:hAnsi="宋体" w:eastAsia="宋体"/>
+          <w:b/>
+          <w:sz w:val="22"/>
+        </w:rPr>
+        <w:t xml:space="preserve">☐ </w:t>
+      </w:r>
+      <w:r>
+        <w:rPr>
+          <w:rFonts w:ascii="宋体" w:hAnsi="宋体" w:eastAsia="宋体"/>
+          <w:b/>
+          <w:sz w:val="22"/>
+        </w:rPr>
+        <w:t>Step 5: 注册到 Launcher.csproj</w:t>
+      </w:r>
+    </w:p>
+    <w:p>
+      <w:pPr>
+        <w:spacing w:after="80"/>
+      </w:pPr>
+      <w:r>
+        <w:rPr>
+          <w:rFonts w:ascii="宋体" w:hAnsi="宋体" w:eastAsia="宋体"/>
+          <w:b w:val="0"/>
+          <w:sz w:val="22"/>
+        </w:rPr>
+        <w:t xml:space="preserve">在 </w:t>
+      </w:r>
+      <w:r>
+        <w:rPr>
+          <w:rFonts w:ascii="Consolas" w:hAnsi="Consolas" w:eastAsia="Consolas"/>
+          <w:b w:val="0"/>
+          <w:sz w:val="21"/>
+        </w:rPr>
+        <w:t>Launcher/Launcher.csproj</w:t>
+      </w:r>
+      <w:r>
+        <w:rPr>
+          <w:rFonts w:ascii="宋体" w:hAnsi="宋体" w:eastAsia="宋体"/>
+          <w:b w:val="0"/>
+          <w:sz w:val="22"/>
+        </w:rPr>
+        <w:t xml:space="preserve"> 的 </w:t>
+      </w:r>
+      <w:r>
+        <w:rPr>
+          <w:rFonts w:ascii="Consolas" w:hAnsi="Consolas" w:eastAsia="Consolas"/>
+          <w:b w:val="0"/>
+          <w:sz w:val="21"/>
+        </w:rPr>
+        <w:t>&lt;ItemGroup&gt;</w:t>
+      </w:r>
+      <w:r>
+        <w:rPr>
+          <w:rFonts w:ascii="宋体" w:hAnsi="宋体" w:eastAsia="宋体"/>
+          <w:b w:val="0"/>
+          <w:sz w:val="22"/>
+        </w:rPr>
+        <w:t xml:space="preserve">（含 </w:t>
+      </w:r>
+      <w:r>
+        <w:rPr>
+          <w:rFonts w:ascii="Consolas" w:hAnsi="Consolas" w:eastAsia="Consolas"/>
+          <w:b w:val="0"/>
+          <w:sz w:val="21"/>
+        </w:rPr>
+        <w:t>&lt;Compile Include="App.xaml.cs"&gt;</w:t>
+      </w:r>
+      <w:r>
+        <w:rPr>
+          <w:rFonts w:ascii="宋体" w:hAnsi="宋体" w:eastAsia="宋体"/>
+          <w:b w:val="0"/>
+          <w:sz w:val="22"/>
+        </w:rPr>
+        <w:t xml:space="preserve"> 的那组）中追加两行：</w:t>
+      </w:r>
+    </w:p>
+    <w:p>
+      <w:pPr>
+        <w:spacing w:before="0" w:after="0"/>
+        <w:ind w:left="240"/>
+        <w:shd w:val="clear" w:color="auto" w:fill="F2F2F2"/>
+      </w:pPr>
+      <w:r>
+        <w:rPr>
+          <w:rFonts w:ascii="Consolas" w:hAnsi="Consolas" w:eastAsia="Consolas"/>
+          <w:b w:val="0"/>
+          <w:sz w:val="18"/>
+        </w:rPr>
+        <w:t xml:space="preserve">    &lt;Compile Include="GrayPolicy.cs" /&gt;</w:t>
+      </w:r>
+    </w:p>
+    <w:p>
+      <w:pPr>
+        <w:spacing w:before="0" w:after="0"/>
+        <w:ind w:left="240"/>
+        <w:shd w:val="clear" w:color="auto" w:fill="F2F2F2"/>
+      </w:pPr>
+      <w:r>
+        <w:rPr>
+          <w:rFonts w:ascii="Consolas" w:hAnsi="Consolas" w:eastAsia="Consolas"/>
+          <w:b w:val="0"/>
+          <w:sz w:val="18"/>
+        </w:rPr>
+        <w:t xml:space="preserve">    &lt;Compile Include="MachineIdStore.cs" /&gt;</w:t>
+      </w:r>
+    </w:p>
+    <w:p>
+      <w:pPr>
+        <w:spacing w:after="40"/>
+        <w:ind w:left="240"/>
+      </w:pPr>
+      <w:r>
+        <w:rPr>
+          <w:rFonts w:ascii="宋体" w:hAnsi="宋体" w:eastAsia="宋体"/>
+          <w:b/>
+          <w:sz w:val="22"/>
+        </w:rPr>
+        <w:t xml:space="preserve">☐ </w:t>
+      </w:r>
+      <w:r>
+        <w:rPr>
+          <w:rFonts w:ascii="宋体" w:hAnsi="宋体" w:eastAsia="宋体"/>
+          <w:b/>
+          <w:sz w:val="22"/>
+        </w:rPr>
+        <w:t>Step 6: 运行测试确认通过</w:t>
+      </w:r>
+    </w:p>
+    <w:p>
+      <w:pPr>
+        <w:spacing w:after="80"/>
+      </w:pPr>
+      <w:r>
+        <w:rPr>
+          <w:rFonts w:ascii="宋体" w:hAnsi="宋体" w:eastAsia="宋体"/>
+          <w:b w:val="0"/>
+          <w:sz w:val="22"/>
+        </w:rPr>
+        <w:t xml:space="preserve">Run: </w:t>
+      </w:r>
+      <w:r>
+        <w:rPr>
+          <w:rFonts w:ascii="Consolas" w:hAnsi="Consolas" w:eastAsia="Consolas"/>
+          <w:b w:val="0"/>
+          <w:sz w:val="21"/>
+        </w:rPr>
+        <w:t>powershell -ExecutionPolicy Bypass -File tools\gray-policy-tests.ps1</w:t>
+      </w:r>
+    </w:p>
+    <w:p>
+      <w:pPr>
+        <w:spacing w:after="80"/>
+      </w:pPr>
+      <w:r>
+        <w:rPr>
+          <w:rFonts w:ascii="宋体" w:hAnsi="宋体" w:eastAsia="宋体"/>
+          <w:b w:val="0"/>
+          <w:sz w:val="22"/>
+        </w:rPr>
+        <w:t xml:space="preserve">Expected: 全部 PASS，末尾输出 </w:t>
+      </w:r>
+      <w:r>
+        <w:rPr>
+          <w:rFonts w:ascii="Consolas" w:hAnsi="Consolas" w:eastAsia="Consolas"/>
+          <w:b w:val="0"/>
+          <w:sz w:val="21"/>
+        </w:rPr>
+        <w:t>结果: N 通过, 0 失败</w:t>
+      </w:r>
+      <w:r>
+        <w:rPr>
+          <w:rFonts w:ascii="宋体" w:hAnsi="宋体" w:eastAsia="宋体"/>
+          <w:b w:val="0"/>
+          <w:sz w:val="22"/>
+        </w:rPr>
+        <w:t>，退出码 0。</w:t>
+      </w:r>
+    </w:p>
+    <w:p>
+      <w:pPr>
+        <w:spacing w:after="40"/>
+        <w:ind w:left="240"/>
+      </w:pPr>
+      <w:r>
+        <w:rPr>
+          <w:rFonts w:ascii="宋体" w:hAnsi="宋体" w:eastAsia="宋体"/>
+          <w:b/>
+          <w:sz w:val="22"/>
+        </w:rPr>
+        <w:t xml:space="preserve">☐ </w:t>
+      </w:r>
+      <w:r>
+        <w:rPr>
+          <w:rFonts w:ascii="宋体" w:hAnsi="宋体" w:eastAsia="宋体"/>
+          <w:b/>
+          <w:sz w:val="22"/>
+        </w:rPr>
+        <w:t>Step 7: 确认项目可编译</w:t>
+      </w:r>
+    </w:p>
+    <w:p>
+      <w:pPr>
+        <w:spacing w:after="80"/>
+      </w:pPr>
+      <w:r>
+        <w:rPr>
+          <w:rFonts w:ascii="宋体" w:hAnsi="宋体" w:eastAsia="宋体"/>
+          <w:b w:val="0"/>
+          <w:sz w:val="22"/>
+        </w:rPr>
+        <w:t xml:space="preserve">Run: </w:t>
+      </w:r>
+      <w:r>
+        <w:rPr>
+          <w:rFonts w:ascii="Consolas" w:hAnsi="Consolas" w:eastAsia="Consolas"/>
+          <w:b w:val="0"/>
+          <w:sz w:val="21"/>
+        </w:rPr>
+        <w:t>msbuild Launcher\Launcher.csproj /p:Configuration=Release /v:m</w:t>
+      </w:r>
+    </w:p>
+    <w:p>
+      <w:pPr>
+        <w:spacing w:after="80"/>
+      </w:pPr>
+      <w:r>
+        <w:rPr>
+          <w:rFonts w:ascii="宋体" w:hAnsi="宋体" w:eastAsia="宋体"/>
+          <w:b w:val="0"/>
+          <w:sz w:val="22"/>
+        </w:rPr>
+        <w:t>（若无 msbuild 环境变量，用 VS 开发者命令行或 VS 内编译）</w:t>
+      </w:r>
+    </w:p>
+    <w:p>
+      <w:pPr>
+        <w:spacing w:after="80"/>
+      </w:pPr>
+      <w:r>
+        <w:rPr>
+          <w:rFonts w:ascii="宋体" w:hAnsi="宋体" w:eastAsia="宋体"/>
+          <w:b w:val="0"/>
+          <w:sz w:val="22"/>
+        </w:rPr>
+        <w:t xml:space="preserve">Expected: </w:t>
+      </w:r>
+      <w:r>
+        <w:rPr>
+          <w:rFonts w:ascii="Consolas" w:hAnsi="Consolas" w:eastAsia="Consolas"/>
+          <w:b w:val="0"/>
+          <w:sz w:val="21"/>
+        </w:rPr>
+        <w:t>Build succeeded</w:t>
+      </w:r>
+      <w:r>
+        <w:rPr>
+          <w:rFonts w:ascii="宋体" w:hAnsi="宋体" w:eastAsia="宋体"/>
+          <w:b w:val="0"/>
+          <w:sz w:val="22"/>
+        </w:rPr>
+        <w:t>，</w:t>
+      </w:r>
+      <w:r>
+        <w:rPr>
+          <w:rFonts w:ascii="Consolas" w:hAnsi="Consolas" w:eastAsia="Consolas"/>
+          <w:b w:val="0"/>
+          <w:sz w:val="21"/>
+        </w:rPr>
+        <w:t>Launcher\bin\Release\Launcher.exe</w:t>
+      </w:r>
+      <w:r>
+        <w:rPr>
+          <w:rFonts w:ascii="宋体" w:hAnsi="宋体" w:eastAsia="宋体"/>
+          <w:b w:val="0"/>
+          <w:sz w:val="22"/>
+        </w:rPr>
+        <w:t xml:space="preserve"> 生成。</w:t>
+      </w:r>
+    </w:p>
+    <w:p>
+      <w:pPr>
+        <w:spacing w:after="40"/>
+        <w:ind w:left="240"/>
+      </w:pPr>
+      <w:r>
+        <w:rPr>
+          <w:rFonts w:ascii="宋体" w:hAnsi="宋体" w:eastAsia="宋体"/>
+          <w:b/>
+          <w:sz w:val="22"/>
+        </w:rPr>
+        <w:t xml:space="preserve">☐ </w:t>
+      </w:r>
+      <w:r>
+        <w:rPr>
+          <w:rFonts w:ascii="宋体" w:hAnsi="宋体" w:eastAsia="宋体"/>
+          <w:b/>
+          <w:sz w:val="22"/>
+        </w:rPr>
         <w:t>Step 8: 提交</w:t>
       </w:r>
     </w:p>
@@ -9882,7 +11391,22 @@
           <w:b/>
           <w:sz w:val="22"/>
         </w:rPr>
-        <w:t>Step 5: 手工验证心跳</w:t>
+        <w:t>Step 5: 离线逻辑验证（真实传输联调推迟到上内网后）</w:t>
+      </w:r>
+    </w:p>
+    <w:p>
+      <w:pPr>
+        <w:ind w:left="240"/>
+      </w:pPr>
+      <w:r>
+        <w:rPr>
+          <w:rFonts w:ascii="宋体" w:hAnsi="宋体" w:eastAsia="宋体"/>
+          <w:b w:val="0"/>
+          <w:i/>
+          <w:color w:val="595959"/>
+          <w:sz w:val="20"/>
+        </w:rPr>
+        <w:t>无内网期间跳过真实 SFTP/S3 联调（已确认，不部署本机 OpenSSH/MinIO）。此步骤只验证心跳的"安全逻辑"：禁用路径 + 失败静默 + grayStatus 读取。</w:t>
       </w:r>
     </w:p>
     <w:p>
@@ -9895,258 +11419,52 @@
           <w:b w:val="0"/>
           <w:sz w:val="22"/>
         </w:rPr>
-        <w:t>1. 在测试 SFTP 服务器上建心跳账号（或复用现有测试账号）</w:t>
-      </w:r>
-    </w:p>
-    <w:p>
-      <w:pPr>
-        <w:spacing w:after="80"/>
-      </w:pPr>
-      <w:r>
-        <w:rPr>
-          <w:rFonts w:ascii="宋体" w:hAnsi="宋体" w:eastAsia="宋体"/>
-          <w:b w:val="0"/>
-          <w:sz w:val="22"/>
-        </w:rPr>
-        <w:t xml:space="preserve">2. 客户机 </w:t>
-      </w:r>
-      <w:r>
-        <w:rPr>
-          <w:rFonts w:ascii="Consolas" w:hAnsi="Consolas" w:eastAsia="Consolas"/>
-          <w:b w:val="0"/>
-          <w:sz w:val="21"/>
-        </w:rPr>
-        <w:t>config.xml</w:t>
-      </w:r>
-      <w:r>
-        <w:rPr>
-          <w:rFonts w:ascii="宋体" w:hAnsi="宋体" w:eastAsia="宋体"/>
-          <w:b w:val="0"/>
-          <w:sz w:val="22"/>
-        </w:rPr>
-        <w:t xml:space="preserve"> 的 </w:t>
-      </w:r>
-      <w:r>
-        <w:rPr>
-          <w:rFonts w:ascii="Consolas" w:hAnsi="Consolas" w:eastAsia="Consolas"/>
-          <w:b w:val="0"/>
-          <w:sz w:val="21"/>
-        </w:rPr>
-        <w:t>&lt;Config&gt;</w:t>
-      </w:r>
-      <w:r>
-        <w:rPr>
-          <w:rFonts w:ascii="宋体" w:hAnsi="宋体" w:eastAsia="宋体"/>
-          <w:b w:val="0"/>
-          <w:sz w:val="22"/>
-        </w:rPr>
-        <w:t xml:space="preserve"> 根下添加（密码可先填明文，程序自动兼容）：</w:t>
-      </w:r>
-    </w:p>
-    <w:p>
-      <w:pPr>
-        <w:spacing w:before="0" w:after="0"/>
-        <w:ind w:left="240"/>
-        <w:shd w:val="clear" w:color="auto" w:fill="F2F2F2"/>
-      </w:pPr>
-      <w:r>
-        <w:rPr>
-          <w:rFonts w:ascii="Consolas" w:hAnsi="Consolas" w:eastAsia="Consolas"/>
-          <w:b w:val="0"/>
-          <w:sz w:val="18"/>
-        </w:rPr>
-        <w:t xml:space="preserve">  &lt;HeartbeatProfile&gt;</w:t>
-      </w:r>
-    </w:p>
-    <w:p>
-      <w:pPr>
-        <w:spacing w:before="0" w:after="0"/>
-        <w:ind w:left="240"/>
-        <w:shd w:val="clear" w:color="auto" w:fill="F2F2F2"/>
-      </w:pPr>
-      <w:r>
-        <w:rPr>
-          <w:rFonts w:ascii="Consolas" w:hAnsi="Consolas" w:eastAsia="Consolas"/>
-          <w:b w:val="0"/>
-          <w:sz w:val="18"/>
-        </w:rPr>
-        <w:t xml:space="preserve">    &lt;Name&gt;心跳上报&lt;/Name&gt;</w:t>
-      </w:r>
-    </w:p>
-    <w:p>
-      <w:pPr>
-        <w:spacing w:before="0" w:after="0"/>
-        <w:ind w:left="240"/>
-        <w:shd w:val="clear" w:color="auto" w:fill="F2F2F2"/>
-      </w:pPr>
-      <w:r>
-        <w:rPr>
-          <w:rFonts w:ascii="Consolas" w:hAnsi="Consolas" w:eastAsia="Consolas"/>
-          <w:b w:val="0"/>
-          <w:sz w:val="18"/>
-        </w:rPr>
-        <w:t xml:space="preserve">    &lt;TransportType&gt;SFTP&lt;/TransportType&gt;</w:t>
-      </w:r>
-    </w:p>
-    <w:p>
-      <w:pPr>
-        <w:spacing w:before="0" w:after="0"/>
-        <w:ind w:left="240"/>
-        <w:shd w:val="clear" w:color="auto" w:fill="F2F2F2"/>
-      </w:pPr>
-      <w:r>
-        <w:rPr>
-          <w:rFonts w:ascii="Consolas" w:hAnsi="Consolas" w:eastAsia="Consolas"/>
-          <w:b w:val="0"/>
-          <w:sz w:val="18"/>
-        </w:rPr>
-        <w:t xml:space="preserve">    &lt;Host&gt;测试SFTP服务器IP&lt;/Host&gt;</w:t>
-      </w:r>
-    </w:p>
-    <w:p>
-      <w:pPr>
-        <w:spacing w:before="0" w:after="0"/>
-        <w:ind w:left="240"/>
-        <w:shd w:val="clear" w:color="auto" w:fill="F2F2F2"/>
-      </w:pPr>
-      <w:r>
-        <w:rPr>
-          <w:rFonts w:ascii="Consolas" w:hAnsi="Consolas" w:eastAsia="Consolas"/>
-          <w:b w:val="0"/>
-          <w:sz w:val="18"/>
-        </w:rPr>
-        <w:t xml:space="preserve">    &lt;Port&gt;22&lt;/Port&gt;</w:t>
-      </w:r>
-    </w:p>
-    <w:p>
-      <w:pPr>
-        <w:spacing w:before="0" w:after="0"/>
-        <w:ind w:left="240"/>
-        <w:shd w:val="clear" w:color="auto" w:fill="F2F2F2"/>
-      </w:pPr>
-      <w:r>
-        <w:rPr>
-          <w:rFonts w:ascii="Consolas" w:hAnsi="Consolas" w:eastAsia="Consolas"/>
-          <w:b w:val="0"/>
-          <w:sz w:val="18"/>
-        </w:rPr>
-        <w:t xml:space="preserve">    &lt;Username&gt;heartbeat-user&lt;/Username&gt;</w:t>
-      </w:r>
-    </w:p>
-    <w:p>
-      <w:pPr>
-        <w:spacing w:before="0" w:after="0"/>
-        <w:ind w:left="240"/>
-        <w:shd w:val="clear" w:color="auto" w:fill="F2F2F2"/>
-      </w:pPr>
-      <w:r>
-        <w:rPr>
-          <w:rFonts w:ascii="Consolas" w:hAnsi="Consolas" w:eastAsia="Consolas"/>
-          <w:b w:val="0"/>
-          <w:sz w:val="18"/>
-        </w:rPr>
-        <w:t xml:space="preserve">    &lt;Password&gt;明文密码&lt;/Password&gt;</w:t>
-      </w:r>
-    </w:p>
-    <w:p>
-      <w:pPr>
-        <w:spacing w:before="0" w:after="0"/>
-        <w:ind w:left="240"/>
-        <w:shd w:val="clear" w:color="auto" w:fill="F2F2F2"/>
-      </w:pPr>
-      <w:r>
-        <w:rPr>
-          <w:rFonts w:ascii="Consolas" w:hAnsi="Consolas" w:eastAsia="Consolas"/>
-          <w:b w:val="0"/>
-          <w:sz w:val="18"/>
-        </w:rPr>
-        <w:t xml:space="preserve">    &lt;RemoteRoot&gt;/&lt;/RemoteRoot&gt;</w:t>
-      </w:r>
-    </w:p>
-    <w:p>
-      <w:pPr>
-        <w:spacing w:before="0" w:after="0"/>
-        <w:ind w:left="240"/>
-        <w:shd w:val="clear" w:color="auto" w:fill="F2F2F2"/>
-      </w:pPr>
-      <w:r>
-        <w:rPr>
-          <w:rFonts w:ascii="Consolas" w:hAnsi="Consolas" w:eastAsia="Consolas"/>
-          <w:b w:val="0"/>
-          <w:sz w:val="18"/>
-        </w:rPr>
-        <w:t xml:space="preserve">  &lt;/HeartbeatProfile&gt;</w:t>
-      </w:r>
-    </w:p>
-    <w:p>
-      <w:pPr>
-        <w:spacing w:before="0" w:after="0"/>
-        <w:ind w:left="240"/>
-        <w:shd w:val="clear" w:color="auto" w:fill="F2F2F2"/>
-      </w:pPr>
-      <w:r>
-        <w:rPr>
-          <w:rFonts w:ascii="Consolas" w:hAnsi="Consolas" w:eastAsia="Consolas"/>
-          <w:b w:val="0"/>
-          <w:sz w:val="18"/>
-        </w:rPr>
-        <w:t xml:space="preserve">  &lt;HeartbeatIntervalHours&gt;24&lt;/HeartbeatIntervalHours&gt;</w:t>
-      </w:r>
-    </w:p>
-    <w:p>
-      <w:pPr>
-        <w:spacing w:after="80"/>
-      </w:pPr>
-      <w:r>
-        <w:rPr>
-          <w:rFonts w:ascii="宋体" w:hAnsi="宋体" w:eastAsia="宋体"/>
-          <w:b w:val="0"/>
-          <w:sz w:val="22"/>
-        </w:rPr>
-        <w:t xml:space="preserve">3. 启动主程序 → 等待数秒 → 远程 SFTP </w:t>
-      </w:r>
-      <w:r>
-        <w:rPr>
-          <w:rFonts w:ascii="Consolas" w:hAnsi="Consolas" w:eastAsia="Consolas"/>
-          <w:b w:val="0"/>
-          <w:sz w:val="21"/>
-        </w:rPr>
-        <w:t>heartbeat\&lt;机器ID&gt;.json</w:t>
-      </w:r>
-      <w:r>
-        <w:rPr>
-          <w:rFonts w:ascii="宋体" w:hAnsi="宋体" w:eastAsia="宋体"/>
-          <w:b w:val="0"/>
-          <w:sz w:val="22"/>
-        </w:rPr>
-        <w:t xml:space="preserve"> 应出现，内容含 hostname/version/grayStatus（Launcher 未写 gray.state 时为 unknown，属正常）</w:t>
-      </w:r>
-    </w:p>
-    <w:p>
-      <w:pPr>
-        <w:spacing w:after="80"/>
-      </w:pPr>
-      <w:r>
-        <w:rPr>
-          <w:rFonts w:ascii="宋体" w:hAnsi="宋体" w:eastAsia="宋体"/>
-          <w:b w:val="0"/>
-          <w:sz w:val="22"/>
-        </w:rPr>
-        <w:t>4. 不配置 HeartbeatProfile 启动 → 无任何异常、无网络请求（IsEnabled=false）</w:t>
-      </w:r>
-    </w:p>
-    <w:p>
-      <w:pPr>
-        <w:spacing w:after="40"/>
-        <w:ind w:left="240"/>
-      </w:pPr>
+        <w:t xml:space="preserve">1. </w:t>
+      </w:r>
       <w:r>
         <w:rPr>
           <w:rFonts w:ascii="宋体" w:hAnsi="宋体" w:eastAsia="宋体"/>
           <w:b/>
           <w:sz w:val="22"/>
         </w:rPr>
-        <w:t xml:space="preserve">☐ </w:t>
+        <w:t>禁用路径</w:t>
+      </w:r>
+      <w:r>
+        <w:rPr>
+          <w:rFonts w:ascii="宋体" w:hAnsi="宋体" w:eastAsia="宋体"/>
+          <w:b w:val="0"/>
+          <w:sz w:val="22"/>
+        </w:rPr>
+        <w:t xml:space="preserve">：Task 0 的 </w:t>
+      </w:r>
+      <w:r>
+        <w:rPr>
+          <w:rFonts w:ascii="Consolas" w:hAnsi="Consolas" w:eastAsia="Consolas"/>
+          <w:b w:val="0"/>
+          <w:sz w:val="21"/>
+        </w:rPr>
+        <w:t>D:\AppTest\config.xml</w:t>
+      </w:r>
+      <w:r>
+        <w:rPr>
+          <w:rFonts w:ascii="宋体" w:hAnsi="宋体" w:eastAsia="宋体"/>
+          <w:b w:val="0"/>
+          <w:sz w:val="22"/>
+        </w:rPr>
+        <w:t xml:space="preserve"> 不配置 HeartbeatProfile → 启动主程序 → 正常打开、无异常、无网络请求（IsEnabled=false）</w:t>
+      </w:r>
+    </w:p>
+    <w:p>
+      <w:pPr>
+        <w:spacing w:after="80"/>
+      </w:pPr>
+      <w:r>
+        <w:rPr>
+          <w:rFonts w:ascii="宋体" w:hAnsi="宋体" w:eastAsia="宋体"/>
+          <w:b w:val="0"/>
+          <w:sz w:val="22"/>
+        </w:rPr>
+        <w:t xml:space="preserve">2. </w:t>
       </w:r>
       <w:r>
         <w:rPr>
@@ -10154,6 +11472,305 @@
           <w:b/>
           <w:sz w:val="22"/>
         </w:rPr>
+        <w:t>失败静默路径</w:t>
+      </w:r>
+      <w:r>
+        <w:rPr>
+          <w:rFonts w:ascii="宋体" w:hAnsi="宋体" w:eastAsia="宋体"/>
+          <w:b w:val="0"/>
+          <w:sz w:val="22"/>
+        </w:rPr>
+        <w:t>：</w:t>
+      </w:r>
+      <w:r>
+        <w:rPr>
+          <w:rFonts w:ascii="Consolas" w:hAnsi="Consolas" w:eastAsia="Consolas"/>
+          <w:b w:val="0"/>
+          <w:sz w:val="21"/>
+        </w:rPr>
+        <w:t>D:\AppTest\config.xml</w:t>
+      </w:r>
+      <w:r>
+        <w:rPr>
+          <w:rFonts w:ascii="宋体" w:hAnsi="宋体" w:eastAsia="宋体"/>
+          <w:b w:val="0"/>
+          <w:sz w:val="22"/>
+        </w:rPr>
+        <w:t xml:space="preserve"> 的 </w:t>
+      </w:r>
+      <w:r>
+        <w:rPr>
+          <w:rFonts w:ascii="Consolas" w:hAnsi="Consolas" w:eastAsia="Consolas"/>
+          <w:b w:val="0"/>
+          <w:sz w:val="21"/>
+        </w:rPr>
+        <w:t>&lt;Config&gt;</w:t>
+      </w:r>
+      <w:r>
+        <w:rPr>
+          <w:rFonts w:ascii="宋体" w:hAnsi="宋体" w:eastAsia="宋体"/>
+          <w:b w:val="0"/>
+          <w:sz w:val="22"/>
+        </w:rPr>
+        <w:t xml:space="preserve"> 根下添加（指向本机必然不可达的地址；密码可填明文，程序自动兼容）：</w:t>
+      </w:r>
+    </w:p>
+    <w:p>
+      <w:pPr>
+        <w:spacing w:before="0" w:after="0"/>
+        <w:ind w:left="240"/>
+        <w:shd w:val="clear" w:color="auto" w:fill="F2F2F2"/>
+      </w:pPr>
+      <w:r>
+        <w:rPr>
+          <w:rFonts w:ascii="Consolas" w:hAnsi="Consolas" w:eastAsia="Consolas"/>
+          <w:b w:val="0"/>
+          <w:sz w:val="18"/>
+        </w:rPr>
+        <w:t xml:space="preserve">  &lt;HeartbeatProfile&gt;</w:t>
+      </w:r>
+    </w:p>
+    <w:p>
+      <w:pPr>
+        <w:spacing w:before="0" w:after="0"/>
+        <w:ind w:left="240"/>
+        <w:shd w:val="clear" w:color="auto" w:fill="F2F2F2"/>
+      </w:pPr>
+      <w:r>
+        <w:rPr>
+          <w:rFonts w:ascii="Consolas" w:hAnsi="Consolas" w:eastAsia="Consolas"/>
+          <w:b w:val="0"/>
+          <w:sz w:val="18"/>
+        </w:rPr>
+        <w:t xml:space="preserve">    &lt;Name&gt;心跳上报&lt;/Name&gt;</w:t>
+      </w:r>
+    </w:p>
+    <w:p>
+      <w:pPr>
+        <w:spacing w:before="0" w:after="0"/>
+        <w:ind w:left="240"/>
+        <w:shd w:val="clear" w:color="auto" w:fill="F2F2F2"/>
+      </w:pPr>
+      <w:r>
+        <w:rPr>
+          <w:rFonts w:ascii="Consolas" w:hAnsi="Consolas" w:eastAsia="Consolas"/>
+          <w:b w:val="0"/>
+          <w:sz w:val="18"/>
+        </w:rPr>
+        <w:t xml:space="preserve">    &lt;TransportType&gt;SFTP&lt;/TransportType&gt;</w:t>
+      </w:r>
+    </w:p>
+    <w:p>
+      <w:pPr>
+        <w:spacing w:before="0" w:after="0"/>
+        <w:ind w:left="240"/>
+        <w:shd w:val="clear" w:color="auto" w:fill="F2F2F2"/>
+      </w:pPr>
+      <w:r>
+        <w:rPr>
+          <w:rFonts w:ascii="Consolas" w:hAnsi="Consolas" w:eastAsia="Consolas"/>
+          <w:b w:val="0"/>
+          <w:sz w:val="18"/>
+        </w:rPr>
+        <w:t xml:space="preserve">    &lt;Host&gt;127.0.0.1&lt;/Host&gt;</w:t>
+      </w:r>
+    </w:p>
+    <w:p>
+      <w:pPr>
+        <w:spacing w:before="0" w:after="0"/>
+        <w:ind w:left="240"/>
+        <w:shd w:val="clear" w:color="auto" w:fill="F2F2F2"/>
+      </w:pPr>
+      <w:r>
+        <w:rPr>
+          <w:rFonts w:ascii="Consolas" w:hAnsi="Consolas" w:eastAsia="Consolas"/>
+          <w:b w:val="0"/>
+          <w:sz w:val="18"/>
+        </w:rPr>
+        <w:t xml:space="preserve">    &lt;Port&gt;22&lt;/Port&gt;</w:t>
+      </w:r>
+    </w:p>
+    <w:p>
+      <w:pPr>
+        <w:spacing w:before="0" w:after="0"/>
+        <w:ind w:left="240"/>
+        <w:shd w:val="clear" w:color="auto" w:fill="F2F2F2"/>
+      </w:pPr>
+      <w:r>
+        <w:rPr>
+          <w:rFonts w:ascii="Consolas" w:hAnsi="Consolas" w:eastAsia="Consolas"/>
+          <w:b w:val="0"/>
+          <w:sz w:val="18"/>
+        </w:rPr>
+        <w:t xml:space="preserve">    &lt;Username&gt;heartbeat-user&lt;/Username&gt;</w:t>
+      </w:r>
+    </w:p>
+    <w:p>
+      <w:pPr>
+        <w:spacing w:before="0" w:after="0"/>
+        <w:ind w:left="240"/>
+        <w:shd w:val="clear" w:color="auto" w:fill="F2F2F2"/>
+      </w:pPr>
+      <w:r>
+        <w:rPr>
+          <w:rFonts w:ascii="Consolas" w:hAnsi="Consolas" w:eastAsia="Consolas"/>
+          <w:b w:val="0"/>
+          <w:sz w:val="18"/>
+        </w:rPr>
+        <w:t xml:space="preserve">    &lt;Password&gt;明文密码&lt;/Password&gt;</w:t>
+      </w:r>
+    </w:p>
+    <w:p>
+      <w:pPr>
+        <w:spacing w:before="0" w:after="0"/>
+        <w:ind w:left="240"/>
+        <w:shd w:val="clear" w:color="auto" w:fill="F2F2F2"/>
+      </w:pPr>
+      <w:r>
+        <w:rPr>
+          <w:rFonts w:ascii="Consolas" w:hAnsi="Consolas" w:eastAsia="Consolas"/>
+          <w:b w:val="0"/>
+          <w:sz w:val="18"/>
+        </w:rPr>
+        <w:t xml:space="preserve">    &lt;RemoteRoot&gt;/&lt;/RemoteRoot&gt;</w:t>
+      </w:r>
+    </w:p>
+    <w:p>
+      <w:pPr>
+        <w:spacing w:before="0" w:after="0"/>
+        <w:ind w:left="240"/>
+        <w:shd w:val="clear" w:color="auto" w:fill="F2F2F2"/>
+      </w:pPr>
+      <w:r>
+        <w:rPr>
+          <w:rFonts w:ascii="Consolas" w:hAnsi="Consolas" w:eastAsia="Consolas"/>
+          <w:b w:val="0"/>
+          <w:sz w:val="18"/>
+        </w:rPr>
+        <w:t xml:space="preserve">  &lt;/HeartbeatProfile&gt;</w:t>
+      </w:r>
+    </w:p>
+    <w:p>
+      <w:pPr>
+        <w:spacing w:before="0" w:after="0"/>
+        <w:ind w:left="240"/>
+        <w:shd w:val="clear" w:color="auto" w:fill="F2F2F2"/>
+      </w:pPr>
+      <w:r>
+        <w:rPr>
+          <w:rFonts w:ascii="Consolas" w:hAnsi="Consolas" w:eastAsia="Consolas"/>
+          <w:b w:val="0"/>
+          <w:sz w:val="18"/>
+        </w:rPr>
+        <w:t xml:space="preserve">  &lt;HeartbeatIntervalHours&gt;24&lt;/HeartbeatIntervalHours&gt;</w:t>
+      </w:r>
+    </w:p>
+    <w:p>
+      <w:pPr>
+        <w:spacing w:after="80"/>
+      </w:pPr>
+      <w:r>
+        <w:rPr>
+          <w:rFonts w:ascii="宋体" w:hAnsi="宋体" w:eastAsia="宋体"/>
+          <w:b w:val="0"/>
+          <w:sz w:val="22"/>
+        </w:rPr>
+        <w:t>3. 重启主程序 → 本机 22 端口无监听 → 连接必然失败 → 确认主程序</w:t>
+      </w:r>
+      <w:r>
+        <w:rPr>
+          <w:rFonts w:ascii="宋体" w:hAnsi="宋体" w:eastAsia="宋体"/>
+          <w:b/>
+          <w:sz w:val="22"/>
+        </w:rPr>
+        <w:t>无任何异常、继续正常运行</w:t>
+      </w:r>
+      <w:r>
+        <w:rPr>
+          <w:rFonts w:ascii="宋体" w:hAnsi="宋体" w:eastAsia="宋体"/>
+          <w:b w:val="0"/>
+          <w:sz w:val="22"/>
+        </w:rPr>
+        <w:t>（catch-all 静默验证；此路径同时验证 grayStatus 读取：Launcher 已写 gray.state 时取到实际值，否则 unknown）</w:t>
+      </w:r>
+    </w:p>
+    <w:p>
+      <w:pPr>
+        <w:spacing w:after="80"/>
+      </w:pPr>
+      <w:r>
+        <w:rPr>
+          <w:rFonts w:ascii="宋体" w:hAnsi="宋体" w:eastAsia="宋体"/>
+          <w:b w:val="0"/>
+          <w:sz w:val="22"/>
+        </w:rPr>
+        <w:t>4. 恢复 config.xml（删除 HeartbeatProfile）→ 回到禁用状态</w:t>
+      </w:r>
+    </w:p>
+    <w:p>
+      <w:pPr>
+        <w:spacing w:after="80"/>
+      </w:pPr>
+      <w:r>
+        <w:rPr>
+          <w:rFonts w:ascii="宋体" w:hAnsi="宋体" w:eastAsia="宋体"/>
+          <w:b w:val="0"/>
+          <w:sz w:val="22"/>
+        </w:rPr>
+        <w:t xml:space="preserve">5. 真实传输联调（上传 </w:t>
+      </w:r>
+      <w:r>
+        <w:rPr>
+          <w:rFonts w:ascii="Consolas" w:hAnsi="Consolas" w:eastAsia="Consolas"/>
+          <w:b w:val="0"/>
+          <w:sz w:val="21"/>
+        </w:rPr>
+        <w:t>heartbeat\&lt;机器ID&gt;.json</w:t>
+      </w:r>
+      <w:r>
+        <w:rPr>
+          <w:rFonts w:ascii="宋体" w:hAnsi="宋体" w:eastAsia="宋体"/>
+          <w:b w:val="0"/>
+          <w:sz w:val="22"/>
+        </w:rPr>
+        <w:t xml:space="preserve"> 到测试 SFTP/S3 + heartbeat-summary.ps1 观察）列入</w:t>
+      </w:r>
+      <w:r>
+        <w:rPr>
+          <w:rFonts w:ascii="宋体" w:hAnsi="宋体" w:eastAsia="宋体"/>
+          <w:b/>
+          <w:sz w:val="22"/>
+        </w:rPr>
+        <w:t>上内网后验收清单</w:t>
+      </w:r>
+      <w:r>
+        <w:rPr>
+          <w:rFonts w:ascii="宋体" w:hAnsi="宋体" w:eastAsia="宋体"/>
+          <w:b w:val="0"/>
+          <w:sz w:val="22"/>
+        </w:rPr>
+        <w:t>（见附）</w:t>
+      </w:r>
+    </w:p>
+    <w:p>
+      <w:pPr>
+        <w:spacing w:after="40"/>
+        <w:ind w:left="240"/>
+      </w:pPr>
+      <w:r>
+        <w:rPr>
+          <w:rFonts w:ascii="宋体" w:hAnsi="宋体" w:eastAsia="宋体"/>
+          <w:b/>
+          <w:sz w:val="22"/>
+        </w:rPr>
+        <w:t xml:space="preserve">☐ </w:t>
+      </w:r>
+      <w:r>
+        <w:rPr>
+          <w:rFonts w:ascii="宋体" w:hAnsi="宋体" w:eastAsia="宋体"/>
+          <w:b/>
+          <w:sz w:val="22"/>
+        </w:rPr>
         <w:t>Step 6: 提交</w:t>
       </w:r>
     </w:p>
@@ -12162,7 +13779,7 @@
           <w:b/>
           <w:sz w:val="22"/>
         </w:rPr>
-        <w:t>Step 2: 三机灰度模拟</w:t>
+        <w:t>Step 2: 三机灰度模拟（离线环境，Task 0 已搭建）</w:t>
       </w:r>
     </w:p>
     <w:p>
@@ -12175,7 +13792,71 @@
           <w:b w:val="0"/>
           <w:sz w:val="22"/>
         </w:rPr>
-        <w:t>准备 3 台测试机（或 3 个测试目录），各自生成不同机器ID：</w:t>
+        <w:t xml:space="preserve">使用 Task 0 的 </w:t>
+      </w:r>
+      <w:r>
+        <w:rPr>
+          <w:rFonts w:ascii="Consolas" w:hAnsi="Consolas" w:eastAsia="Consolas"/>
+          <w:b w:val="0"/>
+          <w:sz w:val="21"/>
+        </w:rPr>
+        <w:t>D:\AppTest\</w:t>
+      </w:r>
+      <w:r>
+        <w:rPr>
+          <w:rFonts w:ascii="宋体" w:hAnsi="宋体" w:eastAsia="宋体"/>
+          <w:b w:val="0"/>
+          <w:sz w:val="22"/>
+        </w:rPr>
+        <w:t>、</w:t>
+      </w:r>
+      <w:r>
+        <w:rPr>
+          <w:rFonts w:ascii="Consolas" w:hAnsi="Consolas" w:eastAsia="Consolas"/>
+          <w:b w:val="0"/>
+          <w:sz w:val="21"/>
+        </w:rPr>
+        <w:t>D:\AppTest-B\</w:t>
+      </w:r>
+      <w:r>
+        <w:rPr>
+          <w:rFonts w:ascii="宋体" w:hAnsi="宋体" w:eastAsia="宋体"/>
+          <w:b w:val="0"/>
+          <w:sz w:val="22"/>
+        </w:rPr>
+        <w:t>、</w:t>
+      </w:r>
+      <w:r>
+        <w:rPr>
+          <w:rFonts w:ascii="Consolas" w:hAnsi="Consolas" w:eastAsia="Consolas"/>
+          <w:b w:val="0"/>
+          <w:sz w:val="21"/>
+        </w:rPr>
+        <w:t>D:\AppTest-C\</w:t>
+      </w:r>
+      <w:r>
+        <w:rPr>
+          <w:rFonts w:ascii="宋体" w:hAnsi="宋体" w:eastAsia="宋体"/>
+          <w:b w:val="0"/>
+          <w:sz w:val="22"/>
+        </w:rPr>
+        <w:t xml:space="preserve"> 三个模拟客户机目录 + 模拟服务器 </w:t>
+      </w:r>
+      <w:r>
+        <w:rPr>
+          <w:rFonts w:ascii="Consolas" w:hAnsi="Consolas" w:eastAsia="Consolas"/>
+          <w:b w:val="0"/>
+          <w:sz w:val="21"/>
+        </w:rPr>
+        <w:t>D:\FakeServer\AppUpdate\</w:t>
+      </w:r>
+      <w:r>
+        <w:rPr>
+          <w:rFonts w:ascii="宋体" w:hAnsi="宋体" w:eastAsia="宋体"/>
+          <w:b w:val="0"/>
+          <w:sz w:val="22"/>
+        </w:rPr>
+        <w:t>：</w:t>
       </w:r>
     </w:p>
     <w:p>
@@ -12188,7 +13869,7 @@
           <w:b w:val="0"/>
           <w:sz w:val="22"/>
         </w:rPr>
-        <w:t xml:space="preserve">1. 机器A：把其机器ID 加入 </w:t>
+        <w:t xml:space="preserve">1. 各目录先启动一次 Launcher（让机器ID 生成），读取各目录 </w:t>
       </w:r>
       <w:r>
         <w:rPr>
@@ -12196,7 +13877,31 @@
           <w:b w:val="0"/>
           <w:sz w:val="21"/>
         </w:rPr>
-        <w:t>allowlist</w:t>
+        <w:t>config.xml</w:t>
+      </w:r>
+      <w:r>
+        <w:rPr>
+          <w:rFonts w:ascii="宋体" w:hAnsi="宋体" w:eastAsia="宋体"/>
+          <w:b w:val="0"/>
+          <w:sz w:val="22"/>
+        </w:rPr>
+        <w:t xml:space="preserve"> 的 </w:t>
+      </w:r>
+      <w:r>
+        <w:rPr>
+          <w:rFonts w:ascii="Consolas" w:hAnsi="Consolas" w:eastAsia="Consolas"/>
+          <w:b w:val="0"/>
+          <w:sz w:val="21"/>
+        </w:rPr>
+        <w:t>&lt;MachineId&gt;</w:t>
+      </w:r>
+      <w:r>
+        <w:rPr>
+          <w:rFonts w:ascii="宋体" w:hAnsi="宋体" w:eastAsia="宋体"/>
+          <w:b w:val="0"/>
+          <w:sz w:val="22"/>
+        </w:rPr>
+        <w:t>，记为 A、B、C</w:t>
       </w:r>
     </w:p>
     <w:p>
@@ -12209,291 +13914,541 @@
           <w:b w:val="0"/>
           <w:sz w:val="22"/>
         </w:rPr>
-        <w:t>2. 机器B：percent 设为 33（约 1/3 中签），若未中签则换一台或直接放进 allowlist 模拟中签</w:t>
-      </w:r>
-    </w:p>
-    <w:p>
-      <w:pPr>
-        <w:spacing w:after="80"/>
-      </w:pPr>
-      <w:r>
-        <w:rPr>
-          <w:rFonts w:ascii="宋体" w:hAnsi="宋体" w:eastAsia="宋体"/>
-          <w:b w:val="0"/>
-          <w:sz w:val="22"/>
-        </w:rPr>
-        <w:t xml:space="preserve">3. 机器C：把其机器ID 加入 </w:t>
-      </w:r>
-      <w:r>
-        <w:rPr>
-          <w:rFonts w:ascii="Consolas" w:hAnsi="Consolas" w:eastAsia="Consolas"/>
-          <w:b w:val="0"/>
-          <w:sz w:val="21"/>
-        </w:rPr>
-        <w:t>blocklist</w:t>
-      </w:r>
-    </w:p>
-    <w:p>
-      <w:pPr>
-        <w:spacing w:after="80"/>
-      </w:pPr>
-      <w:r>
-        <w:rPr>
-          <w:rFonts w:ascii="宋体" w:hAnsi="宋体" w:eastAsia="宋体"/>
-          <w:b w:val="0"/>
-          <w:sz w:val="22"/>
-        </w:rPr>
-        <w:t xml:space="preserve">version.json 配置 </w:t>
-      </w:r>
-      <w:r>
-        <w:rPr>
-          <w:rFonts w:ascii="Consolas" w:hAnsi="Consolas" w:eastAsia="Consolas"/>
-          <w:b w:val="0"/>
-          <w:sz w:val="21"/>
-        </w:rPr>
-        <w:t>gray: {target:"&lt;测试版本&gt;", percent:33, allowlist:[A], blocklist:[C]}</w:t>
-      </w:r>
-      <w:r>
-        <w:rPr>
-          <w:rFonts w:ascii="宋体" w:hAnsi="宋体" w:eastAsia="宋体"/>
-          <w:b w:val="0"/>
-          <w:sz w:val="22"/>
-        </w:rPr>
-        <w:t>。</w:t>
-      </w:r>
-    </w:p>
-    <w:p>
-      <w:pPr>
-        <w:spacing w:after="80"/>
-      </w:pPr>
-      <w:r>
-        <w:rPr>
-          <w:rFonts w:ascii="宋体" w:hAnsi="宋体" w:eastAsia="宋体"/>
-          <w:b w:val="0"/>
-          <w:sz w:val="22"/>
-        </w:rPr>
-        <w:t>Expected：</w:t>
-      </w:r>
-    </w:p>
-    <w:p>
-      <w:pPr>
-        <w:spacing w:after="40"/>
-        <w:ind w:left="240"/>
-      </w:pPr>
-      <w:r>
-        <w:rPr>
-          <w:rFonts w:ascii="宋体" w:hAnsi="宋体" w:eastAsia="宋体"/>
-          <w:b w:val="0"/>
-          <w:sz w:val="22"/>
-        </w:rPr>
-        <w:t xml:space="preserve">• </w:t>
-      </w:r>
-      <w:r>
-        <w:rPr>
-          <w:rFonts w:ascii="宋体" w:hAnsi="宋体" w:eastAsia="宋体"/>
-          <w:b w:val="0"/>
-          <w:sz w:val="22"/>
-        </w:rPr>
-        <w:t>A、B 启动 → 弹"发现新版本"面板</w:t>
-      </w:r>
-    </w:p>
-    <w:p>
-      <w:pPr>
-        <w:spacing w:after="40"/>
-        <w:ind w:left="240"/>
-      </w:pPr>
-      <w:r>
-        <w:rPr>
-          <w:rFonts w:ascii="宋体" w:hAnsi="宋体" w:eastAsia="宋体"/>
-          <w:b w:val="0"/>
-          <w:sz w:val="22"/>
-        </w:rPr>
-        <w:t xml:space="preserve">• </w:t>
-      </w:r>
-      <w:r>
-        <w:rPr>
-          <w:rFonts w:ascii="宋体" w:hAnsi="宋体" w:eastAsia="宋体"/>
-          <w:b w:val="0"/>
-          <w:sz w:val="22"/>
-        </w:rPr>
-        <w:t xml:space="preserve">C 启动 → 无面板，状态显示"灰度更新未开放给本机"，根目录生成 </w:t>
-      </w:r>
-      <w:r>
-        <w:rPr>
-          <w:rFonts w:ascii="Consolas" w:hAnsi="Consolas" w:eastAsia="Consolas"/>
-          <w:b w:val="0"/>
-          <w:sz w:val="21"/>
-        </w:rPr>
-        <w:t>gray.state</w:t>
-      </w:r>
-      <w:r>
-        <w:rPr>
-          <w:rFonts w:ascii="宋体" w:hAnsi="宋体" w:eastAsia="宋体"/>
-          <w:b w:val="0"/>
-          <w:sz w:val="22"/>
-        </w:rPr>
-        <w:t xml:space="preserve"> 内容 </w:t>
-      </w:r>
-      <w:r>
-        <w:rPr>
-          <w:rFonts w:ascii="Consolas" w:hAnsi="Consolas" w:eastAsia="Consolas"/>
-          <w:b w:val="0"/>
-          <w:sz w:val="21"/>
-        </w:rPr>
-        <w:t>blocked &lt;版本&gt;</w:t>
-      </w:r>
-    </w:p>
-    <w:p>
-      <w:pPr>
-        <w:spacing w:after="40"/>
-        <w:ind w:left="240"/>
-      </w:pPr>
-      <w:r>
-        <w:rPr>
-          <w:rFonts w:ascii="宋体" w:hAnsi="宋体" w:eastAsia="宋体"/>
-          <w:b w:val="0"/>
-          <w:sz w:val="22"/>
-        </w:rPr>
-        <w:t xml:space="preserve">• </w:t>
-      </w:r>
-      <w:r>
-        <w:rPr>
-          <w:rFonts w:ascii="宋体" w:hAnsi="宋体" w:eastAsia="宋体"/>
-          <w:b w:val="0"/>
-          <w:sz w:val="22"/>
-        </w:rPr>
-        <w:t>已升级的机器再次启动 → 不再提示</w:t>
-      </w:r>
-    </w:p>
-    <w:p>
-      <w:pPr>
-        <w:spacing w:after="40"/>
-        <w:ind w:left="240"/>
-      </w:pPr>
+        <w:t>2. 把</w:t>
+      </w:r>
       <w:r>
         <w:rPr>
           <w:rFonts w:ascii="宋体" w:hAnsi="宋体" w:eastAsia="宋体"/>
           <w:b/>
           <w:sz w:val="22"/>
         </w:rPr>
-        <w:t xml:space="preserve">☐ </w:t>
-      </w:r>
+        <w:t>测试版本</w:t>
+      </w:r>
+      <w:r>
+        <w:rPr>
+          <w:rFonts w:ascii="宋体" w:hAnsi="宋体" w:eastAsia="宋体"/>
+          <w:b w:val="0"/>
+          <w:sz w:val="22"/>
+        </w:rPr>
+        <w:t xml:space="preserve">（如 1.0.6）的版本文件夹放入模拟服务器 </w:t>
+      </w:r>
+      <w:r>
+        <w:rPr>
+          <w:rFonts w:ascii="Consolas" w:hAnsi="Consolas" w:eastAsia="Consolas"/>
+          <w:b w:val="0"/>
+          <w:sz w:val="21"/>
+        </w:rPr>
+        <w:t>D:\FakeServer\AppUpdate\versions\1.0.6\</w:t>
+      </w:r>
+      <w:r>
+        <w:rPr>
+          <w:rFonts w:ascii="宋体" w:hAnsi="宋体" w:eastAsia="宋体"/>
+          <w:b w:val="0"/>
+          <w:sz w:val="22"/>
+        </w:rPr>
+        <w:t xml:space="preserve">（从 </w:t>
+      </w:r>
+      <w:r>
+        <w:rPr>
+          <w:rFonts w:ascii="Consolas" w:hAnsi="Consolas" w:eastAsia="Consolas"/>
+          <w:b w:val="0"/>
+          <w:sz w:val="21"/>
+        </w:rPr>
+        <w:t>MoveImageForm\bin\Release\</w:t>
+      </w:r>
+      <w:r>
+        <w:rPr>
+          <w:rFonts w:ascii="宋体" w:hAnsi="宋体" w:eastAsia="宋体"/>
+          <w:b w:val="0"/>
+          <w:sz w:val="22"/>
+        </w:rPr>
+        <w:t xml:space="preserve"> 复制）</w:t>
+      </w:r>
+    </w:p>
+    <w:p>
+      <w:pPr>
+        <w:spacing w:after="80"/>
+      </w:pPr>
+      <w:r>
+        <w:rPr>
+          <w:rFonts w:ascii="宋体" w:hAnsi="宋体" w:eastAsia="宋体"/>
+          <w:b w:val="0"/>
+          <w:sz w:val="22"/>
+        </w:rPr>
+        <w:t xml:space="preserve">3. 模拟服务器 </w:t>
+      </w:r>
+      <w:r>
+        <w:rPr>
+          <w:rFonts w:ascii="Consolas" w:hAnsi="Consolas" w:eastAsia="Consolas"/>
+          <w:b w:val="0"/>
+          <w:sz w:val="21"/>
+        </w:rPr>
+        <w:t>version.json</w:t>
+      </w:r>
+      <w:r>
+        <w:rPr>
+          <w:rFonts w:ascii="宋体" w:hAnsi="宋体" w:eastAsia="宋体"/>
+          <w:b w:val="0"/>
+          <w:sz w:val="22"/>
+        </w:rPr>
+        <w:t xml:space="preserve"> 配置灰度：机器A 加入 </w:t>
+      </w:r>
+      <w:r>
+        <w:rPr>
+          <w:rFonts w:ascii="Consolas" w:hAnsi="Consolas" w:eastAsia="Consolas"/>
+          <w:b w:val="0"/>
+          <w:sz w:val="21"/>
+        </w:rPr>
+        <w:t>allowlist</w:t>
+      </w:r>
+      <w:r>
+        <w:rPr>
+          <w:rFonts w:ascii="宋体" w:hAnsi="宋体" w:eastAsia="宋体"/>
+          <w:b w:val="0"/>
+          <w:sz w:val="22"/>
+        </w:rPr>
+        <w:t xml:space="preserve">，机器C 加入 </w:t>
+      </w:r>
+      <w:r>
+        <w:rPr>
+          <w:rFonts w:ascii="Consolas" w:hAnsi="Consolas" w:eastAsia="Consolas"/>
+          <w:b w:val="0"/>
+          <w:sz w:val="21"/>
+        </w:rPr>
+        <w:t>blocklist</w:t>
+      </w:r>
+      <w:r>
+        <w:rPr>
+          <w:rFonts w:ascii="宋体" w:hAnsi="宋体" w:eastAsia="宋体"/>
+          <w:b w:val="0"/>
+          <w:sz w:val="22"/>
+        </w:rPr>
+        <w:t>，percent 33：</w:t>
+      </w:r>
+    </w:p>
+    <w:p>
+      <w:pPr>
+        <w:spacing w:before="0" w:after="0"/>
+        <w:ind w:left="240"/>
+        <w:shd w:val="clear" w:color="auto" w:fill="F2F2F2"/>
+      </w:pPr>
+      <w:r>
+        <w:rPr>
+          <w:rFonts w:ascii="Consolas" w:hAnsi="Consolas" w:eastAsia="Consolas"/>
+          <w:b w:val="0"/>
+          <w:sz w:val="18"/>
+        </w:rPr>
+        <w:t>{</w:t>
+      </w:r>
+    </w:p>
+    <w:p>
+      <w:pPr>
+        <w:spacing w:before="0" w:after="0"/>
+        <w:ind w:left="240"/>
+        <w:shd w:val="clear" w:color="auto" w:fill="F2F2F2"/>
+      </w:pPr>
+      <w:r>
+        <w:rPr>
+          <w:rFonts w:ascii="Consolas" w:hAnsi="Consolas" w:eastAsia="Consolas"/>
+          <w:b w:val="0"/>
+          <w:sz w:val="18"/>
+        </w:rPr>
+        <w:t xml:space="preserve">    "latest": "1.0.5",</w:t>
+      </w:r>
+    </w:p>
+    <w:p>
+      <w:pPr>
+        <w:spacing w:before="0" w:after="0"/>
+        <w:ind w:left="240"/>
+        <w:shd w:val="clear" w:color="auto" w:fill="F2F2F2"/>
+      </w:pPr>
+      <w:r>
+        <w:rPr>
+          <w:rFonts w:ascii="Consolas" w:hAnsi="Consolas" w:eastAsia="Consolas"/>
+          <w:b w:val="0"/>
+          <w:sz w:val="18"/>
+        </w:rPr>
+        <w:t xml:space="preserve">    "versions": {</w:t>
+      </w:r>
+    </w:p>
+    <w:p>
+      <w:pPr>
+        <w:spacing w:before="0" w:after="0"/>
+        <w:ind w:left="240"/>
+        <w:shd w:val="clear" w:color="auto" w:fill="F2F2F2"/>
+      </w:pPr>
+      <w:r>
+        <w:rPr>
+          <w:rFonts w:ascii="Consolas" w:hAnsi="Consolas" w:eastAsia="Consolas"/>
+          <w:b w:val="0"/>
+          <w:sz w:val="18"/>
+        </w:rPr>
+        <w:t xml:space="preserve">        "1.0.5": { "date": "2026-08-01", "note": "离线模拟用稳定版" },</w:t>
+      </w:r>
+    </w:p>
+    <w:p>
+      <w:pPr>
+        <w:spacing w:before="0" w:after="0"/>
+        <w:ind w:left="240"/>
+        <w:shd w:val="clear" w:color="auto" w:fill="F2F2F2"/>
+      </w:pPr>
+      <w:r>
+        <w:rPr>
+          <w:rFonts w:ascii="Consolas" w:hAnsi="Consolas" w:eastAsia="Consolas"/>
+          <w:b w:val="0"/>
+          <w:sz w:val="18"/>
+        </w:rPr>
+        <w:t xml:space="preserve">        "1.0.6": { "date": "2026-08-14", "note": "灰度测试版" }</w:t>
+      </w:r>
+    </w:p>
+    <w:p>
+      <w:pPr>
+        <w:spacing w:before="0" w:after="0"/>
+        <w:ind w:left="240"/>
+        <w:shd w:val="clear" w:color="auto" w:fill="F2F2F2"/>
+      </w:pPr>
+      <w:r>
+        <w:rPr>
+          <w:rFonts w:ascii="Consolas" w:hAnsi="Consolas" w:eastAsia="Consolas"/>
+          <w:b w:val="0"/>
+          <w:sz w:val="18"/>
+        </w:rPr>
+        <w:t xml:space="preserve">    },</w:t>
+      </w:r>
+    </w:p>
+    <w:p>
+      <w:pPr>
+        <w:spacing w:before="0" w:after="0"/>
+        <w:ind w:left="240"/>
+        <w:shd w:val="clear" w:color="auto" w:fill="F2F2F2"/>
+      </w:pPr>
+      <w:r>
+        <w:rPr>
+          <w:rFonts w:ascii="Consolas" w:hAnsi="Consolas" w:eastAsia="Consolas"/>
+          <w:b w:val="0"/>
+          <w:sz w:val="18"/>
+        </w:rPr>
+        <w:t xml:space="preserve">    "gray": {</w:t>
+      </w:r>
+    </w:p>
+    <w:p>
+      <w:pPr>
+        <w:spacing w:before="0" w:after="0"/>
+        <w:ind w:left="240"/>
+        <w:shd w:val="clear" w:color="auto" w:fill="F2F2F2"/>
+      </w:pPr>
+      <w:r>
+        <w:rPr>
+          <w:rFonts w:ascii="Consolas" w:hAnsi="Consolas" w:eastAsia="Consolas"/>
+          <w:b w:val="0"/>
+          <w:sz w:val="18"/>
+        </w:rPr>
+        <w:t xml:space="preserve">        "target": "1.0.6",</w:t>
+      </w:r>
+    </w:p>
+    <w:p>
+      <w:pPr>
+        <w:spacing w:before="0" w:after="0"/>
+        <w:ind w:left="240"/>
+        <w:shd w:val="clear" w:color="auto" w:fill="F2F2F2"/>
+      </w:pPr>
+      <w:r>
+        <w:rPr>
+          <w:rFonts w:ascii="Consolas" w:hAnsi="Consolas" w:eastAsia="Consolas"/>
+          <w:b w:val="0"/>
+          <w:sz w:val="18"/>
+        </w:rPr>
+        <w:t xml:space="preserve">        "percent": 33,</w:t>
+      </w:r>
+    </w:p>
+    <w:p>
+      <w:pPr>
+        <w:spacing w:before="0" w:after="0"/>
+        <w:ind w:left="240"/>
+        <w:shd w:val="clear" w:color="auto" w:fill="F2F2F2"/>
+      </w:pPr>
+      <w:r>
+        <w:rPr>
+          <w:rFonts w:ascii="Consolas" w:hAnsi="Consolas" w:eastAsia="Consolas"/>
+          <w:b w:val="0"/>
+          <w:sz w:val="18"/>
+        </w:rPr>
+        <w:t xml:space="preserve">        "allowlist": ["&lt;机器A的ID&gt;"],</w:t>
+      </w:r>
+    </w:p>
+    <w:p>
+      <w:pPr>
+        <w:spacing w:before="0" w:after="0"/>
+        <w:ind w:left="240"/>
+        <w:shd w:val="clear" w:color="auto" w:fill="F2F2F2"/>
+      </w:pPr>
+      <w:r>
+        <w:rPr>
+          <w:rFonts w:ascii="Consolas" w:hAnsi="Consolas" w:eastAsia="Consolas"/>
+          <w:b w:val="0"/>
+          <w:sz w:val="18"/>
+        </w:rPr>
+        <w:t xml:space="preserve">        "blocklist": ["&lt;机器C的ID&gt;"]</w:t>
+      </w:r>
+    </w:p>
+    <w:p>
+      <w:pPr>
+        <w:spacing w:before="0" w:after="0"/>
+        <w:ind w:left="240"/>
+        <w:shd w:val="clear" w:color="auto" w:fill="F2F2F2"/>
+      </w:pPr>
+      <w:r>
+        <w:rPr>
+          <w:rFonts w:ascii="Consolas" w:hAnsi="Consolas" w:eastAsia="Consolas"/>
+          <w:b w:val="0"/>
+          <w:sz w:val="18"/>
+        </w:rPr>
+        <w:t xml:space="preserve">    }</w:t>
+      </w:r>
+    </w:p>
+    <w:p>
+      <w:pPr>
+        <w:spacing w:before="0" w:after="0"/>
+        <w:ind w:left="240"/>
+        <w:shd w:val="clear" w:color="auto" w:fill="F2F2F2"/>
+      </w:pPr>
+      <w:r>
+        <w:rPr>
+          <w:rFonts w:ascii="Consolas" w:hAnsi="Consolas" w:eastAsia="Consolas"/>
+          <w:b w:val="0"/>
+          <w:sz w:val="18"/>
+        </w:rPr>
+        <w:t>}</w:t>
+      </w:r>
+    </w:p>
+    <w:p>
+      <w:pPr>
+        <w:spacing w:after="80"/>
+      </w:pPr>
+      <w:r>
+        <w:rPr>
+          <w:rFonts w:ascii="宋体" w:hAnsi="宋体" w:eastAsia="宋体"/>
+          <w:b w:val="0"/>
+          <w:sz w:val="22"/>
+        </w:rPr>
+        <w:t>4. 依次启动三个 Launcher：</w:t>
+      </w:r>
+    </w:p>
+    <w:p>
+      <w:pPr>
+        <w:spacing w:after="80"/>
+      </w:pPr>
+      <w:r>
+        <w:rPr>
+          <w:rFonts w:ascii="宋体" w:hAnsi="宋体" w:eastAsia="宋体"/>
+          <w:b w:val="0"/>
+          <w:sz w:val="22"/>
+        </w:rPr>
+        <w:t xml:space="preserve">   - A、B 启动 → 弹"发现新版本 1.0.6"面板（A 因白名单、B 因 percent 中签或补进 allowlist）</w:t>
+      </w:r>
+    </w:p>
+    <w:p>
+      <w:pPr>
+        <w:spacing w:after="80"/>
+      </w:pPr>
+      <w:r>
+        <w:rPr>
+          <w:rFonts w:ascii="宋体" w:hAnsi="宋体" w:eastAsia="宋体"/>
+          <w:b w:val="0"/>
+          <w:sz w:val="22"/>
+        </w:rPr>
+        <w:t xml:space="preserve">   - C 启动 → 无面板，状态显示"灰度更新未开放给本机"，根目录生成 </w:t>
+      </w:r>
+      <w:r>
+        <w:rPr>
+          <w:rFonts w:ascii="Consolas" w:hAnsi="Consolas" w:eastAsia="Consolas"/>
+          <w:b w:val="0"/>
+          <w:sz w:val="21"/>
+        </w:rPr>
+        <w:t>gray.state</w:t>
+      </w:r>
+      <w:r>
+        <w:rPr>
+          <w:rFonts w:ascii="宋体" w:hAnsi="宋体" w:eastAsia="宋体"/>
+          <w:b w:val="0"/>
+          <w:sz w:val="22"/>
+        </w:rPr>
+        <w:t xml:space="preserve"> 内容 </w:t>
+      </w:r>
+      <w:r>
+        <w:rPr>
+          <w:rFonts w:ascii="Consolas" w:hAnsi="Consolas" w:eastAsia="Consolas"/>
+          <w:b w:val="0"/>
+          <w:sz w:val="21"/>
+        </w:rPr>
+        <w:t>blocked 1.0.6</w:t>
+      </w:r>
+    </w:p>
+    <w:p>
+      <w:pPr>
+        <w:spacing w:after="80"/>
+      </w:pPr>
+      <w:r>
+        <w:rPr>
+          <w:rFonts w:ascii="宋体" w:hAnsi="宋体" w:eastAsia="宋体"/>
+          <w:b w:val="0"/>
+          <w:sz w:val="22"/>
+        </w:rPr>
+        <w:t xml:space="preserve">   - 已升级的机器再次启动 → 不再提示，</w:t>
+      </w:r>
+      <w:r>
+        <w:rPr>
+          <w:rFonts w:ascii="Consolas" w:hAnsi="Consolas" w:eastAsia="Consolas"/>
+          <w:b w:val="0"/>
+          <w:sz w:val="21"/>
+        </w:rPr>
+        <w:t>gray.state</w:t>
+      </w:r>
+      <w:r>
+        <w:rPr>
+          <w:rFonts w:ascii="宋体" w:hAnsi="宋体" w:eastAsia="宋体"/>
+          <w:b w:val="0"/>
+          <w:sz w:val="22"/>
+        </w:rPr>
+        <w:t xml:space="preserve"> 为 </w:t>
+      </w:r>
+      <w:r>
+        <w:rPr>
+          <w:rFonts w:ascii="Consolas" w:hAnsi="Consolas" w:eastAsia="Consolas"/>
+          <w:b w:val="0"/>
+          <w:sz w:val="21"/>
+        </w:rPr>
+        <w:t>taken 1.0.6</w:t>
+      </w:r>
+    </w:p>
+    <w:p>
+      <w:pPr>
+        <w:spacing w:after="80"/>
+      </w:pPr>
+      <w:r>
+        <w:rPr>
+          <w:rFonts w:ascii="宋体" w:hAnsi="宋体" w:eastAsia="宋体"/>
+          <w:b w:val="0"/>
+          <w:sz w:val="22"/>
+        </w:rPr>
+        <w:t xml:space="preserve">5. 注意验证 </w:t>
+      </w:r>
+      <w:r>
+        <w:rPr>
+          <w:rFonts w:ascii="Consolas" w:hAnsi="Consolas" w:eastAsia="Consolas"/>
+          <w:b w:val="0"/>
+          <w:sz w:val="21"/>
+        </w:rPr>
+        <w:t>latest</w:t>
+      </w:r>
+      <w:r>
+        <w:rPr>
+          <w:rFonts w:ascii="宋体" w:hAnsi="宋体" w:eastAsia="宋体"/>
+          <w:b w:val="0"/>
+          <w:sz w:val="22"/>
+        </w:rPr>
+        <w:t xml:space="preserve"> 仍为 1.0.5 时旧逻辑不被触发（灰度未中签机器全部静默）</w:t>
+      </w:r>
+    </w:p>
+    <w:p>
+      <w:pPr>
+        <w:spacing w:after="40"/>
+        <w:ind w:left="240"/>
+      </w:pPr>
       <w:r>
         <w:rPr>
           <w:rFonts w:ascii="宋体" w:hAnsi="宋体" w:eastAsia="宋体"/>
           <w:b/>
           <w:sz w:val="22"/>
         </w:rPr>
-        <w:t>Step 3: 灰度推进与全量</w:t>
-      </w:r>
-    </w:p>
-    <w:p>
-      <w:pPr>
-        <w:spacing w:after="80"/>
-      </w:pPr>
-      <w:r>
-        <w:rPr>
-          <w:rFonts w:ascii="宋体" w:hAnsi="宋体" w:eastAsia="宋体"/>
-          <w:b w:val="0"/>
-          <w:sz w:val="22"/>
-        </w:rPr>
-        <w:t>1. percent 提到 100 → 剩余机器启动时均提示</w:t>
-      </w:r>
-    </w:p>
-    <w:p>
-      <w:pPr>
-        <w:spacing w:after="80"/>
-      </w:pPr>
-      <w:r>
-        <w:rPr>
-          <w:rFonts w:ascii="宋体" w:hAnsi="宋体" w:eastAsia="宋体"/>
-          <w:b w:val="0"/>
-          <w:sz w:val="22"/>
-        </w:rPr>
-        <w:t xml:space="preserve">2. </w:t>
-      </w:r>
-      <w:r>
-        <w:rPr>
-          <w:rFonts w:ascii="Consolas" w:hAnsi="Consolas" w:eastAsia="Consolas"/>
-          <w:b w:val="0"/>
-          <w:sz w:val="21"/>
-        </w:rPr>
-        <w:t>latest</w:t>
-      </w:r>
-      <w:r>
-        <w:rPr>
-          <w:rFonts w:ascii="宋体" w:hAnsi="宋体" w:eastAsia="宋体"/>
-          <w:b w:val="0"/>
-          <w:sz w:val="22"/>
-        </w:rPr>
-        <w:t xml:space="preserve"> 改为 target、删除 gray 字段 → 全部机器启动时走普通更新提示，</w:t>
-      </w:r>
-      <w:r>
-        <w:rPr>
-          <w:rFonts w:ascii="Consolas" w:hAnsi="Consolas" w:eastAsia="Consolas"/>
-          <w:b w:val="0"/>
-          <w:sz w:val="21"/>
-        </w:rPr>
-        <w:t>gray.state</w:t>
-      </w:r>
-      <w:r>
-        <w:rPr>
-          <w:rFonts w:ascii="宋体" w:hAnsi="宋体" w:eastAsia="宋体"/>
-          <w:b w:val="0"/>
-          <w:sz w:val="22"/>
-        </w:rPr>
-        <w:t xml:space="preserve"> 变回 </w:t>
-      </w:r>
-      <w:r>
-        <w:rPr>
-          <w:rFonts w:ascii="Consolas" w:hAnsi="Consolas" w:eastAsia="Consolas"/>
-          <w:b w:val="0"/>
-          <w:sz w:val="21"/>
-        </w:rPr>
-        <w:t>stable</w:t>
-      </w:r>
-    </w:p>
-    <w:p>
-      <w:pPr>
-        <w:spacing w:after="80"/>
-      </w:pPr>
-      <w:r>
-        <w:rPr>
-          <w:rFonts w:ascii="宋体" w:hAnsi="宋体" w:eastAsia="宋体"/>
-          <w:b w:val="0"/>
-          <w:sz w:val="22"/>
-        </w:rPr>
-        <w:t xml:space="preserve">3. 全程在测试 SFTP 上用 </w:t>
-      </w:r>
-      <w:r>
-        <w:rPr>
-          <w:rFonts w:ascii="Consolas" w:hAnsi="Consolas" w:eastAsia="Consolas"/>
-          <w:b w:val="0"/>
-          <w:sz w:val="21"/>
-        </w:rPr>
-        <w:t>tools\heartbeat-summary.ps1</w:t>
-      </w:r>
-      <w:r>
-        <w:rPr>
-          <w:rFonts w:ascii="宋体" w:hAnsi="宋体" w:eastAsia="宋体"/>
-          <w:b w:val="0"/>
-          <w:sz w:val="22"/>
-        </w:rPr>
-        <w:t xml:space="preserve"> 观察各版本机器数逐步变化</w:t>
-      </w:r>
-    </w:p>
-    <w:p>
-      <w:pPr>
-        <w:spacing w:after="40"/>
-        <w:ind w:left="240"/>
-      </w:pPr>
+        <w:t xml:space="preserve">☐ </w:t>
+      </w:r>
       <w:r>
         <w:rPr>
           <w:rFonts w:ascii="宋体" w:hAnsi="宋体" w:eastAsia="宋体"/>
           <w:b/>
           <w:sz w:val="22"/>
         </w:rPr>
-        <w:t xml:space="preserve">☐ </w:t>
+        <w:t>Step 3: 灰度推进与全量</w:t>
+      </w:r>
+    </w:p>
+    <w:p>
+      <w:pPr>
+        <w:spacing w:after="80"/>
+      </w:pPr>
+      <w:r>
+        <w:rPr>
+          <w:rFonts w:ascii="宋体" w:hAnsi="宋体" w:eastAsia="宋体"/>
+          <w:b w:val="0"/>
+          <w:sz w:val="22"/>
+        </w:rPr>
+        <w:t>1. percent 提到 100 → 剩余机器启动时均提示</w:t>
+      </w:r>
+    </w:p>
+    <w:p>
+      <w:pPr>
+        <w:spacing w:after="80"/>
+      </w:pPr>
+      <w:r>
+        <w:rPr>
+          <w:rFonts w:ascii="宋体" w:hAnsi="宋体" w:eastAsia="宋体"/>
+          <w:b w:val="0"/>
+          <w:sz w:val="22"/>
+        </w:rPr>
+        <w:t xml:space="preserve">2. </w:t>
+      </w:r>
+      <w:r>
+        <w:rPr>
+          <w:rFonts w:ascii="Consolas" w:hAnsi="Consolas" w:eastAsia="Consolas"/>
+          <w:b w:val="0"/>
+          <w:sz w:val="21"/>
+        </w:rPr>
+        <w:t>latest</w:t>
+      </w:r>
+      <w:r>
+        <w:rPr>
+          <w:rFonts w:ascii="宋体" w:hAnsi="宋体" w:eastAsia="宋体"/>
+          <w:b w:val="0"/>
+          <w:sz w:val="22"/>
+        </w:rPr>
+        <w:t xml:space="preserve"> 改为 1.0.6、删除 gray 字段 → 全部机器启动时走普通更新提示，</w:t>
+      </w:r>
+      <w:r>
+        <w:rPr>
+          <w:rFonts w:ascii="Consolas" w:hAnsi="Consolas" w:eastAsia="Consolas"/>
+          <w:b w:val="0"/>
+          <w:sz w:val="21"/>
+        </w:rPr>
+        <w:t>gray.state</w:t>
+      </w:r>
+      <w:r>
+        <w:rPr>
+          <w:rFonts w:ascii="宋体" w:hAnsi="宋体" w:eastAsia="宋体"/>
+          <w:b w:val="0"/>
+          <w:sz w:val="22"/>
+        </w:rPr>
+        <w:t xml:space="preserve"> 变回 </w:t>
+      </w:r>
+      <w:r>
+        <w:rPr>
+          <w:rFonts w:ascii="Consolas" w:hAnsi="Consolas" w:eastAsia="Consolas"/>
+          <w:b w:val="0"/>
+          <w:sz w:val="21"/>
+        </w:rPr>
+        <w:t>stable</w:t>
+      </w:r>
+    </w:p>
+    <w:p>
+      <w:pPr>
+        <w:spacing w:after="80"/>
+      </w:pPr>
+      <w:r>
+        <w:rPr>
+          <w:rFonts w:ascii="宋体" w:hAnsi="宋体" w:eastAsia="宋体"/>
+          <w:b w:val="0"/>
+          <w:sz w:val="22"/>
+        </w:rPr>
+        <w:t xml:space="preserve">3. </w:t>
       </w:r>
       <w:r>
         <w:rPr>
@@ -12501,33 +14456,31 @@
           <w:b/>
           <w:sz w:val="22"/>
         </w:rPr>
-        <w:t>Step 4: 回滚演练</w:t>
-      </w:r>
-    </w:p>
-    <w:p>
-      <w:pPr>
-        <w:spacing w:after="80"/>
-      </w:pPr>
+        <w:t>离线替代心跳观察</w:t>
+      </w:r>
       <w:r>
         <w:rPr>
           <w:rFonts w:ascii="宋体" w:hAnsi="宋体" w:eastAsia="宋体"/>
           <w:b w:val="0"/>
           <w:sz w:val="22"/>
         </w:rPr>
-        <w:t>1. 灰度期发现问题：删除 gray 字段 → 未升级机器不再提示（确认 C 等机器静默）</w:t>
-      </w:r>
-    </w:p>
-    <w:p>
-      <w:pPr>
-        <w:spacing w:after="80"/>
-      </w:pPr>
+        <w:t xml:space="preserve">：全程检查各客户机根目录 </w:t>
+      </w:r>
+      <w:r>
+        <w:rPr>
+          <w:rFonts w:ascii="Consolas" w:hAnsi="Consolas" w:eastAsia="Consolas"/>
+          <w:b w:val="0"/>
+          <w:sz w:val="21"/>
+        </w:rPr>
+        <w:t>gray.state</w:t>
+      </w:r>
       <w:r>
         <w:rPr>
           <w:rFonts w:ascii="宋体" w:hAnsi="宋体" w:eastAsia="宋体"/>
           <w:b w:val="0"/>
           <w:sz w:val="22"/>
         </w:rPr>
-        <w:t xml:space="preserve">2. 人工回滚已升级机器：删除 </w:t>
+        <w:t xml:space="preserve"> 内容与版本目录变化（灰度进度 = 各目录 </w:t>
       </w:r>
       <w:r>
         <w:rPr>
@@ -12535,7 +14488,7 @@
           <w:b w:val="0"/>
           <w:sz w:val="21"/>
         </w:rPr>
-        <w:t>versions\&lt;灰度版本&gt;\</w:t>
+        <w:t>versions\</w:t>
       </w:r>
       <w:r>
         <w:rPr>
@@ -12543,23 +14496,7 @@
           <w:b w:val="0"/>
           <w:sz w:val="22"/>
         </w:rPr>
-        <w:t xml:space="preserve">，从 </w:t>
-      </w:r>
-      <w:r>
-        <w:rPr>
-          <w:rFonts w:ascii="Consolas" w:hAnsi="Consolas" w:eastAsia="Consolas"/>
-          <w:b w:val="0"/>
-          <w:sz w:val="21"/>
-        </w:rPr>
-        <w:t>versions\backup\&lt;版本&gt;.bak</w:t>
-      </w:r>
-      <w:r>
-        <w:rPr>
-          <w:rFonts w:ascii="宋体" w:hAnsi="宋体" w:eastAsia="宋体"/>
-          <w:b w:val="0"/>
-          <w:sz w:val="22"/>
-        </w:rPr>
-        <w:t xml:space="preserve"> 恢复（按现有 update.bat 备份结构），启动确认回到旧版</w:t>
+        <w:t xml:space="preserve"> 下实际版本）；真实心跳进度观察（heartbeat-summary.ps1）列入上内网后验收</w:t>
       </w:r>
     </w:p>
     <w:p>
@@ -12581,7 +14518,7 @@
           <w:b/>
           <w:sz w:val="22"/>
         </w:rPr>
-        <w:t>Step 5: Bootstrap 发布打包</w:t>
+        <w:t>Step 4: 回滚演练（在模拟服务器 `D:\FakeServer\AppUpdate\version.json` 上操作）</w:t>
       </w:r>
     </w:p>
     <w:p>
@@ -12594,7 +14531,7 @@
           <w:b w:val="0"/>
           <w:sz w:val="22"/>
         </w:rPr>
-        <w:t>按现有发布流程（Deploy-Server 目录即更新服务器内容）：</w:t>
+        <w:t>1. 灰度期发现问题：删除 gray 字段（或 percent=0）→ 未升级机器不再提示（确认 C 等机器静默启动）</w:t>
       </w:r>
     </w:p>
     <w:p>
@@ -12607,20 +14544,23 @@
           <w:b w:val="0"/>
           <w:sz w:val="22"/>
         </w:rPr>
-        <w:t>1. 编译 Release 两个项目</w:t>
-      </w:r>
-    </w:p>
-    <w:p>
-      <w:pPr>
-        <w:spacing w:after="80"/>
-      </w:pPr>
+        <w:t xml:space="preserve">2. 人工回滚已升级机器：删除 </w:t>
+      </w:r>
+      <w:r>
+        <w:rPr>
+          <w:rFonts w:ascii="Consolas" w:hAnsi="Consolas" w:eastAsia="Consolas"/>
+          <w:b w:val="0"/>
+          <w:sz w:val="21"/>
+        </w:rPr>
+        <w:t>D:\AppTest\versions\&lt;灰度版本&gt;\</w:t>
+      </w:r>
       <w:r>
         <w:rPr>
           <w:rFonts w:ascii="宋体" w:hAnsi="宋体" w:eastAsia="宋体"/>
           <w:b w:val="0"/>
           <w:sz w:val="22"/>
         </w:rPr>
-        <w:t xml:space="preserve">2. 新建 </w:t>
+        <w:t xml:space="preserve">，从 </w:t>
       </w:r>
       <w:r>
         <w:rPr>
@@ -12628,7 +14568,7 @@
           <w:b w:val="0"/>
           <w:sz w:val="21"/>
         </w:rPr>
-        <w:t>Deploy-Server\versions\1.0.6\</w:t>
+        <w:t>D:\AppTest\versions\backup\&lt;版本&gt;.bak</w:t>
       </w:r>
       <w:r>
         <w:rPr>
@@ -12636,123 +14576,200 @@
           <w:b w:val="0"/>
           <w:sz w:val="22"/>
         </w:rPr>
-        <w:t xml:space="preserve">，放入 </w:t>
-      </w:r>
-      <w:r>
-        <w:rPr>
-          <w:rFonts w:ascii="Consolas" w:hAnsi="Consolas" w:eastAsia="Consolas"/>
-          <w:b w:val="0"/>
-          <w:sz w:val="21"/>
-        </w:rPr>
-        <w:t>Launcher.exe</w:t>
-      </w:r>
-      <w:r>
-        <w:rPr>
-          <w:rFonts w:ascii="宋体" w:hAnsi="宋体" w:eastAsia="宋体"/>
-          <w:b w:val="0"/>
-          <w:sz w:val="22"/>
-        </w:rPr>
-        <w:t>、</w:t>
-      </w:r>
-      <w:r>
-        <w:rPr>
-          <w:rFonts w:ascii="Consolas" w:hAnsi="Consolas" w:eastAsia="Consolas"/>
-          <w:b w:val="0"/>
-          <w:sz w:val="21"/>
-        </w:rPr>
-        <w:t>MoveImageForm.exe</w:t>
-      </w:r>
-      <w:r>
-        <w:rPr>
-          <w:rFonts w:ascii="宋体" w:hAnsi="宋体" w:eastAsia="宋体"/>
-          <w:b w:val="0"/>
-          <w:sz w:val="22"/>
-        </w:rPr>
-        <w:t xml:space="preserve"> 及全部 DLL（从 </w:t>
-      </w:r>
-      <w:r>
-        <w:rPr>
-          <w:rFonts w:ascii="Consolas" w:hAnsi="Consolas" w:eastAsia="Consolas"/>
-          <w:b w:val="0"/>
-          <w:sz w:val="21"/>
-        </w:rPr>
-        <w:t>Launcher\bin\Release\</w:t>
-      </w:r>
-      <w:r>
-        <w:rPr>
-          <w:rFonts w:ascii="宋体" w:hAnsi="宋体" w:eastAsia="宋体"/>
-          <w:b w:val="0"/>
-          <w:sz w:val="22"/>
-        </w:rPr>
-        <w:t xml:space="preserve"> 与 </w:t>
-      </w:r>
-      <w:r>
-        <w:rPr>
-          <w:rFonts w:ascii="Consolas" w:hAnsi="Consolas" w:eastAsia="Consolas"/>
-          <w:b w:val="0"/>
-          <w:sz w:val="21"/>
-        </w:rPr>
-        <w:t>MoveImageForm\bin\Release\</w:t>
-      </w:r>
-      <w:r>
-        <w:rPr>
-          <w:rFonts w:ascii="宋体" w:hAnsi="宋体" w:eastAsia="宋体"/>
-          <w:b w:val="0"/>
-          <w:sz w:val="22"/>
-        </w:rPr>
-        <w:t xml:space="preserve"> 复制，与既有版本目录结构一致）</w:t>
-      </w:r>
-    </w:p>
-    <w:p>
-      <w:pPr>
-        <w:spacing w:after="80"/>
-      </w:pPr>
-      <w:r>
-        <w:rPr>
-          <w:rFonts w:ascii="宋体" w:hAnsi="宋体" w:eastAsia="宋体"/>
-          <w:b w:val="0"/>
-          <w:sz w:val="22"/>
-        </w:rPr>
-        <w:t xml:space="preserve">3. </w:t>
-      </w:r>
-      <w:r>
-        <w:rPr>
-          <w:rFonts w:ascii="Consolas" w:hAnsi="Consolas" w:eastAsia="Consolas"/>
-          <w:b w:val="0"/>
-          <w:sz w:val="21"/>
-        </w:rPr>
-        <w:t>version.json</w:t>
-      </w:r>
-      <w:r>
-        <w:rPr>
-          <w:rFonts w:ascii="宋体" w:hAnsi="宋体" w:eastAsia="宋体"/>
-          <w:b w:val="0"/>
-          <w:sz w:val="22"/>
-        </w:rPr>
-        <w:t xml:space="preserve"> 增加 1.0.6 条目、</w:t>
-      </w:r>
-      <w:r>
-        <w:rPr>
-          <w:rFonts w:ascii="Consolas" w:hAnsi="Consolas" w:eastAsia="Consolas"/>
-          <w:b w:val="0"/>
-          <w:sz w:val="21"/>
-        </w:rPr>
-        <w:t>latest</w:t>
-      </w:r>
-      <w:r>
-        <w:rPr>
-          <w:rFonts w:ascii="宋体" w:hAnsi="宋体" w:eastAsia="宋体"/>
-          <w:b w:val="0"/>
-          <w:sz w:val="22"/>
-        </w:rPr>
-        <w:t xml:space="preserve"> 改 1.0.6（</w:t>
-      </w:r>
+        <w:t xml:space="preserve"> 恢复（按现有 update.bat 备份结构），启动确认回到旧版</w:t>
+      </w:r>
+    </w:p>
+    <w:p>
+      <w:pPr>
+        <w:spacing w:after="40"/>
+        <w:ind w:left="240"/>
+      </w:pPr>
       <w:r>
         <w:rPr>
           <w:rFonts w:ascii="宋体" w:hAnsi="宋体" w:eastAsia="宋体"/>
           <w:b/>
           <w:sz w:val="22"/>
         </w:rPr>
+        <w:t xml:space="preserve">☐ </w:t>
+      </w:r>
+      <w:r>
+        <w:rPr>
+          <w:rFonts w:ascii="宋体" w:hAnsi="宋体" w:eastAsia="宋体"/>
+          <w:b/>
+          <w:sz w:val="22"/>
+        </w:rPr>
+        <w:t>Step 5: Bootstrap 发布打包</w:t>
+      </w:r>
+    </w:p>
+    <w:p>
+      <w:pPr>
+        <w:spacing w:after="80"/>
+      </w:pPr>
+      <w:r>
+        <w:rPr>
+          <w:rFonts w:ascii="宋体" w:hAnsi="宋体" w:eastAsia="宋体"/>
+          <w:b w:val="0"/>
+          <w:sz w:val="22"/>
+        </w:rPr>
+        <w:t>按现有发布流程（Deploy-Server 目录即更新服务器内容）：</w:t>
+      </w:r>
+    </w:p>
+    <w:p>
+      <w:pPr>
+        <w:spacing w:after="80"/>
+      </w:pPr>
+      <w:r>
+        <w:rPr>
+          <w:rFonts w:ascii="宋体" w:hAnsi="宋体" w:eastAsia="宋体"/>
+          <w:b w:val="0"/>
+          <w:sz w:val="22"/>
+        </w:rPr>
+        <w:t>1. 编译 Release 两个项目</w:t>
+      </w:r>
+    </w:p>
+    <w:p>
+      <w:pPr>
+        <w:spacing w:after="80"/>
+      </w:pPr>
+      <w:r>
+        <w:rPr>
+          <w:rFonts w:ascii="宋体" w:hAnsi="宋体" w:eastAsia="宋体"/>
+          <w:b w:val="0"/>
+          <w:sz w:val="22"/>
+        </w:rPr>
+        <w:t xml:space="preserve">2. 新建 </w:t>
+      </w:r>
+      <w:r>
+        <w:rPr>
+          <w:rFonts w:ascii="Consolas" w:hAnsi="Consolas" w:eastAsia="Consolas"/>
+          <w:b w:val="0"/>
+          <w:sz w:val="21"/>
+        </w:rPr>
+        <w:t>Deploy-Server\versions\1.0.6\</w:t>
+      </w:r>
+      <w:r>
+        <w:rPr>
+          <w:rFonts w:ascii="宋体" w:hAnsi="宋体" w:eastAsia="宋体"/>
+          <w:b w:val="0"/>
+          <w:sz w:val="22"/>
+        </w:rPr>
+        <w:t xml:space="preserve">，放入 </w:t>
+      </w:r>
+      <w:r>
+        <w:rPr>
+          <w:rFonts w:ascii="Consolas" w:hAnsi="Consolas" w:eastAsia="Consolas"/>
+          <w:b w:val="0"/>
+          <w:sz w:val="21"/>
+        </w:rPr>
+        <w:t>Launcher.exe</w:t>
+      </w:r>
+      <w:r>
+        <w:rPr>
+          <w:rFonts w:ascii="宋体" w:hAnsi="宋体" w:eastAsia="宋体"/>
+          <w:b w:val="0"/>
+          <w:sz w:val="22"/>
+        </w:rPr>
+        <w:t>、</w:t>
+      </w:r>
+      <w:r>
+        <w:rPr>
+          <w:rFonts w:ascii="Consolas" w:hAnsi="Consolas" w:eastAsia="Consolas"/>
+          <w:b w:val="0"/>
+          <w:sz w:val="21"/>
+        </w:rPr>
+        <w:t>MoveImageForm.exe</w:t>
+      </w:r>
+      <w:r>
+        <w:rPr>
+          <w:rFonts w:ascii="宋体" w:hAnsi="宋体" w:eastAsia="宋体"/>
+          <w:b w:val="0"/>
+          <w:sz w:val="22"/>
+        </w:rPr>
+        <w:t xml:space="preserve"> 及全部 DLL（从 </w:t>
+      </w:r>
+      <w:r>
+        <w:rPr>
+          <w:rFonts w:ascii="Consolas" w:hAnsi="Consolas" w:eastAsia="Consolas"/>
+          <w:b w:val="0"/>
+          <w:sz w:val="21"/>
+        </w:rPr>
+        <w:t>Launcher\bin\Release\</w:t>
+      </w:r>
+      <w:r>
+        <w:rPr>
+          <w:rFonts w:ascii="宋体" w:hAnsi="宋体" w:eastAsia="宋体"/>
+          <w:b w:val="0"/>
+          <w:sz w:val="22"/>
+        </w:rPr>
+        <w:t xml:space="preserve"> 与 </w:t>
+      </w:r>
+      <w:r>
+        <w:rPr>
+          <w:rFonts w:ascii="Consolas" w:hAnsi="Consolas" w:eastAsia="Consolas"/>
+          <w:b w:val="0"/>
+          <w:sz w:val="21"/>
+        </w:rPr>
+        <w:t>MoveImageForm\bin\Release\</w:t>
+      </w:r>
+      <w:r>
+        <w:rPr>
+          <w:rFonts w:ascii="宋体" w:hAnsi="宋体" w:eastAsia="宋体"/>
+          <w:b w:val="0"/>
+          <w:sz w:val="22"/>
+        </w:rPr>
+        <w:t xml:space="preserve"> 复制，与既有版本目录结构一致）</w:t>
+      </w:r>
+    </w:p>
+    <w:p>
+      <w:pPr>
+        <w:spacing w:after="80"/>
+      </w:pPr>
+      <w:r>
+        <w:rPr>
+          <w:rFonts w:ascii="宋体" w:hAnsi="宋体" w:eastAsia="宋体"/>
+          <w:b w:val="0"/>
+          <w:sz w:val="22"/>
+        </w:rPr>
+        <w:t xml:space="preserve">3. </w:t>
+      </w:r>
+      <w:r>
+        <w:rPr>
+          <w:rFonts w:ascii="Consolas" w:hAnsi="Consolas" w:eastAsia="Consolas"/>
+          <w:b w:val="0"/>
+          <w:sz w:val="21"/>
+        </w:rPr>
+        <w:t>version.json</w:t>
+      </w:r>
+      <w:r>
+        <w:rPr>
+          <w:rFonts w:ascii="宋体" w:hAnsi="宋体" w:eastAsia="宋体"/>
+          <w:b w:val="0"/>
+          <w:sz w:val="22"/>
+        </w:rPr>
+        <w:t xml:space="preserve"> 增加 1.0.6 条目、</w:t>
+      </w:r>
+      <w:r>
+        <w:rPr>
+          <w:rFonts w:ascii="Consolas" w:hAnsi="Consolas" w:eastAsia="Consolas"/>
+          <w:b w:val="0"/>
+          <w:sz w:val="21"/>
+        </w:rPr>
+        <w:t>latest</w:t>
+      </w:r>
+      <w:r>
+        <w:rPr>
+          <w:rFonts w:ascii="宋体" w:hAnsi="宋体" w:eastAsia="宋体"/>
+          <w:b w:val="0"/>
+          <w:sz w:val="22"/>
+        </w:rPr>
+        <w:t xml:space="preserve"> 改 1.0.6（</w:t>
+      </w:r>
+      <w:r>
+        <w:rPr>
+          <w:rFonts w:ascii="宋体" w:hAnsi="宋体" w:eastAsia="宋体"/>
+          <w:b/>
+          <w:sz w:val="22"/>
+        </w:rPr>
         <w:t>不加 gray 字段</w:t>
       </w:r>
       <w:r>
@@ -12774,7 +14791,23 @@
           <w:b w:val="0"/>
           <w:sz w:val="22"/>
         </w:rPr>
-        <w:t>4. 全量推送到所有机器 → 确认全部升级到 1.0.6 且功能正常（含心跳默认禁用）</w:t>
+        <w:t>4. 打包产物提交后，推送到真实服务器 + 确认全部机器升级到 1.0.6 且功能正常（含心跳默认禁用）为</w:t>
+      </w:r>
+      <w:r>
+        <w:rPr>
+          <w:rFonts w:ascii="宋体" w:hAnsi="宋体" w:eastAsia="宋体"/>
+          <w:b/>
+          <w:sz w:val="22"/>
+        </w:rPr>
+        <w:t>上内网后验收项</w:t>
+      </w:r>
+      <w:r>
+        <w:rPr>
+          <w:rFonts w:ascii="宋体" w:hAnsi="宋体" w:eastAsia="宋体"/>
+          <w:b w:val="0"/>
+          <w:sz w:val="22"/>
+        </w:rPr>
+        <w:t>（见附）</w:t>
       </w:r>
     </w:p>
     <w:p>
@@ -13413,6 +15446,302 @@
                 <w:sz w:val="20"/>
               </w:rPr>
               <w:t>Task 6</w:t>
+            </w:r>
+          </w:p>
+        </w:tc>
+      </w:tr>
+      <w:tr>
+        <w:tc>
+          <w:tcPr>
+            <w:tcW w:type="dxa" w:w="2880"/>
+          </w:tcPr>
+          <w:p>
+            <w:r/>
+            <w:r>
+              <w:rPr>
+                <w:rFonts w:ascii="宋体" w:hAnsi="宋体" w:eastAsia="宋体"/>
+                <w:b w:val="0"/>
+                <w:sz w:val="20"/>
+              </w:rPr>
+              <w:t>无内网环境完整演练</w:t>
+            </w:r>
+          </w:p>
+        </w:tc>
+        <w:tc>
+          <w:tcPr>
+            <w:tcW w:type="dxa" w:w="2880"/>
+          </w:tcPr>
+          <w:p>
+            <w:r/>
+            <w:r>
+              <w:rPr>
+                <w:rFonts w:ascii="宋体" w:hAnsi="宋体" w:eastAsia="宋体"/>
+                <w:b w:val="0"/>
+                <w:sz w:val="20"/>
+              </w:rPr>
+              <w:t>本地目录模拟 SMB 服务器（纯文件 IO 依据）跑通灰度/推进/全量/回滚</w:t>
+            </w:r>
+          </w:p>
+        </w:tc>
+        <w:tc>
+          <w:tcPr>
+            <w:tcW w:type="dxa" w:w="2880"/>
+          </w:tcPr>
+          <w:p>
+            <w:r/>
+            <w:r>
+              <w:rPr>
+                <w:rFonts w:ascii="宋体" w:hAnsi="宋体" w:eastAsia="宋体"/>
+                <w:b w:val="0"/>
+                <w:sz w:val="20"/>
+              </w:rPr>
+              <w:t>Task 0 / Task 6</w:t>
+            </w:r>
+          </w:p>
+        </w:tc>
+      </w:tr>
+    </w:tbl>
+    <w:p/>
+    <w:p>
+      <w:pPr>
+        <w:pStyle w:val="Heading2"/>
+      </w:pPr>
+      <w:r>
+        <w:rPr>
+          <w:rFonts w:ascii="微软雅黑" w:hAnsi="微软雅黑" w:eastAsia="微软雅黑"/>
+          <w:b/>
+          <w:sz w:val="30"/>
+        </w:rPr>
+        <w:t>附：上内网后验收清单（无内网期间推迟项）</w:t>
+      </w:r>
+    </w:p>
+    <w:tbl>
+      <w:tblPr>
+        <w:tblStyle w:val="TableGrid"/>
+        <w:tblW w:type="auto" w:w="0"/>
+        <w:jc w:val="center"/>
+        <w:tblLook w:firstColumn="1" w:firstRow="1" w:lastColumn="0" w:lastRow="0" w:noHBand="0" w:noVBand="1" w:val="04A0"/>
+      </w:tblPr>
+      <w:tblGrid>
+        <w:gridCol w:w="4320"/>
+        <w:gridCol w:w="4320"/>
+      </w:tblGrid>
+      <w:tr>
+        <w:tc>
+          <w:tcPr>
+            <w:tcW w:type="dxa" w:w="4320"/>
+          </w:tcPr>
+          <w:p>
+            <w:r/>
+            <w:r>
+              <w:rPr>
+                <w:rFonts w:ascii="宋体" w:hAnsi="宋体" w:eastAsia="宋体"/>
+                <w:b/>
+                <w:sz w:val="20"/>
+              </w:rPr>
+              <w:t>项目</w:t>
+            </w:r>
+          </w:p>
+        </w:tc>
+        <w:tc>
+          <w:tcPr>
+            <w:tcW w:type="dxa" w:w="4320"/>
+          </w:tcPr>
+          <w:p>
+            <w:r/>
+            <w:r>
+              <w:rPr>
+                <w:rFonts w:ascii="宋体" w:hAnsi="宋体" w:eastAsia="宋体"/>
+                <w:b/>
+                <w:sz w:val="20"/>
+              </w:rPr>
+              <w:t>验证内容</w:t>
+            </w:r>
+          </w:p>
+        </w:tc>
+      </w:tr>
+      <w:tr>
+        <w:tc>
+          <w:tcPr>
+            <w:tcW w:type="dxa" w:w="4320"/>
+          </w:tcPr>
+          <w:p>
+            <w:r/>
+            <w:r>
+              <w:rPr>
+                <w:rFonts w:ascii="宋体" w:hAnsi="宋体" w:eastAsia="宋体"/>
+                <w:b w:val="0"/>
+                <w:sz w:val="20"/>
+              </w:rPr>
+              <w:t>心跳真实传输</w:t>
+            </w:r>
+          </w:p>
+        </w:tc>
+        <w:tc>
+          <w:tcPr>
+            <w:tcW w:type="dxa" w:w="4320"/>
+          </w:tcPr>
+          <w:p>
+            <w:r/>
+            <w:r>
+              <w:rPr>
+                <w:rFonts w:ascii="宋体" w:hAnsi="宋体" w:eastAsia="宋体"/>
+                <w:b w:val="0"/>
+                <w:sz w:val="20"/>
+              </w:rPr>
+              <w:t xml:space="preserve">配置 HeartbeatProfile 指向真实测试 SFTP/S3 → 远程出现 </w:t>
+            </w:r>
+            <w:r>
+              <w:rPr>
+                <w:rFonts w:ascii="Consolas" w:hAnsi="Consolas" w:eastAsia="Consolas"/>
+                <w:b w:val="0"/>
+                <w:sz w:val="19"/>
+              </w:rPr>
+              <w:t>heartbeat\&lt;机器ID&gt;.json</w:t>
+            </w:r>
+            <w:r>
+              <w:rPr>
+                <w:rFonts w:ascii="宋体" w:hAnsi="宋体" w:eastAsia="宋体"/>
+                <w:b w:val="0"/>
+                <w:sz w:val="20"/>
+              </w:rPr>
+              <w:t>，内容含 hostname/version/grayStatus</w:t>
+            </w:r>
+          </w:p>
+        </w:tc>
+      </w:tr>
+      <w:tr>
+        <w:tc>
+          <w:tcPr>
+            <w:tcW w:type="dxa" w:w="4320"/>
+          </w:tcPr>
+          <w:p>
+            <w:r/>
+            <w:r>
+              <w:rPr>
+                <w:rFonts w:ascii="宋体" w:hAnsi="宋体" w:eastAsia="宋体"/>
+                <w:b w:val="0"/>
+                <w:sz w:val="20"/>
+              </w:rPr>
+              <w:t>心跳周期上报</w:t>
+            </w:r>
+          </w:p>
+        </w:tc>
+        <w:tc>
+          <w:tcPr>
+            <w:tcW w:type="dxa" w:w="4320"/>
+          </w:tcPr>
+          <w:p>
+            <w:r/>
+            <w:r>
+              <w:rPr>
+                <w:rFonts w:ascii="宋体" w:hAnsi="宋体" w:eastAsia="宋体"/>
+                <w:b w:val="0"/>
+                <w:sz w:val="20"/>
+              </w:rPr>
+              <w:t>24h 后再次上报（或临时调小 HeartbeatIntervalHours 验证 Timer 触发）</w:t>
+            </w:r>
+          </w:p>
+        </w:tc>
+      </w:tr>
+      <w:tr>
+        <w:tc>
+          <w:tcPr>
+            <w:tcW w:type="dxa" w:w="4320"/>
+          </w:tcPr>
+          <w:p>
+            <w:r/>
+            <w:r>
+              <w:rPr>
+                <w:rFonts w:ascii="宋体" w:hAnsi="宋体" w:eastAsia="宋体"/>
+                <w:b w:val="0"/>
+                <w:sz w:val="20"/>
+              </w:rPr>
+              <w:t>heartbeat-summary.ps1</w:t>
+            </w:r>
+          </w:p>
+        </w:tc>
+        <w:tc>
+          <w:tcPr>
+            <w:tcW w:type="dxa" w:w="4320"/>
+          </w:tcPr>
+          <w:p>
+            <w:r/>
+            <w:r>
+              <w:rPr>
+                <w:rFonts w:ascii="宋体" w:hAnsi="宋体" w:eastAsia="宋体"/>
+                <w:b w:val="0"/>
+                <w:sz w:val="20"/>
+              </w:rPr>
+              <w:t>对真实心跳目录跑汇总脚本，版本/灰度状态/未上报统计正确</w:t>
+            </w:r>
+          </w:p>
+        </w:tc>
+      </w:tr>
+      <w:tr>
+        <w:tc>
+          <w:tcPr>
+            <w:tcW w:type="dxa" w:w="4320"/>
+          </w:tcPr>
+          <w:p>
+            <w:r/>
+            <w:r>
+              <w:rPr>
+                <w:rFonts w:ascii="宋体" w:hAnsi="宋体" w:eastAsia="宋体"/>
+                <w:b w:val="0"/>
+                <w:sz w:val="20"/>
+              </w:rPr>
+              <w:t>真实 SMB 更新</w:t>
+            </w:r>
+          </w:p>
+        </w:tc>
+        <w:tc>
+          <w:tcPr>
+            <w:tcW w:type="dxa" w:w="4320"/>
+          </w:tcPr>
+          <w:p>
+            <w:r/>
+            <w:r>
+              <w:rPr>
+                <w:rFonts w:ascii="宋体" w:hAnsi="宋体" w:eastAsia="宋体"/>
+                <w:b w:val="0"/>
+                <w:sz w:val="20"/>
+              </w:rPr>
+              <w:t>UpdateServerPath 指向真实共享，走一次普通更新（SMB 只读账号环境）</w:t>
+            </w:r>
+          </w:p>
+        </w:tc>
+      </w:tr>
+      <w:tr>
+        <w:tc>
+          <w:tcPr>
+            <w:tcW w:type="dxa" w:w="4320"/>
+          </w:tcPr>
+          <w:p>
+            <w:r/>
+            <w:r>
+              <w:rPr>
+                <w:rFonts w:ascii="宋体" w:hAnsi="宋体" w:eastAsia="宋体"/>
+                <w:b w:val="0"/>
+                <w:sz w:val="20"/>
+              </w:rPr>
+              <w:t>灰度上线演练</w:t>
+            </w:r>
+          </w:p>
+        </w:tc>
+        <w:tc>
+          <w:tcPr>
+            <w:tcW w:type="dxa" w:w="4320"/>
+          </w:tcPr>
+          <w:p>
+            <w:r/>
+            <w:r>
+              <w:rPr>
+                <w:rFonts w:ascii="宋体" w:hAnsi="宋体" w:eastAsia="宋体"/>
+                <w:b w:val="0"/>
+                <w:sz w:val="20"/>
+              </w:rPr>
+              <w:t>在真实环境按 Task 5 文档执行一次灰度发布 → 推进 → 全量（或回滚）</w:t>
             </w:r>
           </w:p>
         </w:tc>
